--- a/downloads/student/ai-2-week-05.docx
+++ b/downloads/student/ai-2-week-05.docx
@@ -2039,6 +2039,16 @@
     <w:p>
       <w:r>
         <w:t>Do not run an intentionally unbounded loop in class; trace a finite prefix to inspect the defect safely.</w:t>
+      </w:r>
+    </w:p>
+    <w:p>
+      <w:r>
+        <w:t>Read the labelled picture: Why is report 0 correct for the original loop, and why is equality-only stopping risky here?</w:t>
+      </w:r>
+    </w:p>
+    <w:p>
+      <w:r>
+        <w:t>Change one thing: Replace count&gt;3 with count!=3. Predict the result before checking the explanation. What remains the same?</w:t>
       </w:r>
     </w:p>
     <w:p>
@@ -4112,6 +4122,187 @@
     <w:p>
       <w:r>
         <w:t>Attempt the independent case before hints. Record whether you worked alone, used a hint or followed a model. After feedback, fix the first unsupported step and explain why it changed. A later check uses a changed case, not a copied answer.</w:t>
+      </w:r>
+    </w:p>
+    <w:p>
+      <w:pPr>
+        <w:pStyle w:val="Heading1"/>
+      </w:pPr>
+      <w:r>
+        <w:t>15. Your lesson route</w:t>
+      </w:r>
+    </w:p>
+    <w:p>
+      <w:r>
+        <w:t>Start with this question: A fictional counter starts at 12 and decreases while above a boundary.</w:t>
+      </w:r>
+    </w:p>
+    <w:tbl>
+      <w:tblPr>
+        <w:tblStyle w:val="LightShading-Accent1"/>
+        <w:tblW w:type="auto" w:w="0"/>
+        <w:tblLook w:firstColumn="1" w:firstRow="1" w:lastColumn="0" w:lastRow="0" w:noHBand="0" w:noVBand="1" w:val="04A0"/>
+      </w:tblPr>
+      <w:tblGrid>
+        <w:gridCol w:w="5112"/>
+        <w:gridCol w:w="5112"/>
+      </w:tblGrid>
+      <w:tr>
+        <w:trPr>
+          <w:tblHeader/>
+        </w:trPr>
+        <w:tc>
+          <w:tcPr>
+            <w:tcW w:type="dxa" w:w="5112"/>
+          </w:tcPr>
+          <w:p>
+            <w:r>
+              <w:t>By the end, I can</w:t>
+            </w:r>
+          </w:p>
+        </w:tc>
+        <w:tc>
+          <w:tcPr>
+            <w:tcW w:type="dxa" w:w="5112"/>
+          </w:tcPr>
+          <w:p>
+            <w:r>
+              <w:t>How I will show it</w:t>
+            </w:r>
+          </w:p>
+        </w:tc>
+      </w:tr>
+      <w:tr>
+        <w:tc>
+          <w:tcPr>
+            <w:tcW w:type="dxa" w:w="5112"/>
+          </w:tcPr>
+          <w:p>
+            <w:r>
+              <w:t>Trace variable values before and after each loop iteration</w:t>
+            </w:r>
+          </w:p>
+        </w:tc>
+        <w:tc>
+          <w:tcPr>
+            <w:tcW w:type="dxa" w:w="5112"/>
+          </w:tcPr>
+          <w:p>
+            <w:r>
+              <w:t>Explain the deciding step, show a trace or test, and state one limit.</w:t>
+            </w:r>
+          </w:p>
+        </w:tc>
+      </w:tr>
+      <w:tr>
+        <w:tc>
+          <w:tcPr>
+            <w:tcW w:type="dxa" w:w="5112"/>
+          </w:tcPr>
+          <w:p>
+            <w:r>
+              <w:t>Use the excluded stop value in range correctly</w:t>
+            </w:r>
+          </w:p>
+        </w:tc>
+        <w:tc>
+          <w:tcPr>
+            <w:tcW w:type="dxa" w:w="5112"/>
+          </w:tcPr>
+          <w:p>
+            <w:r>
+              <w:t>Explain the deciding step, show a trace or test, and state one limit.</w:t>
+            </w:r>
+          </w:p>
+        </w:tc>
+      </w:tr>
+      <w:tr>
+        <w:tc>
+          <w:tcPr>
+            <w:tcW w:type="dxa" w:w="5112"/>
+          </w:tcPr>
+          <w:p>
+            <w:r>
+              <w:t>Explain initialization and test zero one and several iterations</w:t>
+            </w:r>
+          </w:p>
+        </w:tc>
+        <w:tc>
+          <w:tcPr>
+            <w:tcW w:type="dxa" w:w="5112"/>
+          </w:tcPr>
+          <w:p>
+            <w:r>
+              <w:t>Explain the deciding step, show a trace or test, and state one limit.</w:t>
+            </w:r>
+          </w:p>
+        </w:tc>
+      </w:tr>
+    </w:tbl>
+    <w:p>
+      <w:r>
+        <w:t>Remember → watch and explain → try with help → investigate → try independently → keep project evidence. Your teacher may spread this lesson across several classes.</w:t>
+      </w:r>
+    </w:p>
+    <w:p>
+      <w:r>
+        <w:t>Keep your first prediction. Compare it with what the evidence shows and explain any change.</w:t>
+      </w:r>
+    </w:p>
+    <w:p>
+      <w:pPr>
+        <w:pStyle w:val="Heading1"/>
+      </w:pPr>
+      <w:r>
+        <w:t>16. Finish and return</w:t>
+      </w:r>
+    </w:p>
+    <w:p>
+      <w:r>
+        <w:t>Close your notes. Explain this goal in your own words: Trace variable values before and after each loop iteration</w:t>
+      </w:r>
+    </w:p>
+    <w:p>
+      <w:pPr>
+        <w:pStyle w:val="Heading3"/>
+      </w:pPr>
+      <w:r>
+        <w:t>My deciding step, evidence and one remaining question</w:t>
+      </w:r>
+    </w:p>
+    <w:p>
+      <w:r>
+        <w:t>________________________________________________________________</w:t>
+      </w:r>
+    </w:p>
+    <w:p>
+      <w:r>
+        <w:t>________________________________________________________________</w:t>
+      </w:r>
+    </w:p>
+    <w:p>
+      <w:r>
+        <w:t>________________________________________________________________</w:t>
+      </w:r>
+    </w:p>
+    <w:p>
+      <w:r>
+        <w:t>________________________________________________________________</w:t>
+      </w:r>
+    </w:p>
+    <w:p>
+      <w:r>
+        <w:t>________________________________________________________________</w:t>
+      </w:r>
+    </w:p>
+    <w:p>
+      <w:r>
+        <w:t>If you are unsure, return to the worked picture and explain one arrow. If you are ready, change an input or assumption and justify your prediction.</w:t>
+      </w:r>
+    </w:p>
+    <w:p>
+      <w:r>
+        <w:t>Save your workbook evidence. At the next review, try a different case before opening your old answer.</w:t>
       </w:r>
     </w:p>
     <w:sectPr>

--- a/downloads/student/ai-2-week-05.docx
+++ b/downloads/student/ai-2-week-05.docx
@@ -4303,6 +4303,215 @@
     <w:p>
       <w:r>
         <w:t>Save your workbook evidence. At the next review, try a different case before opening your old answer.</w:t>
+      </w:r>
+    </w:p>
+    <w:p>
+      <w:pPr>
+        <w:pStyle w:val="Heading1"/>
+      </w:pPr>
+      <w:r>
+        <w:t>17. Supported practice, repair and portfolio</w:t>
+      </w:r>
+    </w:p>
+    <w:p>
+      <w:r>
+        <w:t>Use this supported practice once, in the browser or on paper. Keep the reserved independent assessment for a separate first attempt before teacher feedback.</w:t>
+      </w:r>
+    </w:p>
+    <w:p>
+      <w:r>
+        <w:t>A fictional counter starts at 12 and decreases while above a boundary.</w:t>
+      </w:r>
+    </w:p>
+    <w:p>
+      <w:pPr>
+        <w:pStyle w:val="Heading3"/>
+      </w:pPr>
+      <w:r>
+        <w:t>Practice 1: explain the deciding evidence</w:t>
+      </w:r>
+    </w:p>
+    <w:p>
+      <w:r>
+        <w:t>Which labelled step matches this detail? 0&gt;3 is false; report 0 after three updates.</w:t>
+      </w:r>
+    </w:p>
+    <w:p>
+      <w:r>
+        <w:t>1. Next check</w:t>
+      </w:r>
+    </w:p>
+    <w:p>
+      <w:r>
+        <w:t>2. Final update</w:t>
+      </w:r>
+    </w:p>
+    <w:p>
+      <w:r>
+        <w:t>3. Stop</w:t>
+      </w:r>
+    </w:p>
+    <w:p>
+      <w:r>
+        <w:t>4. Initial check</w:t>
+      </w:r>
+    </w:p>
+    <w:p>
+      <w:pPr>
+        <w:pStyle w:val="Heading3"/>
+      </w:pPr>
+      <w:r>
+        <w:t>My selected conclusion, deciding fact and explanation</w:t>
+      </w:r>
+    </w:p>
+    <w:p>
+      <w:r>
+        <w:t>________________________________________________________________</w:t>
+      </w:r>
+    </w:p>
+    <w:p>
+      <w:r>
+        <w:t>________________________________________________________________</w:t>
+      </w:r>
+    </w:p>
+    <w:p>
+      <w:r>
+        <w:t>________________________________________________________________</w:t>
+      </w:r>
+    </w:p>
+    <w:p>
+      <w:r>
+        <w:t>________________________________________________________________</w:t>
+      </w:r>
+    </w:p>
+    <w:p>
+      <w:r>
+        <w:t>________________________________________________________________</w:t>
+      </w:r>
+    </w:p>
+    <w:p>
+      <w:r>
+        <w:t>Hint if needed: Read the steps in the pictorial case. Match the supplied detail to the stage that performs or records it.</w:t>
+      </w:r>
+    </w:p>
+    <w:p>
+      <w:r>
+        <w:t>After your attempt, compare with the supported explanation: Stop 0&gt;3 is false; report 0 after three updates. The condition does not promise the counter ends exactly at 3. Subtractions can cross the boundary. The count strictly decreases, so the below-or-equal stopping region is eventually reached from this start. A condition requiring exact equality can be unsafe when repeated updates skip that value.</w:t>
+      </w:r>
+    </w:p>
+    <w:p>
+      <w:pPr>
+        <w:pStyle w:val="Heading3"/>
+      </w:pPr>
+      <w:r>
+        <w:t>Practice 2: explain the deciding evidence</w:t>
+      </w:r>
+    </w:p>
+    <w:p>
+      <w:r>
+        <w:t>Changed-case practice: Replace count&gt;3 with count!=3. Which conclusion is supported by the supplied facts?</w:t>
+      </w:r>
+    </w:p>
+    <w:p>
+      <w:r>
+        <w:t>1. We can decide the result without examining the changed input or the procedure.</w:t>
+      </w:r>
+    </w:p>
+    <w:p>
+      <w:r>
+        <w:t>2. From 12, the loop never reaches 3 and does not terminate in this toy model.</w:t>
+      </w:r>
+    </w:p>
+    <w:p>
+      <w:r>
+        <w:t>3. This one example guarantees correct results for every future input.</w:t>
+      </w:r>
+    </w:p>
+    <w:p>
+      <w:pPr>
+        <w:pStyle w:val="Heading3"/>
+      </w:pPr>
+      <w:r>
+        <w:t>My selected conclusion, deciding fact and explanation</w:t>
+      </w:r>
+    </w:p>
+    <w:p>
+      <w:r>
+        <w:t>________________________________________________________________</w:t>
+      </w:r>
+    </w:p>
+    <w:p>
+      <w:r>
+        <w:t>________________________________________________________________</w:t>
+      </w:r>
+    </w:p>
+    <w:p>
+      <w:r>
+        <w:t>________________________________________________________________</w:t>
+      </w:r>
+    </w:p>
+    <w:p>
+      <w:r>
+        <w:t>________________________________________________________________</w:t>
+      </w:r>
+    </w:p>
+    <w:p>
+      <w:r>
+        <w:t>________________________________________________________________</w:t>
+      </w:r>
+    </w:p>
+    <w:p>
+      <w:r>
+        <w:t>Hint if needed: Use the changed condition and the deciding step in the pictorial trace. The answer must say what follows from those facts.</w:t>
+      </w:r>
+    </w:p>
+    <w:p>
+      <w:r>
+        <w:t>After your attempt, compare with the supported explanation: From 12, the loop never reaches 3 and does not terminate in this toy model. 12,8,4,0,−4,… are multiples of 4; none equals 3.</w:t>
+      </w:r>
+    </w:p>
+    <w:p>
+      <w:pPr>
+        <w:pStyle w:val="Heading3"/>
+      </w:pPr>
+      <w:r>
+        <w:t>Repair a missing building block</w:t>
+      </w:r>
+    </w:p>
+    <w:p>
+      <w:r>
+        <w:t>Review Trace Tables (ai-2/4). Goal: Trace variable values before and after each loop iteration. Short practice: Move print inside the original loop. What sequence is displayed?. Return to this week and explain what you changed.</w:t>
+      </w:r>
+    </w:p>
+    <w:p>
+      <w:r>
+        <w:t>Review Decompose a Goal (ai-2/2). Goal: Distinguish a function definition from a function call. Short practice: What happens visibly if the caller stores needed but omits print(needed)?. Return to this week and explain what you changed.</w:t>
+      </w:r>
+    </w:p>
+    <w:p>
+      <w:pPr>
+        <w:pStyle w:val="Heading3"/>
+      </w:pPr>
+      <w:r>
+        <w:t>Predict, run and debug</w:t>
+      </w:r>
+    </w:p>
+    <w:p>
+      <w:r>
+        <w:t>The browser lab lets you edit the supported Python examples already included in this lesson. Predict first, run, inspect the actual output or error, change one input, then run again. Keep code, predictions, actual results and a reasoned revision together. On paper, label your result as a trace rather than an execution.</w:t>
+      </w:r>
+    </w:p>
+    <w:p>
+      <w:pPr>
+        <w:pStyle w:val="Heading3"/>
+      </w:pPr>
+      <w:r>
+        <w:t>Keep your completed work</w:t>
+      </w:r>
+    </w:p>
+    <w:p>
+      <w:r>
+        <w:t>Use Download completed work in the hosted lesson to export your answers, reflections, practice feedback and code-run evidence. Open the HTML copy to read or print it. Drafts stay in this browser when storage is available; clear drafts on a shared device.</w:t>
       </w:r>
     </w:p>
     <w:sectPr>

--- a/downloads/student/ai-2-week-05.docx
+++ b/downloads/student/ai-2-week-05.docx
@@ -42,6 +42,11 @@
       </w:r>
     </w:p>
     <w:p>
+      <w:r>
+        <w:t>Start with the target: Trace variable values before and after each loop iteration. Try the recall before opening notes.</w:t>
+      </w:r>
+    </w:p>
+    <w:p>
       <w:pPr>
         <w:pStyle w:val="Heading3"/>
       </w:pPr>
@@ -50,18 +55,84 @@
       </w:r>
     </w:p>
     <w:p>
-      <w:r>
-        <w:t>I can trace variable values before and after each loop iteration.</w:t>
-      </w:r>
-    </w:p>
-    <w:p>
-      <w:r>
+      <w:pPr>
+        <w:spacing w:line="336" w:lineRule="auto" w:after="180"/>
+      </w:pPr>
+      <w:r>
+        <w:rPr>
+          <w:b w:val="0"/>
+        </w:rPr>
+        <w:t xml:space="preserve">I can trace variable values before and after each </w:t>
+      </w:r>
+      <w:r>
+        <w:rPr>
+          <w:b/>
+        </w:rPr>
+        <w:t>loop</w:t>
+      </w:r>
+      <w:r>
+        <w:rPr>
+          <w:b w:val="0"/>
+        </w:rPr>
+        <w:t xml:space="preserve"> </w:t>
+      </w:r>
+      <w:r>
+        <w:rPr>
+          <w:b/>
+        </w:rPr>
+        <w:t>iteration</w:t>
+      </w:r>
+      <w:r>
+        <w:rPr>
+          <w:b w:val="0"/>
+        </w:rPr>
+        <w:t>.</w:t>
+      </w:r>
+    </w:p>
+    <w:p>
+      <w:pPr>
+        <w:spacing w:line="336" w:lineRule="auto" w:after="180"/>
+      </w:pPr>
+      <w:r>
+        <w:rPr>
+          <w:b w:val="0"/>
+        </w:rPr>
         <w:t>I can use the excluded stop value in range correctly.</w:t>
       </w:r>
     </w:p>
     <w:p>
-      <w:r>
-        <w:t>I can explain initialization and test zero one and several iterations.</w:t>
+      <w:pPr>
+        <w:spacing w:line="336" w:lineRule="auto" w:after="180"/>
+      </w:pPr>
+      <w:r>
+        <w:rPr>
+          <w:b w:val="0"/>
+        </w:rPr>
+        <w:t xml:space="preserve">I can explain </w:t>
+      </w:r>
+      <w:r>
+        <w:rPr>
+          <w:b/>
+        </w:rPr>
+        <w:t>initialization</w:t>
+      </w:r>
+      <w:r>
+        <w:rPr>
+          <w:b w:val="0"/>
+        </w:rPr>
+        <w:t xml:space="preserve"> and test zero one and several </w:t>
+      </w:r>
+      <w:r>
+        <w:rPr>
+          <w:b/>
+        </w:rPr>
+        <w:t>iteration</w:t>
+      </w:r>
+      <w:r>
+        <w:rPr>
+          <w:b w:val="0"/>
+        </w:rPr>
+        <w:t>s.</w:t>
       </w:r>
     </w:p>
     <w:p>
@@ -73,33 +144,129 @@
       </w:r>
     </w:p>
     <w:p>
-      <w:r>
+      <w:pPr>
+        <w:spacing w:line="336" w:lineRule="auto" w:after="180"/>
+      </w:pPr>
+      <w:r>
+        <w:rPr>
+          <w:b w:val="0"/>
+        </w:rPr>
         <w:t>Close your notes first. A rough first answer helps us choose the right starting point; it is not a score for your ability.</w:t>
       </w:r>
     </w:p>
     <w:p>
-      <w:r>
-        <w:t>Without opening the old lesson, explain one key idea from Trace Tables. Give an example and a mistake that the idea helps you avoid.</w:t>
-      </w:r>
-    </w:p>
-    <w:p>
-      <w:r>
+      <w:pPr>
+        <w:spacing w:line="336" w:lineRule="auto" w:after="180"/>
+      </w:pPr>
+      <w:r>
+        <w:rPr>
+          <w:b w:val="0"/>
+        </w:rPr>
+        <w:t xml:space="preserve">Without opening the old lesson, explain one key idea from </w:t>
+      </w:r>
+      <w:r>
+        <w:rPr>
+          <w:b/>
+        </w:rPr>
+        <w:t>Trace Table</w:t>
+      </w:r>
+      <w:r>
+        <w:rPr>
+          <w:b w:val="0"/>
+        </w:rPr>
+        <w:t>s. Give an example and a mistake that the idea helps you avoid.</w:t>
+      </w:r>
+    </w:p>
+    <w:p>
+      <w:pPr>
+        <w:spacing w:line="336" w:lineRule="auto" w:after="180"/>
+      </w:pPr>
+      <w:r>
+        <w:rPr>
+          <w:b w:val="0"/>
+        </w:rPr>
         <w:t>Without opening the old lesson, explain one key idea from Decompose a Goal. Give an example and a mistake that the idea helps you avoid.</w:t>
       </w:r>
     </w:p>
     <w:p>
-      <w:r>
-        <w:t>After trying, check the relevant lesson or ask your teacher. Change the part of your explanation that the evidence shows was wrong.</w:t>
-      </w:r>
-    </w:p>
-    <w:p>
-      <w:r>
-        <w:t>Week 5: Loops and Stopping</w:t>
-      </w:r>
-    </w:p>
-    <w:p>
-      <w:r>
-        <w:t>Useful repetition needs a clear update and stopping rule.</w:t>
+      <w:pPr>
+        <w:spacing w:line="336" w:lineRule="auto" w:after="180"/>
+      </w:pPr>
+      <w:r>
+        <w:rPr>
+          <w:b w:val="0"/>
+        </w:rPr>
+        <w:t xml:space="preserve">After trying, check the relevant lesson or ask your teacher. Change the part of your explanation that the </w:t>
+      </w:r>
+      <w:r>
+        <w:rPr>
+          <w:b/>
+        </w:rPr>
+        <w:t>evidence</w:t>
+      </w:r>
+      <w:r>
+        <w:rPr>
+          <w:b w:val="0"/>
+        </w:rPr>
+        <w:t xml:space="preserve"> shows was wrong.</w:t>
+      </w:r>
+    </w:p>
+    <w:p>
+      <w:pPr>
+        <w:spacing w:line="336" w:lineRule="auto" w:after="180"/>
+      </w:pPr>
+      <w:r>
+        <w:rPr>
+          <w:b w:val="0"/>
+        </w:rPr>
+        <w:t xml:space="preserve">Week 5: </w:t>
+      </w:r>
+      <w:r>
+        <w:rPr>
+          <w:b/>
+        </w:rPr>
+        <w:t>Loop</w:t>
+      </w:r>
+      <w:r>
+        <w:rPr>
+          <w:b w:val="0"/>
+        </w:rPr>
+        <w:t>s and Stopping</w:t>
+      </w:r>
+    </w:p>
+    <w:p>
+      <w:pPr>
+        <w:spacing w:line="336" w:lineRule="auto" w:after="180"/>
+      </w:pPr>
+      <w:r>
+        <w:rPr>
+          <w:b w:val="0"/>
+        </w:rPr>
+        <w:t xml:space="preserve">Useful repetition needs a clear </w:t>
+      </w:r>
+      <w:r>
+        <w:rPr>
+          <w:b/>
+        </w:rPr>
+        <w:t>update</w:t>
+      </w:r>
+      <w:r>
+        <w:rPr>
+          <w:b w:val="0"/>
+        </w:rPr>
+        <w:t xml:space="preserve"> and </w:t>
+      </w:r>
+      <w:r>
+        <w:rPr>
+          <w:b/>
+        </w:rPr>
+        <w:t>stopping rule</w:t>
+      </w:r>
+      <w:r>
+        <w:rPr>
+          <w:b w:val="0"/>
+        </w:rPr>
+        <w:t>.</w:t>
       </w:r>
     </w:p>
     <w:p>
@@ -139,17 +306,59 @@
       </w:r>
     </w:p>
     <w:p>
-      <w:r>
+      <w:pPr>
+        <w:spacing w:line="336" w:lineRule="auto" w:after="180"/>
+      </w:pPr>
+      <w:r>
+        <w:rPr>
+          <w:b/>
+        </w:rPr>
         <w:t>THINKER MISSION</w:t>
       </w:r>
     </w:p>
     <w:p>
-      <w:r>
-        <w:t>Predict loop counts; repair one infinite loop.</w:t>
-      </w:r>
-    </w:p>
-    <w:p>
-      <w:r>
+      <w:pPr>
+        <w:spacing w:line="336" w:lineRule="auto" w:after="180"/>
+      </w:pPr>
+      <w:r>
+        <w:rPr>
+          <w:b w:val="0"/>
+        </w:rPr>
+        <w:t xml:space="preserve">Predict </w:t>
+      </w:r>
+      <w:r>
+        <w:rPr>
+          <w:b/>
+        </w:rPr>
+        <w:t>loop</w:t>
+      </w:r>
+      <w:r>
+        <w:rPr>
+          <w:b w:val="0"/>
+        </w:rPr>
+        <w:t xml:space="preserve"> counts; repair one </w:t>
+      </w:r>
+      <w:r>
+        <w:rPr>
+          <w:b/>
+        </w:rPr>
+        <w:t>infinite loop</w:t>
+      </w:r>
+      <w:r>
+        <w:rPr>
+          <w:b w:val="0"/>
+        </w:rPr>
+        <w:t>.</w:t>
+      </w:r>
+    </w:p>
+    <w:p>
+      <w:pPr>
+        <w:spacing w:line="336" w:lineRule="auto" w:after="180"/>
+      </w:pPr>
+      <w:r>
+        <w:rPr>
+          <w:b w:val="0"/>
+        </w:rPr>
         <w:t>Thinker name and date:</w:t>
       </w:r>
     </w:p>
@@ -195,7 +404,14 @@
       </w:r>
     </w:p>
     <w:p>
-      <w:r>
+      <w:pPr>
+        <w:spacing w:line="336" w:lineRule="auto" w:after="180"/>
+        <w:shd w:fill="F5F1FB"/>
+      </w:pPr>
+      <w:r>
+        <w:rPr>
+          <w:b w:val="0"/>
+        </w:rPr>
         <w:t>Starting with total = 2, what does total = total + 3 store?</w:t>
       </w:r>
     </w:p>
@@ -208,8 +424,38 @@
       </w:r>
     </w:p>
     <w:p>
-      <w:r>
-        <w:t>By the end, I can trace a while-loop and recognise when its update cannot satisfy the stopping test.</w:t>
+      <w:pPr>
+        <w:spacing w:line="336" w:lineRule="auto" w:after="180"/>
+      </w:pPr>
+      <w:r>
+        <w:rPr>
+          <w:b w:val="0"/>
+        </w:rPr>
+        <w:t>By the end, I can trace a while-</w:t>
+      </w:r>
+      <w:r>
+        <w:rPr>
+          <w:b/>
+        </w:rPr>
+        <w:t>loop</w:t>
+      </w:r>
+      <w:r>
+        <w:rPr>
+          <w:b w:val="0"/>
+        </w:rPr>
+        <w:t xml:space="preserve"> and recognise when its </w:t>
+      </w:r>
+      <w:r>
+        <w:rPr>
+          <w:b/>
+        </w:rPr>
+        <w:t>update</w:t>
+      </w:r>
+      <w:r>
+        <w:rPr>
+          <w:b w:val="0"/>
+        </w:rPr>
+        <w:t xml:space="preserve"> cannot satisfy the stopping test.</w:t>
       </w:r>
     </w:p>
     <w:p>
@@ -222,17 +468,52 @@
     </w:p>
     <w:p>
       <w:r>
+        <w:t>Investigate the supplied Loops and Stopping case. Separate observations, given facts and assumptions before choosing an explanation.</w:t>
+      </w:r>
+    </w:p>
+    <w:p>
+      <w:pPr>
+        <w:spacing w:line="336" w:lineRule="auto" w:after="180"/>
+      </w:pPr>
+      <w:r>
+        <w:rPr>
+          <w:b/>
+        </w:rPr>
         <w:t>PICTURE STORY</w:t>
       </w:r>
     </w:p>
     <w:p>
-      <w:r>
+      <w:pPr>
+        <w:spacing w:line="336" w:lineRule="auto" w:after="180"/>
+      </w:pPr>
+      <w:r>
+        <w:rPr>
+          <w:b w:val="0"/>
+        </w:rPr>
         <w:t>Notice → Predict → Explain</w:t>
       </w:r>
     </w:p>
     <w:p>
-      <w:r>
-        <w:t>Begin with visible evidence. Do not explain more than the picture and information support.</w:t>
+      <w:pPr>
+        <w:spacing w:line="336" w:lineRule="auto" w:after="180"/>
+      </w:pPr>
+      <w:r>
+        <w:rPr>
+          <w:b w:val="0"/>
+        </w:rPr>
+        <w:t xml:space="preserve">Begin with visible </w:t>
+      </w:r>
+      <w:r>
+        <w:rPr>
+          <w:b/>
+        </w:rPr>
+        <w:t>evidence</w:t>
+      </w:r>
+      <w:r>
+        <w:rPr>
+          <w:b w:val="0"/>
+        </w:rPr>
+        <w:t>. Do not explain more than the picture and information support.</w:t>
       </w:r>
     </w:p>
     <w:p>
@@ -272,18 +553,82 @@
       </w:r>
     </w:p>
     <w:p>
-      <w:r>
+      <w:pPr>
+        <w:pStyle w:val="Heading3"/>
+      </w:pPr>
+      <w:r>
+        <w:t>Start with this puzzle</w:t>
+      </w:r>
+    </w:p>
+    <w:p>
+      <w:pPr>
+        <w:spacing w:line="336" w:lineRule="auto" w:after="180"/>
+        <w:shd w:fill="F1F6FC"/>
+      </w:pPr>
+      <w:r>
+        <w:rPr>
+          <w:b w:val="0"/>
+        </w:rPr>
         <w:t>MYSTERY</w:t>
       </w:r>
     </w:p>
     <w:p>
-      <w:r>
-        <w:t>The learners must use loops and stopping to solve a problem. What information do they have? What decision or calculation do they make? What would count as evidence that it worked?</w:t>
-      </w:r>
-    </w:p>
-    <w:p>
-      <w:r>
-        <w:t>Three observations (what you can point to):</w:t>
+      <w:pPr>
+        <w:spacing w:line="336" w:lineRule="auto" w:after="180"/>
+        <w:shd w:fill="F5F1FB"/>
+      </w:pPr>
+      <w:r>
+        <w:rPr>
+          <w:b w:val="0"/>
+        </w:rPr>
+        <w:t xml:space="preserve">The learners must use </w:t>
+      </w:r>
+      <w:r>
+        <w:rPr>
+          <w:b/>
+        </w:rPr>
+        <w:t>loop</w:t>
+      </w:r>
+      <w:r>
+        <w:rPr>
+          <w:b w:val="0"/>
+        </w:rPr>
+        <w:t xml:space="preserve">s and stopping to solve a problem. What information do they have? What decision or calculation do they make? What would count as </w:t>
+      </w:r>
+      <w:r>
+        <w:rPr>
+          <w:b/>
+        </w:rPr>
+        <w:t>evidence</w:t>
+      </w:r>
+      <w:r>
+        <w:rPr>
+          <w:b w:val="0"/>
+        </w:rPr>
+        <w:t xml:space="preserve"> that it worked?</w:t>
+      </w:r>
+    </w:p>
+    <w:p>
+      <w:pPr>
+        <w:spacing w:line="336" w:lineRule="auto" w:after="180"/>
+      </w:pPr>
+      <w:r>
+        <w:rPr>
+          <w:b w:val="0"/>
+        </w:rPr>
+        <w:t xml:space="preserve">Three </w:t>
+      </w:r>
+      <w:r>
+        <w:rPr>
+          <w:b/>
+        </w:rPr>
+        <w:t>observation</w:t>
+      </w:r>
+      <w:r>
+        <w:rPr>
+          <w:b w:val="0"/>
+        </w:rPr>
+        <w:t>s (what you can point to):</w:t>
       </w:r>
     </w:p>
     <w:p>
@@ -320,8 +665,26 @@
       </w:r>
     </w:p>
     <w:p>
-      <w:r>
-        <w:t>My prediction and the clue supporting it:</w:t>
+      <w:pPr>
+        <w:spacing w:line="336" w:lineRule="auto" w:after="180"/>
+      </w:pPr>
+      <w:r>
+        <w:rPr>
+          <w:b w:val="0"/>
+        </w:rPr>
+        <w:t xml:space="preserve">My </w:t>
+      </w:r>
+      <w:r>
+        <w:rPr>
+          <w:b/>
+        </w:rPr>
+        <w:t>prediction</w:t>
+      </w:r>
+      <w:r>
+        <w:rPr>
+          <w:b w:val="0"/>
+        </w:rPr>
+        <w:t xml:space="preserve"> and the clue supporting it:</w:t>
       </w:r>
     </w:p>
     <w:p>
@@ -366,13 +729,71 @@
       </w:r>
     </w:p>
     <w:p>
-      <w:r>
-        <w:t>Imagine adding numbered counters: first 1, then 2, then 3. A loop can repeat the same addition with a different number each time. This week you will predict each change before running a short Python script. Tracing repeated calculations prepares you to inspect the data processing used in larger AI applications.</w:t>
-      </w:r>
-    </w:p>
-    <w:p>
-      <w:r>
-        <w:t>In for turn in range(1, 4), Python supplies 1, 2 and 3 in order. The start is included and the stop is excluded. The indented body runs once for each supplied value. The colon and four-space indentation mark that body. This lesson uses integer range values with the default positive step of 1.</w:t>
+      <w:pPr>
+        <w:spacing w:line="336" w:lineRule="auto" w:after="180"/>
+      </w:pPr>
+      <w:r>
+        <w:rPr>
+          <w:b w:val="0"/>
+        </w:rPr>
+        <w:t xml:space="preserve">Imagine adding numbered counters: first 1, then 2, then 3. A </w:t>
+      </w:r>
+      <w:r>
+        <w:rPr>
+          <w:b/>
+        </w:rPr>
+        <w:t>loop</w:t>
+      </w:r>
+      <w:r>
+        <w:rPr>
+          <w:b w:val="0"/>
+        </w:rPr>
+        <w:t xml:space="preserve"> can repeat the same addition with a different number each time. This week you will predict each change before running a short Python script.</w:t>
+      </w:r>
+    </w:p>
+    <w:p>
+      <w:pPr>
+        <w:spacing w:line="336" w:lineRule="auto" w:after="180"/>
+      </w:pPr>
+      <w:r>
+        <w:rPr>
+          <w:b w:val="0"/>
+        </w:rPr>
+        <w:t xml:space="preserve">Tracing repeated calculations prepares you to inspect the data </w:t>
+      </w:r>
+      <w:r>
+        <w:rPr>
+          <w:b/>
+        </w:rPr>
+        <w:t>process</w:t>
+      </w:r>
+      <w:r>
+        <w:rPr>
+          <w:b w:val="0"/>
+        </w:rPr>
+        <w:t>ing used in larger AI applications.</w:t>
+      </w:r>
+    </w:p>
+    <w:p>
+      <w:pPr>
+        <w:spacing w:line="336" w:lineRule="auto" w:after="180"/>
+      </w:pPr>
+      <w:r>
+        <w:rPr>
+          <w:b w:val="0"/>
+        </w:rPr>
+        <w:t>In for turn in range(1, 4), Python supplies 1, 2 and 3 in order. The start is included and the stop is excluded. The indented body runs once for each supplied value. The colon and four-space indentation mark that body.</w:t>
+      </w:r>
+    </w:p>
+    <w:p>
+      <w:pPr>
+        <w:spacing w:line="336" w:lineRule="auto" w:after="180"/>
+      </w:pPr>
+      <w:r>
+        <w:rPr>
+          <w:b w:val="0"/>
+        </w:rPr>
+        <w:t>This lesson uses integer range values with the default positive step of 1.</w:t>
       </w:r>
     </w:p>
     <w:p>
@@ -385,16 +806,69 @@
     </w:p>
     <w:p>
       <w:r>
-        <w:t>VISUAL MECHANISM</w:t>
-      </w:r>
-    </w:p>
-    <w:p>
-      <w:r>
-        <w:t>Input → Process → Output</w:t>
-      </w:r>
-    </w:p>
-    <w:p>
-      <w:r>
+        <w:t>Follow the mechanism for Loops and Stopping. Connect each labelled input, deciding step and result.</w:t>
+      </w:r>
+    </w:p>
+    <w:p>
+      <w:pPr>
+        <w:spacing w:line="336" w:lineRule="auto" w:after="180"/>
+      </w:pPr>
+      <w:r>
+        <w:rPr>
+          <w:b/>
+        </w:rPr>
+        <w:t xml:space="preserve">VISUAL </w:t>
+      </w:r>
+      <w:r>
+        <w:rPr>
+          <w:b/>
+        </w:rPr>
+        <w:t>MECHANISM</w:t>
+      </w:r>
+    </w:p>
+    <w:p>
+      <w:pPr>
+        <w:spacing w:line="336" w:lineRule="auto" w:after="180"/>
+      </w:pPr>
+      <w:r>
+        <w:rPr>
+          <w:b/>
+        </w:rPr>
+        <w:t>Input</w:t>
+      </w:r>
+      <w:r>
+        <w:rPr>
+          <w:b w:val="0"/>
+        </w:rPr>
+        <w:t xml:space="preserve"> → </w:t>
+      </w:r>
+      <w:r>
+        <w:rPr>
+          <w:b/>
+        </w:rPr>
+        <w:t>Process</w:t>
+      </w:r>
+      <w:r>
+        <w:rPr>
+          <w:b w:val="0"/>
+        </w:rPr>
+        <w:t xml:space="preserve"> → </w:t>
+      </w:r>
+      <w:r>
+        <w:rPr>
+          <w:b/>
+        </w:rPr>
+        <w:t>Output</w:t>
+      </w:r>
+    </w:p>
+    <w:p>
+      <w:pPr>
+        <w:spacing w:line="336" w:lineRule="auto" w:after="180"/>
+      </w:pPr>
+      <w:r>
+        <w:rPr>
+          <w:b w:val="0"/>
+        </w:rPr>
         <w:t>Trace the information. At each stage, ask what changed and how you could test it.</w:t>
       </w:r>
     </w:p>
@@ -435,7 +909,13 @@
       </w:r>
     </w:p>
     <w:p>
-      <w:r>
+      <w:pPr>
+        <w:spacing w:line="336" w:lineRule="auto" w:after="180"/>
+      </w:pPr>
+      <w:r>
+        <w:rPr>
+          <w:b w:val="0"/>
+        </w:rPr>
         <w:t>↓</w:t>
       </w:r>
     </w:p>
@@ -476,7 +956,13 @@
       </w:r>
     </w:p>
     <w:p>
-      <w:r>
+      <w:pPr>
+        <w:spacing w:line="336" w:lineRule="auto" w:after="180"/>
+      </w:pPr>
+      <w:r>
+        <w:rPr>
+          <w:b w:val="0"/>
+        </w:rPr>
         <w:t>↓</w:t>
       </w:r>
     </w:p>
@@ -517,7 +1003,13 @@
       </w:r>
     </w:p>
     <w:p>
-      <w:r>
+      <w:pPr>
+        <w:spacing w:line="336" w:lineRule="auto" w:after="180"/>
+      </w:pPr>
+      <w:r>
+        <w:rPr>
+          <w:b w:val="0"/>
+        </w:rPr>
         <w:t>Which stage could fail even when the other two are correct? Explain:</w:t>
       </w:r>
     </w:p>
@@ -734,8 +1226,61 @@
       </w:r>
     </w:p>
     <w:p>
-      <w:r>
-        <w:t>The output is 6. Before the first iteration, total is 0. Each assignment reads the previous total and adds the current turn. After turn 3, the range is exhausted, so execution continues after the loop. The table records state; it does not create extra instructions.</w:t>
+      <w:pPr>
+        <w:spacing w:line="336" w:lineRule="auto" w:after="180"/>
+      </w:pPr>
+      <w:r>
+        <w:rPr>
+          <w:b w:val="0"/>
+        </w:rPr>
+        <w:t xml:space="preserve">The </w:t>
+      </w:r>
+      <w:r>
+        <w:rPr>
+          <w:b/>
+        </w:rPr>
+        <w:t>output</w:t>
+      </w:r>
+      <w:r>
+        <w:rPr>
+          <w:b w:val="0"/>
+        </w:rPr>
+        <w:t xml:space="preserve"> is 6. Before the first </w:t>
+      </w:r>
+      <w:r>
+        <w:rPr>
+          <w:b/>
+        </w:rPr>
+        <w:t>iteration</w:t>
+      </w:r>
+      <w:r>
+        <w:rPr>
+          <w:b w:val="0"/>
+        </w:rPr>
+        <w:t xml:space="preserve">, total is 0. Each assignment reads the previous total and adds the current turn. After turn 3, the range is exhausted, so execution continues after the </w:t>
+      </w:r>
+      <w:r>
+        <w:rPr>
+          <w:b/>
+        </w:rPr>
+        <w:t>loop</w:t>
+      </w:r>
+      <w:r>
+        <w:rPr>
+          <w:b w:val="0"/>
+        </w:rPr>
+        <w:t>.</w:t>
+      </w:r>
+    </w:p>
+    <w:p>
+      <w:pPr>
+        <w:spacing w:line="336" w:lineRule="auto" w:after="180"/>
+      </w:pPr>
+      <w:r>
+        <w:rPr>
+          <w:b w:val="0"/>
+        </w:rPr>
+        <w:t>The table records state; it does not create extra instructions.</w:t>
       </w:r>
     </w:p>
     <w:p>
@@ -747,8 +1292,26 @@
       </w:r>
     </w:p>
     <w:p>
-      <w:r>
-        <w:t>Point to the input, the deciding step and the result in this week’s visual. Explain the same step in ordinary words. A picture helps when you can say what each part represents.</w:t>
+      <w:pPr>
+        <w:spacing w:line="336" w:lineRule="auto" w:after="180"/>
+      </w:pPr>
+      <w:r>
+        <w:rPr>
+          <w:b w:val="0"/>
+        </w:rPr>
+        <w:t xml:space="preserve">Point to the </w:t>
+      </w:r>
+      <w:r>
+        <w:rPr>
+          <w:b/>
+        </w:rPr>
+        <w:t>input</w:t>
+      </w:r>
+      <w:r>
+        <w:rPr>
+          <w:b w:val="0"/>
+        </w:rPr>
+        <w:t>, the deciding step and the result in this week’s visual. Explain the same step in ordinary words. A picture helps when you can say what each part represents.</w:t>
       </w:r>
     </w:p>
     <w:p>
@@ -761,16 +1324,54 @@
     </w:p>
     <w:p>
       <w:r>
+        <w:t>Compare the supplied cases for Loops and Stopping. Identify the detail that changes the conclusion.</w:t>
+      </w:r>
+    </w:p>
+    <w:p>
+      <w:pPr>
+        <w:pStyle w:val="Heading3"/>
+      </w:pPr>
+      <w:r>
+        <w:t>The case to investigate</w:t>
+      </w:r>
+    </w:p>
+    <w:p>
+      <w:pPr>
+        <w:spacing w:line="336" w:lineRule="auto" w:after="180"/>
+        <w:shd w:fill="F1F6FC"/>
+      </w:pPr>
+      <w:r>
+        <w:rPr>
+          <w:b w:val="0"/>
+        </w:rPr>
         <w:t>CASE GALLERY</w:t>
       </w:r>
     </w:p>
     <w:p>
-      <w:r>
-        <w:t>Four Tests, Four Kinds of Evidence</w:t>
-      </w:r>
-    </w:p>
-    <w:p>
-      <w:r>
+      <w:pPr>
+        <w:spacing w:line="336" w:lineRule="auto" w:after="180"/>
+      </w:pPr>
+      <w:r>
+        <w:rPr>
+          <w:b w:val="0"/>
+        </w:rPr>
+        <w:t xml:space="preserve">Four Tests, Four Kinds of </w:t>
+      </w:r>
+      <w:r>
+        <w:rPr>
+          <w:b/>
+        </w:rPr>
+        <w:t>Evidence</w:t>
+      </w:r>
+    </w:p>
+    <w:p>
+      <w:pPr>
+        <w:spacing w:line="336" w:lineRule="auto" w:after="180"/>
+      </w:pPr>
+      <w:r>
+        <w:rPr>
+          <w:b w:val="0"/>
+        </w:rPr>
         <w:t>A system is not understood until it survives more than one comfortable example.</w:t>
       </w:r>
     </w:p>
@@ -847,8 +1448,47 @@
       </w:r>
     </w:p>
     <w:p>
-      <w:r>
-        <w:t>NORMAL CASE: predict and name evidence.     BOUNDARY CASE: predict and name evidence.</w:t>
+      <w:pPr>
+        <w:pStyle w:val="Heading3"/>
+      </w:pPr>
+      <w:r>
+        <w:t>The normal case</w:t>
+      </w:r>
+    </w:p>
+    <w:p>
+      <w:pPr>
+        <w:spacing w:line="336" w:lineRule="auto" w:after="180"/>
+        <w:shd w:fill="F1F6FC"/>
+      </w:pPr>
+      <w:r>
+        <w:rPr>
+          <w:b w:val="0"/>
+        </w:rPr>
+        <w:t xml:space="preserve">NORMAL CASE: predict and name </w:t>
+      </w:r>
+      <w:r>
+        <w:rPr>
+          <w:b/>
+        </w:rPr>
+        <w:t>evidence</w:t>
+      </w:r>
+      <w:r>
+        <w:rPr>
+          <w:b w:val="0"/>
+        </w:rPr>
+        <w:t xml:space="preserve">.     BOUNDARY CASE: predict and name </w:t>
+      </w:r>
+      <w:r>
+        <w:rPr>
+          <w:b/>
+        </w:rPr>
+        <w:t>evidence</w:t>
+      </w:r>
+      <w:r>
+        <w:rPr>
+          <w:b w:val="0"/>
+        </w:rPr>
+        <w:t>.</w:t>
       </w:r>
     </w:p>
     <w:p>
@@ -924,12 +1564,58 @@
       </w:r>
     </w:p>
     <w:p>
-      <w:r>
-        <w:t>MISSING INFORMATION: predict and name evidence.     TRANSFER CASE: predict and name evidence.</w:t>
-      </w:r>
-    </w:p>
-    <w:p>
-      <w:r>
+      <w:pPr>
+        <w:pStyle w:val="Heading3"/>
+      </w:pPr>
+      <w:r>
+        <w:t>Check missing information</w:t>
+      </w:r>
+    </w:p>
+    <w:p>
+      <w:pPr>
+        <w:spacing w:line="336" w:lineRule="auto" w:after="180"/>
+        <w:shd w:fill="FFF5E6"/>
+      </w:pPr>
+      <w:r>
+        <w:rPr>
+          <w:b w:val="0"/>
+        </w:rPr>
+        <w:t xml:space="preserve">MISSING INFORMATION: predict and name </w:t>
+      </w:r>
+      <w:r>
+        <w:rPr>
+          <w:b/>
+        </w:rPr>
+        <w:t>evidence</w:t>
+      </w:r>
+      <w:r>
+        <w:rPr>
+          <w:b w:val="0"/>
+        </w:rPr>
+        <w:t xml:space="preserve">.     TRANSFER CASE: predict and name </w:t>
+      </w:r>
+      <w:r>
+        <w:rPr>
+          <w:b/>
+        </w:rPr>
+        <w:t>evidence</w:t>
+      </w:r>
+      <w:r>
+        <w:rPr>
+          <w:b w:val="0"/>
+        </w:rPr>
+        <w:t>.</w:t>
+      </w:r>
+    </w:p>
+    <w:p>
+      <w:pPr>
+        <w:spacing w:line="336" w:lineRule="auto" w:after="180"/>
+        <w:shd w:fill="F5F1FB"/>
+      </w:pPr>
+      <w:r>
+        <w:rPr>
+          <w:b w:val="0"/>
+        </w:rPr>
         <w:t>Which case is most likely to reveal a hidden assumption? Why?</w:t>
       </w:r>
     </w:p>
@@ -975,17 +1661,80 @@
       </w:r>
     </w:p>
     <w:p>
-      <w:r>
+      <w:pPr>
+        <w:pStyle w:val="Heading3"/>
+      </w:pPr>
+      <w:r>
+        <w:t>Change one thing</w:t>
+      </w:r>
+    </w:p>
+    <w:p>
+      <w:pPr>
+        <w:spacing w:line="336" w:lineRule="auto" w:after="180"/>
+        <w:shd w:fill="F5F1FB"/>
+      </w:pPr>
+      <w:r>
+        <w:rPr>
+          <w:b w:val="0"/>
+        </w:rPr>
         <w:t>Change: Replace count&gt;3 with count!=3.</w:t>
       </w:r>
     </w:p>
     <w:p>
-      <w:r>
-        <w:t>Prediction: From 12, the loop never reaches 3 and does not terminate in this toy model.</w:t>
-      </w:r>
-    </w:p>
-    <w:p>
-      <w:r>
+      <w:pPr>
+        <w:pStyle w:val="Heading3"/>
+      </w:pPr>
+      <w:r>
+        <w:t>Predicted result</w:t>
+      </w:r>
+    </w:p>
+    <w:p>
+      <w:pPr>
+        <w:spacing w:line="336" w:lineRule="auto" w:after="180"/>
+        <w:shd w:fill="F1F6FC"/>
+      </w:pPr>
+      <w:r>
+        <w:rPr>
+          <w:b/>
+        </w:rPr>
+        <w:t>Prediction</w:t>
+      </w:r>
+      <w:r>
+        <w:rPr>
+          <w:b w:val="0"/>
+        </w:rPr>
+        <w:t xml:space="preserve">: From 12, the </w:t>
+      </w:r>
+      <w:r>
+        <w:rPr>
+          <w:b/>
+        </w:rPr>
+        <w:t>loop</w:t>
+      </w:r>
+      <w:r>
+        <w:rPr>
+          <w:b w:val="0"/>
+        </w:rPr>
+        <w:t xml:space="preserve"> never reaches 3 and does not terminate in this toy model.</w:t>
+      </w:r>
+    </w:p>
+    <w:p>
+      <w:pPr>
+        <w:pStyle w:val="Heading3"/>
+      </w:pPr>
+      <w:r>
+        <w:t>Why the result follows</w:t>
+      </w:r>
+    </w:p>
+    <w:p>
+      <w:pPr>
+        <w:spacing w:line="336" w:lineRule="auto" w:after="180"/>
+        <w:shd w:fill="F1F6FC"/>
+      </w:pPr>
+      <w:r>
+        <w:rPr>
+          <w:b w:val="0"/>
+        </w:rPr>
         <w:t>Reason: 12,8,4,0,−4,… are multiples of 4; none equals 3.</w:t>
       </w:r>
     </w:p>
@@ -999,16 +1748,39 @@
     </w:p>
     <w:p>
       <w:r>
+        <w:t>Use the vocabulary of Loops and Stopping to explain a concrete decision, rather than only memorising definitions.</w:t>
+      </w:r>
+    </w:p>
+    <w:p>
+      <w:pPr>
+        <w:spacing w:line="336" w:lineRule="auto" w:after="180"/>
+      </w:pPr>
+      <w:r>
+        <w:rPr>
+          <w:b/>
+        </w:rPr>
         <w:t>VOCABULARY LAB</w:t>
       </w:r>
     </w:p>
     <w:p>
-      <w:r>
+      <w:pPr>
+        <w:spacing w:line="336" w:lineRule="auto" w:after="180"/>
+      </w:pPr>
+      <w:r>
+        <w:rPr>
+          <w:b w:val="0"/>
+        </w:rPr>
         <w:t>Words You Can Use to Reason</w:t>
       </w:r>
     </w:p>
     <w:p>
-      <w:r>
+      <w:pPr>
+        <w:spacing w:line="336" w:lineRule="auto" w:after="180"/>
+      </w:pPr>
+      <w:r>
+        <w:rPr>
+          <w:b w:val="0"/>
+        </w:rPr>
         <w:t>A definition matters when you can recognize the idea, use it, and contrast it with a near-miss.</w:t>
       </w:r>
     </w:p>
@@ -1465,17 +2237,58 @@
     </w:p>
     <w:p>
       <w:r>
-        <w:t>WORKED EVIDENCE</w:t>
-      </w:r>
-    </w:p>
-    <w:p>
-      <w:r>
+        <w:t>Follow the worked trace for Loops and Stopping, predict a step, then compare with its explanation.</w:t>
+      </w:r>
+    </w:p>
+    <w:p>
+      <w:pPr>
+        <w:spacing w:line="336" w:lineRule="auto" w:after="180"/>
+      </w:pPr>
+      <w:r>
+        <w:rPr>
+          <w:b/>
+        </w:rPr>
+        <w:t xml:space="preserve">WORKED </w:t>
+      </w:r>
+      <w:r>
+        <w:rPr>
+          <w:b/>
+        </w:rPr>
+        <w:t>EVIDENCE</w:t>
+      </w:r>
+    </w:p>
+    <w:p>
+      <w:pPr>
+        <w:spacing w:line="336" w:lineRule="auto" w:after="180"/>
+      </w:pPr>
+      <w:r>
+        <w:rPr>
+          <w:b w:val="0"/>
+        </w:rPr>
         <w:t>Reason Step by Step</w:t>
       </w:r>
     </w:p>
     <w:p>
-      <w:r>
-        <w:t>Predict first. Then check each step. A correct answer without visible reasoning is incomplete evidence.</w:t>
+      <w:pPr>
+        <w:spacing w:line="336" w:lineRule="auto" w:after="180"/>
+      </w:pPr>
+      <w:r>
+        <w:rPr>
+          <w:b w:val="0"/>
+        </w:rPr>
+        <w:t xml:space="preserve">Predict first. Then check each step. A correct answer without visible reasoning is incomplete </w:t>
+      </w:r>
+      <w:r>
+        <w:rPr>
+          <w:b/>
+        </w:rPr>
+        <w:t>evidence</w:t>
+      </w:r>
+      <w:r>
+        <w:rPr>
+          <w:b w:val="0"/>
+        </w:rPr>
+        <w:t>.</w:t>
       </w:r>
     </w:p>
     <w:p>
@@ -1515,27 +2328,73 @@
       </w:r>
     </w:p>
     <w:p>
-      <w:r>
+      <w:pPr>
+        <w:spacing w:line="336" w:lineRule="auto" w:after="180"/>
+        <w:shd w:fill="F4F9FC"/>
+      </w:pPr>
+      <w:r>
+        <w:rPr>
+          <w:b w:val="0"/>
+        </w:rPr>
         <w:t>1. Start count = 0.</w:t>
       </w:r>
     </w:p>
     <w:p>
-      <w:r>
+      <w:pPr>
+        <w:spacing w:line="336" w:lineRule="auto" w:after="180"/>
+        <w:shd w:fill="F4F9FC"/>
+      </w:pPr>
+      <w:r>
+        <w:rPr>
+          <w:b w:val="0"/>
+        </w:rPr>
         <w:t>2. Repeat while count &lt; 4: show a card; count = count + 1.</w:t>
       </w:r>
     </w:p>
     <w:p>
-      <w:r>
-        <w:t>3. The loop runs 4 times and stops when count becomes 4.</w:t>
-      </w:r>
-    </w:p>
-    <w:p>
-      <w:r>
+      <w:pPr>
+        <w:spacing w:line="336" w:lineRule="auto" w:after="180"/>
+        <w:shd w:fill="F4F9FC"/>
+      </w:pPr>
+      <w:r>
+        <w:rPr>
+          <w:b w:val="0"/>
+        </w:rPr>
+        <w:t xml:space="preserve">3. The </w:t>
+      </w:r>
+      <w:r>
+        <w:rPr>
+          <w:b/>
+        </w:rPr>
+        <w:t>loop</w:t>
+      </w:r>
+      <w:r>
+        <w:rPr>
+          <w:b w:val="0"/>
+        </w:rPr>
+        <w:t xml:space="preserve"> runs 4 times and stops when count becomes 4.</w:t>
+      </w:r>
+    </w:p>
+    <w:p>
+      <w:pPr>
+        <w:spacing w:line="336" w:lineRule="auto" w:after="180"/>
+        <w:shd w:fill="F4F9FC"/>
+      </w:pPr>
+      <w:r>
+        <w:rPr>
+          <w:b w:val="0"/>
+        </w:rPr>
         <w:t>4. If count never changes, the stopping condition never becomes false.</w:t>
       </w:r>
     </w:p>
     <w:p>
-      <w:r>
+      <w:pPr>
+        <w:spacing w:line="336" w:lineRule="auto" w:after="180"/>
+      </w:pPr>
+      <w:r>
+        <w:rPr>
+          <w:b w:val="0"/>
+        </w:rPr>
         <w:t>Recalculate, retrace, or restate the reasoning in your own representation:</w:t>
       </w:r>
     </w:p>
@@ -1573,8 +2432,27 @@
       </w:r>
     </w:p>
     <w:p>
-      <w:r>
-        <w:t>CHECK  Did the evidence answer the exact question? Did the total, path, or source record stay consistent?</w:t>
+      <w:pPr>
+        <w:spacing w:line="336" w:lineRule="auto" w:after="180"/>
+        <w:shd w:fill="F5F1FB"/>
+      </w:pPr>
+      <w:r>
+        <w:rPr>
+          <w:b w:val="0"/>
+        </w:rPr>
+        <w:t xml:space="preserve">CHECK  Did the </w:t>
+      </w:r>
+      <w:r>
+        <w:rPr>
+          <w:b/>
+        </w:rPr>
+        <w:t>evidence</w:t>
+      </w:r>
+      <w:r>
+        <w:rPr>
+          <w:b w:val="0"/>
+        </w:rPr>
+        <w:t xml:space="preserve"> answer the exact question? Did the total, path, or source record stay consistent?</w:t>
       </w:r>
     </w:p>
     <w:p>
@@ -1761,15 +2639,66 @@
       </w:tr>
     </w:tbl>
     <w:p>
-      <w:r>
-        <w:t>With one argument, range starts at zero. range(4) supplies four values but none is 4. If the worked script uses range(1, 1), the body never runs and the initialized total remains 0. Do not rely on a variable first assigned inside a loop: a zero-iteration run might never assign it.</w:t>
-      </w:r>
-    </w:p>
-    <w:p>
       <w:pPr>
         <w:pStyle w:val="Heading3"/>
       </w:pPr>
       <w:r>
+        <w:t>Worked explanation · Loops and Stopping</w:t>
+      </w:r>
+    </w:p>
+    <w:p>
+      <w:pPr>
+        <w:spacing w:line="336" w:lineRule="auto" w:after="180"/>
+        <w:shd w:fill="F1F6FC"/>
+      </w:pPr>
+      <w:r>
+        <w:rPr>
+          <w:b w:val="0"/>
+        </w:rPr>
+        <w:t>With one argument, range starts at zero. range(4) supplies four values but none is 4. If the worked script uses range(1, 1), the body never runs and the initialized total remains 0.</w:t>
+      </w:r>
+    </w:p>
+    <w:p>
+      <w:pPr>
+        <w:spacing w:line="336" w:lineRule="auto" w:after="180"/>
+        <w:shd w:fill="F1F6FC"/>
+      </w:pPr>
+      <w:r>
+        <w:rPr>
+          <w:b w:val="0"/>
+        </w:rPr>
+        <w:t xml:space="preserve">Do not rely on a variable first assigned inside a </w:t>
+      </w:r>
+      <w:r>
+        <w:rPr>
+          <w:b/>
+        </w:rPr>
+        <w:t>loop</w:t>
+      </w:r>
+      <w:r>
+        <w:rPr>
+          <w:b w:val="0"/>
+        </w:rPr>
+        <w:t>: a zero-</w:t>
+      </w:r>
+      <w:r>
+        <w:rPr>
+          <w:b/>
+        </w:rPr>
+        <w:t>iteration</w:t>
+      </w:r>
+      <w:r>
+        <w:rPr>
+          <w:b w:val="0"/>
+        </w:rPr>
+        <w:t xml:space="preserve"> run might never assign it.</w:t>
+      </w:r>
+    </w:p>
+    <w:p>
+      <w:pPr>
+        <w:pStyle w:val="Heading3"/>
+      </w:pPr>
+      <w:r>
         <w:t>Replace range(1, 4) with range(1, 3) in the worked script. Predict the supplied values and final total. What stop value is needed to include 3?</w:t>
       </w:r>
     </w:p>
@@ -1807,7 +2736,13 @@
       </w:r>
     </w:p>
     <w:p>
-      <w:r>
+      <w:pPr>
+        <w:spacing w:line="336" w:lineRule="auto" w:after="180"/>
+      </w:pPr>
+      <w:r>
+        <w:rPr>
+          <w:b w:val="0"/>
+        </w:rPr>
         <w:t>Cover the result before checking it. Say what is given, choose the procedure, and follow one step at a time. Then uncover the result and explain your first mismatch. Ask why a step is allowed, not only what number it produces.</w:t>
       </w:r>
     </w:p>
@@ -1820,7 +2755,13 @@
       </w:r>
     </w:p>
     <w:p>
-      <w:r>
+      <w:pPr>
+        <w:spacing w:line="336" w:lineRule="auto" w:after="180"/>
+      </w:pPr>
+      <w:r>
+        <w:rPr>
+          <w:b w:val="0"/>
+        </w:rPr>
         <w:t>A fictional counter starts at 12 and decreases while above a boundary.</w:t>
       </w:r>
     </w:p>
@@ -1833,12 +2774,54 @@
       </w:r>
     </w:p>
     <w:p>
-      <w:r>
-        <w:t>Python: count=12; while count&gt;3: count=count-4; print after the loop.</w:t>
-      </w:r>
-    </w:p>
-    <w:p>
-      <w:r>
+      <w:pPr>
+        <w:pStyle w:val="Heading3"/>
+      </w:pPr>
+      <w:r>
+        <w:t>Supplied facts</w:t>
+      </w:r>
+    </w:p>
+    <w:p>
+      <w:pPr>
+        <w:spacing w:line="336" w:lineRule="auto" w:after="180"/>
+        <w:shd w:fill="F1F6FC"/>
+      </w:pPr>
+      <w:r>
+        <w:rPr>
+          <w:b w:val="0"/>
+        </w:rPr>
+        <w:t xml:space="preserve">Python: count=12; while count&gt;3: count=count-4; print after the </w:t>
+      </w:r>
+      <w:r>
+        <w:rPr>
+          <w:b/>
+        </w:rPr>
+        <w:t>loop</w:t>
+      </w:r>
+      <w:r>
+        <w:rPr>
+          <w:b w:val="0"/>
+        </w:rPr>
+        <w:t>.</w:t>
+      </w:r>
+    </w:p>
+    <w:p>
+      <w:pPr>
+        <w:pStyle w:val="Heading3"/>
+      </w:pPr>
+      <w:r>
+        <w:t>Supplied facts</w:t>
+      </w:r>
+    </w:p>
+    <w:p>
+      <w:pPr>
+        <w:spacing w:line="336" w:lineRule="auto" w:after="180"/>
+        <w:shd w:fill="F1F6FC"/>
+      </w:pPr>
+      <w:r>
+        <w:rPr>
+          <w:b w:val="0"/>
+        </w:rPr>
         <w:t>The condition is checked before each subtraction.</w:t>
       </w:r>
     </w:p>
@@ -2024,30 +3007,138 @@
       </w:r>
     </w:p>
     <w:p>
-      <w:r>
-        <w:t>The condition does not promise the counter ends exactly at 3. Subtractions can cross the boundary. The count strictly decreases, so the below-or-equal stopping region is eventually reached from this start. A condition requiring exact equality can be unsafe when repeated updates skip that value.</w:t>
-      </w:r>
-    </w:p>
-    <w:p>
       <w:pPr>
         <w:pStyle w:val="Heading3"/>
       </w:pPr>
       <w:r>
+        <w:t>Why the result follows</w:t>
+      </w:r>
+    </w:p>
+    <w:p>
+      <w:pPr>
+        <w:spacing w:line="336" w:lineRule="auto" w:after="180"/>
+        <w:shd w:fill="F1F6FC"/>
+      </w:pPr>
+      <w:r>
+        <w:rPr>
+          <w:b w:val="0"/>
+        </w:rPr>
+        <w:t>The condition does not promise the counter ends exactly at 3. Subtractions can cross the boundary. The count strictly decreases, so the below-or-equal stopping region is eventually reached from this start.</w:t>
+      </w:r>
+    </w:p>
+    <w:p>
+      <w:pPr>
+        <w:spacing w:line="336" w:lineRule="auto" w:after="180"/>
+        <w:shd w:fill="F1F6FC"/>
+      </w:pPr>
+      <w:r>
+        <w:rPr>
+          <w:b w:val="0"/>
+        </w:rPr>
+        <w:t xml:space="preserve">A condition requiring exact equality can be unsafe when repeated </w:t>
+      </w:r>
+      <w:r>
+        <w:rPr>
+          <w:b/>
+        </w:rPr>
+        <w:t>update</w:t>
+      </w:r>
+      <w:r>
+        <w:rPr>
+          <w:b w:val="0"/>
+        </w:rPr>
+        <w:t>s skip that value.</w:t>
+      </w:r>
+    </w:p>
+    <w:p>
+      <w:pPr>
+        <w:pStyle w:val="Heading3"/>
+      </w:pPr>
+      <w:r>
         <w:t>What this example does not establish</w:t>
       </w:r>
     </w:p>
     <w:p>
-      <w:r>
-        <w:t>Do not run an intentionally unbounded loop in class; trace a finite prefix to inspect the defect safely.</w:t>
-      </w:r>
-    </w:p>
-    <w:p>
-      <w:r>
-        <w:t>Read the labelled picture: Why is report 0 correct for the original loop, and why is equality-only stopping risky here?</w:t>
-      </w:r>
-    </w:p>
-    <w:p>
-      <w:r>
+      <w:pPr>
+        <w:pStyle w:val="Heading3"/>
+      </w:pPr>
+      <w:r>
+        <w:t>Keep the stated limit</w:t>
+      </w:r>
+    </w:p>
+    <w:p>
+      <w:pPr>
+        <w:spacing w:line="336" w:lineRule="auto" w:after="180"/>
+        <w:shd w:fill="FFF5E6"/>
+      </w:pPr>
+      <w:r>
+        <w:rPr>
+          <w:b w:val="0"/>
+        </w:rPr>
+        <w:t xml:space="preserve">Do not run an intentionally unbounded </w:t>
+      </w:r>
+      <w:r>
+        <w:rPr>
+          <w:b/>
+        </w:rPr>
+        <w:t>loop</w:t>
+      </w:r>
+      <w:r>
+        <w:rPr>
+          <w:b w:val="0"/>
+        </w:rPr>
+        <w:t xml:space="preserve"> in class; trace a finite prefix to inspect the defect safely.</w:t>
+      </w:r>
+    </w:p>
+    <w:p>
+      <w:pPr>
+        <w:pStyle w:val="Heading3"/>
+      </w:pPr>
+      <w:r>
+        <w:t>Keep the stated limit</w:t>
+      </w:r>
+    </w:p>
+    <w:p>
+      <w:pPr>
+        <w:spacing w:line="336" w:lineRule="auto" w:after="180"/>
+        <w:shd w:fill="FFF5E6"/>
+      </w:pPr>
+      <w:r>
+        <w:rPr>
+          <w:b w:val="0"/>
+        </w:rPr>
+        <w:t xml:space="preserve">Read the labelled picture: Why is report 0 correct for the original </w:t>
+      </w:r>
+      <w:r>
+        <w:rPr>
+          <w:b/>
+        </w:rPr>
+        <w:t>loop</w:t>
+      </w:r>
+      <w:r>
+        <w:rPr>
+          <w:b w:val="0"/>
+        </w:rPr>
+        <w:t>, and why is equality-only stopping risky here?</w:t>
+      </w:r>
+    </w:p>
+    <w:p>
+      <w:pPr>
+        <w:pStyle w:val="Heading3"/>
+      </w:pPr>
+      <w:r>
+        <w:t>Keep the stated limit</w:t>
+      </w:r>
+    </w:p>
+    <w:p>
+      <w:pPr>
+        <w:spacing w:line="336" w:lineRule="auto" w:after="180"/>
+        <w:shd w:fill="FFF5E6"/>
+      </w:pPr>
+      <w:r>
+        <w:rPr>
+          <w:b w:val="0"/>
+        </w:rPr>
         <w:t>Change one thing: Replace count&gt;3 with count!=3. Predict the result before checking the explanation. What remains the same?</w:t>
       </w:r>
     </w:p>
@@ -2061,17 +3152,61 @@
     </w:p>
     <w:p>
       <w:r>
+        <w:t>Find the unsupported step in the Loops and Stopping claim and explain a repair using the supplied evidence.</w:t>
+      </w:r>
+    </w:p>
+    <w:p>
+      <w:pPr>
+        <w:pStyle w:val="Heading3"/>
+      </w:pPr>
+      <w:r>
+        <w:t>Find the first error</w:t>
+      </w:r>
+    </w:p>
+    <w:p>
+      <w:pPr>
+        <w:spacing w:line="336" w:lineRule="auto" w:after="180"/>
+        <w:shd w:fill="FFF5E6"/>
+      </w:pPr>
+      <w:r>
+        <w:rPr>
+          <w:b w:val="0"/>
+        </w:rPr>
         <w:t>ERROR DETECTIVE</w:t>
       </w:r>
     </w:p>
     <w:p>
-      <w:r>
+      <w:pPr>
+        <w:spacing w:line="336" w:lineRule="auto" w:after="180"/>
+      </w:pPr>
+      <w:r>
+        <w:rPr>
+          <w:b w:val="0"/>
+        </w:rPr>
         <w:t>Compare → Diagnose → Repair</w:t>
       </w:r>
     </w:p>
     <w:p>
-      <w:r>
-        <w:t>Do not patch the answer. Find the earliest unsupported assumption, wrong step, or weak evidence.</w:t>
+      <w:pPr>
+        <w:spacing w:line="336" w:lineRule="auto" w:after="180"/>
+      </w:pPr>
+      <w:r>
+        <w:rPr>
+          <w:b w:val="0"/>
+        </w:rPr>
+        <w:t xml:space="preserve">Do not patch the answer. Find the earliest unsupported assumption, wrong step, or weak </w:t>
+      </w:r>
+      <w:r>
+        <w:rPr>
+          <w:b/>
+        </w:rPr>
+        <w:t>evidence</w:t>
+      </w:r>
+      <w:r>
+        <w:rPr>
+          <w:b w:val="0"/>
+        </w:rPr>
+        <w:t>.</w:t>
       </w:r>
     </w:p>
     <w:p>
@@ -2321,7 +3456,14 @@
       </w:tr>
     </w:tbl>
     <w:p>
-      <w:r>
+      <w:pPr>
+        <w:spacing w:line="336" w:lineRule="auto" w:after="180"/>
+        <w:shd w:fill="F5F1FB"/>
+      </w:pPr>
+      <w:r>
+        <w:rPr>
+          <w:b w:val="0"/>
+        </w:rPr>
         <w:t>Repair one cause. Why is this repair better than changing several things?</w:t>
       </w:r>
     </w:p>
@@ -2367,15 +3509,114 @@
       </w:r>
     </w:p>
     <w:p>
-      <w:r>
-        <w:t>Write the expected range values and trace table before running. Keep predicted and observed output separate, then explain the first row where they differ. For a loop that should add a fixed amount repeatedly, zero iterations should preserve the initial amount. One iteration checks one update; several check accumulation.</w:t>
-      </w:r>
-    </w:p>
-    <w:p>
       <w:pPr>
         <w:pStyle w:val="Heading3"/>
       </w:pPr>
       <w:r>
+        <w:t>Check the claim against the facts</w:t>
+      </w:r>
+    </w:p>
+    <w:p>
+      <w:pPr>
+        <w:spacing w:line="336" w:lineRule="auto" w:after="180"/>
+        <w:shd w:fill="FFF5E6"/>
+      </w:pPr>
+      <w:r>
+        <w:rPr>
+          <w:b w:val="0"/>
+        </w:rPr>
+        <w:t xml:space="preserve">Write the expected range values and </w:t>
+      </w:r>
+      <w:r>
+        <w:rPr>
+          <w:b/>
+        </w:rPr>
+        <w:t>trace table</w:t>
+      </w:r>
+      <w:r>
+        <w:rPr>
+          <w:b w:val="0"/>
+        </w:rPr>
+        <w:t xml:space="preserve"> before running. Keep predicted and observed </w:t>
+      </w:r>
+      <w:r>
+        <w:rPr>
+          <w:b/>
+        </w:rPr>
+        <w:t>output</w:t>
+      </w:r>
+      <w:r>
+        <w:rPr>
+          <w:b w:val="0"/>
+        </w:rPr>
+        <w:t xml:space="preserve"> separate, then explain the first row where they differ.</w:t>
+      </w:r>
+    </w:p>
+    <w:p>
+      <w:pPr>
+        <w:spacing w:line="336" w:lineRule="auto" w:after="180"/>
+        <w:shd w:fill="FFF5E6"/>
+      </w:pPr>
+      <w:r>
+        <w:rPr>
+          <w:b w:val="0"/>
+        </w:rPr>
+        <w:t xml:space="preserve">For a </w:t>
+      </w:r>
+      <w:r>
+        <w:rPr>
+          <w:b/>
+        </w:rPr>
+        <w:t>loop</w:t>
+      </w:r>
+      <w:r>
+        <w:rPr>
+          <w:b w:val="0"/>
+        </w:rPr>
+        <w:t xml:space="preserve"> that should add a fixed amount repeatedly, zero </w:t>
+      </w:r>
+      <w:r>
+        <w:rPr>
+          <w:b/>
+        </w:rPr>
+        <w:t>iteration</w:t>
+      </w:r>
+      <w:r>
+        <w:rPr>
+          <w:b w:val="0"/>
+        </w:rPr>
+        <w:t xml:space="preserve">s should preserve the initial amount. One </w:t>
+      </w:r>
+      <w:r>
+        <w:rPr>
+          <w:b/>
+        </w:rPr>
+        <w:t>iteration</w:t>
+      </w:r>
+      <w:r>
+        <w:rPr>
+          <w:b w:val="0"/>
+        </w:rPr>
+        <w:t xml:space="preserve"> checks one </w:t>
+      </w:r>
+      <w:r>
+        <w:rPr>
+          <w:b/>
+        </w:rPr>
+        <w:t>update</w:t>
+      </w:r>
+      <w:r>
+        <w:rPr>
+          <w:b w:val="0"/>
+        </w:rPr>
+        <w:t>; several check accumulation.</w:t>
+      </w:r>
+    </w:p>
+    <w:p>
+      <w:pPr>
+        <w:pStyle w:val="Heading3"/>
+      </w:pPr>
+      <w:r>
         <w:t>A learner checks the reset bug using only range(1, 2) and sees the expected answer 1. Explain why this does not establish correctness, and give a revealing test with its expected correct output.</w:t>
       </w:r>
     </w:p>
@@ -2414,16 +3655,39 @@
     </w:p>
     <w:p>
       <w:r>
+        <w:t>Practise Loops and Stopping with support, then explain the deciding step in your own words.</w:t>
+      </w:r>
+    </w:p>
+    <w:p>
+      <w:pPr>
+        <w:spacing w:line="336" w:lineRule="auto" w:after="180"/>
+      </w:pPr>
+      <w:r>
+        <w:rPr>
+          <w:b/>
+        </w:rPr>
         <w:t>LOGIC STUDIO</w:t>
       </w:r>
     </w:p>
     <w:p>
-      <w:r>
+      <w:pPr>
+        <w:spacing w:line="336" w:lineRule="auto" w:after="180"/>
+      </w:pPr>
+      <w:r>
+        <w:rPr>
+          <w:b w:val="0"/>
+        </w:rPr>
         <w:t>Trace Before You Run</w:t>
       </w:r>
     </w:p>
     <w:p>
-      <w:r>
+      <w:pPr>
+        <w:spacing w:line="336" w:lineRule="auto" w:after="180"/>
+      </w:pPr>
+      <w:r>
+        <w:rPr>
+          <w:b w:val="0"/>
+        </w:rPr>
         <w:t>Block code, pseudocode, tables, and diagrams are different ways to expose the same reasoning.</w:t>
       </w:r>
     </w:p>
@@ -2464,8 +3728,26 @@
       </w:r>
     </w:p>
     <w:p>
-      <w:r>
-        <w:t>SET evidence_record</w:t>
+      <w:pPr>
+        <w:spacing w:line="336" w:lineRule="auto" w:after="180"/>
+      </w:pPr>
+      <w:r>
+        <w:rPr>
+          <w:b w:val="0"/>
+        </w:rPr>
+        <w:t xml:space="preserve">SET </w:t>
+      </w:r>
+      <w:r>
+        <w:rPr>
+          <w:b/>
+        </w:rPr>
+        <w:t>evidence</w:t>
+      </w:r>
+      <w:r>
+        <w:rPr>
+          <w:b w:val="0"/>
+        </w:rPr>
+        <w:t>_record</w:t>
         <w:br/>
         <w:t>PREDICT expected_result</w:t>
         <w:br/>
@@ -2479,8 +3761,27 @@
       </w:r>
     </w:p>
     <w:p>
-      <w:r>
-        <w:t>Trace one input. Which line changes the state or chooses a path?</w:t>
+      <w:pPr>
+        <w:spacing w:line="336" w:lineRule="auto" w:after="180"/>
+        <w:shd w:fill="F5F1FB"/>
+      </w:pPr>
+      <w:r>
+        <w:rPr>
+          <w:b w:val="0"/>
+        </w:rPr>
+        <w:t xml:space="preserve">Trace one </w:t>
+      </w:r>
+      <w:r>
+        <w:rPr>
+          <w:b/>
+        </w:rPr>
+        <w:t>input</w:t>
+      </w:r>
+      <w:r>
+        <w:rPr>
+          <w:b w:val="0"/>
+        </w:rPr>
+        <w:t>. Which line changes the state or chooses a path?</w:t>
       </w:r>
     </w:p>
     <w:p>
@@ -2542,13 +3843,143 @@
       </w:r>
     </w:p>
     <w:p>
-      <w:r>
-        <w:t>This faulty version prints 3. The extra reset discards earlier additions on every iteration. Remove the indented reset while keeping initialization before the loop. Then test zero, one and several iterations: the one-iteration case alone cannot reveal this reset bug.</w:t>
-      </w:r>
-    </w:p>
-    <w:p>
-      <w:r>
-        <w:t>Moving print(total) into the correct loop produces three lines, 1 then 3 then 6. Moving it out produces only the final 6. Trace both values and output events. A loop follows written instructions; repeating them does not make the program learn.</w:t>
+      <w:pPr>
+        <w:spacing w:line="336" w:lineRule="auto" w:after="180"/>
+      </w:pPr>
+      <w:r>
+        <w:rPr>
+          <w:b w:val="0"/>
+        </w:rPr>
+        <w:t xml:space="preserve">This faulty version prints 3. The extra reset discards earlier additions on every </w:t>
+      </w:r>
+      <w:r>
+        <w:rPr>
+          <w:b/>
+        </w:rPr>
+        <w:t>iteration</w:t>
+      </w:r>
+      <w:r>
+        <w:rPr>
+          <w:b w:val="0"/>
+        </w:rPr>
+        <w:t xml:space="preserve">. Remove the indented reset while keeping </w:t>
+      </w:r>
+      <w:r>
+        <w:rPr>
+          <w:b/>
+        </w:rPr>
+        <w:t>initialization</w:t>
+      </w:r>
+      <w:r>
+        <w:rPr>
+          <w:b w:val="0"/>
+        </w:rPr>
+        <w:t xml:space="preserve"> before the </w:t>
+      </w:r>
+      <w:r>
+        <w:rPr>
+          <w:b/>
+        </w:rPr>
+        <w:t>loop</w:t>
+      </w:r>
+      <w:r>
+        <w:rPr>
+          <w:b w:val="0"/>
+        </w:rPr>
+        <w:t>.</w:t>
+      </w:r>
+    </w:p>
+    <w:p>
+      <w:pPr>
+        <w:spacing w:line="336" w:lineRule="auto" w:after="180"/>
+      </w:pPr>
+      <w:r>
+        <w:rPr>
+          <w:b w:val="0"/>
+        </w:rPr>
+        <w:t xml:space="preserve">Then test zero, one and several </w:t>
+      </w:r>
+      <w:r>
+        <w:rPr>
+          <w:b/>
+        </w:rPr>
+        <w:t>iteration</w:t>
+      </w:r>
+      <w:r>
+        <w:rPr>
+          <w:b w:val="0"/>
+        </w:rPr>
+        <w:t>s: the one-</w:t>
+      </w:r>
+      <w:r>
+        <w:rPr>
+          <w:b/>
+        </w:rPr>
+        <w:t>iteration</w:t>
+      </w:r>
+      <w:r>
+        <w:rPr>
+          <w:b w:val="0"/>
+        </w:rPr>
+        <w:t xml:space="preserve"> case alone cannot reveal this reset bug.</w:t>
+      </w:r>
+    </w:p>
+    <w:p>
+      <w:pPr>
+        <w:spacing w:line="336" w:lineRule="auto" w:after="180"/>
+      </w:pPr>
+      <w:r>
+        <w:rPr>
+          <w:b w:val="0"/>
+        </w:rPr>
+        <w:t xml:space="preserve">Moving print(total) into the correct </w:t>
+      </w:r>
+      <w:r>
+        <w:rPr>
+          <w:b/>
+        </w:rPr>
+        <w:t>loop</w:t>
+      </w:r>
+      <w:r>
+        <w:rPr>
+          <w:b w:val="0"/>
+        </w:rPr>
+        <w:t xml:space="preserve"> produces three lines, 1 then 3 then 6. Moving it out produces only the final 6. Trace both values and </w:t>
+      </w:r>
+      <w:r>
+        <w:rPr>
+          <w:b/>
+        </w:rPr>
+        <w:t>output</w:t>
+      </w:r>
+      <w:r>
+        <w:rPr>
+          <w:b w:val="0"/>
+        </w:rPr>
+        <w:t xml:space="preserve"> events.</w:t>
+      </w:r>
+    </w:p>
+    <w:p>
+      <w:pPr>
+        <w:spacing w:line="336" w:lineRule="auto" w:after="180"/>
+      </w:pPr>
+      <w:r>
+        <w:rPr>
+          <w:b w:val="0"/>
+        </w:rPr>
+        <w:t xml:space="preserve">A </w:t>
+      </w:r>
+      <w:r>
+        <w:rPr>
+          <w:b/>
+        </w:rPr>
+        <w:t>loop</w:t>
+      </w:r>
+      <w:r>
+        <w:rPr>
+          <w:b w:val="0"/>
+        </w:rPr>
+        <w:t xml:space="preserve"> follows written instructions; repeating them does not make the program learn.</w:t>
       </w:r>
     </w:p>
     <w:p>
@@ -2560,8 +3991,50 @@
       </w:r>
     </w:p>
     <w:p>
-      <w:r>
-        <w:t>Use workbook W2 for the connected example “Loops and trace tables”. First fill the input and rule boxes. Try the middle steps before asking for a hint. After a hint, try the next step yourself.</w:t>
+      <w:pPr>
+        <w:spacing w:line="336" w:lineRule="auto" w:after="180"/>
+      </w:pPr>
+      <w:r>
+        <w:rPr>
+          <w:b w:val="0"/>
+        </w:rPr>
+        <w:t>Use workbook W2 for the connected example “</w:t>
+      </w:r>
+      <w:r>
+        <w:rPr>
+          <w:b/>
+        </w:rPr>
+        <w:t>Loop</w:t>
+      </w:r>
+      <w:r>
+        <w:rPr>
+          <w:b w:val="0"/>
+        </w:rPr>
+        <w:t xml:space="preserve">s and </w:t>
+      </w:r>
+      <w:r>
+        <w:rPr>
+          <w:b/>
+        </w:rPr>
+        <w:t>trace table</w:t>
+      </w:r>
+      <w:r>
+        <w:rPr>
+          <w:b w:val="0"/>
+        </w:rPr>
+        <w:t xml:space="preserve">s”. First fill the </w:t>
+      </w:r>
+      <w:r>
+        <w:rPr>
+          <w:b/>
+        </w:rPr>
+        <w:t>input</w:t>
+      </w:r>
+      <w:r>
+        <w:rPr>
+          <w:b w:val="0"/>
+        </w:rPr>
+        <w:t xml:space="preserve"> and rule boxes. Try the middle steps before asking for a hint. After a hint, try the next step yourself.</w:t>
       </w:r>
     </w:p>
     <w:tbl>
@@ -2644,7 +4117,13 @@
       </w:tr>
     </w:tbl>
     <w:p>
-      <w:r>
+      <w:pPr>
+        <w:spacing w:line="336" w:lineRule="auto" w:after="180"/>
+      </w:pPr>
+      <w:r>
+        <w:rPr>
+          <w:b w:val="0"/>
+        </w:rPr>
         <w:t>Explain your trace to a partner. Your partner points to one step to check. Swap roles on the next case. Each person writes their own explanation.</w:t>
       </w:r>
     </w:p>
@@ -2657,12 +4136,48 @@
       </w:r>
     </w:p>
     <w:p>
-      <w:r>
-        <w:t>Use the worked case for Loops and trace tables. Proposed explanation: “The stop value is included”. Decide whether this explanation is supported. Point to the step or supplied fact that decides; explain your repair if needed.</w:t>
-      </w:r>
-    </w:p>
-    <w:p>
-      <w:r>
+      <w:pPr>
+        <w:spacing w:line="336" w:lineRule="auto" w:after="180"/>
+      </w:pPr>
+      <w:r>
+        <w:rPr>
+          <w:b w:val="0"/>
+        </w:rPr>
+        <w:t xml:space="preserve">Use the worked case for </w:t>
+      </w:r>
+      <w:r>
+        <w:rPr>
+          <w:b/>
+        </w:rPr>
+        <w:t>Loop</w:t>
+      </w:r>
+      <w:r>
+        <w:rPr>
+          <w:b w:val="0"/>
+        </w:rPr>
+        <w:t xml:space="preserve">s and </w:t>
+      </w:r>
+      <w:r>
+        <w:rPr>
+          <w:b/>
+        </w:rPr>
+        <w:t>trace table</w:t>
+      </w:r>
+      <w:r>
+        <w:rPr>
+          <w:b w:val="0"/>
+        </w:rPr>
+        <w:t>s. Proposed explanation: “The stop value is included”. Decide whether this explanation is supported. Point to the step or supplied fact that decides; explain your repair if needed.</w:t>
+      </w:r>
+    </w:p>
+    <w:p>
+      <w:pPr>
+        <w:spacing w:line="336" w:lineRule="auto" w:after="180"/>
+      </w:pPr>
+      <w:r>
+        <w:rPr>
+          <w:b w:val="0"/>
+        </w:rPr>
         <w:t>Answer on your own before discussion. If you are unsure, say which step you need help with.</w:t>
       </w:r>
     </w:p>
@@ -2675,8 +4190,27 @@
       </w:r>
     </w:p>
     <w:p>
-      <w:r>
-        <w:t>Why is report 0 correct for the original loop, and why is equality-only stopping risky here?</w:t>
+      <w:pPr>
+        <w:spacing w:line="336" w:lineRule="auto" w:after="180"/>
+        <w:shd w:fill="F5F1FB"/>
+      </w:pPr>
+      <w:r>
+        <w:rPr>
+          <w:b w:val="0"/>
+        </w:rPr>
+        <w:t xml:space="preserve">Why is report 0 correct for the original </w:t>
+      </w:r>
+      <w:r>
+        <w:rPr>
+          <w:b/>
+        </w:rPr>
+        <w:t>loop</w:t>
+      </w:r>
+      <w:r>
+        <w:rPr>
+          <w:b w:val="0"/>
+        </w:rPr>
+        <w:t>, and why is equality-only stopping risky here?</w:t>
       </w:r>
     </w:p>
     <w:p>
@@ -2708,7 +4242,13 @@
       </w:r>
     </w:p>
     <w:p>
-      <w:r>
+      <w:pPr>
+        <w:spacing w:line="336" w:lineRule="auto" w:after="180"/>
+      </w:pPr>
+      <w:r>
+        <w:rPr>
+          <w:b w:val="0"/>
+        </w:rPr>
         <w:t>This is supported practice. Keep the separately named independent case for an attempt before feedback.</w:t>
       </w:r>
     </w:p>
@@ -2722,16 +4262,45 @@
     </w:p>
     <w:p>
       <w:r>
-        <w:t>EVIDENCE LAB</w:t>
-      </w:r>
-    </w:p>
-    <w:p>
-      <w:r>
+        <w:t>Investigate Loops and Stopping. Record the prediction, actual observation or labelled paper trace, explanation and next test separately.</w:t>
+      </w:r>
+    </w:p>
+    <w:p>
+      <w:pPr>
+        <w:spacing w:line="336" w:lineRule="auto" w:after="180"/>
+      </w:pPr>
+      <w:r>
+        <w:rPr>
+          <w:b/>
+        </w:rPr>
+        <w:t>EVIDENCE</w:t>
+      </w:r>
+      <w:r>
+        <w:rPr>
+          <w:b/>
+        </w:rPr>
+        <w:t xml:space="preserve"> LAB</w:t>
+      </w:r>
+    </w:p>
+    <w:p>
+      <w:pPr>
+        <w:spacing w:line="336" w:lineRule="auto" w:after="180"/>
+      </w:pPr>
+      <w:r>
+        <w:rPr>
+          <w:b w:val="0"/>
+        </w:rPr>
         <w:t>Predict → Test → Record → Explain</w:t>
       </w:r>
     </w:p>
     <w:p>
-      <w:r>
+      <w:pPr>
+        <w:spacing w:line="336" w:lineRule="auto" w:after="180"/>
+      </w:pPr>
+      <w:r>
+        <w:rPr>
+          <w:b w:val="0"/>
+        </w:rPr>
         <w:t>Keep expected and actual results separate. Surprises are useful data when recorded honestly.</w:t>
       </w:r>
     </w:p>
@@ -2772,8 +4341,50 @@
       </w:r>
     </w:p>
     <w:p>
-      <w:r>
-        <w:t>Walk a robot around a four-card loop. Record the update each time; remove the update to observe the failure; restore it and retest.</w:t>
+      <w:pPr>
+        <w:spacing w:line="336" w:lineRule="auto" w:after="180"/>
+      </w:pPr>
+      <w:r>
+        <w:rPr>
+          <w:b w:val="0"/>
+        </w:rPr>
+        <w:t xml:space="preserve">Walk a robot around a four-card </w:t>
+      </w:r>
+      <w:r>
+        <w:rPr>
+          <w:b/>
+        </w:rPr>
+        <w:t>loop</w:t>
+      </w:r>
+      <w:r>
+        <w:rPr>
+          <w:b w:val="0"/>
+        </w:rPr>
+        <w:t xml:space="preserve">. Record the </w:t>
+      </w:r>
+      <w:r>
+        <w:rPr>
+          <w:b/>
+        </w:rPr>
+        <w:t>update</w:t>
+      </w:r>
+      <w:r>
+        <w:rPr>
+          <w:b w:val="0"/>
+        </w:rPr>
+        <w:t xml:space="preserve"> each time; remove the </w:t>
+      </w:r>
+      <w:r>
+        <w:rPr>
+          <w:b/>
+        </w:rPr>
+        <w:t>update</w:t>
+      </w:r>
+      <w:r>
+        <w:rPr>
+          <w:b w:val="0"/>
+        </w:rPr>
+        <w:t xml:space="preserve"> to observe the failure; restore it and retest.</w:t>
       </w:r>
     </w:p>
     <w:tbl>
@@ -3022,7 +4633,14 @@
       </w:tr>
     </w:tbl>
     <w:p>
-      <w:r>
+      <w:pPr>
+        <w:spacing w:line="336" w:lineRule="auto" w:after="180"/>
+        <w:shd w:fill="F5F1FB"/>
+      </w:pPr>
+      <w:r>
+        <w:rPr>
+          <w:b w:val="0"/>
+        </w:rPr>
         <w:t>What did the hardest test teach you that the normal test did not?</w:t>
       </w:r>
     </w:p>
@@ -3068,7 +4686,13 @@
       </w:r>
     </w:p>
     <w:p>
-      <w:r>
+      <w:pPr>
+        <w:spacing w:line="336" w:lineRule="auto" w:after="180"/>
+      </w:pPr>
+      <w:r>
+        <w:rPr>
+          <w:b w:val="0"/>
+        </w:rPr>
         <w:t>Before trying: what do I expect, and why? While trying: which step could first go wrong? Afterwards: what did I actually observe, and what should change? Keep “not run” if you only traced the procedure.</w:t>
       </w:r>
     </w:p>
@@ -3082,17 +4706,52 @@
     </w:p>
     <w:p>
       <w:r>
+        <w:t>Move from recall to tracing, diagnosis and transfer in Loops and Stopping. Explain why each step is justified.</w:t>
+      </w:r>
+    </w:p>
+    <w:p>
+      <w:pPr>
+        <w:spacing w:line="336" w:lineRule="auto" w:after="180"/>
+      </w:pPr>
+      <w:r>
+        <w:rPr>
+          <w:b/>
+        </w:rPr>
         <w:t>MASTERY</w:t>
       </w:r>
     </w:p>
     <w:p>
-      <w:r>
+      <w:pPr>
+        <w:spacing w:line="336" w:lineRule="auto" w:after="180"/>
+      </w:pPr>
+      <w:r>
+        <w:rPr>
+          <w:b w:val="0"/>
+        </w:rPr>
         <w:t>From Knowing the Word to Owning the Idea</w:t>
       </w:r>
     </w:p>
     <w:p>
-      <w:r>
-        <w:t>Move upward only when you can produce evidence without copying the worked example.</w:t>
+      <w:pPr>
+        <w:spacing w:line="336" w:lineRule="auto" w:after="180"/>
+      </w:pPr>
+      <w:r>
+        <w:rPr>
+          <w:b w:val="0"/>
+        </w:rPr>
+        <w:t xml:space="preserve">Move upward only when you can produce </w:t>
+      </w:r>
+      <w:r>
+        <w:rPr>
+          <w:b/>
+        </w:rPr>
+        <w:t>evidence</w:t>
+      </w:r>
+      <w:r>
+        <w:rPr>
+          <w:b w:val="0"/>
+        </w:rPr>
+        <w:t xml:space="preserve"> without copying the worked example.</w:t>
       </w:r>
     </w:p>
     <w:p>
@@ -3132,33 +4791,93 @@
       </w:r>
     </w:p>
     <w:p>
-      <w:r>
+      <w:pPr>
+        <w:spacing w:line="336" w:lineRule="auto" w:after="180"/>
+      </w:pPr>
+      <w:r>
+        <w:rPr>
+          <w:b w:val="0"/>
+        </w:rPr>
         <w:t>1 • NAME: Define the concept without repeating the textbook.</w:t>
       </w:r>
     </w:p>
     <w:p>
-      <w:r>
-        <w:t>2 • TRACE: Show the information, state, branch, calculation, or evidence path.</w:t>
-      </w:r>
-    </w:p>
-    <w:p>
-      <w:r>
+      <w:pPr>
+        <w:spacing w:line="336" w:lineRule="auto" w:after="180"/>
+      </w:pPr>
+      <w:r>
+        <w:rPr>
+          <w:b w:val="0"/>
+        </w:rPr>
+        <w:t xml:space="preserve">2 • TRACE: Show the information, state, branch, calculation, or </w:t>
+      </w:r>
+      <w:r>
+        <w:rPr>
+          <w:b/>
+        </w:rPr>
+        <w:t>evidence</w:t>
+      </w:r>
+      <w:r>
+        <w:rPr>
+          <w:b w:val="0"/>
+        </w:rPr>
+        <w:t xml:space="preserve"> path.</w:t>
+      </w:r>
+    </w:p>
+    <w:p>
+      <w:pPr>
+        <w:spacing w:line="336" w:lineRule="auto" w:after="180"/>
+      </w:pPr>
+      <w:r>
+        <w:rPr>
+          <w:b w:val="0"/>
+        </w:rPr>
         <w:t>3 • APPLY: Solve a different example independently.</w:t>
       </w:r>
     </w:p>
     <w:p>
-      <w:r>
+      <w:pPr>
+        <w:spacing w:line="336" w:lineRule="auto" w:after="180"/>
+      </w:pPr>
+      <w:r>
+        <w:rPr>
+          <w:b w:val="0"/>
+        </w:rPr>
         <w:t>4 • CHALLENGE: Find a boundary case, counterexample, or unfair outcome.</w:t>
       </w:r>
     </w:p>
     <w:p>
-      <w:r>
+      <w:pPr>
+        <w:spacing w:line="336" w:lineRule="auto" w:after="180"/>
+      </w:pPr>
+      <w:r>
+        <w:rPr>
+          <w:b w:val="0"/>
+        </w:rPr>
         <w:t>5 • EXPLAIN LIMITS: Say when the result should not be trusted or used alone.</w:t>
       </w:r>
     </w:p>
     <w:p>
-      <w:r>
-        <w:t>My strongest evidence of independent understanding:</w:t>
+      <w:pPr>
+        <w:spacing w:line="336" w:lineRule="auto" w:after="180"/>
+      </w:pPr>
+      <w:r>
+        <w:rPr>
+          <w:b w:val="0"/>
+        </w:rPr>
+        <w:t xml:space="preserve">My strongest </w:t>
+      </w:r>
+      <w:r>
+        <w:rPr>
+          <w:b/>
+        </w:rPr>
+        <w:t>evidence</w:t>
+      </w:r>
+      <w:r>
+        <w:rPr>
+          <w:b w:val="0"/>
+        </w:rPr>
+        <w:t xml:space="preserve"> of independent understanding:</w:t>
       </w:r>
     </w:p>
     <w:p>
@@ -3204,16 +4923,39 @@
     </w:p>
     <w:p>
       <w:r>
+        <w:t>Apply this week’s idea to Transparent Book Recommender. Keep an annotated decision and the evidence supporting it.</w:t>
+      </w:r>
+    </w:p>
+    <w:p>
+      <w:pPr>
+        <w:spacing w:line="336" w:lineRule="auto" w:after="180"/>
+      </w:pPr>
+      <w:r>
+        <w:rPr>
+          <w:b/>
+        </w:rPr>
         <w:t>CUMULATIVE PROJECT</w:t>
       </w:r>
     </w:p>
     <w:p>
-      <w:r>
+      <w:pPr>
+        <w:spacing w:line="336" w:lineRule="auto" w:after="180"/>
+      </w:pPr>
+      <w:r>
+        <w:rPr>
+          <w:b w:val="0"/>
+        </w:rPr>
         <w:t>Transparent Book Recommender</w:t>
       </w:r>
     </w:p>
     <w:p>
-      <w:r>
+      <w:pPr>
+        <w:spacing w:line="336" w:lineRule="auto" w:after="180"/>
+      </w:pPr>
+      <w:r>
+        <w:rPr>
+          <w:b w:val="0"/>
+        </w:rPr>
         <w:t>Every week adds one inspectable piece. The system must show how it reached a result.</w:t>
       </w:r>
     </w:p>
@@ -3254,17 +4996,87 @@
       </w:r>
     </w:p>
     <w:p>
-      <w:r>
-        <w:t>THIS WEEK’S CHECKPOINT  Loop through every candidate book, update its score, then stop at the end of the list.</w:t>
-      </w:r>
-    </w:p>
-    <w:p>
-      <w:r>
-        <w:t>SYSTEM MAP  Reader need → allowed inputs → transparent rule or score → ranked candidates → explanation → test record → human decision</w:t>
-      </w:r>
-    </w:p>
-    <w:p>
-      <w:r>
+      <w:pPr>
+        <w:spacing w:line="336" w:lineRule="auto" w:after="180"/>
+      </w:pPr>
+      <w:r>
+        <w:rPr>
+          <w:b w:val="0"/>
+        </w:rPr>
+        <w:t xml:space="preserve">THIS WEEK’S CHECKPOINT  </w:t>
+      </w:r>
+      <w:r>
+        <w:rPr>
+          <w:b/>
+        </w:rPr>
+        <w:t>Loop</w:t>
+      </w:r>
+      <w:r>
+        <w:rPr>
+          <w:b w:val="0"/>
+        </w:rPr>
+        <w:t xml:space="preserve"> through every candidate book, </w:t>
+      </w:r>
+      <w:r>
+        <w:rPr>
+          <w:b/>
+        </w:rPr>
+        <w:t>update</w:t>
+      </w:r>
+      <w:r>
+        <w:rPr>
+          <w:b w:val="0"/>
+        </w:rPr>
+        <w:t xml:space="preserve"> its score, then stop at the end of the list.</w:t>
+      </w:r>
+    </w:p>
+    <w:p>
+      <w:pPr>
+        <w:pStyle w:val="Heading3"/>
+      </w:pPr>
+      <w:r>
+        <w:t>Trace the system</w:t>
+      </w:r>
+    </w:p>
+    <w:p>
+      <w:pPr>
+        <w:spacing w:line="336" w:lineRule="auto" w:after="180"/>
+        <w:shd w:fill="EDF7F3"/>
+      </w:pPr>
+      <w:r>
+        <w:rPr>
+          <w:b w:val="0"/>
+        </w:rPr>
+        <w:t xml:space="preserve">SYSTEM MAP  Reader need → allowed </w:t>
+      </w:r>
+      <w:r>
+        <w:rPr>
+          <w:b/>
+        </w:rPr>
+        <w:t>input</w:t>
+      </w:r>
+      <w:r>
+        <w:rPr>
+          <w:b w:val="0"/>
+        </w:rPr>
+        <w:t xml:space="preserve">s → transparent rule or score → ranked candidates → explanation → test record → </w:t>
+      </w:r>
+      <w:r>
+        <w:rPr>
+          <w:b/>
+        </w:rPr>
+        <w:t>human decision</w:t>
+      </w:r>
+    </w:p>
+    <w:p>
+      <w:pPr>
+        <w:spacing w:line="336" w:lineRule="auto" w:after="180"/>
+        <w:shd w:fill="F5F1FB"/>
+      </w:pPr>
+      <w:r>
+        <w:rPr>
+          <w:b w:val="0"/>
+        </w:rPr>
         <w:t>What will you add, change, or verify in the project this week?</w:t>
       </w:r>
     </w:p>
@@ -3302,8 +5114,27 @@
       </w:r>
     </w:p>
     <w:p>
-      <w:r>
-        <w:t>What should remain under human control?</w:t>
+      <w:pPr>
+        <w:spacing w:line="336" w:lineRule="auto" w:after="180"/>
+        <w:shd w:fill="F5F1FB"/>
+      </w:pPr>
+      <w:r>
+        <w:rPr>
+          <w:b w:val="0"/>
+        </w:rPr>
+        <w:t xml:space="preserve">What should remain under </w:t>
+      </w:r>
+      <w:r>
+        <w:rPr>
+          <w:b/>
+        </w:rPr>
+        <w:t>human control</w:t>
+      </w:r>
+      <w:r>
+        <w:rPr>
+          <w:b w:val="0"/>
+        </w:rPr>
+        <w:t>?</w:t>
       </w:r>
     </w:p>
     <w:p>
@@ -3340,7 +5171,22 @@
       </w:r>
     </w:p>
     <w:p>
-      <w:r>
+      <w:pPr>
+        <w:pStyle w:val="Heading3"/>
+      </w:pPr>
+      <w:r>
+        <w:t>Responsible design</w:t>
+      </w:r>
+    </w:p>
+    <w:p>
+      <w:pPr>
+        <w:spacing w:line="336" w:lineRule="auto" w:after="180"/>
+        <w:shd w:fill="FFF5E6"/>
+      </w:pPr>
+      <w:r>
+        <w:rPr>
+          <w:b w:val="0"/>
+        </w:rPr>
         <w:t>RESPONSIBLE DESIGN  Collect only necessary information. Show uncertainty and limits. Never confuse a ranking with a fact about a person.</w:t>
       </w:r>
     </w:p>
@@ -3353,8 +5199,50 @@
       </w:r>
     </w:p>
     <w:p>
-      <w:r>
-        <w:t>Use progress and stopping arguments for any repeated recommender process; test inputs that require zero, one and several updates.</w:t>
+      <w:pPr>
+        <w:spacing w:line="336" w:lineRule="auto" w:after="180"/>
+      </w:pPr>
+      <w:r>
+        <w:rPr>
+          <w:b w:val="0"/>
+        </w:rPr>
+        <w:t xml:space="preserve">Use progress and stopping arguments for any repeated recommender </w:t>
+      </w:r>
+      <w:r>
+        <w:rPr>
+          <w:b/>
+        </w:rPr>
+        <w:t>process</w:t>
+      </w:r>
+      <w:r>
+        <w:rPr>
+          <w:b w:val="0"/>
+        </w:rPr>
+        <w:t xml:space="preserve">; test </w:t>
+      </w:r>
+      <w:r>
+        <w:rPr>
+          <w:b/>
+        </w:rPr>
+        <w:t>input</w:t>
+      </w:r>
+      <w:r>
+        <w:rPr>
+          <w:b w:val="0"/>
+        </w:rPr>
+        <w:t xml:space="preserve">s that require zero, one and several </w:t>
+      </w:r>
+      <w:r>
+        <w:rPr>
+          <w:b/>
+        </w:rPr>
+        <w:t>update</w:t>
+      </w:r>
+      <w:r>
+        <w:rPr>
+          <w:b w:val="0"/>
+        </w:rPr>
+        <w:t>s.</w:t>
       </w:r>
     </w:p>
     <w:p>
@@ -3367,16 +5255,48 @@
     </w:p>
     <w:p>
       <w:r>
+        <w:t>Use a genuinely new case for independent evidence. Previously discussed examples remain practice; use the separately named independent case before feedback.</w:t>
+      </w:r>
+    </w:p>
+    <w:p>
+      <w:pPr>
+        <w:pStyle w:val="Heading3"/>
+      </w:pPr>
+      <w:r>
+        <w:t>Independent evidence</w:t>
+      </w:r>
+    </w:p>
+    <w:p>
+      <w:pPr>
+        <w:spacing w:line="336" w:lineRule="auto" w:after="180"/>
+        <w:shd w:fill="FFF5E6"/>
+      </w:pPr>
+      <w:r>
+        <w:rPr>
+          <w:b w:val="0"/>
+        </w:rPr>
         <w:t>INDEPENDENT MASTERY PROOF</w:t>
       </w:r>
     </w:p>
     <w:p>
-      <w:r>
+      <w:pPr>
+        <w:spacing w:line="336" w:lineRule="auto" w:after="180"/>
+      </w:pPr>
+      <w:r>
+        <w:rPr>
+          <w:b w:val="0"/>
+        </w:rPr>
         <w:t>Explain • Transfer • Test • Defend</w:t>
       </w:r>
     </w:p>
     <w:p>
-      <w:r>
+      <w:pPr>
+        <w:spacing w:line="336" w:lineRule="auto" w:after="180"/>
+      </w:pPr>
+      <w:r>
+        <w:rPr>
+          <w:b w:val="0"/>
+        </w:rPr>
         <w:t>Complete this page without copying the worked example. Your reasoning matters more than decoration.</w:t>
       </w:r>
     </w:p>
@@ -3417,12 +5337,58 @@
       </w:r>
     </w:p>
     <w:p>
-      <w:r>
-        <w:t>CHALLENGE  Predict loop counts; repair one infinite loop.</w:t>
-      </w:r>
-    </w:p>
-    <w:p>
-      <w:r>
+      <w:pPr>
+        <w:pStyle w:val="Heading3"/>
+      </w:pPr>
+      <w:r>
+        <w:t>Try a more demanding case</w:t>
+      </w:r>
+    </w:p>
+    <w:p>
+      <w:pPr>
+        <w:spacing w:line="336" w:lineRule="auto" w:after="180"/>
+        <w:shd w:fill="F5F1FB"/>
+      </w:pPr>
+      <w:r>
+        <w:rPr>
+          <w:b w:val="0"/>
+        </w:rPr>
+        <w:t xml:space="preserve">CHALLENGE  Predict </w:t>
+      </w:r>
+      <w:r>
+        <w:rPr>
+          <w:b/>
+        </w:rPr>
+        <w:t>loop</w:t>
+      </w:r>
+      <w:r>
+        <w:rPr>
+          <w:b w:val="0"/>
+        </w:rPr>
+        <w:t xml:space="preserve"> counts; repair one </w:t>
+      </w:r>
+      <w:r>
+        <w:rPr>
+          <w:b/>
+        </w:rPr>
+        <w:t>infinite loop</w:t>
+      </w:r>
+      <w:r>
+        <w:rPr>
+          <w:b w:val="0"/>
+        </w:rPr>
+        <w:t>.</w:t>
+      </w:r>
+    </w:p>
+    <w:p>
+      <w:pPr>
+        <w:spacing w:line="336" w:lineRule="auto" w:after="180"/>
+        <w:shd w:fill="F4F9FC"/>
+      </w:pPr>
+      <w:r>
+        <w:rPr>
+          <w:b w:val="0"/>
+        </w:rPr>
         <w:t>1. My fresh example, trace, calculation, or design:</w:t>
       </w:r>
     </w:p>
@@ -3460,8 +5426,27 @@
       </w:r>
     </w:p>
     <w:p>
-      <w:r>
-        <w:t>2. My evidence that it works (include a boundary or missing-data case):</w:t>
+      <w:pPr>
+        <w:spacing w:line="336" w:lineRule="auto" w:after="180"/>
+        <w:shd w:fill="F4F9FC"/>
+      </w:pPr>
+      <w:r>
+        <w:rPr>
+          <w:b w:val="0"/>
+        </w:rPr>
+        <w:t xml:space="preserve">2. My </w:t>
+      </w:r>
+      <w:r>
+        <w:rPr>
+          <w:b/>
+        </w:rPr>
+        <w:t>evidence</w:t>
+      </w:r>
+      <w:r>
+        <w:rPr>
+          <w:b w:val="0"/>
+        </w:rPr>
+        <w:t xml:space="preserve"> that it works (include a boundary or missing-data case):</w:t>
       </w:r>
     </w:p>
     <w:p>
@@ -3498,7 +5483,14 @@
       </w:r>
     </w:p>
     <w:p>
-      <w:r>
+      <w:pPr>
+        <w:spacing w:line="336" w:lineRule="auto" w:after="180"/>
+        <w:shd w:fill="F4F9FC"/>
+      </w:pPr>
+      <w:r>
+        <w:rPr>
+          <w:b w:val="0"/>
+        </w:rPr>
         <w:t>3. One limitation, fairness concern, or situation needing human review:</w:t>
       </w:r>
     </w:p>
@@ -3536,8 +5528,47 @@
       </w:r>
     </w:p>
     <w:p>
-      <w:r>
-        <w:t>SELF-CHECK  □ I explained the mechanism  □ I used evidence  □ I tested a fresh case  □ I named a limitation  □ I can answer ‘why?’</w:t>
+      <w:pPr>
+        <w:pStyle w:val="Heading3"/>
+      </w:pPr>
+      <w:r>
+        <w:t>Check your explanation</w:t>
+      </w:r>
+    </w:p>
+    <w:p>
+      <w:pPr>
+        <w:spacing w:line="336" w:lineRule="auto" w:after="180"/>
+        <w:shd w:fill="F5F1FB"/>
+      </w:pPr>
+      <w:r>
+        <w:rPr>
+          <w:b w:val="0"/>
+        </w:rPr>
+        <w:t xml:space="preserve">SELF-CHECK  □ I explained the </w:t>
+      </w:r>
+      <w:r>
+        <w:rPr>
+          <w:b/>
+        </w:rPr>
+        <w:t>mechanism</w:t>
+      </w:r>
+      <w:r>
+        <w:rPr>
+          <w:b w:val="0"/>
+        </w:rPr>
+        <w:t xml:space="preserve">  □ I used </w:t>
+      </w:r>
+      <w:r>
+        <w:rPr>
+          <w:b/>
+        </w:rPr>
+        <w:t>evidence</w:t>
+      </w:r>
+      <w:r>
+        <w:rPr>
+          <w:b w:val="0"/>
+        </w:rPr>
+        <w:t xml:space="preserve">  □ I tested a fresh case  □ I named a limitation  □ I can answer ‘why?’</w:t>
       </w:r>
     </w:p>
     <w:p>
@@ -3549,6 +5580,11 @@
       </w:r>
     </w:p>
     <w:p>
+      <w:r>
+        <w:t>Revisit the complete Loops and Stopping case for supported practice. Repeated examples do not become fresh assessments.</w:t>
+      </w:r>
+    </w:p>
+    <w:p>
       <w:pPr>
         <w:pStyle w:val="Heading3"/>
       </w:pPr>
@@ -3557,7 +5593,13 @@
       </w:r>
     </w:p>
     <w:p>
-      <w:r>
+      <w:pPr>
+        <w:spacing w:line="336" w:lineRule="auto" w:after="180"/>
+      </w:pPr>
+      <w:r>
+        <w:rPr>
+          <w:b w:val="0"/>
+        </w:rPr>
         <w:t>Use the supplied details to practise the weekly concept before attempting the independent question. This case extends the illustrated lesson.</w:t>
       </w:r>
     </w:p>
@@ -3570,7 +5612,13 @@
       </w:r>
     </w:p>
     <w:p>
-      <w:r>
+      <w:pPr>
+        <w:spacing w:line="336" w:lineRule="auto" w:after="180"/>
+      </w:pPr>
+      <w:r>
+        <w:rPr>
+          <w:b w:val="0"/>
+        </w:rPr>
         <w:t>Start n=0; while n&lt;3, add 1 and record n.</w:t>
       </w:r>
     </w:p>
@@ -3583,7 +5631,13 @@
       </w:r>
     </w:p>
     <w:p>
-      <w:r>
+      <w:pPr>
+        <w:spacing w:line="336" w:lineRule="auto" w:after="180"/>
+      </w:pPr>
+      <w:r>
+        <w:rPr>
+          <w:b w:val="0"/>
+        </w:rPr>
         <w:t>List records and stopping condition.</w:t>
       </w:r>
     </w:p>
@@ -3596,8 +5650,26 @@
       </w:r>
     </w:p>
     <w:p>
-      <w:r>
-        <w:t>1,2,3. The next comparison is false. The update makes progress toward termination.</w:t>
+      <w:pPr>
+        <w:spacing w:line="336" w:lineRule="auto" w:after="180"/>
+      </w:pPr>
+      <w:r>
+        <w:rPr>
+          <w:b w:val="0"/>
+        </w:rPr>
+        <w:t xml:space="preserve">1,2,3. The next comparison is false. The </w:t>
+      </w:r>
+      <w:r>
+        <w:rPr>
+          <w:b/>
+        </w:rPr>
+        <w:t>update</w:t>
+      </w:r>
+      <w:r>
+        <w:rPr>
+          <w:b w:val="0"/>
+        </w:rPr>
+        <w:t xml:space="preserve"> makes progress toward termination.</w:t>
       </w:r>
     </w:p>
     <w:p>
@@ -3609,7 +5681,14 @@
       </w:r>
     </w:p>
     <w:p>
-      <w:r>
+      <w:pPr>
+        <w:spacing w:line="336" w:lineRule="auto" w:after="180"/>
+        <w:shd w:fill="F5F1FB"/>
+      </w:pPr>
+      <w:r>
+        <w:rPr>
+          <w:b w:val="0"/>
+        </w:rPr>
         <w:t>Which detail supports the answer, and why does it matter?</w:t>
       </w:r>
     </w:p>
@@ -3809,18 +5888,48 @@
       </w:tr>
     </w:tbl>
     <w:p>
-      <w:r>
+      <w:pPr>
+        <w:spacing w:line="336" w:lineRule="auto" w:after="180"/>
+      </w:pPr>
+      <w:r>
+        <w:rPr>
+          <w:b w:val="0"/>
+        </w:rPr>
         <w:t>Start n=0; while n&lt;3, add 1 and record n.</w:t>
       </w:r>
     </w:p>
     <w:p>
-      <w:r>
+      <w:pPr>
+        <w:spacing w:line="336" w:lineRule="auto" w:after="180"/>
+      </w:pPr>
+      <w:r>
+        <w:rPr>
+          <w:b w:val="0"/>
+        </w:rPr>
         <w:t>List records and stopping condition.</w:t>
       </w:r>
     </w:p>
     <w:p>
-      <w:r>
-        <w:t>1,2,3. The next comparison is false. The update makes progress toward termination.</w:t>
+      <w:pPr>
+        <w:spacing w:line="336" w:lineRule="auto" w:after="180"/>
+      </w:pPr>
+      <w:r>
+        <w:rPr>
+          <w:b w:val="0"/>
+        </w:rPr>
+        <w:t xml:space="preserve">1,2,3. The next comparison is false. The </w:t>
+      </w:r>
+      <w:r>
+        <w:rPr>
+          <w:b/>
+        </w:rPr>
+        <w:t>update</w:t>
+      </w:r>
+      <w:r>
+        <w:rPr>
+          <w:b w:val="0"/>
+        </w:rPr>
+        <w:t xml:space="preserve"> makes progress toward termination.</w:t>
       </w:r>
     </w:p>
     <w:p>
@@ -3832,6 +5941,11 @@
       </w:r>
     </w:p>
     <w:p>
+      <w:r>
+        <w:t>Attempt the reserved new case before feedback. Record support; the earlier examples below remain additional practice.</w:t>
+      </w:r>
+    </w:p>
+    <w:p>
       <w:pPr>
         <w:pStyle w:val="Heading3"/>
       </w:pPr>
@@ -3840,7 +5954,14 @@
       </w:r>
     </w:p>
     <w:p>
-      <w:r>
+      <w:pPr>
+        <w:spacing w:line="336" w:lineRule="auto" w:after="180"/>
+        <w:shd w:fill="F5F1FB"/>
+      </w:pPr>
+      <w:r>
+        <w:rPr>
+          <w:b w:val="0"/>
+        </w:rPr>
         <w:t>Start count at 1. While count &lt; 8, add 3. Trace the condition and values. What happens if the condition becomes count != 8?</w:t>
       </w:r>
     </w:p>
@@ -3888,7 +6009,13 @@
       </w:r>
     </w:p>
     <w:p>
-      <w:r>
+      <w:pPr>
+        <w:spacing w:line="336" w:lineRule="auto" w:after="180"/>
+      </w:pPr>
+      <w:r>
+        <w:rPr>
+          <w:b w:val="0"/>
+        </w:rPr>
         <w:t>Attempt this case before feedback. Record any help. Earlier examples below are further practice; a case already practised with feedback cannot establish fresh transfer.</w:t>
       </w:r>
     </w:p>
@@ -3901,18 +6028,42 @@
       </w:r>
     </w:p>
     <w:p>
-      <w:r>
+      <w:pPr>
+        <w:spacing w:line="336" w:lineRule="auto" w:after="180"/>
+      </w:pPr>
+      <w:r>
+        <w:rPr>
+          <w:b w:val="0"/>
+        </w:rPr>
         <w:t>Close the worked explanation. Apply the idea to this different question without copying.</w:t>
       </w:r>
     </w:p>
     <w:p>
-      <w:r>
+      <w:pPr>
+        <w:spacing w:line="336" w:lineRule="auto" w:after="180"/>
+      </w:pPr>
+      <w:r>
+        <w:rPr>
+          <w:b w:val="0"/>
+        </w:rPr>
         <w:t>Start at count 0. While count is less than 3, add 1 and display count. List the displays and the stopping value.</w:t>
       </w:r>
     </w:p>
     <w:p>
-      <w:r>
-        <w:t>My answer, with a trace, calculation or supporting evidence</w:t>
+      <w:pPr>
+        <w:spacing w:line="336" w:lineRule="auto" w:after="180"/>
+      </w:pPr>
+      <w:r>
+        <w:rPr>
+          <w:b w:val="0"/>
+        </w:rPr>
+        <w:t xml:space="preserve">My answer, with a trace, calculation or supporting </w:t>
+      </w:r>
+      <w:r>
+        <w:rPr>
+          <w:b/>
+        </w:rPr>
+        <w:t>evidence</w:t>
       </w:r>
     </w:p>
     <w:p>
@@ -3957,13 +6108,37 @@
       </w:r>
     </w:p>
     <w:p>
-      <w:r>
+      <w:pPr>
+        <w:spacing w:line="336" w:lineRule="auto" w:after="180"/>
+      </w:pPr>
+      <w:r>
+        <w:rPr>
+          <w:b w:val="0"/>
+        </w:rPr>
         <w:t>Change one relevant detail. Predict the result before testing. Include a boundary or missing-information case when it helps reveal a limit.</w:t>
       </w:r>
     </w:p>
     <w:p>
-      <w:r>
-        <w:t>My changed input and expected result</w:t>
+      <w:pPr>
+        <w:spacing w:line="336" w:lineRule="auto" w:after="180"/>
+      </w:pPr>
+      <w:r>
+        <w:rPr>
+          <w:b w:val="0"/>
+        </w:rPr>
+        <w:t xml:space="preserve">My changed </w:t>
+      </w:r>
+      <w:r>
+        <w:rPr>
+          <w:b/>
+        </w:rPr>
+        <w:t>input</w:t>
+      </w:r>
+      <w:r>
+        <w:rPr>
+          <w:b w:val="0"/>
+        </w:rPr>
+        <w:t xml:space="preserve"> and expected result</w:t>
       </w:r>
     </w:p>
     <w:p>
@@ -4008,13 +6183,55 @@
       </w:r>
     </w:p>
     <w:p>
-      <w:r>
-        <w:t>Loop through every candidate book, update its score, then stop at the end of the list.</w:t>
-      </w:r>
-    </w:p>
-    <w:p>
-      <w:r>
-        <w:t>The evidence I will keep</w:t>
+      <w:pPr>
+        <w:spacing w:line="336" w:lineRule="auto" w:after="180"/>
+      </w:pPr>
+      <w:r>
+        <w:rPr>
+          <w:b/>
+        </w:rPr>
+        <w:t>Loop</w:t>
+      </w:r>
+      <w:r>
+        <w:rPr>
+          <w:b w:val="0"/>
+        </w:rPr>
+        <w:t xml:space="preserve"> through every candidate book, </w:t>
+      </w:r>
+      <w:r>
+        <w:rPr>
+          <w:b/>
+        </w:rPr>
+        <w:t>update</w:t>
+      </w:r>
+      <w:r>
+        <w:rPr>
+          <w:b w:val="0"/>
+        </w:rPr>
+        <w:t xml:space="preserve"> its score, then stop at the end of the list.</w:t>
+      </w:r>
+    </w:p>
+    <w:p>
+      <w:pPr>
+        <w:spacing w:line="336" w:lineRule="auto" w:after="180"/>
+      </w:pPr>
+      <w:r>
+        <w:rPr>
+          <w:b w:val="0"/>
+        </w:rPr>
+        <w:t xml:space="preserve">The </w:t>
+      </w:r>
+      <w:r>
+        <w:rPr>
+          <w:b/>
+        </w:rPr>
+        <w:t>evidence</w:t>
+      </w:r>
+      <w:r>
+        <w:rPr>
+          <w:b w:val="0"/>
+        </w:rPr>
+        <w:t xml:space="preserve"> I will keep</w:t>
       </w:r>
     </w:p>
     <w:p>
@@ -4051,8 +6268,26 @@
       </w:r>
     </w:p>
     <w:p>
-      <w:r>
-        <w:t>Your teacher has the independent answer and scoring criteria. Complete the matching workbook week to keep your practice evidence together.</w:t>
+      <w:pPr>
+        <w:spacing w:line="336" w:lineRule="auto" w:after="180"/>
+      </w:pPr>
+      <w:r>
+        <w:rPr>
+          <w:b w:val="0"/>
+        </w:rPr>
+        <w:t xml:space="preserve">Your teacher has the independent answer and scoring criteria. Complete the matching workbook week to keep your practice </w:t>
+      </w:r>
+      <w:r>
+        <w:rPr>
+          <w:b/>
+        </w:rPr>
+        <w:t>evidence</w:t>
+      </w:r>
+      <w:r>
+        <w:rPr>
+          <w:b w:val="0"/>
+        </w:rPr>
+        <w:t xml:space="preserve"> together.</w:t>
       </w:r>
     </w:p>
     <w:p>
@@ -4064,7 +6299,14 @@
       </w:r>
     </w:p>
     <w:p>
-      <w:r>
+      <w:pPr>
+        <w:spacing w:line="336" w:lineRule="auto" w:after="180"/>
+        <w:shd w:fill="F5F1FB"/>
+      </w:pPr>
+      <w:r>
+        <w:rPr>
+          <w:b w:val="0"/>
+        </w:rPr>
         <w:t>Trace count=0; while count&lt;4: count=count+2. List values tested by the condition and final count. Would replacing &lt;4 with !=5 terminate?</w:t>
       </w:r>
     </w:p>
@@ -4120,8 +6362,25 @@
       </w:r>
     </w:p>
     <w:p>
-      <w:r>
-        <w:t>Attempt the independent case before hints. Record whether you worked alone, used a hint or followed a model. After feedback, fix the first unsupported step and explain why it changed. A later check uses a changed case, not a copied answer.</w:t>
+      <w:pPr>
+        <w:spacing w:line="336" w:lineRule="auto" w:after="180"/>
+      </w:pPr>
+      <w:r>
+        <w:rPr>
+          <w:b w:val="0"/>
+        </w:rPr>
+        <w:t>Attempt the independent case before hints. Record whether you worked alone, used a hint or followed a model. After feedback, fix the first unsupported step and explain why it changed.</w:t>
+      </w:r>
+    </w:p>
+    <w:p>
+      <w:pPr>
+        <w:spacing w:line="336" w:lineRule="auto" w:after="180"/>
+      </w:pPr>
+      <w:r>
+        <w:rPr>
+          <w:b w:val="0"/>
+        </w:rPr>
+        <w:t>A later check uses a changed case, not a copied answer.</w:t>
       </w:r>
     </w:p>
     <w:p>
@@ -4134,6 +6393,17 @@
     </w:p>
     <w:p>
       <w:r>
+        <w:t>Use this map to navigate Loops and Stopping, connect the goals to tasks and keep one evidence record for each attempt.</w:t>
+      </w:r>
+    </w:p>
+    <w:p>
+      <w:pPr>
+        <w:spacing w:line="336" w:lineRule="auto" w:after="180"/>
+      </w:pPr>
+      <w:r>
+        <w:rPr>
+          <w:b w:val="0"/>
+        </w:rPr>
         <w:t>Start with this question: A fictional counter starts at 12 and decreases while above a boundary.</w:t>
       </w:r>
     </w:p>
@@ -4240,13 +6510,61 @@
       </w:tr>
     </w:tbl>
     <w:p>
-      <w:r>
-        <w:t>Remember → watch and explain → try with help → investigate → try independently → keep project evidence. Your teacher may spread this lesson across several classes.</w:t>
-      </w:r>
-    </w:p>
-    <w:p>
-      <w:r>
-        <w:t>Keep your first prediction. Compare it with what the evidence shows and explain any change.</w:t>
+      <w:pPr>
+        <w:spacing w:line="336" w:lineRule="auto" w:after="180"/>
+      </w:pPr>
+      <w:r>
+        <w:rPr>
+          <w:b w:val="0"/>
+        </w:rPr>
+        <w:t xml:space="preserve">Remember → watch and explain → try with help → investigate → try independently → keep project </w:t>
+      </w:r>
+      <w:r>
+        <w:rPr>
+          <w:b/>
+        </w:rPr>
+        <w:t>evidence</w:t>
+      </w:r>
+      <w:r>
+        <w:rPr>
+          <w:b w:val="0"/>
+        </w:rPr>
+        <w:t>. Your teacher may spread this lesson across several classes.</w:t>
+      </w:r>
+    </w:p>
+    <w:p>
+      <w:pPr>
+        <w:spacing w:line="336" w:lineRule="auto" w:after="180"/>
+      </w:pPr>
+      <w:r>
+        <w:rPr>
+          <w:b w:val="0"/>
+        </w:rPr>
+        <w:t xml:space="preserve">Keep your first </w:t>
+      </w:r>
+      <w:r>
+        <w:rPr>
+          <w:b/>
+        </w:rPr>
+        <w:t>prediction</w:t>
+      </w:r>
+      <w:r>
+        <w:rPr>
+          <w:b w:val="0"/>
+        </w:rPr>
+        <w:t xml:space="preserve">. Compare it with what the </w:t>
+      </w:r>
+      <w:r>
+        <w:rPr>
+          <w:b/>
+        </w:rPr>
+        <w:t>evidence</w:t>
+      </w:r>
+      <w:r>
+        <w:rPr>
+          <w:b w:val="0"/>
+        </w:rPr>
+        <w:t xml:space="preserve"> shows and explain any change.</w:t>
       </w:r>
     </w:p>
     <w:p>
@@ -4259,7 +6577,36 @@
     </w:p>
     <w:p>
       <w:r>
-        <w:t>Close your notes. Explain this goal in your own words: Trace variable values before and after each loop iteration</w:t>
+        <w:t>Explain Loops and Stopping without notes, identify a remaining question and plan a later check with a changed case.</w:t>
+      </w:r>
+    </w:p>
+    <w:p>
+      <w:pPr>
+        <w:spacing w:line="336" w:lineRule="auto" w:after="180"/>
+      </w:pPr>
+      <w:r>
+        <w:rPr>
+          <w:b w:val="0"/>
+        </w:rPr>
+        <w:t xml:space="preserve">Close your notes. Explain this goal in your own words: Trace variable values before and after each </w:t>
+      </w:r>
+      <w:r>
+        <w:rPr>
+          <w:b/>
+        </w:rPr>
+        <w:t>loop</w:t>
+      </w:r>
+      <w:r>
+        <w:rPr>
+          <w:b w:val="0"/>
+        </w:rPr>
+        <w:t xml:space="preserve"> </w:t>
+      </w:r>
+      <w:r>
+        <w:rPr>
+          <w:b/>
+        </w:rPr>
+        <w:t>iteration</w:t>
       </w:r>
     </w:p>
     <w:p>
@@ -4296,13 +6643,61 @@
       </w:r>
     </w:p>
     <w:p>
-      <w:r>
-        <w:t>If you are unsure, return to the worked picture and explain one arrow. If you are ready, change an input or assumption and justify your prediction.</w:t>
-      </w:r>
-    </w:p>
-    <w:p>
-      <w:r>
-        <w:t>Save your workbook evidence. At the next review, try a different case before opening your old answer.</w:t>
+      <w:pPr>
+        <w:spacing w:line="336" w:lineRule="auto" w:after="180"/>
+      </w:pPr>
+      <w:r>
+        <w:rPr>
+          <w:b w:val="0"/>
+        </w:rPr>
+        <w:t xml:space="preserve">If you are unsure, return to the worked picture and explain one arrow. If you are ready, change an </w:t>
+      </w:r>
+      <w:r>
+        <w:rPr>
+          <w:b/>
+        </w:rPr>
+        <w:t>input</w:t>
+      </w:r>
+      <w:r>
+        <w:rPr>
+          <w:b w:val="0"/>
+        </w:rPr>
+        <w:t xml:space="preserve"> or assumption and justify your </w:t>
+      </w:r>
+      <w:r>
+        <w:rPr>
+          <w:b/>
+        </w:rPr>
+        <w:t>prediction</w:t>
+      </w:r>
+      <w:r>
+        <w:rPr>
+          <w:b w:val="0"/>
+        </w:rPr>
+        <w:t>.</w:t>
+      </w:r>
+    </w:p>
+    <w:p>
+      <w:pPr>
+        <w:spacing w:line="336" w:lineRule="auto" w:after="180"/>
+      </w:pPr>
+      <w:r>
+        <w:rPr>
+          <w:b w:val="0"/>
+        </w:rPr>
+        <w:t xml:space="preserve">Save your workbook </w:t>
+      </w:r>
+      <w:r>
+        <w:rPr>
+          <w:b/>
+        </w:rPr>
+        <w:t>evidence</w:t>
+      </w:r>
+      <w:r>
+        <w:rPr>
+          <w:b w:val="0"/>
+        </w:rPr>
+        <w:t>. At the next review, try a different case before opening your old answer.</w:t>
       </w:r>
     </w:p>
     <w:p>
@@ -4315,11 +6710,28 @@
     </w:p>
     <w:p>
       <w:r>
+        <w:t>Attempt supported questions before using hints or feedback. Review a missing building block, then keep the completed work.</w:t>
+      </w:r>
+    </w:p>
+    <w:p>
+      <w:pPr>
+        <w:spacing w:line="336" w:lineRule="auto" w:after="180"/>
+      </w:pPr>
+      <w:r>
+        <w:rPr>
+          <w:b w:val="0"/>
+        </w:rPr>
         <w:t>Use this supported practice once, in the browser or on paper. Keep the reserved independent assessment for a separate first attempt before teacher feedback.</w:t>
       </w:r>
     </w:p>
     <w:p>
-      <w:r>
+      <w:pPr>
+        <w:spacing w:line="336" w:lineRule="auto" w:after="180"/>
+      </w:pPr>
+      <w:r>
+        <w:rPr>
+          <w:b w:val="0"/>
+        </w:rPr>
         <w:t>A fictional counter starts at 12 and decreases while above a boundary.</w:t>
       </w:r>
     </w:p>
@@ -4332,27 +6744,79 @@
       </w:r>
     </w:p>
     <w:p>
-      <w:r>
-        <w:t>Which labelled step matches this detail? 0&gt;3 is false; report 0 after three updates.</w:t>
-      </w:r>
-    </w:p>
-    <w:p>
-      <w:r>
+      <w:pPr>
+        <w:spacing w:line="336" w:lineRule="auto" w:after="180"/>
+      </w:pPr>
+      <w:r>
+        <w:rPr>
+          <w:b w:val="0"/>
+        </w:rPr>
+        <w:t xml:space="preserve">Which labelled step matches this detail? 0&gt;3 is false; report 0 after three </w:t>
+      </w:r>
+      <w:r>
+        <w:rPr>
+          <w:b/>
+        </w:rPr>
+        <w:t>update</w:t>
+      </w:r>
+      <w:r>
+        <w:rPr>
+          <w:b w:val="0"/>
+        </w:rPr>
+        <w:t>s.</w:t>
+      </w:r>
+    </w:p>
+    <w:p>
+      <w:pPr>
+        <w:spacing w:line="336" w:lineRule="auto" w:after="180"/>
+        <w:shd w:fill="F4F9FC"/>
+      </w:pPr>
+      <w:r>
+        <w:rPr>
+          <w:b w:val="0"/>
+        </w:rPr>
         <w:t>1. Next check</w:t>
       </w:r>
     </w:p>
     <w:p>
-      <w:r>
-        <w:t>2. Final update</w:t>
-      </w:r>
-    </w:p>
-    <w:p>
-      <w:r>
+      <w:pPr>
+        <w:spacing w:line="336" w:lineRule="auto" w:after="180"/>
+        <w:shd w:fill="F4F9FC"/>
+      </w:pPr>
+      <w:r>
+        <w:rPr>
+          <w:b w:val="0"/>
+        </w:rPr>
+        <w:t xml:space="preserve">2. Final </w:t>
+      </w:r>
+      <w:r>
+        <w:rPr>
+          <w:b/>
+        </w:rPr>
+        <w:t>update</w:t>
+      </w:r>
+    </w:p>
+    <w:p>
+      <w:pPr>
+        <w:spacing w:line="336" w:lineRule="auto" w:after="180"/>
+        <w:shd w:fill="F4F9FC"/>
+      </w:pPr>
+      <w:r>
+        <w:rPr>
+          <w:b w:val="0"/>
+        </w:rPr>
         <w:t>3. Stop</w:t>
       </w:r>
     </w:p>
     <w:p>
-      <w:r>
+      <w:pPr>
+        <w:spacing w:line="336" w:lineRule="auto" w:after="180"/>
+        <w:shd w:fill="F4F9FC"/>
+      </w:pPr>
+      <w:r>
+        <w:rPr>
+          <w:b w:val="0"/>
+        </w:rPr>
         <w:t>4. Initial check</w:t>
       </w:r>
     </w:p>
@@ -4390,41 +6854,179 @@
       </w:r>
     </w:p>
     <w:p>
-      <w:r>
+      <w:pPr>
+        <w:pStyle w:val="Heading3"/>
+      </w:pPr>
+      <w:r>
+        <w:t>Hint · try first</w:t>
+      </w:r>
+    </w:p>
+    <w:p>
+      <w:pPr>
+        <w:spacing w:line="336" w:lineRule="auto" w:after="180"/>
+        <w:shd w:fill="F1F6F8"/>
+      </w:pPr>
+      <w:r>
+        <w:rPr>
+          <w:b w:val="0"/>
+        </w:rPr>
         <w:t>Hint if needed: Read the steps in the pictorial case. Match the supplied detail to the stage that performs or records it.</w:t>
       </w:r>
     </w:p>
     <w:p>
-      <w:r>
-        <w:t>After your attempt, compare with the supported explanation: Stop 0&gt;3 is false; report 0 after three updates. The condition does not promise the counter ends exactly at 3. Subtractions can cross the boundary. The count strictly decreases, so the below-or-equal stopping region is eventually reached from this start. A condition requiring exact equality can be unsafe when repeated updates skip that value.</w:t>
-      </w:r>
-    </w:p>
-    <w:p>
       <w:pPr>
         <w:pStyle w:val="Heading3"/>
       </w:pPr>
       <w:r>
+        <w:t>Feedback · compare after trying</w:t>
+      </w:r>
+    </w:p>
+    <w:p>
+      <w:pPr>
+        <w:spacing w:line="336" w:lineRule="auto" w:after="180"/>
+        <w:shd w:fill="F1F6FC"/>
+      </w:pPr>
+      <w:r>
+        <w:rPr>
+          <w:b w:val="0"/>
+        </w:rPr>
+        <w:t xml:space="preserve">After your attempt, compare with the supported explanation: Stop 0&gt;3 is false; report 0 after three </w:t>
+      </w:r>
+      <w:r>
+        <w:rPr>
+          <w:b/>
+        </w:rPr>
+        <w:t>update</w:t>
+      </w:r>
+      <w:r>
+        <w:rPr>
+          <w:b w:val="0"/>
+        </w:rPr>
+        <w:t>s. The condition does not promise the counter ends exactly at 3. Subtractions can cross the boundary.</w:t>
+      </w:r>
+    </w:p>
+    <w:p>
+      <w:pPr>
+        <w:spacing w:line="336" w:lineRule="auto" w:after="180"/>
+        <w:shd w:fill="F1F6FC"/>
+      </w:pPr>
+      <w:r>
+        <w:rPr>
+          <w:b w:val="0"/>
+        </w:rPr>
+        <w:t xml:space="preserve">The count strictly decreases, so the below-or-equal stopping region is eventually reached from this start. A condition requiring exact equality can be unsafe when repeated </w:t>
+      </w:r>
+      <w:r>
+        <w:rPr>
+          <w:b/>
+        </w:rPr>
+        <w:t>update</w:t>
+      </w:r>
+      <w:r>
+        <w:rPr>
+          <w:b w:val="0"/>
+        </w:rPr>
+        <w:t>s skip that value.</w:t>
+      </w:r>
+    </w:p>
+    <w:p>
+      <w:pPr>
+        <w:pStyle w:val="Heading3"/>
+      </w:pPr>
+      <w:r>
         <w:t>Practice 2: explain the deciding evidence</w:t>
       </w:r>
     </w:p>
     <w:p>
-      <w:r>
+      <w:pPr>
+        <w:pStyle w:val="Heading3"/>
+      </w:pPr>
+      <w:r>
+        <w:t>Changed case · predict first</w:t>
+      </w:r>
+    </w:p>
+    <w:p>
+      <w:pPr>
+        <w:spacing w:line="336" w:lineRule="auto" w:after="180"/>
+        <w:shd w:fill="F5F1FB"/>
+      </w:pPr>
+      <w:r>
+        <w:rPr>
+          <w:b w:val="0"/>
+        </w:rPr>
         <w:t>Changed-case practice: Replace count&gt;3 with count!=3. Which conclusion is supported by the supplied facts?</w:t>
       </w:r>
     </w:p>
     <w:p>
-      <w:r>
-        <w:t>1. We can decide the result without examining the changed input or the procedure.</w:t>
-      </w:r>
-    </w:p>
-    <w:p>
-      <w:r>
-        <w:t>2. From 12, the loop never reaches 3 and does not terminate in this toy model.</w:t>
-      </w:r>
-    </w:p>
-    <w:p>
-      <w:r>
-        <w:t>3. This one example guarantees correct results for every future input.</w:t>
+      <w:pPr>
+        <w:spacing w:line="336" w:lineRule="auto" w:after="180"/>
+        <w:shd w:fill="F4F9FC"/>
+      </w:pPr>
+      <w:r>
+        <w:rPr>
+          <w:b w:val="0"/>
+        </w:rPr>
+        <w:t xml:space="preserve">1. We can decide the result without examining the changed </w:t>
+      </w:r>
+      <w:r>
+        <w:rPr>
+          <w:b/>
+        </w:rPr>
+        <w:t>input</w:t>
+      </w:r>
+      <w:r>
+        <w:rPr>
+          <w:b w:val="0"/>
+        </w:rPr>
+        <w:t xml:space="preserve"> or the procedure.</w:t>
+      </w:r>
+    </w:p>
+    <w:p>
+      <w:pPr>
+        <w:spacing w:line="336" w:lineRule="auto" w:after="180"/>
+        <w:shd w:fill="F4F9FC"/>
+      </w:pPr>
+      <w:r>
+        <w:rPr>
+          <w:b w:val="0"/>
+        </w:rPr>
+        <w:t xml:space="preserve">2. From 12, the </w:t>
+      </w:r>
+      <w:r>
+        <w:rPr>
+          <w:b/>
+        </w:rPr>
+        <w:t>loop</w:t>
+      </w:r>
+      <w:r>
+        <w:rPr>
+          <w:b w:val="0"/>
+        </w:rPr>
+        <w:t xml:space="preserve"> never reaches 3 and does not terminate in this toy model.</w:t>
+      </w:r>
+    </w:p>
+    <w:p>
+      <w:pPr>
+        <w:spacing w:line="336" w:lineRule="auto" w:after="180"/>
+        <w:shd w:fill="F4F9FC"/>
+      </w:pPr>
+      <w:r>
+        <w:rPr>
+          <w:b w:val="0"/>
+        </w:rPr>
+        <w:t xml:space="preserve">3. This one example guarantees correct results for every future </w:t>
+      </w:r>
+      <w:r>
+        <w:rPr>
+          <w:b/>
+        </w:rPr>
+        <w:t>input</w:t>
+      </w:r>
+      <w:r>
+        <w:rPr>
+          <w:b w:val="0"/>
+        </w:rPr>
+        <w:t>.</w:t>
       </w:r>
     </w:p>
     <w:p>
@@ -4461,31 +7063,155 @@
       </w:r>
     </w:p>
     <w:p>
-      <w:r>
+      <w:pPr>
+        <w:pStyle w:val="Heading3"/>
+      </w:pPr>
+      <w:r>
+        <w:t>Hint · try first</w:t>
+      </w:r>
+    </w:p>
+    <w:p>
+      <w:pPr>
+        <w:spacing w:line="336" w:lineRule="auto" w:after="180"/>
+        <w:shd w:fill="F1F6F8"/>
+      </w:pPr>
+      <w:r>
+        <w:rPr>
+          <w:b w:val="0"/>
+        </w:rPr>
         <w:t>Hint if needed: Use the changed condition and the deciding step in the pictorial trace. The answer must say what follows from those facts.</w:t>
       </w:r>
     </w:p>
     <w:p>
-      <w:r>
-        <w:t>After your attempt, compare with the supported explanation: From 12, the loop never reaches 3 and does not terminate in this toy model. 12,8,4,0,−4,… are multiples of 4; none equals 3.</w:t>
-      </w:r>
-    </w:p>
-    <w:p>
       <w:pPr>
         <w:pStyle w:val="Heading3"/>
       </w:pPr>
       <w:r>
+        <w:t>Feedback · compare after trying</w:t>
+      </w:r>
+    </w:p>
+    <w:p>
+      <w:pPr>
+        <w:spacing w:line="336" w:lineRule="auto" w:after="180"/>
+        <w:shd w:fill="F1F6FC"/>
+      </w:pPr>
+      <w:r>
+        <w:rPr>
+          <w:b w:val="0"/>
+        </w:rPr>
+        <w:t xml:space="preserve">After your attempt, compare with the supported explanation: From 12, the </w:t>
+      </w:r>
+      <w:r>
+        <w:rPr>
+          <w:b/>
+        </w:rPr>
+        <w:t>loop</w:t>
+      </w:r>
+      <w:r>
+        <w:rPr>
+          <w:b w:val="0"/>
+        </w:rPr>
+        <w:t xml:space="preserve"> never reaches 3 and does not terminate in this toy model. 12,8,4,0,−4,… are multiples of 4; none equals 3.</w:t>
+      </w:r>
+    </w:p>
+    <w:p>
+      <w:pPr>
+        <w:pStyle w:val="Heading3"/>
+      </w:pPr>
+      <w:r>
         <w:t>Repair a missing building block</w:t>
       </w:r>
     </w:p>
     <w:p>
-      <w:r>
-        <w:t>Review Trace Tables (ai-2/4). Goal: Trace variable values before and after each loop iteration. Short practice: Move print inside the original loop. What sequence is displayed?. Return to this week and explain what you changed.</w:t>
-      </w:r>
-    </w:p>
-    <w:p>
-      <w:r>
-        <w:t>Review Decompose a Goal (ai-2/2). Goal: Distinguish a function definition from a function call. Short practice: What happens visibly if the caller stores needed but omits print(needed)?. Return to this week and explain what you changed.</w:t>
+      <w:pPr>
+        <w:spacing w:line="336" w:lineRule="auto" w:after="180"/>
+      </w:pPr>
+      <w:r>
+        <w:rPr>
+          <w:b w:val="0"/>
+        </w:rPr>
+        <w:t xml:space="preserve">Review </w:t>
+      </w:r>
+      <w:r>
+        <w:rPr>
+          <w:b/>
+        </w:rPr>
+        <w:t>Trace Table</w:t>
+      </w:r>
+      <w:r>
+        <w:rPr>
+          <w:b w:val="0"/>
+        </w:rPr>
+        <w:t xml:space="preserve">s (ai-2/4). Goal: Trace variable values before and after each </w:t>
+      </w:r>
+      <w:r>
+        <w:rPr>
+          <w:b/>
+        </w:rPr>
+        <w:t>loop</w:t>
+      </w:r>
+      <w:r>
+        <w:rPr>
+          <w:b w:val="0"/>
+        </w:rPr>
+        <w:t xml:space="preserve"> </w:t>
+      </w:r>
+      <w:r>
+        <w:rPr>
+          <w:b/>
+        </w:rPr>
+        <w:t>iteration</w:t>
+      </w:r>
+      <w:r>
+        <w:rPr>
+          <w:b w:val="0"/>
+        </w:rPr>
+        <w:t xml:space="preserve">. Short practice: Move print inside the original </w:t>
+      </w:r>
+      <w:r>
+        <w:rPr>
+          <w:b/>
+        </w:rPr>
+        <w:t>loop</w:t>
+      </w:r>
+      <w:r>
+        <w:rPr>
+          <w:b w:val="0"/>
+        </w:rPr>
+        <w:t>. What sequence is displayed?.</w:t>
+      </w:r>
+    </w:p>
+    <w:p>
+      <w:pPr>
+        <w:spacing w:line="336" w:lineRule="auto" w:after="180"/>
+      </w:pPr>
+      <w:r>
+        <w:rPr>
+          <w:b w:val="0"/>
+        </w:rPr>
+        <w:t>Return to this week and explain what you changed.</w:t>
+      </w:r>
+    </w:p>
+    <w:p>
+      <w:pPr>
+        <w:spacing w:line="336" w:lineRule="auto" w:after="180"/>
+      </w:pPr>
+      <w:r>
+        <w:rPr>
+          <w:b w:val="0"/>
+        </w:rPr>
+        <w:t>Review Decompose a Goal (ai-2/2). Goal: Distinguish a function definition from a function call. Short practice: What happens visibly if the caller stores needed but omits print(needed)?.</w:t>
+      </w:r>
+    </w:p>
+    <w:p>
+      <w:pPr>
+        <w:spacing w:line="336" w:lineRule="auto" w:after="180"/>
+      </w:pPr>
+      <w:r>
+        <w:rPr>
+          <w:b w:val="0"/>
+        </w:rPr>
+        <w:t>Return to this week and explain what you changed.</w:t>
       </w:r>
     </w:p>
     <w:p>
@@ -4497,8 +7223,61 @@
       </w:r>
     </w:p>
     <w:p>
-      <w:r>
-        <w:t>The browser lab lets you edit the supported Python examples already included in this lesson. Predict first, run, inspect the actual output or error, change one input, then run again. Keep code, predictions, actual results and a reasoned revision together. On paper, label your result as a trace rather than an execution.</w:t>
+      <w:pPr>
+        <w:spacing w:line="336" w:lineRule="auto" w:after="180"/>
+      </w:pPr>
+      <w:r>
+        <w:rPr>
+          <w:b w:val="0"/>
+        </w:rPr>
+        <w:t xml:space="preserve">The browser lab lets you edit the supported Python examples already included in this lesson. Predict first, run, inspect the actual </w:t>
+      </w:r>
+      <w:r>
+        <w:rPr>
+          <w:b/>
+        </w:rPr>
+        <w:t>output</w:t>
+      </w:r>
+      <w:r>
+        <w:rPr>
+          <w:b w:val="0"/>
+        </w:rPr>
+        <w:t xml:space="preserve"> or error, change one </w:t>
+      </w:r>
+      <w:r>
+        <w:rPr>
+          <w:b/>
+        </w:rPr>
+        <w:t>input</w:t>
+      </w:r>
+      <w:r>
+        <w:rPr>
+          <w:b w:val="0"/>
+        </w:rPr>
+        <w:t>, then run again.</w:t>
+      </w:r>
+    </w:p>
+    <w:p>
+      <w:pPr>
+        <w:spacing w:line="336" w:lineRule="auto" w:after="180"/>
+      </w:pPr>
+      <w:r>
+        <w:rPr>
+          <w:b w:val="0"/>
+        </w:rPr>
+        <w:t xml:space="preserve">Keep code, </w:t>
+      </w:r>
+      <w:r>
+        <w:rPr>
+          <w:b/>
+        </w:rPr>
+        <w:t>prediction</w:t>
+      </w:r>
+      <w:r>
+        <w:rPr>
+          <w:b w:val="0"/>
+        </w:rPr>
+        <w:t>s, actual results and a reasoned revision together. On paper, label your result as a trace rather than an execution.</w:t>
       </w:r>
     </w:p>
     <w:p>
@@ -4510,8 +7289,653 @@
       </w:r>
     </w:p>
     <w:p>
-      <w:r>
-        <w:t>Use Download completed work in the hosted lesson to export your answers, reflections, practice feedback and code-run evidence. Open the HTML copy to read or print it. Drafts stay in this browser when storage is available; clear drafts on a shared device.</w:t>
+      <w:pPr>
+        <w:spacing w:line="336" w:lineRule="auto" w:after="180"/>
+      </w:pPr>
+      <w:r>
+        <w:rPr>
+          <w:b w:val="0"/>
+        </w:rPr>
+        <w:t xml:space="preserve">Use Download completed work in the hosted lesson to export your answers, reflections, practice feedback and code-run </w:t>
+      </w:r>
+      <w:r>
+        <w:rPr>
+          <w:b/>
+        </w:rPr>
+        <w:t>evidence</w:t>
+      </w:r>
+      <w:r>
+        <w:rPr>
+          <w:b w:val="0"/>
+        </w:rPr>
+        <w:t>. Open the HTML copy to read or print it.</w:t>
+      </w:r>
+    </w:p>
+    <w:p>
+      <w:pPr>
+        <w:spacing w:line="336" w:lineRule="auto" w:after="180"/>
+      </w:pPr>
+      <w:r>
+        <w:rPr>
+          <w:b w:val="0"/>
+        </w:rPr>
+        <w:t>Drafts stay in this browser when storage is available; clear drafts on a shared device.</w:t>
+      </w:r>
+    </w:p>
+    <w:p>
+      <w:pPr>
+        <w:pStyle w:val="Heading1"/>
+      </w:pPr>
+      <w:r>
+        <w:t>18. Visual concept journey</w:t>
+      </w:r>
+    </w:p>
+    <w:p>
+      <w:r>
+        <w:t>Explain each Loops and Stopping graphic using its labels, deciding evidence and relevant limitation.</w:t>
+      </w:r>
+    </w:p>
+    <w:p>
+      <w:pPr>
+        <w:pStyle w:val="Heading3"/>
+      </w:pPr>
+      <w:r>
+        <w:t>01. Loops and Stopping: the case</w:t>
+      </w:r>
+    </w:p>
+    <w:p>
+      <w:r>
+        <w:drawing>
+          <wp:inline xmlns:a="http://schemas.openxmlformats.org/drawingml/2006/main" xmlns:pic="http://schemas.openxmlformats.org/drawingml/2006/picture">
+            <wp:extent cx="5486400" cy="2843784"/>
+            <wp:docPr id="22" name="Picture 22" descr="A fictional counter starts at 12 and decreases while above a boundary. Supplied facts: Python: count=12; while count&gt;3: count=count-4; print after the loop. The condition is checked before each subtraction."/>
+            <wp:cNvGraphicFramePr>
+              <a:graphicFrameLocks noChangeAspect="1"/>
+            </wp:cNvGraphicFramePr>
+            <a:graphic>
+              <a:graphicData uri="http://schemas.openxmlformats.org/drawingml/2006/picture">
+                <pic:pic>
+                  <pic:nvPicPr>
+                    <pic:cNvPr id="0" name="academy-story-ai-2-5-01.png"/>
+                    <pic:cNvPicPr/>
+                  </pic:nvPicPr>
+                  <pic:blipFill>
+                    <a:blip r:embed="rId29"/>
+                    <a:stretch>
+                      <a:fillRect/>
+                    </a:stretch>
+                  </pic:blipFill>
+                  <pic:spPr>
+                    <a:xfrm>
+                      <a:off x="0" y="0"/>
+                      <a:ext cx="5486400" cy="2843784"/>
+                    </a:xfrm>
+                    <a:prstGeom prst="rect"/>
+                  </pic:spPr>
+                </pic:pic>
+              </a:graphicData>
+            </a:graphic>
+          </wp:inline>
+        </w:drawing>
+      </w:r>
+    </w:p>
+    <w:p>
+      <w:pPr>
+        <w:spacing w:line="336" w:lineRule="auto" w:after="180"/>
+      </w:pPr>
+      <w:r>
+        <w:rPr>
+          <w:b w:val="0"/>
+        </w:rPr>
+        <w:t xml:space="preserve">A fictional counter starts at 12 and decreases while above a boundary. Supplied facts: Python: count=12; while count&gt;3: count=count-4; print after the </w:t>
+      </w:r>
+      <w:r>
+        <w:rPr>
+          <w:b/>
+        </w:rPr>
+        <w:t>loop</w:t>
+      </w:r>
+      <w:r>
+        <w:rPr>
+          <w:b w:val="0"/>
+        </w:rPr>
+        <w:t>. The condition is checked before each subtraction.</w:t>
+      </w:r>
+    </w:p>
+    <w:p>
+      <w:pPr>
+        <w:spacing w:line="336" w:lineRule="auto" w:after="180"/>
+        <w:shd w:fill="F5F1FB"/>
+      </w:pPr>
+      <w:r>
+        <w:rPr>
+          <w:b w:val="0"/>
+        </w:rPr>
+        <w:t>Point to the given fact that matters most. Explain why it matters.</w:t>
+      </w:r>
+    </w:p>
+    <w:p>
+      <w:pPr>
+        <w:pStyle w:val="Heading3"/>
+      </w:pPr>
+      <w:r>
+        <w:t>02. Follow the deciding steps</w:t>
+      </w:r>
+    </w:p>
+    <w:p>
+      <w:r>
+        <w:drawing>
+          <wp:inline xmlns:a="http://schemas.openxmlformats.org/drawingml/2006/main" xmlns:pic="http://schemas.openxmlformats.org/drawingml/2006/picture">
+            <wp:extent cx="5486400" cy="4005072"/>
+            <wp:docPr id="23" name="Picture 23" descr="Initial check: 12&gt;3: true; subtract 4 to get 8. → Next check: 8&gt;3: true; subtract 4 to get 4. → Final update: 4&gt;3: true; subtract 4 to get 0. → Stop: 0&gt;3 is false; report 0 after three updates."/>
+            <wp:cNvGraphicFramePr>
+              <a:graphicFrameLocks noChangeAspect="1"/>
+            </wp:cNvGraphicFramePr>
+            <a:graphic>
+              <a:graphicData uri="http://schemas.openxmlformats.org/drawingml/2006/picture">
+                <pic:pic>
+                  <pic:nvPicPr>
+                    <pic:cNvPr id="0" name="academy-story-ai-2-5-02.png"/>
+                    <pic:cNvPicPr/>
+                  </pic:nvPicPr>
+                  <pic:blipFill>
+                    <a:blip r:embed="rId30"/>
+                    <a:stretch>
+                      <a:fillRect/>
+                    </a:stretch>
+                  </pic:blipFill>
+                  <pic:spPr>
+                    <a:xfrm>
+                      <a:off x="0" y="0"/>
+                      <a:ext cx="5486400" cy="4005072"/>
+                    </a:xfrm>
+                    <a:prstGeom prst="rect"/>
+                  </pic:spPr>
+                </pic:pic>
+              </a:graphicData>
+            </a:graphic>
+          </wp:inline>
+        </w:drawing>
+      </w:r>
+    </w:p>
+    <w:p>
+      <w:pPr>
+        <w:spacing w:line="336" w:lineRule="auto" w:after="180"/>
+      </w:pPr>
+      <w:r>
+        <w:rPr>
+          <w:b w:val="0"/>
+        </w:rPr>
+        <w:t xml:space="preserve">Initial check: 12&gt;3: true; subtract 4 to get 8. → Next check: 8&gt;3: true; subtract 4 to get 4. → Final </w:t>
+      </w:r>
+      <w:r>
+        <w:rPr>
+          <w:b/>
+        </w:rPr>
+        <w:t>update</w:t>
+      </w:r>
+      <w:r>
+        <w:rPr>
+          <w:b w:val="0"/>
+        </w:rPr>
+        <w:t xml:space="preserve">: 4&gt;3: true; subtract 4 to get 0. → Stop: 0&gt;3 is false; report 0 after three </w:t>
+      </w:r>
+      <w:r>
+        <w:rPr>
+          <w:b/>
+        </w:rPr>
+        <w:t>update</w:t>
+      </w:r>
+      <w:r>
+        <w:rPr>
+          <w:b w:val="0"/>
+        </w:rPr>
+        <w:t>s.</w:t>
+      </w:r>
+    </w:p>
+    <w:p>
+      <w:pPr>
+        <w:spacing w:line="336" w:lineRule="auto" w:after="180"/>
+        <w:shd w:fill="F5F1FB"/>
+      </w:pPr>
+      <w:r>
+        <w:rPr>
+          <w:b w:val="0"/>
+        </w:rPr>
+        <w:t xml:space="preserve">Point to each numbered stage and explain which recorded </w:t>
+      </w:r>
+      <w:r>
+        <w:rPr>
+          <w:b/>
+        </w:rPr>
+        <w:t>input</w:t>
+      </w:r>
+      <w:r>
+        <w:rPr>
+          <w:b w:val="0"/>
+        </w:rPr>
+        <w:t xml:space="preserve"> it uses.</w:t>
+      </w:r>
+    </w:p>
+    <w:p>
+      <w:pPr>
+        <w:pStyle w:val="Heading3"/>
+      </w:pPr>
+      <w:r>
+        <w:t>03. State after each addition</w:t>
+      </w:r>
+    </w:p>
+    <w:p>
+      <w:r>
+        <w:drawing>
+          <wp:inline xmlns:a="http://schemas.openxmlformats.org/drawingml/2006/main" xmlns:pic="http://schemas.openxmlformats.org/drawingml/2006/picture">
+            <wp:extent cx="5486400" cy="2834640"/>
+            <wp:docPr id="24" name="Picture 24" descr="State after each addition. 1 | 0 | 1. 2 | 1 | 3. 3 | 3 | 6"/>
+            <wp:cNvGraphicFramePr>
+              <a:graphicFrameLocks noChangeAspect="1"/>
+            </wp:cNvGraphicFramePr>
+            <a:graphic>
+              <a:graphicData uri="http://schemas.openxmlformats.org/drawingml/2006/picture">
+                <pic:pic>
+                  <pic:nvPicPr>
+                    <pic:cNvPr id="0" name="academy-story-ai-2-5-03.png"/>
+                    <pic:cNvPicPr/>
+                  </pic:nvPicPr>
+                  <pic:blipFill>
+                    <a:blip r:embed="rId31"/>
+                    <a:stretch>
+                      <a:fillRect/>
+                    </a:stretch>
+                  </pic:blipFill>
+                  <pic:spPr>
+                    <a:xfrm>
+                      <a:off x="0" y="0"/>
+                      <a:ext cx="5486400" cy="2834640"/>
+                    </a:xfrm>
+                    <a:prstGeom prst="rect"/>
+                  </pic:spPr>
+                </pic:pic>
+              </a:graphicData>
+            </a:graphic>
+          </wp:inline>
+        </w:drawing>
+      </w:r>
+    </w:p>
+    <w:p>
+      <w:pPr>
+        <w:spacing w:line="336" w:lineRule="auto" w:after="180"/>
+      </w:pPr>
+      <w:r>
+        <w:rPr>
+          <w:b w:val="0"/>
+        </w:rPr>
+        <w:t>State after each addition. 1 | 0 | 1. 2 | 1 | 3. 3 | 3 | 6</w:t>
+      </w:r>
+    </w:p>
+    <w:p>
+      <w:pPr>
+        <w:spacing w:line="336" w:lineRule="auto" w:after="180"/>
+        <w:shd w:fill="F5F1FB"/>
+      </w:pPr>
+      <w:r>
+        <w:rPr>
+          <w:b w:val="0"/>
+        </w:rPr>
+        <w:t>Read the labels and values. Explain the relationship the model shows.</w:t>
+      </w:r>
+    </w:p>
+    <w:p>
+      <w:pPr>
+        <w:pStyle w:val="Heading3"/>
+      </w:pPr>
+      <w:r>
+        <w:t>04. Change one thing. Trace what follows.</w:t>
+      </w:r>
+    </w:p>
+    <w:p>
+      <w:r>
+        <w:drawing>
+          <wp:inline xmlns:a="http://schemas.openxmlformats.org/drawingml/2006/main" xmlns:pic="http://schemas.openxmlformats.org/drawingml/2006/picture">
+            <wp:extent cx="5486400" cy="3026664"/>
+            <wp:docPr id="25" name="Picture 25" descr="Original case: 0&gt;3 is false; report 0 after three updates. Changed condition: Replace count&gt;3 with count!=3. Expected result: From 12, the loop never reaches 3 and does not terminate in this toy model. Reason: 12,8,4,0,−4,… are multiples of 4; none equals 3."/>
+            <wp:cNvGraphicFramePr>
+              <a:graphicFrameLocks noChangeAspect="1"/>
+            </wp:cNvGraphicFramePr>
+            <a:graphic>
+              <a:graphicData uri="http://schemas.openxmlformats.org/drawingml/2006/picture">
+                <pic:pic>
+                  <pic:nvPicPr>
+                    <pic:cNvPr id="0" name="academy-story-ai-2-5-04.png"/>
+                    <pic:cNvPicPr/>
+                  </pic:nvPicPr>
+                  <pic:blipFill>
+                    <a:blip r:embed="rId32"/>
+                    <a:stretch>
+                      <a:fillRect/>
+                    </a:stretch>
+                  </pic:blipFill>
+                  <pic:spPr>
+                    <a:xfrm>
+                      <a:off x="0" y="0"/>
+                      <a:ext cx="5486400" cy="3026664"/>
+                    </a:xfrm>
+                    <a:prstGeom prst="rect"/>
+                  </pic:spPr>
+                </pic:pic>
+              </a:graphicData>
+            </a:graphic>
+          </wp:inline>
+        </w:drawing>
+      </w:r>
+    </w:p>
+    <w:p>
+      <w:pPr>
+        <w:spacing w:line="336" w:lineRule="auto" w:after="180"/>
+      </w:pPr>
+      <w:r>
+        <w:rPr>
+          <w:b w:val="0"/>
+        </w:rPr>
+        <w:t xml:space="preserve">Original case: 0&gt;3 is false; report 0 after three </w:t>
+      </w:r>
+      <w:r>
+        <w:rPr>
+          <w:b/>
+        </w:rPr>
+        <w:t>update</w:t>
+      </w:r>
+      <w:r>
+        <w:rPr>
+          <w:b w:val="0"/>
+        </w:rPr>
+        <w:t xml:space="preserve">s. Changed condition: Replace count&gt;3 with count!=3. Expected result: From 12, the </w:t>
+      </w:r>
+      <w:r>
+        <w:rPr>
+          <w:b/>
+        </w:rPr>
+        <w:t>loop</w:t>
+      </w:r>
+      <w:r>
+        <w:rPr>
+          <w:b w:val="0"/>
+        </w:rPr>
+        <w:t xml:space="preserve"> never reaches 3 and does not terminate in this toy model.</w:t>
+      </w:r>
+    </w:p>
+    <w:p>
+      <w:pPr>
+        <w:spacing w:line="336" w:lineRule="auto" w:after="180"/>
+      </w:pPr>
+      <w:r>
+        <w:rPr>
+          <w:b w:val="0"/>
+        </w:rPr>
+        <w:t>Reason: 12,8,4,0,−4,… are multiples of 4; none equals 3.</w:t>
+      </w:r>
+    </w:p>
+    <w:p>
+      <w:pPr>
+        <w:spacing w:line="336" w:lineRule="auto" w:after="180"/>
+        <w:shd w:fill="F5F1FB"/>
+      </w:pPr>
+      <w:r>
+        <w:rPr>
+          <w:b w:val="0"/>
+        </w:rPr>
+        <w:t>Predict before checking the worked changed-case result. Name what changed and what the supplied facts allow you to conclude.</w:t>
+      </w:r>
+    </w:p>
+    <w:p>
+      <w:pPr>
+        <w:pStyle w:val="Heading3"/>
+      </w:pPr>
+      <w:r>
+        <w:t>05. Connect the explanation to its limit</w:t>
+      </w:r>
+    </w:p>
+    <w:p>
+      <w:r>
+        <w:drawing>
+          <wp:inline xmlns:a="http://schemas.openxmlformats.org/drawingml/2006/main" xmlns:pic="http://schemas.openxmlformats.org/drawingml/2006/picture">
+            <wp:extent cx="5486400" cy="2834640"/>
+            <wp:docPr id="26" name="Picture 26" descr="The condition does not promise the counter ends exactly at 3. Subtractions can cross the boundary. The count strictly decreases, so the below-or-equal stopping region is eventually reached from this start. A condition requiring exact equality can be unsafe when repeated updates skip that value. Limit: Do not run an intentionally unbounded loop in class; trace a finite prefix to inspect the defect safely."/>
+            <wp:cNvGraphicFramePr>
+              <a:graphicFrameLocks noChangeAspect="1"/>
+            </wp:cNvGraphicFramePr>
+            <a:graphic>
+              <a:graphicData uri="http://schemas.openxmlformats.org/drawingml/2006/picture">
+                <pic:pic>
+                  <pic:nvPicPr>
+                    <pic:cNvPr id="0" name="academy-story-ai-2-5-05.png"/>
+                    <pic:cNvPicPr/>
+                  </pic:nvPicPr>
+                  <pic:blipFill>
+                    <a:blip r:embed="rId33"/>
+                    <a:stretch>
+                      <a:fillRect/>
+                    </a:stretch>
+                  </pic:blipFill>
+                  <pic:spPr>
+                    <a:xfrm>
+                      <a:off x="0" y="0"/>
+                      <a:ext cx="5486400" cy="2834640"/>
+                    </a:xfrm>
+                    <a:prstGeom prst="rect"/>
+                  </pic:spPr>
+                </pic:pic>
+              </a:graphicData>
+            </a:graphic>
+          </wp:inline>
+        </w:drawing>
+      </w:r>
+    </w:p>
+    <w:p>
+      <w:pPr>
+        <w:spacing w:line="336" w:lineRule="auto" w:after="180"/>
+      </w:pPr>
+      <w:r>
+        <w:rPr>
+          <w:b w:val="0"/>
+        </w:rPr>
+        <w:t>The condition does not promise the counter ends exactly at 3. Subtractions can cross the boundary. The count strictly decreases, so the below-or-equal stopping region is eventually reached from this start.</w:t>
+      </w:r>
+    </w:p>
+    <w:p>
+      <w:pPr>
+        <w:spacing w:line="336" w:lineRule="auto" w:after="180"/>
+      </w:pPr>
+      <w:r>
+        <w:rPr>
+          <w:b w:val="0"/>
+        </w:rPr>
+        <w:t xml:space="preserve">A condition requiring exact equality can be unsafe when repeated </w:t>
+      </w:r>
+      <w:r>
+        <w:rPr>
+          <w:b/>
+        </w:rPr>
+        <w:t>update</w:t>
+      </w:r>
+      <w:r>
+        <w:rPr>
+          <w:b w:val="0"/>
+        </w:rPr>
+        <w:t xml:space="preserve">s skip that value. Limit: Do not run an intentionally unbounded </w:t>
+      </w:r>
+      <w:r>
+        <w:rPr>
+          <w:b/>
+        </w:rPr>
+        <w:t>loop</w:t>
+      </w:r>
+      <w:r>
+        <w:rPr>
+          <w:b w:val="0"/>
+        </w:rPr>
+        <w:t xml:space="preserve"> in class; trace a finite prefix to inspect the defect safely.</w:t>
+      </w:r>
+    </w:p>
+    <w:p>
+      <w:pPr>
+        <w:spacing w:line="336" w:lineRule="auto" w:after="180"/>
+        <w:shd w:fill="F5F1FB"/>
+      </w:pPr>
+      <w:r>
+        <w:rPr>
+          <w:b w:val="0"/>
+        </w:rPr>
+        <w:t>Explain the case, then point to a limit on the claim.</w:t>
+      </w:r>
+    </w:p>
+    <w:p>
+      <w:pPr>
+        <w:pStyle w:val="Heading3"/>
+      </w:pPr>
+      <w:r>
+        <w:t>06. Make the idea visible in your project</w:t>
+      </w:r>
+    </w:p>
+    <w:p>
+      <w:r>
+        <w:drawing>
+          <wp:inline xmlns:a="http://schemas.openxmlformats.org/drawingml/2006/main" xmlns:pic="http://schemas.openxmlformats.org/drawingml/2006/picture">
+            <wp:extent cx="5486400" cy="3380232"/>
+            <wp:docPr id="27" name="Picture 27" descr="Use progress and stopping arguments for any repeated recommender process; test inputs that require zero, one and several updates. Draw your input, deciding step, result and limit. Supported question: Why is report 0 correct for the original loop, and why is equality-only stopping risky here?"/>
+            <wp:cNvGraphicFramePr>
+              <a:graphicFrameLocks noChangeAspect="1"/>
+            </wp:cNvGraphicFramePr>
+            <a:graphic>
+              <a:graphicData uri="http://schemas.openxmlformats.org/drawingml/2006/picture">
+                <pic:pic>
+                  <pic:nvPicPr>
+                    <pic:cNvPr id="0" name="academy-story-ai-2-5-06.png"/>
+                    <pic:cNvPicPr/>
+                  </pic:nvPicPr>
+                  <pic:blipFill>
+                    <a:blip r:embed="rId34"/>
+                    <a:stretch>
+                      <a:fillRect/>
+                    </a:stretch>
+                  </pic:blipFill>
+                  <pic:spPr>
+                    <a:xfrm>
+                      <a:off x="0" y="0"/>
+                      <a:ext cx="5486400" cy="3380232"/>
+                    </a:xfrm>
+                    <a:prstGeom prst="rect"/>
+                  </pic:spPr>
+                </pic:pic>
+              </a:graphicData>
+            </a:graphic>
+          </wp:inline>
+        </w:drawing>
+      </w:r>
+    </w:p>
+    <w:p>
+      <w:pPr>
+        <w:spacing w:line="336" w:lineRule="auto" w:after="180"/>
+      </w:pPr>
+      <w:r>
+        <w:rPr>
+          <w:b w:val="0"/>
+        </w:rPr>
+        <w:t xml:space="preserve">Use progress and stopping arguments for any repeated recommender </w:t>
+      </w:r>
+      <w:r>
+        <w:rPr>
+          <w:b/>
+        </w:rPr>
+        <w:t>process</w:t>
+      </w:r>
+      <w:r>
+        <w:rPr>
+          <w:b w:val="0"/>
+        </w:rPr>
+        <w:t xml:space="preserve">; test </w:t>
+      </w:r>
+      <w:r>
+        <w:rPr>
+          <w:b/>
+        </w:rPr>
+        <w:t>input</w:t>
+      </w:r>
+      <w:r>
+        <w:rPr>
+          <w:b w:val="0"/>
+        </w:rPr>
+        <w:t xml:space="preserve">s that require zero, one and several </w:t>
+      </w:r>
+      <w:r>
+        <w:rPr>
+          <w:b/>
+        </w:rPr>
+        <w:t>update</w:t>
+      </w:r>
+      <w:r>
+        <w:rPr>
+          <w:b w:val="0"/>
+        </w:rPr>
+        <w:t xml:space="preserve">s. Draw your </w:t>
+      </w:r>
+      <w:r>
+        <w:rPr>
+          <w:b/>
+        </w:rPr>
+        <w:t>input</w:t>
+      </w:r>
+      <w:r>
+        <w:rPr>
+          <w:b w:val="0"/>
+        </w:rPr>
+        <w:t>, deciding step, result and limit.</w:t>
+      </w:r>
+    </w:p>
+    <w:p>
+      <w:pPr>
+        <w:spacing w:line="336" w:lineRule="auto" w:after="180"/>
+      </w:pPr>
+      <w:r>
+        <w:rPr>
+          <w:b w:val="0"/>
+        </w:rPr>
+        <w:t xml:space="preserve">Supported question: Why is report 0 correct for the original </w:t>
+      </w:r>
+      <w:r>
+        <w:rPr>
+          <w:b/>
+        </w:rPr>
+        <w:t>loop</w:t>
+      </w:r>
+      <w:r>
+        <w:rPr>
+          <w:b w:val="0"/>
+        </w:rPr>
+        <w:t>, and why is equality-only stopping risky here?</w:t>
+      </w:r>
+    </w:p>
+    <w:p>
+      <w:pPr>
+        <w:spacing w:line="336" w:lineRule="auto" w:after="180"/>
+        <w:shd w:fill="F5F1FB"/>
+      </w:pPr>
+      <w:r>
+        <w:rPr>
+          <w:b w:val="0"/>
+        </w:rPr>
+        <w:t xml:space="preserve">Draw your project trace and justify the deciding step using </w:t>
+      </w:r>
+      <w:r>
+        <w:rPr>
+          <w:b/>
+        </w:rPr>
+        <w:t>evidence</w:t>
+      </w:r>
+      <w:r>
+        <w:rPr>
+          <w:b w:val="0"/>
+        </w:rPr>
+        <w:t>.</w:t>
       </w:r>
     </w:p>
     <w:sectPr>

--- a/downloads/student/ai-2-week-05.docx
+++ b/downloads/student/ai-2-week-05.docx
@@ -25,12 +25,17 @@
         <w:pStyle w:val="Heading1"/>
       </w:pPr>
       <w:r>
-        <w:t>Before you start</w:t>
-      </w:r>
-    </w:p>
-    <w:p>
-      <w:r>
-        <w:t>Week 4: update and record a variable's state.</w:t>
+        <w:t>Check the condition. Make progress. Explain the stop.</w:t>
+      </w:r>
+    </w:p>
+    <w:p>
+      <w:r>
+        <w:t>Move from fixed ranges to while-loops, trace boundary crossing and expose updates that cannot meet an equality-only stop.</w:t>
+      </w:r>
+    </w:p>
+    <w:p>
+      <w:r>
+        <w:t>Test before updating → record progress → keep the final false check.</w:t>
       </w:r>
     </w:p>
     <w:p>
@@ -38,12 +43,124 @@
         <w:pStyle w:val="Heading1"/>
       </w:pPr>
       <w:r>
-        <w:t>01. Your mission</w:t>
-      </w:r>
-    </w:p>
-    <w:p>
-      <w:r>
-        <w:t>Start with the target: Trace variable values before and after each loop iteration. Try the recall before opening notes.</w:t>
+        <w:t>01. What makes this loop stop?</w:t>
+      </w:r>
+    </w:p>
+    <w:p>
+      <w:r>
+        <w:t>Trace the condition, the update and the final state.</w:t>
+      </w:r>
+    </w:p>
+    <w:p>
+      <w:pPr>
+        <w:pStyle w:val="Heading2"/>
+      </w:pPr>
+      <w:r>
+        <w:t>Start with progress toward a false condition</w:t>
+      </w:r>
+    </w:p>
+    <w:p>
+      <w:pPr>
+        <w:spacing w:line="336" w:lineRule="auto" w:after="180"/>
+      </w:pPr>
+      <w:r>
+        <w:rPr>
+          <w:b w:val="0"/>
+        </w:rPr>
+        <w:t>A while-loop checks its condition before each update. Explain how the update makes that condition false; reaching the boundary exactly is not always necessary or possible.</w:t>
+      </w:r>
+    </w:p>
+    <w:p>
+      <w:pPr>
+        <w:pStyle w:val="Heading2"/>
+      </w:pPr>
+      <w:r>
+        <w:t>Recall changing state</w:t>
+      </w:r>
+    </w:p>
+    <w:p>
+      <w:pPr>
+        <w:spacing w:line="336" w:lineRule="auto" w:after="180"/>
+      </w:pPr>
+      <w:r>
+        <w:rPr>
+          <w:b w:val="0"/>
+        </w:rPr>
+        <w:t>Close your notes first. A rough first answer helps us choose the right starting point; it is not a score for your ability.</w:t>
+      </w:r>
+    </w:p>
+    <w:p>
+      <w:pPr>
+        <w:spacing w:line="336" w:lineRule="auto" w:after="180"/>
+      </w:pPr>
+      <w:r>
+        <w:rPr>
+          <w:b w:val="0"/>
+        </w:rPr>
+        <w:t xml:space="preserve">After trying, check the relevant lesson or ask your teacher. Change the part of your explanation that the </w:t>
+      </w:r>
+      <w:r>
+        <w:rPr>
+          <w:b/>
+        </w:rPr>
+        <w:t>evidence</w:t>
+      </w:r>
+      <w:r>
+        <w:rPr>
+          <w:b w:val="0"/>
+        </w:rPr>
+        <w:t xml:space="preserve"> shows was wrong.</w:t>
+      </w:r>
+    </w:p>
+    <w:p>
+      <w:pPr>
+        <w:spacing w:line="336" w:lineRule="auto" w:after="180"/>
+      </w:pPr>
+      <w:r>
+        <w:rPr>
+          <w:b w:val="0"/>
+        </w:rPr>
+        <w:t>Starting with total = 2, what does total = total + 3 store?</w:t>
+      </w:r>
+    </w:p>
+    <w:p>
+      <w:pPr>
+        <w:pStyle w:val="Heading2"/>
+      </w:pPr>
+      <w:r>
+        <w:t>Your learning goals</w:t>
+      </w:r>
+    </w:p>
+    <w:p>
+      <w:pPr>
+        <w:pStyle w:val="ListBullet"/>
+      </w:pPr>
+      <w:r>
+        <w:t>I can trace variable values before and after each loop iteration.</w:t>
+      </w:r>
+    </w:p>
+    <w:p>
+      <w:pPr>
+        <w:pStyle w:val="ListBullet"/>
+      </w:pPr>
+      <w:r>
+        <w:t>I can explain how a while-loop update makes its stopping condition false.</w:t>
+      </w:r>
+    </w:p>
+    <w:p>
+      <w:pPr>
+        <w:pStyle w:val="ListBullet"/>
+      </w:pPr>
+      <w:r>
+        <w:t>I can test zero, one and several while-loop updates and inspect a non-progress defect.</w:t>
+      </w:r>
+    </w:p>
+    <w:p>
+      <w:pPr>
+        <w:pStyle w:val="Heading2"/>
+      </w:pPr>
+      <w:r>
+        <w:t>Earlier wording, alternatives and picture transcripts · reference / check after trying</w:t>
       </w:r>
     </w:p>
     <w:p>
@@ -56,159 +173,44 @@
     </w:p>
     <w:p>
       <w:pPr>
+        <w:pStyle w:val="Heading3"/>
+      </w:pPr>
+      <w:r>
+        <w:t>Remember before reading</w:t>
+      </w:r>
+    </w:p>
+    <w:p>
+      <w:pPr>
         <w:spacing w:line="336" w:lineRule="auto" w:after="180"/>
       </w:pPr>
       <w:r>
         <w:rPr>
           <w:b w:val="0"/>
         </w:rPr>
-        <w:t xml:space="preserve">I can trace variable values before and after each </w:t>
+        <w:t xml:space="preserve">Without opening the old lesson, explain one key idea from </w:t>
       </w:r>
       <w:r>
         <w:rPr>
           <w:b/>
         </w:rPr>
-        <w:t>loop</w:t>
+        <w:t>Trace Table</w:t>
       </w:r>
       <w:r>
         <w:rPr>
           <w:b w:val="0"/>
         </w:rPr>
-        <w:t xml:space="preserve"> </w:t>
-      </w:r>
-      <w:r>
-        <w:rPr>
-          <w:b/>
-        </w:rPr>
-        <w:t>iteration</w:t>
-      </w:r>
+        <w:t>s. Give an example and a mistake that the idea helps you avoid.</w:t>
+      </w:r>
+    </w:p>
+    <w:p>
+      <w:pPr>
+        <w:spacing w:line="336" w:lineRule="auto" w:after="180"/>
+      </w:pPr>
       <w:r>
         <w:rPr>
           <w:b w:val="0"/>
         </w:rPr>
-        <w:t>.</w:t>
-      </w:r>
-    </w:p>
-    <w:p>
-      <w:pPr>
-        <w:spacing w:line="336" w:lineRule="auto" w:after="180"/>
-      </w:pPr>
-      <w:r>
-        <w:rPr>
-          <w:b w:val="0"/>
-        </w:rPr>
-        <w:t>I can use the excluded stop value in range correctly.</w:t>
-      </w:r>
-    </w:p>
-    <w:p>
-      <w:pPr>
-        <w:spacing w:line="336" w:lineRule="auto" w:after="180"/>
-      </w:pPr>
-      <w:r>
-        <w:rPr>
-          <w:b w:val="0"/>
-        </w:rPr>
-        <w:t xml:space="preserve">I can explain </w:t>
-      </w:r>
-      <w:r>
-        <w:rPr>
-          <w:b/>
-        </w:rPr>
-        <w:t>initialization</w:t>
-      </w:r>
-      <w:r>
-        <w:rPr>
-          <w:b w:val="0"/>
-        </w:rPr>
-        <w:t xml:space="preserve"> and test zero one and several </w:t>
-      </w:r>
-      <w:r>
-        <w:rPr>
-          <w:b/>
-        </w:rPr>
-        <w:t>iteration</w:t>
-      </w:r>
-      <w:r>
-        <w:rPr>
-          <w:b w:val="0"/>
-        </w:rPr>
-        <w:t>s.</w:t>
-      </w:r>
-    </w:p>
-    <w:p>
-      <w:pPr>
-        <w:pStyle w:val="Heading3"/>
-      </w:pPr>
-      <w:r>
-        <w:t>Remember before reading</w:t>
-      </w:r>
-    </w:p>
-    <w:p>
-      <w:pPr>
-        <w:spacing w:line="336" w:lineRule="auto" w:after="180"/>
-      </w:pPr>
-      <w:r>
-        <w:rPr>
-          <w:b w:val="0"/>
-        </w:rPr>
-        <w:t>Close your notes first. A rough first answer helps us choose the right starting point; it is not a score for your ability.</w:t>
-      </w:r>
-    </w:p>
-    <w:p>
-      <w:pPr>
-        <w:spacing w:line="336" w:lineRule="auto" w:after="180"/>
-      </w:pPr>
-      <w:r>
-        <w:rPr>
-          <w:b w:val="0"/>
-        </w:rPr>
-        <w:t xml:space="preserve">Without opening the old lesson, explain one key idea from </w:t>
-      </w:r>
-      <w:r>
-        <w:rPr>
-          <w:b/>
-        </w:rPr>
-        <w:t>Trace Table</w:t>
-      </w:r>
-      <w:r>
-        <w:rPr>
-          <w:b w:val="0"/>
-        </w:rPr>
-        <w:t>s. Give an example and a mistake that the idea helps you avoid.</w:t>
-      </w:r>
-    </w:p>
-    <w:p>
-      <w:pPr>
-        <w:spacing w:line="336" w:lineRule="auto" w:after="180"/>
-      </w:pPr>
-      <w:r>
-        <w:rPr>
-          <w:b w:val="0"/>
-        </w:rPr>
         <w:t>Without opening the old lesson, explain one key idea from Decompose a Goal. Give an example and a mistake that the idea helps you avoid.</w:t>
-      </w:r>
-    </w:p>
-    <w:p>
-      <w:pPr>
-        <w:spacing w:line="336" w:lineRule="auto" w:after="180"/>
-      </w:pPr>
-      <w:r>
-        <w:rPr>
-          <w:b w:val="0"/>
-        </w:rPr>
-        <w:t xml:space="preserve">After trying, check the relevant lesson or ask your teacher. Change the part of your explanation that the </w:t>
-      </w:r>
-      <w:r>
-        <w:rPr>
-          <w:b/>
-        </w:rPr>
-        <w:t>evidence</w:t>
-      </w:r>
-      <w:r>
-        <w:rPr>
-          <w:b w:val="0"/>
-        </w:rPr>
-        <w:t xml:space="preserve"> shows was wrong.</w:t>
       </w:r>
     </w:p>
     <w:p>
@@ -311,9 +313,44 @@
       </w:pPr>
       <w:r>
         <w:rPr>
+          <w:b w:val="0"/>
+        </w:rPr>
+        <w:t>THINKER MISSION</w:t>
+      </w:r>
+    </w:p>
+    <w:p>
+      <w:pPr>
+        <w:spacing w:line="336" w:lineRule="auto" w:after="180"/>
+      </w:pPr>
+      <w:r>
+        <w:rPr>
+          <w:b w:val="0"/>
+        </w:rPr>
+        <w:t xml:space="preserve">Predict </w:t>
+      </w:r>
+      <w:r>
+        <w:rPr>
           <w:b/>
         </w:rPr>
-        <w:t>THINKER MISSION</w:t>
+        <w:t>loop</w:t>
+      </w:r>
+      <w:r>
+        <w:rPr>
+          <w:b w:val="0"/>
+        </w:rPr>
+        <w:t xml:space="preserve"> counts; repair one </w:t>
+      </w:r>
+      <w:r>
+        <w:rPr>
+          <w:b/>
+        </w:rPr>
+        <w:t>infinite loop</w:t>
+      </w:r>
+      <w:r>
+        <w:rPr>
+          <w:b w:val="0"/>
+        </w:rPr>
+        <w:t>.</w:t>
       </w:r>
     </w:p>
     <w:p>
@@ -324,7 +361,67 @@
         <w:rPr>
           <w:b w:val="0"/>
         </w:rPr>
-        <w:t xml:space="preserve">Predict </w:t>
+        <w:t>Thinker name and date:</w:t>
+      </w:r>
+    </w:p>
+    <w:p>
+      <w:pPr>
+        <w:pStyle w:val="Heading3"/>
+      </w:pPr>
+      <w:r>
+        <w:t>Write or draw your reasoning and evidence.</w:t>
+      </w:r>
+    </w:p>
+    <w:p>
+      <w:r>
+        <w:t>________________________________________________________________</w:t>
+      </w:r>
+    </w:p>
+    <w:p>
+      <w:r>
+        <w:t>________________________________________________________________</w:t>
+      </w:r>
+    </w:p>
+    <w:p>
+      <w:r>
+        <w:t>________________________________________________________________</w:t>
+      </w:r>
+    </w:p>
+    <w:p>
+      <w:r>
+        <w:t>________________________________________________________________</w:t>
+      </w:r>
+    </w:p>
+    <w:p>
+      <w:r>
+        <w:t>________________________________________________________________</w:t>
+      </w:r>
+    </w:p>
+    <w:p>
+      <w:pPr>
+        <w:pStyle w:val="Heading3"/>
+      </w:pPr>
+      <w:r>
+        <w:t>Readiness for the connected explanation</w:t>
+      </w:r>
+    </w:p>
+    <w:p>
+      <w:pPr>
+        <w:pStyle w:val="Heading3"/>
+      </w:pPr>
+      <w:r>
+        <w:t>This week’s end goal</w:t>
+      </w:r>
+    </w:p>
+    <w:p>
+      <w:pPr>
+        <w:spacing w:line="336" w:lineRule="auto" w:after="180"/>
+      </w:pPr>
+      <w:r>
+        <w:rPr>
+          <w:b w:val="0"/>
+        </w:rPr>
+        <w:t>By the end, I can trace a while-</w:t>
       </w:r>
       <w:r>
         <w:rPr>
@@ -336,19 +433,40 @@
         <w:rPr>
           <w:b w:val="0"/>
         </w:rPr>
-        <w:t xml:space="preserve"> counts; repair one </w:t>
+        <w:t xml:space="preserve"> and recognise when its </w:t>
       </w:r>
       <w:r>
         <w:rPr>
           <w:b/>
         </w:rPr>
-        <w:t>infinite loop</w:t>
+        <w:t>update</w:t>
       </w:r>
       <w:r>
         <w:rPr>
           <w:b w:val="0"/>
         </w:rPr>
-        <w:t>.</w:t>
+        <w:t xml:space="preserve"> cannot satisfy the stopping test.</w:t>
+      </w:r>
+    </w:p>
+    <w:p>
+      <w:pPr>
+        <w:pStyle w:val="Heading1"/>
+      </w:pPr>
+      <w:r>
+        <w:t>02. Read the condition-controlled counting task</w:t>
+      </w:r>
+    </w:p>
+    <w:p>
+      <w:r>
+        <w:t>Keep the earlier range examples as review, separate from the main while-loop.</w:t>
+      </w:r>
+    </w:p>
+    <w:p>
+      <w:pPr>
+        <w:pStyle w:val="Heading2"/>
+      </w:pPr>
+      <w:r>
+        <w:t>The complete while requirement</w:t>
       </w:r>
     </w:p>
     <w:p>
@@ -359,125 +477,24 @@
         <w:rPr>
           <w:b w:val="0"/>
         </w:rPr>
-        <w:t>Thinker name and date:</w:t>
-      </w:r>
-    </w:p>
-    <w:p>
-      <w:pPr>
-        <w:pStyle w:val="Heading3"/>
-      </w:pPr>
-      <w:r>
-        <w:t>Write or draw your reasoning and evidence.</w:t>
-      </w:r>
-    </w:p>
-    <w:p>
-      <w:r>
-        <w:t>________________________________________________________________</w:t>
-      </w:r>
-    </w:p>
-    <w:p>
-      <w:r>
-        <w:t>________________________________________________________________</w:t>
-      </w:r>
-    </w:p>
-    <w:p>
-      <w:r>
-        <w:t>________________________________________________________________</w:t>
-      </w:r>
-    </w:p>
-    <w:p>
-      <w:r>
-        <w:t>________________________________________________________________</w:t>
-      </w:r>
-    </w:p>
-    <w:p>
-      <w:r>
-        <w:t>________________________________________________________________</w:t>
-      </w:r>
-    </w:p>
-    <w:p>
-      <w:pPr>
-        <w:pStyle w:val="Heading3"/>
-      </w:pPr>
-      <w:r>
-        <w:t>Readiness for the connected explanation</w:t>
+        <w:t>This week moves from the fixed ranges of Week 4 to a condition-controlled while-loop. Our supplied integer count starts at 12. While it is greater than 3, subtract 4. Check the condition before every subtraction; once it is false, print the current count once. The count may cross below 3 without ever equalling 3.</w:t>
+      </w:r>
+    </w:p>
+    <w:p>
+      <w:pPr>
+        <w:pStyle w:val="Heading2"/>
+      </w:pPr>
+      <w:r>
+        <w:t>Earlier wording, alternatives and picture transcripts · reference / check after trying</w:t>
       </w:r>
     </w:p>
     <w:p>
       <w:pPr>
         <w:spacing w:line="336" w:lineRule="auto" w:after="180"/>
-        <w:shd w:fill="F5F1FB"/>
       </w:pPr>
       <w:r>
         <w:rPr>
           <w:b w:val="0"/>
-        </w:rPr>
-        <w:t>Starting with total = 2, what does total = total + 3 store?</w:t>
-      </w:r>
-    </w:p>
-    <w:p>
-      <w:pPr>
-        <w:pStyle w:val="Heading3"/>
-      </w:pPr>
-      <w:r>
-        <w:t>This week’s end goal</w:t>
-      </w:r>
-    </w:p>
-    <w:p>
-      <w:pPr>
-        <w:spacing w:line="336" w:lineRule="auto" w:after="180"/>
-      </w:pPr>
-      <w:r>
-        <w:rPr>
-          <w:b w:val="0"/>
-        </w:rPr>
-        <w:t>By the end, I can trace a while-</w:t>
-      </w:r>
-      <w:r>
-        <w:rPr>
-          <w:b/>
-        </w:rPr>
-        <w:t>loop</w:t>
-      </w:r>
-      <w:r>
-        <w:rPr>
-          <w:b w:val="0"/>
-        </w:rPr>
-        <w:t xml:space="preserve"> and recognise when its </w:t>
-      </w:r>
-      <w:r>
-        <w:rPr>
-          <w:b/>
-        </w:rPr>
-        <w:t>update</w:t>
-      </w:r>
-      <w:r>
-        <w:rPr>
-          <w:b w:val="0"/>
-        </w:rPr>
-        <w:t xml:space="preserve"> cannot satisfy the stopping test.</w:t>
-      </w:r>
-    </w:p>
-    <w:p>
-      <w:pPr>
-        <w:pStyle w:val="Heading1"/>
-      </w:pPr>
-      <w:r>
-        <w:t>02. Notice the evidence</w:t>
-      </w:r>
-    </w:p>
-    <w:p>
-      <w:r>
-        <w:t>Investigate the supplied Loops and Stopping case. Separate observations, given facts and assumptions before choosing an explanation.</w:t>
-      </w:r>
-    </w:p>
-    <w:p>
-      <w:pPr>
-        <w:spacing w:line="336" w:lineRule="auto" w:after="180"/>
-      </w:pPr>
-      <w:r>
-        <w:rPr>
-          <w:b/>
         </w:rPr>
         <w:t>PICTURE STORY</w:t>
       </w:r>
@@ -554,34 +571,179 @@
     </w:p>
     <w:p>
       <w:pPr>
+        <w:spacing w:line="336" w:lineRule="auto" w:after="180"/>
+      </w:pPr>
+      <w:r>
+        <w:rPr>
+          <w:b w:val="0"/>
+        </w:rPr>
+        <w:t>MYSTERY</w:t>
+      </w:r>
+    </w:p>
+    <w:p>
+      <w:pPr>
+        <w:spacing w:line="336" w:lineRule="auto" w:after="180"/>
+      </w:pPr>
+      <w:r>
+        <w:rPr>
+          <w:b w:val="0"/>
+        </w:rPr>
+        <w:t xml:space="preserve">The learners must use </w:t>
+      </w:r>
+      <w:r>
+        <w:rPr>
+          <w:b/>
+        </w:rPr>
+        <w:t>loop</w:t>
+      </w:r>
+      <w:r>
+        <w:rPr>
+          <w:b w:val="0"/>
+        </w:rPr>
+        <w:t xml:space="preserve">s and stopping to solve a problem. What information do they have? What decision or calculation do they make? What would count as </w:t>
+      </w:r>
+      <w:r>
+        <w:rPr>
+          <w:b/>
+        </w:rPr>
+        <w:t>evidence</w:t>
+      </w:r>
+      <w:r>
+        <w:rPr>
+          <w:b w:val="0"/>
+        </w:rPr>
+        <w:t xml:space="preserve"> that it worked?</w:t>
+      </w:r>
+    </w:p>
+    <w:p>
+      <w:pPr>
+        <w:spacing w:line="336" w:lineRule="auto" w:after="180"/>
+      </w:pPr>
+      <w:r>
+        <w:rPr>
+          <w:b w:val="0"/>
+        </w:rPr>
+        <w:t xml:space="preserve">Three </w:t>
+      </w:r>
+      <w:r>
+        <w:rPr>
+          <w:b/>
+        </w:rPr>
+        <w:t>observation</w:t>
+      </w:r>
+      <w:r>
+        <w:rPr>
+          <w:b w:val="0"/>
+        </w:rPr>
+        <w:t>s (what you can point to):</w:t>
+      </w:r>
+    </w:p>
+    <w:p>
+      <w:pPr>
         <w:pStyle w:val="Heading3"/>
       </w:pPr>
       <w:r>
-        <w:t>Start with this puzzle</w:t>
+        <w:t>Write or draw your reasoning and evidence.</w:t>
+      </w:r>
+    </w:p>
+    <w:p>
+      <w:r>
+        <w:t>________________________________________________________________</w:t>
+      </w:r>
+    </w:p>
+    <w:p>
+      <w:r>
+        <w:t>________________________________________________________________</w:t>
+      </w:r>
+    </w:p>
+    <w:p>
+      <w:r>
+        <w:t>________________________________________________________________</w:t>
+      </w:r>
+    </w:p>
+    <w:p>
+      <w:r>
+        <w:t>________________________________________________________________</w:t>
+      </w:r>
+    </w:p>
+    <w:p>
+      <w:r>
+        <w:t>________________________________________________________________</w:t>
       </w:r>
     </w:p>
     <w:p>
       <w:pPr>
         <w:spacing w:line="336" w:lineRule="auto" w:after="180"/>
-        <w:shd w:fill="F1F6FC"/>
       </w:pPr>
       <w:r>
         <w:rPr>
           <w:b w:val="0"/>
         </w:rPr>
-        <w:t>MYSTERY</w:t>
+        <w:t xml:space="preserve">My </w:t>
+      </w:r>
+      <w:r>
+        <w:rPr>
+          <w:b/>
+        </w:rPr>
+        <w:t>prediction</w:t>
+      </w:r>
+      <w:r>
+        <w:rPr>
+          <w:b w:val="0"/>
+        </w:rPr>
+        <w:t xml:space="preserve"> and the clue supporting it:</w:t>
+      </w:r>
+    </w:p>
+    <w:p>
+      <w:pPr>
+        <w:pStyle w:val="Heading3"/>
+      </w:pPr>
+      <w:r>
+        <w:t>Write or draw your reasoning and evidence.</w:t>
+      </w:r>
+    </w:p>
+    <w:p>
+      <w:r>
+        <w:t>________________________________________________________________</w:t>
+      </w:r>
+    </w:p>
+    <w:p>
+      <w:r>
+        <w:t>________________________________________________________________</w:t>
+      </w:r>
+    </w:p>
+    <w:p>
+      <w:r>
+        <w:t>________________________________________________________________</w:t>
+      </w:r>
+    </w:p>
+    <w:p>
+      <w:r>
+        <w:t>________________________________________________________________</w:t>
+      </w:r>
+    </w:p>
+    <w:p>
+      <w:r>
+        <w:t>________________________________________________________________</w:t>
+      </w:r>
+    </w:p>
+    <w:p>
+      <w:pPr>
+        <w:pStyle w:val="Heading3"/>
+      </w:pPr>
+      <w:r>
+        <w:t>A closer explanation</w:t>
       </w:r>
     </w:p>
     <w:p>
       <w:pPr>
         <w:spacing w:line="336" w:lineRule="auto" w:after="180"/>
-        <w:shd w:fill="F5F1FB"/>
       </w:pPr>
       <w:r>
         <w:rPr>
           <w:b w:val="0"/>
         </w:rPr>
-        <w:t xml:space="preserve">The learners must use </w:t>
+        <w:t xml:space="preserve">Imagine adding numbered counters: first 1, then 2, then 3. A </w:t>
       </w:r>
       <w:r>
         <w:rPr>
@@ -593,19 +755,30 @@
         <w:rPr>
           <w:b w:val="0"/>
         </w:rPr>
-        <w:t xml:space="preserve">s and stopping to solve a problem. What information do they have? What decision or calculation do they make? What would count as </w:t>
+        <w:t xml:space="preserve"> can repeat the same addition with a different number each time. This week you will predict each change before running a short Python script.</w:t>
+      </w:r>
+    </w:p>
+    <w:p>
+      <w:pPr>
+        <w:spacing w:line="336" w:lineRule="auto" w:after="180"/>
+      </w:pPr>
+      <w:r>
+        <w:rPr>
+          <w:b w:val="0"/>
+        </w:rPr>
+        <w:t xml:space="preserve">Tracing repeated calculations prepares you to inspect the data </w:t>
       </w:r>
       <w:r>
         <w:rPr>
           <w:b/>
         </w:rPr>
-        <w:t>evidence</w:t>
+        <w:t>process</w:t>
       </w:r>
       <w:r>
         <w:rPr>
           <w:b w:val="0"/>
         </w:rPr>
-        <w:t xml:space="preserve"> that it worked?</w:t>
+        <w:t>ing used in larger AI applications.</w:t>
       </w:r>
     </w:p>
     <w:p>
@@ -616,52 +789,261 @@
         <w:rPr>
           <w:b w:val="0"/>
         </w:rPr>
-        <w:t xml:space="preserve">Three </w:t>
-      </w:r>
-      <w:r>
-        <w:rPr>
-          <w:b/>
-        </w:rPr>
-        <w:t>observation</w:t>
-      </w:r>
+        <w:t>In for turn in range(1, 4), Python supplies 1, 2 and 3 in order. The start is included and the stop is excluded. The indented body runs once for each supplied value. The colon and four-space indentation mark that body.</w:t>
+      </w:r>
+    </w:p>
+    <w:p>
+      <w:pPr>
+        <w:spacing w:line="336" w:lineRule="auto" w:after="180"/>
+      </w:pPr>
       <w:r>
         <w:rPr>
           <w:b w:val="0"/>
         </w:rPr>
-        <w:t>s (what you can point to):</w:t>
-      </w:r>
-    </w:p>
-    <w:p>
-      <w:pPr>
-        <w:pStyle w:val="Heading3"/>
-      </w:pPr>
-      <w:r>
-        <w:t>Write or draw your reasoning and evidence.</w:t>
-      </w:r>
-    </w:p>
-    <w:p>
-      <w:r>
-        <w:t>________________________________________________________________</w:t>
-      </w:r>
-    </w:p>
-    <w:p>
-      <w:r>
-        <w:t>________________________________________________________________</w:t>
-      </w:r>
-    </w:p>
-    <w:p>
-      <w:r>
-        <w:t>________________________________________________________________</w:t>
-      </w:r>
-    </w:p>
-    <w:p>
-      <w:r>
-        <w:t>________________________________________________________________</w:t>
-      </w:r>
-    </w:p>
-    <w:p>
-      <w:r>
-        <w:t>________________________________________________________________</w:t>
+        <w:t>This lesson uses integer range values with the default positive step of 1.</w:t>
+      </w:r>
+    </w:p>
+    <w:p>
+      <w:pPr>
+        <w:pStyle w:val="Heading1"/>
+      </w:pPr>
+      <w:r>
+        <w:t>03. Trace each check before its update</w:t>
+      </w:r>
+    </w:p>
+    <w:p>
+      <w:r>
+        <w:t>Keep the tested value, truth result and next state visible.</w:t>
+      </w:r>
+    </w:p>
+    <w:p>
+      <w:pPr>
+        <w:pStyle w:val="Heading2"/>
+      </w:pPr>
+      <w:r>
+        <w:t>The complete executable while script</w:t>
+      </w:r>
+    </w:p>
+    <w:p>
+      <w:r>
+        <w:rPr>
+          <w:rFonts w:ascii="Courier New" w:hAnsi="Courier New"/>
+          <w:sz w:val="18"/>
+        </w:rPr>
+        <w:t>count = 12</w:t>
+        <w:br/>
+        <w:t>while count &gt; 3:</w:t>
+        <w:br/>
+        <w:t xml:space="preserve">    count = count - 4</w:t>
+        <w:br/>
+        <w:t>print(count)</w:t>
+      </w:r>
+    </w:p>
+    <w:p>
+      <w:pPr>
+        <w:pStyle w:val="Heading2"/>
+      </w:pPr>
+      <w:r>
+        <w:t>Inspect all checks, including the final false one</w:t>
+      </w:r>
+    </w:p>
+    <w:tbl>
+      <w:tblPr>
+        <w:tblStyle w:val="LightShading-Accent1"/>
+        <w:tblW w:type="auto" w:w="0"/>
+        <w:tblLook w:firstColumn="1" w:firstRow="1" w:lastColumn="0" w:lastRow="0" w:noHBand="0" w:noVBand="1" w:val="04A0"/>
+      </w:tblPr>
+      <w:tblGrid>
+        <w:gridCol w:w="3408"/>
+        <w:gridCol w:w="3408"/>
+        <w:gridCol w:w="3408"/>
+      </w:tblGrid>
+      <w:tr>
+        <w:trPr>
+          <w:tblHeader/>
+        </w:trPr>
+        <w:tc>
+          <w:tcPr>
+            <w:tcW w:type="dxa" w:w="3408"/>
+          </w:tcPr>
+          <w:p>
+            <w:r>
+              <w:t>Count before test</w:t>
+            </w:r>
+          </w:p>
+        </w:tc>
+        <w:tc>
+          <w:tcPr>
+            <w:tcW w:type="dxa" w:w="3408"/>
+          </w:tcPr>
+          <w:p>
+            <w:r>
+              <w:t>count &gt; 3</w:t>
+            </w:r>
+          </w:p>
+        </w:tc>
+        <w:tc>
+          <w:tcPr>
+            <w:tcW w:type="dxa" w:w="3408"/>
+          </w:tcPr>
+          <w:p>
+            <w:r>
+              <w:t>Next action</w:t>
+            </w:r>
+          </w:p>
+        </w:tc>
+      </w:tr>
+      <w:tr>
+        <w:tc>
+          <w:tcPr>
+            <w:tcW w:type="dxa" w:w="3408"/>
+          </w:tcPr>
+          <w:p>
+            <w:r>
+              <w:t>12</w:t>
+            </w:r>
+          </w:p>
+        </w:tc>
+        <w:tc>
+          <w:tcPr>
+            <w:tcW w:type="dxa" w:w="3408"/>
+          </w:tcPr>
+          <w:p>
+            <w:r>
+              <w:t>True</w:t>
+            </w:r>
+          </w:p>
+        </w:tc>
+        <w:tc>
+          <w:tcPr>
+            <w:tcW w:type="dxa" w:w="3408"/>
+          </w:tcPr>
+          <w:p>
+            <w:r>
+              <w:t>Update to 8</w:t>
+            </w:r>
+          </w:p>
+        </w:tc>
+      </w:tr>
+      <w:tr>
+        <w:tc>
+          <w:tcPr>
+            <w:tcW w:type="dxa" w:w="3408"/>
+          </w:tcPr>
+          <w:p>
+            <w:r>
+              <w:t>8</w:t>
+            </w:r>
+          </w:p>
+        </w:tc>
+        <w:tc>
+          <w:tcPr>
+            <w:tcW w:type="dxa" w:w="3408"/>
+          </w:tcPr>
+          <w:p>
+            <w:r>
+              <w:t>True</w:t>
+            </w:r>
+          </w:p>
+        </w:tc>
+        <w:tc>
+          <w:tcPr>
+            <w:tcW w:type="dxa" w:w="3408"/>
+          </w:tcPr>
+          <w:p>
+            <w:r>
+              <w:t>Update to 4</w:t>
+            </w:r>
+          </w:p>
+        </w:tc>
+      </w:tr>
+      <w:tr>
+        <w:tc>
+          <w:tcPr>
+            <w:tcW w:type="dxa" w:w="3408"/>
+          </w:tcPr>
+          <w:p>
+            <w:r>
+              <w:t>4</w:t>
+            </w:r>
+          </w:p>
+        </w:tc>
+        <w:tc>
+          <w:tcPr>
+            <w:tcW w:type="dxa" w:w="3408"/>
+          </w:tcPr>
+          <w:p>
+            <w:r>
+              <w:t>True</w:t>
+            </w:r>
+          </w:p>
+        </w:tc>
+        <w:tc>
+          <w:tcPr>
+            <w:tcW w:type="dxa" w:w="3408"/>
+          </w:tcPr>
+          <w:p>
+            <w:r>
+              <w:t>Update to 0</w:t>
+            </w:r>
+          </w:p>
+        </w:tc>
+      </w:tr>
+      <w:tr>
+        <w:tc>
+          <w:tcPr>
+            <w:tcW w:type="dxa" w:w="3408"/>
+          </w:tcPr>
+          <w:p>
+            <w:r>
+              <w:t>0</w:t>
+            </w:r>
+          </w:p>
+        </w:tc>
+        <w:tc>
+          <w:tcPr>
+            <w:tcW w:type="dxa" w:w="3408"/>
+          </w:tcPr>
+          <w:p>
+            <w:r>
+              <w:t>False</w:t>
+            </w:r>
+          </w:p>
+        </w:tc>
+        <w:tc>
+          <w:tcPr>
+            <w:tcW w:type="dxa" w:w="3408"/>
+          </w:tcPr>
+          <w:p>
+            <w:r>
+              <w:t>Print 0 and stop</w:t>
+            </w:r>
+          </w:p>
+        </w:tc>
+      </w:tr>
+    </w:tbl>
+    <w:p>
+      <w:pPr>
+        <w:pStyle w:val="Heading2"/>
+      </w:pPr>
+      <w:r>
+        <w:t>Explain indentation, progress and zero updates</w:t>
+      </w:r>
+    </w:p>
+    <w:p>
+      <w:pPr>
+        <w:pStyle w:val="ListBullet"/>
+      </w:pPr>
+      <w:r>
+        <w:t>The indented subtraction runs only after a true check. The final print is outside the loop. Subtracting four makes progress toward count≤3; it does not promise a final count of exactly three. With initial count 3, the condition is already false and there are zero updates.</w:t>
+      </w:r>
+    </w:p>
+    <w:p>
+      <w:pPr>
+        <w:pStyle w:val="Heading2"/>
+      </w:pPr>
+      <w:r>
+        <w:t>Earlier wording, alternatives and picture transcripts · reference / check after trying</w:t>
       </w:r>
     </w:p>
     <w:p>
@@ -671,151 +1053,6 @@
       <w:r>
         <w:rPr>
           <w:b w:val="0"/>
-        </w:rPr>
-        <w:t xml:space="preserve">My </w:t>
-      </w:r>
-      <w:r>
-        <w:rPr>
-          <w:b/>
-        </w:rPr>
-        <w:t>prediction</w:t>
-      </w:r>
-      <w:r>
-        <w:rPr>
-          <w:b w:val="0"/>
-        </w:rPr>
-        <w:t xml:space="preserve"> and the clue supporting it:</w:t>
-      </w:r>
-    </w:p>
-    <w:p>
-      <w:pPr>
-        <w:pStyle w:val="Heading3"/>
-      </w:pPr>
-      <w:r>
-        <w:t>Write or draw your reasoning and evidence.</w:t>
-      </w:r>
-    </w:p>
-    <w:p>
-      <w:r>
-        <w:t>________________________________________________________________</w:t>
-      </w:r>
-    </w:p>
-    <w:p>
-      <w:r>
-        <w:t>________________________________________________________________</w:t>
-      </w:r>
-    </w:p>
-    <w:p>
-      <w:r>
-        <w:t>________________________________________________________________</w:t>
-      </w:r>
-    </w:p>
-    <w:p>
-      <w:r>
-        <w:t>________________________________________________________________</w:t>
-      </w:r>
-    </w:p>
-    <w:p>
-      <w:r>
-        <w:t>________________________________________________________________</w:t>
-      </w:r>
-    </w:p>
-    <w:p>
-      <w:pPr>
-        <w:pStyle w:val="Heading3"/>
-      </w:pPr>
-      <w:r>
-        <w:t>A closer explanation</w:t>
-      </w:r>
-    </w:p>
-    <w:p>
-      <w:pPr>
-        <w:spacing w:line="336" w:lineRule="auto" w:after="180"/>
-      </w:pPr>
-      <w:r>
-        <w:rPr>
-          <w:b w:val="0"/>
-        </w:rPr>
-        <w:t xml:space="preserve">Imagine adding numbered counters: first 1, then 2, then 3. A </w:t>
-      </w:r>
-      <w:r>
-        <w:rPr>
-          <w:b/>
-        </w:rPr>
-        <w:t>loop</w:t>
-      </w:r>
-      <w:r>
-        <w:rPr>
-          <w:b w:val="0"/>
-        </w:rPr>
-        <w:t xml:space="preserve"> can repeat the same addition with a different number each time. This week you will predict each change before running a short Python script.</w:t>
-      </w:r>
-    </w:p>
-    <w:p>
-      <w:pPr>
-        <w:spacing w:line="336" w:lineRule="auto" w:after="180"/>
-      </w:pPr>
-      <w:r>
-        <w:rPr>
-          <w:b w:val="0"/>
-        </w:rPr>
-        <w:t xml:space="preserve">Tracing repeated calculations prepares you to inspect the data </w:t>
-      </w:r>
-      <w:r>
-        <w:rPr>
-          <w:b/>
-        </w:rPr>
-        <w:t>process</w:t>
-      </w:r>
-      <w:r>
-        <w:rPr>
-          <w:b w:val="0"/>
-        </w:rPr>
-        <w:t>ing used in larger AI applications.</w:t>
-      </w:r>
-    </w:p>
-    <w:p>
-      <w:pPr>
-        <w:spacing w:line="336" w:lineRule="auto" w:after="180"/>
-      </w:pPr>
-      <w:r>
-        <w:rPr>
-          <w:b w:val="0"/>
-        </w:rPr>
-        <w:t>In for turn in range(1, 4), Python supplies 1, 2 and 3 in order. The start is included and the stop is excluded. The indented body runs once for each supplied value. The colon and four-space indentation mark that body.</w:t>
-      </w:r>
-    </w:p>
-    <w:p>
-      <w:pPr>
-        <w:spacing w:line="336" w:lineRule="auto" w:after="180"/>
-      </w:pPr>
-      <w:r>
-        <w:rPr>
-          <w:b w:val="0"/>
-        </w:rPr>
-        <w:t>This lesson uses integer range values with the default positive step of 1.</w:t>
-      </w:r>
-    </w:p>
-    <w:p>
-      <w:pPr>
-        <w:pStyle w:val="Heading1"/>
-      </w:pPr>
-      <w:r>
-        <w:t>03. See how it works</w:t>
-      </w:r>
-    </w:p>
-    <w:p>
-      <w:r>
-        <w:t>Follow the mechanism for Loops and Stopping. Connect each labelled input, deciding step and result.</w:t>
-      </w:r>
-    </w:p>
-    <w:p>
-      <w:pPr>
-        <w:spacing w:line="336" w:lineRule="auto" w:after="180"/>
-      </w:pPr>
-      <w:r>
-        <w:rPr>
-          <w:b/>
         </w:rPr>
         <w:t xml:space="preserve">VISUAL </w:t>
       </w:r>
@@ -1319,60 +1556,20 @@
         <w:pStyle w:val="Heading1"/>
       </w:pPr>
       <w:r>
-        <w:t>04. Compare the cases</w:t>
-      </w:r>
-    </w:p>
-    <w:p>
-      <w:r>
-        <w:t>Compare the supplied cases for Loops and Stopping. Identify the detail that changes the conclusion.</w:t>
-      </w:r>
-    </w:p>
-    <w:p>
-      <w:pPr>
-        <w:pStyle w:val="Heading3"/>
-      </w:pPr>
-      <w:r>
-        <w:t>The case to investigate</w:t>
-      </w:r>
-    </w:p>
-    <w:p>
-      <w:pPr>
-        <w:spacing w:line="336" w:lineRule="auto" w:after="180"/>
-        <w:shd w:fill="F1F6FC"/>
-      </w:pPr>
-      <w:r>
-        <w:rPr>
-          <w:b w:val="0"/>
-        </w:rPr>
-        <w:t>CASE GALLERY</w:t>
-      </w:r>
-    </w:p>
-    <w:p>
-      <w:pPr>
-        <w:spacing w:line="336" w:lineRule="auto" w:after="180"/>
-      </w:pPr>
-      <w:r>
-        <w:rPr>
-          <w:b w:val="0"/>
-        </w:rPr>
-        <w:t xml:space="preserve">Four Tests, Four Kinds of </w:t>
-      </w:r>
-      <w:r>
-        <w:rPr>
-          <w:b/>
-        </w:rPr>
-        <w:t>Evidence</w:t>
-      </w:r>
-    </w:p>
-    <w:p>
-      <w:pPr>
-        <w:spacing w:line="336" w:lineRule="auto" w:after="180"/>
-      </w:pPr>
-      <w:r>
-        <w:rPr>
-          <w:b w:val="0"/>
-        </w:rPr>
-        <w:t>A system is not understood until it survives more than one comfortable example.</w:t>
+        <w:t>04. Compare ordinary, zero-update and non-progress cases</w:t>
+      </w:r>
+    </w:p>
+    <w:p>
+      <w:r>
+        <w:t>An initially false condition can hide a missing update.</w:t>
+      </w:r>
+    </w:p>
+    <w:p>
+      <w:pPr>
+        <w:pStyle w:val="Heading2"/>
+      </w:pPr>
+      <w:r>
+        <w:t>Four pictures with a purpose</w:t>
       </w:r>
     </w:p>
     <w:p>
@@ -1413,6 +1610,11 @@
     </w:p>
     <w:p>
       <w:r>
+        <w:t>Normal case: predict the result and deciding evidence.</w:t>
+      </w:r>
+    </w:p>
+    <w:p>
+      <w:r>
         <w:drawing>
           <wp:inline xmlns:a="http://schemas.openxmlformats.org/drawingml/2006/main" xmlns:pic="http://schemas.openxmlformats.org/drawingml/2006/picture">
             <wp:extent cx="5486400" cy="3200400"/>
@@ -1448,47 +1650,8 @@
       </w:r>
     </w:p>
     <w:p>
-      <w:pPr>
-        <w:pStyle w:val="Heading3"/>
-      </w:pPr>
-      <w:r>
-        <w:t>The normal case</w:t>
-      </w:r>
-    </w:p>
-    <w:p>
-      <w:pPr>
-        <w:spacing w:line="336" w:lineRule="auto" w:after="180"/>
-        <w:shd w:fill="F1F6FC"/>
-      </w:pPr>
-      <w:r>
-        <w:rPr>
-          <w:b w:val="0"/>
-        </w:rPr>
-        <w:t xml:space="preserve">NORMAL CASE: predict and name </w:t>
-      </w:r>
-      <w:r>
-        <w:rPr>
-          <w:b/>
-        </w:rPr>
-        <w:t>evidence</w:t>
-      </w:r>
-      <w:r>
-        <w:rPr>
-          <w:b w:val="0"/>
-        </w:rPr>
-        <w:t xml:space="preserve">.     BOUNDARY CASE: predict and name </w:t>
-      </w:r>
-      <w:r>
-        <w:rPr>
-          <w:b/>
-        </w:rPr>
-        <w:t>evidence</w:t>
-      </w:r>
-      <w:r>
-        <w:rPr>
-          <w:b w:val="0"/>
-        </w:rPr>
-        <w:t>.</w:t>
+      <w:r>
+        <w:t>Boundary case: identify the exact limit.</w:t>
       </w:r>
     </w:p>
     <w:p>
@@ -1529,6 +1692,11 @@
     </w:p>
     <w:p>
       <w:r>
+        <w:t>Missing information: name what must be clarified.</w:t>
+      </w:r>
+    </w:p>
+    <w:p>
+      <w:r>
         <w:drawing>
           <wp:inline xmlns:a="http://schemas.openxmlformats.org/drawingml/2006/main" xmlns:pic="http://schemas.openxmlformats.org/drawingml/2006/picture">
             <wp:extent cx="5486400" cy="3200400"/>
@@ -1564,224 +1732,168 @@
       </w:r>
     </w:p>
     <w:p>
+      <w:r>
+        <w:t>Transfer case: explain which procedure still applies.</w:t>
+      </w:r>
+    </w:p>
+    <w:p>
+      <w:pPr>
+        <w:pStyle w:val="Heading2"/>
+      </w:pPr>
+      <w:r>
+        <w:t>Choose a revealing case</w:t>
+      </w:r>
+    </w:p>
+    <w:p>
+      <w:pPr>
+        <w:pStyle w:val="ListBullet"/>
+      </w:pPr>
+      <w:r>
+        <w:t>Which case is most likely to reveal a hidden assumption? Why?</w:t>
+      </w:r>
+    </w:p>
+    <w:p>
       <w:pPr>
         <w:pStyle w:val="Heading3"/>
       </w:pPr>
       <w:r>
-        <w:t>Check missing information</w:t>
+        <w:t>Write or draw your reasoning and evidence.</w:t>
+      </w:r>
+    </w:p>
+    <w:p>
+      <w:r>
+        <w:t>________________________________________________________________</w:t>
+      </w:r>
+    </w:p>
+    <w:p>
+      <w:r>
+        <w:t>________________________________________________________________</w:t>
+      </w:r>
+    </w:p>
+    <w:p>
+      <w:r>
+        <w:t>________________________________________________________________</w:t>
+      </w:r>
+    </w:p>
+    <w:p>
+      <w:r>
+        <w:t>________________________________________________________________</w:t>
+      </w:r>
+    </w:p>
+    <w:p>
+      <w:r>
+        <w:t>________________________________________________________________</w:t>
+      </w:r>
+    </w:p>
+    <w:p>
+      <w:pPr>
+        <w:pStyle w:val="Heading2"/>
+      </w:pPr>
+      <w:r>
+        <w:t>Predict the supplied changed case</w:t>
+      </w:r>
+    </w:p>
+    <w:p>
+      <w:pPr>
+        <w:pStyle w:val="ListBullet"/>
+      </w:pPr>
+      <w:r>
+        <w:t>Change: Replace count&gt;3 with count!=3.</w:t>
+      </w:r>
+    </w:p>
+    <w:p>
+      <w:pPr>
+        <w:pStyle w:val="Heading2"/>
+      </w:pPr>
+      <w:r>
+        <w:t>Check after predicting · reference / check after trying</w:t>
       </w:r>
     </w:p>
     <w:p>
       <w:pPr>
         <w:spacing w:line="336" w:lineRule="auto" w:after="180"/>
-        <w:shd w:fill="FFF5E6"/>
-      </w:pPr>
+      </w:pPr>
+      <w:r>
+        <w:rPr>
+          <w:b/>
+        </w:rPr>
+        <w:t>Prediction</w:t>
+      </w:r>
       <w:r>
         <w:rPr>
           <w:b w:val="0"/>
         </w:rPr>
-        <w:t xml:space="preserve">MISSING INFORMATION: predict and name </w:t>
+        <w:t xml:space="preserve">: From 12, the </w:t>
       </w:r>
       <w:r>
         <w:rPr>
           <w:b/>
         </w:rPr>
-        <w:t>evidence</w:t>
+        <w:t>loop</w:t>
       </w:r>
       <w:r>
         <w:rPr>
           <w:b w:val="0"/>
         </w:rPr>
-        <w:t xml:space="preserve">.     TRANSFER CASE: predict and name </w:t>
+        <w:t xml:space="preserve"> never reaches 3 and does not terminate in this toy model.</w:t>
+      </w:r>
+    </w:p>
+    <w:p>
+      <w:pPr>
+        <w:spacing w:line="336" w:lineRule="auto" w:after="180"/>
+      </w:pPr>
+      <w:r>
+        <w:rPr>
+          <w:b w:val="0"/>
+        </w:rPr>
+        <w:t>Reason: 12,8,4,0,−4,… are multiples of 4; none equals 3.</w:t>
+      </w:r>
+    </w:p>
+    <w:p>
+      <w:pPr>
+        <w:pStyle w:val="Heading2"/>
+      </w:pPr>
+      <w:r>
+        <w:t>Earlier wording, alternatives and picture transcripts · reference / check after trying</w:t>
+      </w:r>
+    </w:p>
+    <w:p>
+      <w:pPr>
+        <w:spacing w:line="336" w:lineRule="auto" w:after="180"/>
+      </w:pPr>
+      <w:r>
+        <w:rPr>
+          <w:b w:val="0"/>
+        </w:rPr>
+        <w:t>CASE GALLERY</w:t>
+      </w:r>
+    </w:p>
+    <w:p>
+      <w:pPr>
+        <w:spacing w:line="336" w:lineRule="auto" w:after="180"/>
+      </w:pPr>
+      <w:r>
+        <w:rPr>
+          <w:b w:val="0"/>
+        </w:rPr>
+        <w:t xml:space="preserve">Four Tests, Four Kinds of </w:t>
       </w:r>
       <w:r>
         <w:rPr>
           <w:b/>
         </w:rPr>
-        <w:t>evidence</w:t>
-      </w:r>
+        <w:t>Evidence</w:t>
+      </w:r>
+    </w:p>
+    <w:p>
+      <w:pPr>
+        <w:spacing w:line="336" w:lineRule="auto" w:after="180"/>
+      </w:pPr>
       <w:r>
         <w:rPr>
           <w:b w:val="0"/>
         </w:rPr>
-        <w:t>.</w:t>
-      </w:r>
-    </w:p>
-    <w:p>
-      <w:pPr>
-        <w:spacing w:line="336" w:lineRule="auto" w:after="180"/>
-        <w:shd w:fill="F5F1FB"/>
-      </w:pPr>
-      <w:r>
-        <w:rPr>
-          <w:b w:val="0"/>
-        </w:rPr>
-        <w:t>Which case is most likely to reveal a hidden assumption? Why?</w:t>
-      </w:r>
-    </w:p>
-    <w:p>
-      <w:pPr>
-        <w:pStyle w:val="Heading3"/>
-      </w:pPr>
-      <w:r>
-        <w:t>Write or draw your reasoning and evidence.</w:t>
-      </w:r>
-    </w:p>
-    <w:p>
-      <w:r>
-        <w:t>________________________________________________________________</w:t>
-      </w:r>
-    </w:p>
-    <w:p>
-      <w:r>
-        <w:t>________________________________________________________________</w:t>
-      </w:r>
-    </w:p>
-    <w:p>
-      <w:r>
-        <w:t>________________________________________________________________</w:t>
-      </w:r>
-    </w:p>
-    <w:p>
-      <w:r>
-        <w:t>________________________________________________________________</w:t>
-      </w:r>
-    </w:p>
-    <w:p>
-      <w:r>
-        <w:t>________________________________________________________________</w:t>
-      </w:r>
-    </w:p>
-    <w:p>
-      <w:pPr>
-        <w:pStyle w:val="Heading3"/>
-      </w:pPr>
-      <w:r>
-        <w:t>Change one thing in the pictured case</w:t>
-      </w:r>
-    </w:p>
-    <w:p>
-      <w:pPr>
-        <w:pStyle w:val="Heading3"/>
-      </w:pPr>
-      <w:r>
-        <w:t>Change one thing</w:t>
-      </w:r>
-    </w:p>
-    <w:p>
-      <w:pPr>
-        <w:spacing w:line="336" w:lineRule="auto" w:after="180"/>
-        <w:shd w:fill="F5F1FB"/>
-      </w:pPr>
-      <w:r>
-        <w:rPr>
-          <w:b w:val="0"/>
-        </w:rPr>
-        <w:t>Change: Replace count&gt;3 with count!=3.</w:t>
-      </w:r>
-    </w:p>
-    <w:p>
-      <w:pPr>
-        <w:pStyle w:val="Heading3"/>
-      </w:pPr>
-      <w:r>
-        <w:t>Predicted result</w:t>
-      </w:r>
-    </w:p>
-    <w:p>
-      <w:pPr>
-        <w:spacing w:line="336" w:lineRule="auto" w:after="180"/>
-        <w:shd w:fill="F1F6FC"/>
-      </w:pPr>
-      <w:r>
-        <w:rPr>
-          <w:b/>
-        </w:rPr>
-        <w:t>Prediction</w:t>
-      </w:r>
-      <w:r>
-        <w:rPr>
-          <w:b w:val="0"/>
-        </w:rPr>
-        <w:t xml:space="preserve">: From 12, the </w:t>
-      </w:r>
-      <w:r>
-        <w:rPr>
-          <w:b/>
-        </w:rPr>
-        <w:t>loop</w:t>
-      </w:r>
-      <w:r>
-        <w:rPr>
-          <w:b w:val="0"/>
-        </w:rPr>
-        <w:t xml:space="preserve"> never reaches 3 and does not terminate in this toy model.</w:t>
-      </w:r>
-    </w:p>
-    <w:p>
-      <w:pPr>
-        <w:pStyle w:val="Heading3"/>
-      </w:pPr>
-      <w:r>
-        <w:t>Why the result follows</w:t>
-      </w:r>
-    </w:p>
-    <w:p>
-      <w:pPr>
-        <w:spacing w:line="336" w:lineRule="auto" w:after="180"/>
-        <w:shd w:fill="F1F6FC"/>
-      </w:pPr>
-      <w:r>
-        <w:rPr>
-          <w:b w:val="0"/>
-        </w:rPr>
-        <w:t>Reason: 12,8,4,0,−4,… are multiples of 4; none equals 3.</w:t>
-      </w:r>
-    </w:p>
-    <w:p>
-      <w:pPr>
-        <w:pStyle w:val="Heading1"/>
-      </w:pPr>
-      <w:r>
-        <w:t>05. Words that unlock the idea</w:t>
-      </w:r>
-    </w:p>
-    <w:p>
-      <w:r>
-        <w:t>Use the vocabulary of Loops and Stopping to explain a concrete decision, rather than only memorising definitions.</w:t>
-      </w:r>
-    </w:p>
-    <w:p>
-      <w:pPr>
-        <w:spacing w:line="336" w:lineRule="auto" w:after="180"/>
-      </w:pPr>
-      <w:r>
-        <w:rPr>
-          <w:b/>
-        </w:rPr>
-        <w:t>VOCABULARY LAB</w:t>
-      </w:r>
-    </w:p>
-    <w:p>
-      <w:pPr>
-        <w:spacing w:line="336" w:lineRule="auto" w:after="180"/>
-      </w:pPr>
-      <w:r>
-        <w:rPr>
-          <w:b w:val="0"/>
-        </w:rPr>
-        <w:t>Words You Can Use to Reason</w:t>
-      </w:r>
-    </w:p>
-    <w:p>
-      <w:pPr>
-        <w:spacing w:line="336" w:lineRule="auto" w:after="180"/>
-      </w:pPr>
-      <w:r>
-        <w:rPr>
-          <w:b w:val="0"/>
-        </w:rPr>
-        <w:t>A definition matters when you can recognize the idea, use it, and contrast it with a near-miss.</w:t>
+        <w:t>A system is not understood until it survives more than one comfortable example.</w:t>
       </w:r>
     </w:p>
     <w:p>
@@ -1789,7 +1901,7 @@
         <w:drawing>
           <wp:inline xmlns:a="http://schemas.openxmlformats.org/drawingml/2006/main" xmlns:pic="http://schemas.openxmlformats.org/drawingml/2006/picture">
             <wp:extent cx="5486400" cy="3200400"/>
-            <wp:docPr id="10" name="Picture 10" descr="Vocabulary badge: loop"/>
+            <wp:docPr id="10" name="Picture 10" descr="NORMAL CASE illustration"/>
             <wp:cNvGraphicFramePr>
               <a:graphicFrameLocks noChangeAspect="1"/>
             </wp:cNvGraphicFramePr>
@@ -1797,11 +1909,11 @@
               <a:graphicData uri="http://schemas.openxmlformats.org/drawingml/2006/picture">
                 <pic:pic>
                   <pic:nvPicPr>
-                    <pic:cNvPr id="0" name="8fe9990d43187b66fb60d8387fa47e47e8301dae8f198a099c45a6692b775ac2.png"/>
+                    <pic:cNvPr id="0" name="1f18213ba3d74c99072fa04ad7520b53eee0b2e9e845b0d8a61ccdda1b41f3f1.png"/>
                     <pic:cNvPicPr/>
                   </pic:nvPicPr>
                   <pic:blipFill>
-                    <a:blip r:embed="rId17"/>
+                    <a:blip r:embed="rId13"/>
                     <a:stretch>
                       <a:fillRect/>
                     </a:stretch>
@@ -1825,7 +1937,7 @@
         <w:drawing>
           <wp:inline xmlns:a="http://schemas.openxmlformats.org/drawingml/2006/main" xmlns:pic="http://schemas.openxmlformats.org/drawingml/2006/picture">
             <wp:extent cx="5486400" cy="3200400"/>
-            <wp:docPr id="11" name="Picture 11" descr="Vocabulary badge: update"/>
+            <wp:docPr id="11" name="Picture 11" descr="BOUNDARY CASE illustration"/>
             <wp:cNvGraphicFramePr>
               <a:graphicFrameLocks noChangeAspect="1"/>
             </wp:cNvGraphicFramePr>
@@ -1833,11 +1945,11 @@
               <a:graphicData uri="http://schemas.openxmlformats.org/drawingml/2006/picture">
                 <pic:pic>
                   <pic:nvPicPr>
-                    <pic:cNvPr id="0" name="009e6315e30e4568eb2fbc93530d8083d7fbf234e73948876f25091fe63ff387.png"/>
+                    <pic:cNvPr id="0" name="fed8318cf337134a2c31a8d2c90831db67a27a43d3c6f85b25079c53ec37ff9a.png"/>
                     <pic:cNvPicPr/>
                   </pic:nvPicPr>
                   <pic:blipFill>
-                    <a:blip r:embed="rId18"/>
+                    <a:blip r:embed="rId14"/>
                     <a:stretch>
                       <a:fillRect/>
                     </a:stretch>
@@ -1857,11 +1969,46 @@
       </w:r>
     </w:p>
     <w:p>
+      <w:pPr>
+        <w:spacing w:line="336" w:lineRule="auto" w:after="180"/>
+      </w:pPr>
+      <w:r>
+        <w:rPr>
+          <w:b w:val="0"/>
+        </w:rPr>
+        <w:t xml:space="preserve">NORMAL CASE: predict and name </w:t>
+      </w:r>
+      <w:r>
+        <w:rPr>
+          <w:b/>
+        </w:rPr>
+        <w:t>evidence</w:t>
+      </w:r>
+      <w:r>
+        <w:rPr>
+          <w:b w:val="0"/>
+        </w:rPr>
+        <w:t xml:space="preserve">.     BOUNDARY CASE: predict and name </w:t>
+      </w:r>
+      <w:r>
+        <w:rPr>
+          <w:b/>
+        </w:rPr>
+        <w:t>evidence</w:t>
+      </w:r>
+      <w:r>
+        <w:rPr>
+          <w:b w:val="0"/>
+        </w:rPr>
+        <w:t>.</w:t>
+      </w:r>
+    </w:p>
+    <w:p>
       <w:r>
         <w:drawing>
           <wp:inline xmlns:a="http://schemas.openxmlformats.org/drawingml/2006/main" xmlns:pic="http://schemas.openxmlformats.org/drawingml/2006/picture">
             <wp:extent cx="5486400" cy="3200400"/>
-            <wp:docPr id="12" name="Picture 12" descr="Vocabulary badge: stopping rule"/>
+            <wp:docPr id="12" name="Picture 12" descr="MISSING INFORMATION illustration"/>
             <wp:cNvGraphicFramePr>
               <a:graphicFrameLocks noChangeAspect="1"/>
             </wp:cNvGraphicFramePr>
@@ -1869,11 +2016,11 @@
               <a:graphicData uri="http://schemas.openxmlformats.org/drawingml/2006/picture">
                 <pic:pic>
                   <pic:nvPicPr>
-                    <pic:cNvPr id="0" name="1e3a866cda1260715ab5718ae8c26daf6cbe209c62977693ab001cfbfc8b63f2.png"/>
+                    <pic:cNvPr id="0" name="75f964dbe29000347e518a59e2717387d7109bd1f947abdafa07e931a61cf754.png"/>
                     <pic:cNvPicPr/>
                   </pic:nvPicPr>
                   <pic:blipFill>
-                    <a:blip r:embed="rId19"/>
+                    <a:blip r:embed="rId15"/>
                     <a:stretch>
                       <a:fillRect/>
                     </a:stretch>
@@ -1897,7 +2044,7 @@
         <w:drawing>
           <wp:inline xmlns:a="http://schemas.openxmlformats.org/drawingml/2006/main" xmlns:pic="http://schemas.openxmlformats.org/drawingml/2006/picture">
             <wp:extent cx="5486400" cy="3200400"/>
-            <wp:docPr id="13" name="Picture 13" descr="Vocabulary badge: infinite loop"/>
+            <wp:docPr id="13" name="Picture 13" descr="TRANSFER CASE illustration"/>
             <wp:cNvGraphicFramePr>
               <a:graphicFrameLocks noChangeAspect="1"/>
             </wp:cNvGraphicFramePr>
@@ -1905,11 +2052,11 @@
               <a:graphicData uri="http://schemas.openxmlformats.org/drawingml/2006/picture">
                 <pic:pic>
                   <pic:nvPicPr>
-                    <pic:cNvPr id="0" name="1694c6626559cc6a689c7b9a71aa574f8d13972533029c4ca71cdcc783a79d0f.png"/>
+                    <pic:cNvPr id="0" name="4d936b6648b81ac897fc99370c2788f8e0b135d8fc31cfd77afceee66a92128c.png"/>
                     <pic:cNvPicPr/>
                   </pic:nvPicPr>
                   <pic:blipFill>
-                    <a:blip r:embed="rId20"/>
+                    <a:blip r:embed="rId16"/>
                     <a:stretch>
                       <a:fillRect/>
                     </a:stretch>
@@ -1928,179 +2075,165 @@
         </w:drawing>
       </w:r>
     </w:p>
-    <w:tbl>
-      <w:tblPr>
-        <w:tblStyle w:val="LightShading-Accent1"/>
-        <w:tblW w:type="auto" w:w="0"/>
-        <w:tblLook w:firstColumn="1" w:firstRow="1" w:lastColumn="0" w:lastRow="0" w:noHBand="0" w:noVBand="1" w:val="04A0"/>
-      </w:tblPr>
-      <w:tblGrid>
-        <w:gridCol w:w="3408"/>
-        <w:gridCol w:w="3408"/>
-        <w:gridCol w:w="3408"/>
-      </w:tblGrid>
-      <w:tr>
-        <w:trPr>
-          <w:tblHeader/>
-        </w:trPr>
-        <w:tc>
-          <w:tcPr>
-            <w:tcW w:type="dxa" w:w="3408"/>
-          </w:tcPr>
-          <w:p>
-            <w:r>
-              <w:t>Word</w:t>
-            </w:r>
-          </w:p>
-        </w:tc>
-        <w:tc>
-          <w:tcPr>
-            <w:tcW w:type="dxa" w:w="3408"/>
-          </w:tcPr>
-          <w:p>
-            <w:r>
-              <w:t>My own example</w:t>
-            </w:r>
-          </w:p>
-        </w:tc>
-        <w:tc>
-          <w:tcPr>
-            <w:tcW w:type="dxa" w:w="3408"/>
-          </w:tcPr>
-          <w:p>
-            <w:r>
-              <w:t>Not this / boundary</w:t>
-            </w:r>
-          </w:p>
-        </w:tc>
-      </w:tr>
-      <w:tr>
-        <w:tc>
-          <w:tcPr>
-            <w:tcW w:type="dxa" w:w="3408"/>
-          </w:tcPr>
-          <w:p>
-            <w:r>
-              <w:t>loop</w:t>
-            </w:r>
-          </w:p>
-        </w:tc>
-        <w:tc>
-          <w:tcPr>
-            <w:tcW w:type="dxa" w:w="3408"/>
-          </w:tcPr>
-          <w:p>
-            <w:r>
-              <w:t>A structure that repeats instructions according to a count or condition.</w:t>
-            </w:r>
-          </w:p>
-        </w:tc>
-        <w:tc>
-          <w:tcPr>
-            <w:tcW w:type="dxa" w:w="3408"/>
-          </w:tcPr>
-          <w:p>
-            <w:r/>
-          </w:p>
-        </w:tc>
-      </w:tr>
-      <w:tr>
-        <w:tc>
-          <w:tcPr>
-            <w:tcW w:type="dxa" w:w="3408"/>
-          </w:tcPr>
-          <w:p>
-            <w:r>
-              <w:t>update</w:t>
-            </w:r>
-          </w:p>
-        </w:tc>
-        <w:tc>
-          <w:tcPr>
-            <w:tcW w:type="dxa" w:w="3408"/>
-          </w:tcPr>
-          <w:p>
-            <w:r>
-              <w:t>Change a stored value or state according to a specified operation or new evidence.</w:t>
-            </w:r>
-          </w:p>
-        </w:tc>
-        <w:tc>
-          <w:tcPr>
-            <w:tcW w:type="dxa" w:w="3408"/>
-          </w:tcPr>
-          <w:p>
-            <w:r/>
-          </w:p>
-        </w:tc>
-      </w:tr>
-      <w:tr>
-        <w:tc>
-          <w:tcPr>
-            <w:tcW w:type="dxa" w:w="3408"/>
-          </w:tcPr>
-          <w:p>
-            <w:r>
-              <w:t>stopping rule</w:t>
-            </w:r>
-          </w:p>
-        </w:tc>
-        <w:tc>
-          <w:tcPr>
-            <w:tcW w:type="dxa" w:w="3408"/>
-          </w:tcPr>
-          <w:p>
-            <w:r>
-              <w:t>A specified condition that ends a repeated process.</w:t>
-            </w:r>
-          </w:p>
-        </w:tc>
-        <w:tc>
-          <w:tcPr>
-            <w:tcW w:type="dxa" w:w="3408"/>
-          </w:tcPr>
-          <w:p>
-            <w:r/>
-          </w:p>
-        </w:tc>
-      </w:tr>
-      <w:tr>
-        <w:tc>
-          <w:tcPr>
-            <w:tcW w:type="dxa" w:w="3408"/>
-          </w:tcPr>
-          <w:p>
-            <w:r>
-              <w:t>infinite loop</w:t>
-            </w:r>
-          </w:p>
-        </w:tc>
-        <w:tc>
-          <w:tcPr>
-            <w:tcW w:type="dxa" w:w="3408"/>
-          </w:tcPr>
-          <w:p>
-            <w:r>
-              <w:t>A loop that never reaches its stopping condition under the assumed execution model.</w:t>
-            </w:r>
-          </w:p>
-        </w:tc>
-        <w:tc>
-          <w:tcPr>
-            <w:tcW w:type="dxa" w:w="3408"/>
-          </w:tcPr>
-          <w:p>
-            <w:r/>
-          </w:p>
-        </w:tc>
-      </w:tr>
-    </w:tbl>
+    <w:p>
+      <w:pPr>
+        <w:spacing w:line="336" w:lineRule="auto" w:after="180"/>
+      </w:pPr>
+      <w:r>
+        <w:rPr>
+          <w:b w:val="0"/>
+        </w:rPr>
+        <w:t xml:space="preserve">MISSING INFORMATION: predict and name </w:t>
+      </w:r>
+      <w:r>
+        <w:rPr>
+          <w:b/>
+        </w:rPr>
+        <w:t>evidence</w:t>
+      </w:r>
+      <w:r>
+        <w:rPr>
+          <w:b w:val="0"/>
+        </w:rPr>
+        <w:t xml:space="preserve">.     TRANSFER CASE: predict and name </w:t>
+      </w:r>
+      <w:r>
+        <w:rPr>
+          <w:b/>
+        </w:rPr>
+        <w:t>evidence</w:t>
+      </w:r>
+      <w:r>
+        <w:rPr>
+          <w:b w:val="0"/>
+        </w:rPr>
+        <w:t>.</w:t>
+      </w:r>
+    </w:p>
     <w:p>
       <w:pPr>
         <w:pStyle w:val="Heading3"/>
       </w:pPr>
       <w:r>
-        <w:t>Words used in the closer explanation</w:t>
+        <w:t>Change one thing in the pictured case</w:t>
+      </w:r>
+    </w:p>
+    <w:p>
+      <w:pPr>
+        <w:pStyle w:val="Heading1"/>
+      </w:pPr>
+      <w:r>
+        <w:t>06. Explain crossing the boundary and skipping equality</w:t>
+      </w:r>
+    </w:p>
+    <w:p>
+      <w:r>
+        <w:t>Use the same initial count and update as the main script.</w:t>
+      </w:r>
+    </w:p>
+    <w:p>
+      <w:pPr>
+        <w:pStyle w:val="Heading2"/>
+      </w:pPr>
+      <w:r>
+        <w:t>Read the counter facts</w:t>
+      </w:r>
+    </w:p>
+    <w:p>
+      <w:pPr>
+        <w:spacing w:line="336" w:lineRule="auto" w:after="180"/>
+      </w:pPr>
+      <w:r>
+        <w:rPr>
+          <w:b w:val="0"/>
+        </w:rPr>
+        <w:t>A fictional counter starts at 12 and decreases while above a boundary.</w:t>
+      </w:r>
+    </w:p>
+    <w:p>
+      <w:pPr>
+        <w:spacing w:line="336" w:lineRule="auto" w:after="180"/>
+      </w:pPr>
+      <w:r>
+        <w:rPr>
+          <w:b w:val="0"/>
+        </w:rPr>
+        <w:t xml:space="preserve">Python: count=12; while count&gt;3: count=count-4; print after the </w:t>
+      </w:r>
+      <w:r>
+        <w:rPr>
+          <w:b/>
+        </w:rPr>
+        <w:t>loop</w:t>
+      </w:r>
+      <w:r>
+        <w:rPr>
+          <w:b w:val="0"/>
+        </w:rPr>
+        <w:t>.</w:t>
+      </w:r>
+    </w:p>
+    <w:p>
+      <w:pPr>
+        <w:spacing w:line="336" w:lineRule="auto" w:after="180"/>
+      </w:pPr>
+      <w:r>
+        <w:rPr>
+          <w:b w:val="0"/>
+        </w:rPr>
+        <w:t>The condition is checked before each subtraction.</w:t>
+      </w:r>
+    </w:p>
+    <w:p>
+      <w:pPr>
+        <w:pStyle w:val="Heading2"/>
+      </w:pPr>
+      <w:r>
+        <w:t>Trace the three updates and final false check</w:t>
+      </w:r>
+    </w:p>
+    <w:p>
+      <w:r>
+        <w:drawing>
+          <wp:inline xmlns:a="http://schemas.openxmlformats.org/drawingml/2006/main" xmlns:pic="http://schemas.openxmlformats.org/drawingml/2006/picture">
+            <wp:extent cx="5486400" cy="4005072"/>
+            <wp:docPr id="14" name="Picture 14" descr="Initial check: 12&gt;3: true; subtract 4 to get 8. → Next check: 8&gt;3: true; subtract 4 to get 4. → Final update: 4&gt;3: true; subtract 4 to get 0. → Stop: 0&gt;3 is false; report 0 after three updates."/>
+            <wp:cNvGraphicFramePr>
+              <a:graphicFrameLocks noChangeAspect="1"/>
+            </wp:cNvGraphicFramePr>
+            <a:graphic>
+              <a:graphicData uri="http://schemas.openxmlformats.org/drawingml/2006/picture">
+                <pic:pic>
+                  <pic:nvPicPr>
+                    <pic:cNvPr id="0" name="academy-story-ai-2-5-02.png"/>
+                    <pic:cNvPicPr/>
+                  </pic:nvPicPr>
+                  <pic:blipFill>
+                    <a:blip r:embed="rId17"/>
+                    <a:stretch>
+                      <a:fillRect/>
+                    </a:stretch>
+                  </pic:blipFill>
+                  <pic:spPr>
+                    <a:xfrm>
+                      <a:off x="0" y="0"/>
+                      <a:ext cx="5486400" cy="4005072"/>
+                    </a:xfrm>
+                    <a:prstGeom prst="rect"/>
+                  </pic:spPr>
+                </pic:pic>
+              </a:graphicData>
+            </a:graphic>
+          </wp:inline>
+        </w:drawing>
+      </w:r>
+    </w:p>
+    <w:p>
+      <w:pPr>
+        <w:pStyle w:val="Heading3"/>
+      </w:pPr>
+      <w:r>
+        <w:t>Read the picture one step at a time</w:t>
       </w:r>
     </w:p>
     <w:tbl>
@@ -2123,7 +2256,7 @@
           </w:tcPr>
           <w:p>
             <w:r>
-              <w:t>Word</w:t>
+              <w:t>Step</w:t>
             </w:r>
           </w:p>
         </w:tc>
@@ -2133,7 +2266,7 @@
           </w:tcPr>
           <w:p>
             <w:r>
-              <w:t>Meaning</w:t>
+              <w:t>What happens and why</w:t>
             </w:r>
           </w:p>
         </w:tc>
@@ -2145,7 +2278,7 @@
           </w:tcPr>
           <w:p>
             <w:r>
-              <w:t>Iteration</w:t>
+              <w:t>1. Initial check</w:t>
             </w:r>
           </w:p>
         </w:tc>
@@ -2155,7 +2288,7 @@
           </w:tcPr>
           <w:p>
             <w:r>
-              <w:t>One execution of a loop body</w:t>
+              <w:t>12&gt;3: true; subtract 4 to get 8.</w:t>
             </w:r>
           </w:p>
         </w:tc>
@@ -2167,7 +2300,7 @@
           </w:tcPr>
           <w:p>
             <w:r>
-              <w:t>Accumulator</w:t>
+              <w:t>2. Next check</w:t>
             </w:r>
           </w:p>
         </w:tc>
@@ -2177,7 +2310,7 @@
           </w:tcPr>
           <w:p>
             <w:r>
-              <w:t>A variable that keeps a running result</w:t>
+              <w:t>8&gt;3: true; subtract 4 to get 4.</w:t>
             </w:r>
           </w:p>
         </w:tc>
@@ -2189,7 +2322,7 @@
           </w:tcPr>
           <w:p>
             <w:r>
-              <w:t>Initialization</w:t>
+              <w:t>3. Final update</w:t>
             </w:r>
           </w:p>
         </w:tc>
@@ -2199,7 +2332,7 @@
           </w:tcPr>
           <w:p>
             <w:r>
-              <w:t>Giving a variable its starting value</w:t>
+              <w:t>4&gt;3: true; subtract 4 to get 0.</w:t>
             </w:r>
           </w:p>
         </w:tc>
@@ -2211,7 +2344,7 @@
           </w:tcPr>
           <w:p>
             <w:r>
-              <w:t>Trace table</w:t>
+              <w:t>4. Stop</w:t>
             </w:r>
           </w:p>
         </w:tc>
@@ -2221,23 +2354,15 @@
           </w:tcPr>
           <w:p>
             <w:r>
-              <w:t>A record of variable values as instructions execute</w:t>
+              <w:t>0&gt;3 is false; report 0 after three updates.</w:t>
             </w:r>
           </w:p>
         </w:tc>
       </w:tr>
     </w:tbl>
     <w:p>
-      <w:pPr>
-        <w:pStyle w:val="Heading1"/>
-      </w:pPr>
-      <w:r>
-        <w:t>06. Follow a worked example</w:t>
-      </w:r>
-    </w:p>
-    <w:p>
-      <w:r>
-        <w:t>Follow the worked trace for Loops and Stopping, predict a step, then compare with its explanation.</w:t>
+      <w:r>
+        <w:t>Match each pictured step to the supplied facts. This is a worked teaching case, not an independent assessment.</w:t>
       </w:r>
     </w:p>
     <w:p>
@@ -2246,7 +2371,133 @@
       </w:pPr>
       <w:r>
         <w:rPr>
+          <w:b w:val="0"/>
+        </w:rPr>
+        <w:t>The condition does not promise the counter ends exactly at 3. Subtractions can cross the boundary. The count strictly decreases, so the below-or-equal stopping region is eventually reached from this start.</w:t>
+      </w:r>
+    </w:p>
+    <w:p>
+      <w:pPr>
+        <w:spacing w:line="336" w:lineRule="auto" w:after="180"/>
+      </w:pPr>
+      <w:r>
+        <w:rPr>
+          <w:b w:val="0"/>
+        </w:rPr>
+        <w:t xml:space="preserve">A condition requiring exact equality can be unsafe when repeated </w:t>
+      </w:r>
+      <w:r>
+        <w:rPr>
           <w:b/>
+        </w:rPr>
+        <w:t>update</w:t>
+      </w:r>
+      <w:r>
+        <w:rPr>
+          <w:b w:val="0"/>
+        </w:rPr>
+        <w:t>s skip that value.</w:t>
+      </w:r>
+    </w:p>
+    <w:p>
+      <w:pPr>
+        <w:pStyle w:val="Heading2"/>
+      </w:pPr>
+      <w:r>
+        <w:t>Predict equality-only stopping on paper</w:t>
+      </w:r>
+    </w:p>
+    <w:p>
+      <w:pPr>
+        <w:pStyle w:val="ListBullet"/>
+      </w:pPr>
+      <w:r>
+        <w:t>Before opening the equality-only picture, replace &gt;3 with !=3 while keeping the initial 12 and subtracting four. On paper, trace five updates only. Can any multiple of four equal three? Do not execute that unbounded version.</w:t>
+      </w:r>
+    </w:p>
+    <w:p>
+      <w:pPr>
+        <w:pStyle w:val="Heading2"/>
+      </w:pPr>
+      <w:r>
+        <w:t>Check why equality is never reached · reference / check after trying</w:t>
+      </w:r>
+    </w:p>
+    <w:p>
+      <w:r>
+        <w:drawing>
+          <wp:inline xmlns:a="http://schemas.openxmlformats.org/drawingml/2006/main" xmlns:pic="http://schemas.openxmlformats.org/drawingml/2006/picture">
+            <wp:extent cx="5486400" cy="3026664"/>
+            <wp:docPr id="15" name="Picture 15" descr="Original case: 0&gt;3 is false; report 0 after three updates. Changed condition: Replace count&gt;3 with count!=3. Expected result: From 12, the loop never reaches 3 and does not terminate in this toy model. Reason: 12,8,4,0,−4,… are multiples of 4; none equals 3."/>
+            <wp:cNvGraphicFramePr>
+              <a:graphicFrameLocks noChangeAspect="1"/>
+            </wp:cNvGraphicFramePr>
+            <a:graphic>
+              <a:graphicData uri="http://schemas.openxmlformats.org/drawingml/2006/picture">
+                <pic:pic>
+                  <pic:nvPicPr>
+                    <pic:cNvPr id="0" name="academy-story-ai-2-5-04.png"/>
+                    <pic:cNvPicPr/>
+                  </pic:nvPicPr>
+                  <pic:blipFill>
+                    <a:blip r:embed="rId18"/>
+                    <a:stretch>
+                      <a:fillRect/>
+                    </a:stretch>
+                  </pic:blipFill>
+                  <pic:spPr>
+                    <a:xfrm>
+                      <a:off x="0" y="0"/>
+                      <a:ext cx="5486400" cy="3026664"/>
+                    </a:xfrm>
+                    <a:prstGeom prst="rect"/>
+                  </pic:spPr>
+                </pic:pic>
+              </a:graphicData>
+            </a:graphic>
+          </wp:inline>
+        </w:drawing>
+      </w:r>
+    </w:p>
+    <w:p>
+      <w:pPr>
+        <w:pStyle w:val="Heading2"/>
+      </w:pPr>
+      <w:r>
+        <w:t>Explain the final zero and finite-prefix limit</w:t>
+      </w:r>
+    </w:p>
+    <w:p>
+      <w:pPr>
+        <w:pStyle w:val="ListBullet"/>
+      </w:pPr>
+      <w:r>
+        <w:t>Read the labelled picture: Why is report 0 correct for the original loop, and why is equality-only stopping risky here?</w:t>
+      </w:r>
+    </w:p>
+    <w:p>
+      <w:pPr>
+        <w:pStyle w:val="ListBullet"/>
+      </w:pPr>
+      <w:r>
+        <w:t>Do not run an intentionally unbounded loop in class; trace a finite prefix to inspect the defect safely.</w:t>
+      </w:r>
+    </w:p>
+    <w:p>
+      <w:pPr>
+        <w:pStyle w:val="Heading2"/>
+      </w:pPr>
+      <w:r>
+        <w:t>Earlier wording, alternatives and picture transcripts · reference / check after trying</w:t>
+      </w:r>
+    </w:p>
+    <w:p>
+      <w:pPr>
+        <w:spacing w:line="336" w:lineRule="auto" w:after="180"/>
+      </w:pPr>
+      <w:r>
+        <w:rPr>
+          <w:b w:val="0"/>
         </w:rPr>
         <w:t xml:space="preserve">WORKED </w:t>
       </w:r>
@@ -2296,7 +2547,7 @@
         <w:drawing>
           <wp:inline xmlns:a="http://schemas.openxmlformats.org/drawingml/2006/main" xmlns:pic="http://schemas.openxmlformats.org/drawingml/2006/picture">
             <wp:extent cx="5486400" cy="2377440"/>
-            <wp:docPr id="14" name="Picture 14" descr="Worked evidence for Loops and Stopping"/>
+            <wp:docPr id="16" name="Picture 16" descr="Worked evidence for Loops and Stopping"/>
             <wp:cNvGraphicFramePr>
               <a:graphicFrameLocks noChangeAspect="1"/>
             </wp:cNvGraphicFramePr>
@@ -2308,7 +2559,7 @@
                     <pic:cNvPicPr/>
                   </pic:nvPicPr>
                   <pic:blipFill>
-                    <a:blip r:embed="rId21"/>
+                    <a:blip r:embed="rId19"/>
                     <a:stretch>
                       <a:fillRect/>
                     </a:stretch>
@@ -2330,7 +2581,6 @@
     <w:p>
       <w:pPr>
         <w:spacing w:line="336" w:lineRule="auto" w:after="180"/>
-        <w:shd w:fill="F4F9FC"/>
       </w:pPr>
       <w:r>
         <w:rPr>
@@ -2342,7 +2592,6 @@
     <w:p>
       <w:pPr>
         <w:spacing w:line="336" w:lineRule="auto" w:after="180"/>
-        <w:shd w:fill="F4F9FC"/>
       </w:pPr>
       <w:r>
         <w:rPr>
@@ -2354,7 +2603,6 @@
     <w:p>
       <w:pPr>
         <w:spacing w:line="336" w:lineRule="auto" w:after="180"/>
-        <w:shd w:fill="F4F9FC"/>
       </w:pPr>
       <w:r>
         <w:rPr>
@@ -2378,7 +2626,6 @@
     <w:p>
       <w:pPr>
         <w:spacing w:line="336" w:lineRule="auto" w:after="180"/>
-        <w:shd w:fill="F4F9FC"/>
       </w:pPr>
       <w:r>
         <w:rPr>
@@ -2434,7 +2681,6 @@
     <w:p>
       <w:pPr>
         <w:spacing w:line="336" w:lineRule="auto" w:after="180"/>
-        <w:shd w:fill="F5F1FB"/>
       </w:pPr>
       <w:r>
         <w:rPr>
@@ -2640,58 +2886,100 @@
     </w:tbl>
     <w:p>
       <w:pPr>
+        <w:spacing w:line="336" w:lineRule="auto" w:after="180"/>
+      </w:pPr>
+      <w:r>
+        <w:rPr>
+          <w:b w:val="0"/>
+        </w:rPr>
+        <w:t>With one argument, range starts at zero. range(4) supplies four values but none is 4. If the worked script uses range(1, 1), the body never runs and the initialized total remains 0.</w:t>
+      </w:r>
+    </w:p>
+    <w:p>
+      <w:pPr>
+        <w:spacing w:line="336" w:lineRule="auto" w:after="180"/>
+      </w:pPr>
+      <w:r>
+        <w:rPr>
+          <w:b w:val="0"/>
+        </w:rPr>
+        <w:t xml:space="preserve">Do not rely on a variable first assigned inside a </w:t>
+      </w:r>
+      <w:r>
+        <w:rPr>
+          <w:b/>
+        </w:rPr>
+        <w:t>loop</w:t>
+      </w:r>
+      <w:r>
+        <w:rPr>
+          <w:b w:val="0"/>
+        </w:rPr>
+        <w:t>: a zero-</w:t>
+      </w:r>
+      <w:r>
+        <w:rPr>
+          <w:b/>
+        </w:rPr>
+        <w:t>iteration</w:t>
+      </w:r>
+      <w:r>
+        <w:rPr>
+          <w:b w:val="0"/>
+        </w:rPr>
+        <w:t xml:space="preserve"> run might never assign it.</w:t>
+      </w:r>
+    </w:p>
+    <w:p>
+      <w:pPr>
         <w:pStyle w:val="Heading3"/>
       </w:pPr>
       <w:r>
-        <w:t>Worked explanation · Loops and Stopping</w:t>
+        <w:t>Replace range(1, 4) with range(1, 3) in the worked script. Predict the supplied values and final total. What stop value is needed to include 3?</w:t>
+      </w:r>
+    </w:p>
+    <w:p>
+      <w:r>
+        <w:t>________________________________________________________________</w:t>
+      </w:r>
+    </w:p>
+    <w:p>
+      <w:r>
+        <w:t>________________________________________________________________</w:t>
+      </w:r>
+    </w:p>
+    <w:p>
+      <w:r>
+        <w:t>________________________________________________________________</w:t>
+      </w:r>
+    </w:p>
+    <w:p>
+      <w:r>
+        <w:t>________________________________________________________________</w:t>
+      </w:r>
+    </w:p>
+    <w:p>
+      <w:r>
+        <w:t>________________________________________________________________</w:t>
+      </w:r>
+    </w:p>
+    <w:p>
+      <w:pPr>
+        <w:pStyle w:val="Heading3"/>
+      </w:pPr>
+      <w:r>
+        <w:t>Learn from the worked case</w:t>
       </w:r>
     </w:p>
     <w:p>
       <w:pPr>
         <w:spacing w:line="336" w:lineRule="auto" w:after="180"/>
-        <w:shd w:fill="F1F6FC"/>
       </w:pPr>
       <w:r>
         <w:rPr>
           <w:b w:val="0"/>
         </w:rPr>
-        <w:t>With one argument, range starts at zero. range(4) supplies four values but none is 4. If the worked script uses range(1, 1), the body never runs and the initialized total remains 0.</w:t>
-      </w:r>
-    </w:p>
-    <w:p>
-      <w:pPr>
-        <w:spacing w:line="336" w:lineRule="auto" w:after="180"/>
-        <w:shd w:fill="F1F6FC"/>
-      </w:pPr>
-      <w:r>
-        <w:rPr>
-          <w:b w:val="0"/>
-        </w:rPr>
-        <w:t xml:space="preserve">Do not rely on a variable first assigned inside a </w:t>
-      </w:r>
-      <w:r>
-        <w:rPr>
-          <w:b/>
-        </w:rPr>
-        <w:t>loop</w:t>
-      </w:r>
-      <w:r>
-        <w:rPr>
-          <w:b w:val="0"/>
-        </w:rPr>
-        <w:t>: a zero-</w:t>
-      </w:r>
-      <w:r>
-        <w:rPr>
-          <w:b/>
-        </w:rPr>
-        <w:t>iteration</w:t>
-      </w:r>
-      <w:r>
-        <w:rPr>
-          <w:b w:val="0"/>
-        </w:rPr>
-        <w:t xml:space="preserve"> run might never assign it.</w:t>
+        <w:t>Cover the result before checking it. Say what is given, choose the procedure, and follow one step at a time. Then uncover the result and explain your first mismatch. Ask why a step is allowed, not only what number it produces.</w:t>
       </w:r>
     </w:p>
     <w:p>
@@ -2699,32 +2987,7 @@
         <w:pStyle w:val="Heading3"/>
       </w:pPr>
       <w:r>
-        <w:t>Replace range(1, 4) with range(1, 3) in the worked script. Predict the supplied values and final total. What stop value is needed to include 3?</w:t>
-      </w:r>
-    </w:p>
-    <w:p>
-      <w:r>
-        <w:t>________________________________________________________________</w:t>
-      </w:r>
-    </w:p>
-    <w:p>
-      <w:r>
-        <w:t>________________________________________________________________</w:t>
-      </w:r>
-    </w:p>
-    <w:p>
-      <w:r>
-        <w:t>________________________________________________________________</w:t>
-      </w:r>
-    </w:p>
-    <w:p>
-      <w:r>
-        <w:t>________________________________________________________________</w:t>
-      </w:r>
-    </w:p>
-    <w:p>
-      <w:r>
-        <w:t>________________________________________________________________</w:t>
+        <w:t>A pictorial worked case: Loops and Stopping</w:t>
       </w:r>
     </w:p>
     <w:p>
@@ -2732,97 +2995,7 @@
         <w:pStyle w:val="Heading3"/>
       </w:pPr>
       <w:r>
-        <w:t>Learn from the worked case</w:t>
-      </w:r>
-    </w:p>
-    <w:p>
-      <w:pPr>
-        <w:spacing w:line="336" w:lineRule="auto" w:after="180"/>
-      </w:pPr>
-      <w:r>
-        <w:rPr>
-          <w:b w:val="0"/>
-        </w:rPr>
-        <w:t>Cover the result before checking it. Say what is given, choose the procedure, and follow one step at a time. Then uncover the result and explain your first mismatch. Ask why a step is allowed, not only what number it produces.</w:t>
-      </w:r>
-    </w:p>
-    <w:p>
-      <w:pPr>
-        <w:pStyle w:val="Heading3"/>
-      </w:pPr>
-      <w:r>
-        <w:t>A pictorial worked case: Loops and Stopping</w:t>
-      </w:r>
-    </w:p>
-    <w:p>
-      <w:pPr>
-        <w:spacing w:line="336" w:lineRule="auto" w:after="180"/>
-      </w:pPr>
-      <w:r>
-        <w:rPr>
-          <w:b w:val="0"/>
-        </w:rPr>
-        <w:t>A fictional counter starts at 12 and decreases while above a boundary.</w:t>
-      </w:r>
-    </w:p>
-    <w:p>
-      <w:pPr>
-        <w:pStyle w:val="Heading3"/>
-      </w:pPr>
-      <w:r>
         <w:t>The facts we will use</w:t>
-      </w:r>
-    </w:p>
-    <w:p>
-      <w:pPr>
-        <w:pStyle w:val="Heading3"/>
-      </w:pPr>
-      <w:r>
-        <w:t>Supplied facts</w:t>
-      </w:r>
-    </w:p>
-    <w:p>
-      <w:pPr>
-        <w:spacing w:line="336" w:lineRule="auto" w:after="180"/>
-        <w:shd w:fill="F1F6FC"/>
-      </w:pPr>
-      <w:r>
-        <w:rPr>
-          <w:b w:val="0"/>
-        </w:rPr>
-        <w:t xml:space="preserve">Python: count=12; while count&gt;3: count=count-4; print after the </w:t>
-      </w:r>
-      <w:r>
-        <w:rPr>
-          <w:b/>
-        </w:rPr>
-        <w:t>loop</w:t>
-      </w:r>
-      <w:r>
-        <w:rPr>
-          <w:b w:val="0"/>
-        </w:rPr>
-        <w:t>.</w:t>
-      </w:r>
-    </w:p>
-    <w:p>
-      <w:pPr>
-        <w:pStyle w:val="Heading3"/>
-      </w:pPr>
-      <w:r>
-        <w:t>Supplied facts</w:t>
-      </w:r>
-    </w:p>
-    <w:p>
-      <w:pPr>
-        <w:spacing w:line="336" w:lineRule="auto" w:after="180"/>
-        <w:shd w:fill="F1F6FC"/>
-      </w:pPr>
-      <w:r>
-        <w:rPr>
-          <w:b w:val="0"/>
-        </w:rPr>
-        <w:t>The condition is checked before each subtraction.</w:t>
       </w:r>
     </w:p>
     <w:p>
@@ -2830,7 +3003,7 @@
         <w:drawing>
           <wp:inline xmlns:a="http://schemas.openxmlformats.org/drawingml/2006/main" xmlns:pic="http://schemas.openxmlformats.org/drawingml/2006/picture">
             <wp:extent cx="5381271" cy="5943599"/>
-            <wp:docPr id="15" name="Picture 15" descr="Loops and Stopping. Initial check: 12&gt;3: true; subtract 4 to get 8.. Next check: 8&gt;3: true; subtract 4 to get 4.. Final update: 4&gt;3: true; subtract 4 to get 0.. Stop: 0&gt;3 is false; report 0 after three updates."/>
+            <wp:docPr id="17" name="Picture 17" descr="Loops and Stopping. Initial check: 12&gt;3: true; subtract 4 to get 8.. Next check: 8&gt;3: true; subtract 4 to get 4.. Final update: 4&gt;3: true; subtract 4 to get 0.. Stop: 0&gt;3 is false; report 0 after three updates."/>
             <wp:cNvGraphicFramePr>
               <a:graphicFrameLocks noChangeAspect="1"/>
             </wp:cNvGraphicFramePr>
@@ -2842,7 +3015,7 @@
                     <pic:cNvPicPr/>
                   </pic:nvPicPr>
                   <pic:blipFill>
-                    <a:blip r:embed="rId22"/>
+                    <a:blip r:embed="rId20"/>
                     <a:stretch>
                       <a:fillRect/>
                     </a:stretch>
@@ -2866,136 +3039,7 @@
         <w:pStyle w:val="Heading3"/>
       </w:pPr>
       <w:r>
-        <w:t>Read the picture one step at a time</w:t>
-      </w:r>
-    </w:p>
-    <w:tbl>
-      <w:tblPr>
-        <w:tblStyle w:val="LightShading-Accent1"/>
-        <w:tblW w:type="auto" w:w="0"/>
-        <w:tblLook w:firstColumn="1" w:firstRow="1" w:lastColumn="0" w:lastRow="0" w:noHBand="0" w:noVBand="1" w:val="04A0"/>
-      </w:tblPr>
-      <w:tblGrid>
-        <w:gridCol w:w="5112"/>
-        <w:gridCol w:w="5112"/>
-      </w:tblGrid>
-      <w:tr>
-        <w:trPr>
-          <w:tblHeader/>
-        </w:trPr>
-        <w:tc>
-          <w:tcPr>
-            <w:tcW w:type="dxa" w:w="5112"/>
-          </w:tcPr>
-          <w:p>
-            <w:r>
-              <w:t>Step</w:t>
-            </w:r>
-          </w:p>
-        </w:tc>
-        <w:tc>
-          <w:tcPr>
-            <w:tcW w:type="dxa" w:w="5112"/>
-          </w:tcPr>
-          <w:p>
-            <w:r>
-              <w:t>What happens and why</w:t>
-            </w:r>
-          </w:p>
-        </w:tc>
-      </w:tr>
-      <w:tr>
-        <w:tc>
-          <w:tcPr>
-            <w:tcW w:type="dxa" w:w="5112"/>
-          </w:tcPr>
-          <w:p>
-            <w:r>
-              <w:t>1. Initial check</w:t>
-            </w:r>
-          </w:p>
-        </w:tc>
-        <w:tc>
-          <w:tcPr>
-            <w:tcW w:type="dxa" w:w="5112"/>
-          </w:tcPr>
-          <w:p>
-            <w:r>
-              <w:t>12&gt;3: true; subtract 4 to get 8.</w:t>
-            </w:r>
-          </w:p>
-        </w:tc>
-      </w:tr>
-      <w:tr>
-        <w:tc>
-          <w:tcPr>
-            <w:tcW w:type="dxa" w:w="5112"/>
-          </w:tcPr>
-          <w:p>
-            <w:r>
-              <w:t>2. Next check</w:t>
-            </w:r>
-          </w:p>
-        </w:tc>
-        <w:tc>
-          <w:tcPr>
-            <w:tcW w:type="dxa" w:w="5112"/>
-          </w:tcPr>
-          <w:p>
-            <w:r>
-              <w:t>8&gt;3: true; subtract 4 to get 4.</w:t>
-            </w:r>
-          </w:p>
-        </w:tc>
-      </w:tr>
-      <w:tr>
-        <w:tc>
-          <w:tcPr>
-            <w:tcW w:type="dxa" w:w="5112"/>
-          </w:tcPr>
-          <w:p>
-            <w:r>
-              <w:t>3. Final update</w:t>
-            </w:r>
-          </w:p>
-        </w:tc>
-        <w:tc>
-          <w:tcPr>
-            <w:tcW w:type="dxa" w:w="5112"/>
-          </w:tcPr>
-          <w:p>
-            <w:r>
-              <w:t>4&gt;3: true; subtract 4 to get 0.</w:t>
-            </w:r>
-          </w:p>
-        </w:tc>
-      </w:tr>
-      <w:tr>
-        <w:tc>
-          <w:tcPr>
-            <w:tcW w:type="dxa" w:w="5112"/>
-          </w:tcPr>
-          <w:p>
-            <w:r>
-              <w:t>4. Stop</w:t>
-            </w:r>
-          </w:p>
-        </w:tc>
-        <w:tc>
-          <w:tcPr>
-            <w:tcW w:type="dxa" w:w="5112"/>
-          </w:tcPr>
-          <w:p>
-            <w:r>
-              <w:t>0&gt;3 is false; report 0 after three updates.</w:t>
-            </w:r>
-          </w:p>
-        </w:tc>
-      </w:tr>
-    </w:tbl>
-    <w:p>
-      <w:r>
-        <w:t>Match each pictured step to the supplied facts. This is a worked teaching case, not an independent assessment.</w:t>
+        <w:t>Why this result follows</w:t>
       </w:r>
     </w:p>
     <w:p>
@@ -3003,7 +3047,66 @@
         <w:pStyle w:val="Heading3"/>
       </w:pPr>
       <w:r>
-        <w:t>Why this result follows</w:t>
+        <w:t>What this example does not establish</w:t>
+      </w:r>
+    </w:p>
+    <w:p>
+      <w:pPr>
+        <w:spacing w:line="336" w:lineRule="auto" w:after="180"/>
+      </w:pPr>
+      <w:r>
+        <w:rPr>
+          <w:b w:val="0"/>
+        </w:rPr>
+        <w:t>Change one thing: Replace count&gt;3 with count!=3. Predict the result before checking the explanation. What remains the same?</w:t>
+      </w:r>
+    </w:p>
+    <w:p>
+      <w:pPr>
+        <w:pStyle w:val="Heading1"/>
+      </w:pPr>
+      <w:r>
+        <w:t>07. Find the missing progress step</w:t>
+      </w:r>
+    </w:p>
+    <w:p>
+      <w:r>
+        <w:t>A successful zero-update case is not evidence that the body makes progress.</w:t>
+      </w:r>
+    </w:p>
+    <w:p>
+      <w:pPr>
+        <w:pStyle w:val="Heading2"/>
+      </w:pPr>
+      <w:r>
+        <w:t>Compare an initially false and initially true test</w:t>
+      </w:r>
+    </w:p>
+    <w:p>
+      <w:pPr>
+        <w:spacing w:line="336" w:lineRule="auto" w:after="180"/>
+      </w:pPr>
+      <w:r>
+        <w:rPr>
+          <w:b w:val="0"/>
+        </w:rPr>
+        <w:t>A faulty loop leaves count unchanged while testing count&gt;3. With count=3 it stops immediately, hiding the defect. With count=12 the same true condition is tested forever in the toy model. Locate the missing update rather than changing the expected answer. Inspect a finite paper prefix instead of running an intentionally unbounded program.</w:t>
+      </w:r>
+    </w:p>
+    <w:p>
+      <w:pPr>
+        <w:pStyle w:val="Heading2"/>
+      </w:pPr>
+      <w:r>
+        <w:t>Keep a first-cause repair record</w:t>
+      </w:r>
+    </w:p>
+    <w:p>
+      <w:pPr>
+        <w:pStyle w:val="ListBullet"/>
+      </w:pPr>
+      <w:r>
+        <w:t>Repair one cause. Why is this repair better than changing several things?</w:t>
       </w:r>
     </w:p>
     <w:p>
@@ -3011,162 +3114,45 @@
         <w:pStyle w:val="Heading3"/>
       </w:pPr>
       <w:r>
-        <w:t>Why the result follows</w:t>
+        <w:t>Write or draw your reasoning and evidence.</w:t>
+      </w:r>
+    </w:p>
+    <w:p>
+      <w:r>
+        <w:t>________________________________________________________________</w:t>
+      </w:r>
+    </w:p>
+    <w:p>
+      <w:r>
+        <w:t>________________________________________________________________</w:t>
+      </w:r>
+    </w:p>
+    <w:p>
+      <w:r>
+        <w:t>________________________________________________________________</w:t>
+      </w:r>
+    </w:p>
+    <w:p>
+      <w:r>
+        <w:t>________________________________________________________________</w:t>
+      </w:r>
+    </w:p>
+    <w:p>
+      <w:r>
+        <w:t>________________________________________________________________</w:t>
+      </w:r>
+    </w:p>
+    <w:p>
+      <w:pPr>
+        <w:pStyle w:val="Heading2"/>
+      </w:pPr>
+      <w:r>
+        <w:t>Earlier wording, alternatives and picture transcripts · reference / check after trying</w:t>
       </w:r>
     </w:p>
     <w:p>
       <w:pPr>
         <w:spacing w:line="336" w:lineRule="auto" w:after="180"/>
-        <w:shd w:fill="F1F6FC"/>
-      </w:pPr>
-      <w:r>
-        <w:rPr>
-          <w:b w:val="0"/>
-        </w:rPr>
-        <w:t>The condition does not promise the counter ends exactly at 3. Subtractions can cross the boundary. The count strictly decreases, so the below-or-equal stopping region is eventually reached from this start.</w:t>
-      </w:r>
-    </w:p>
-    <w:p>
-      <w:pPr>
-        <w:spacing w:line="336" w:lineRule="auto" w:after="180"/>
-        <w:shd w:fill="F1F6FC"/>
-      </w:pPr>
-      <w:r>
-        <w:rPr>
-          <w:b w:val="0"/>
-        </w:rPr>
-        <w:t xml:space="preserve">A condition requiring exact equality can be unsafe when repeated </w:t>
-      </w:r>
-      <w:r>
-        <w:rPr>
-          <w:b/>
-        </w:rPr>
-        <w:t>update</w:t>
-      </w:r>
-      <w:r>
-        <w:rPr>
-          <w:b w:val="0"/>
-        </w:rPr>
-        <w:t>s skip that value.</w:t>
-      </w:r>
-    </w:p>
-    <w:p>
-      <w:pPr>
-        <w:pStyle w:val="Heading3"/>
-      </w:pPr>
-      <w:r>
-        <w:t>What this example does not establish</w:t>
-      </w:r>
-    </w:p>
-    <w:p>
-      <w:pPr>
-        <w:pStyle w:val="Heading3"/>
-      </w:pPr>
-      <w:r>
-        <w:t>Keep the stated limit</w:t>
-      </w:r>
-    </w:p>
-    <w:p>
-      <w:pPr>
-        <w:spacing w:line="336" w:lineRule="auto" w:after="180"/>
-        <w:shd w:fill="FFF5E6"/>
-      </w:pPr>
-      <w:r>
-        <w:rPr>
-          <w:b w:val="0"/>
-        </w:rPr>
-        <w:t xml:space="preserve">Do not run an intentionally unbounded </w:t>
-      </w:r>
-      <w:r>
-        <w:rPr>
-          <w:b/>
-        </w:rPr>
-        <w:t>loop</w:t>
-      </w:r>
-      <w:r>
-        <w:rPr>
-          <w:b w:val="0"/>
-        </w:rPr>
-        <w:t xml:space="preserve"> in class; trace a finite prefix to inspect the defect safely.</w:t>
-      </w:r>
-    </w:p>
-    <w:p>
-      <w:pPr>
-        <w:pStyle w:val="Heading3"/>
-      </w:pPr>
-      <w:r>
-        <w:t>Keep the stated limit</w:t>
-      </w:r>
-    </w:p>
-    <w:p>
-      <w:pPr>
-        <w:spacing w:line="336" w:lineRule="auto" w:after="180"/>
-        <w:shd w:fill="FFF5E6"/>
-      </w:pPr>
-      <w:r>
-        <w:rPr>
-          <w:b w:val="0"/>
-        </w:rPr>
-        <w:t xml:space="preserve">Read the labelled picture: Why is report 0 correct for the original </w:t>
-      </w:r>
-      <w:r>
-        <w:rPr>
-          <w:b/>
-        </w:rPr>
-        <w:t>loop</w:t>
-      </w:r>
-      <w:r>
-        <w:rPr>
-          <w:b w:val="0"/>
-        </w:rPr>
-        <w:t>, and why is equality-only stopping risky here?</w:t>
-      </w:r>
-    </w:p>
-    <w:p>
-      <w:pPr>
-        <w:pStyle w:val="Heading3"/>
-      </w:pPr>
-      <w:r>
-        <w:t>Keep the stated limit</w:t>
-      </w:r>
-    </w:p>
-    <w:p>
-      <w:pPr>
-        <w:spacing w:line="336" w:lineRule="auto" w:after="180"/>
-        <w:shd w:fill="FFF5E6"/>
-      </w:pPr>
-      <w:r>
-        <w:rPr>
-          <w:b w:val="0"/>
-        </w:rPr>
-        <w:t>Change one thing: Replace count&gt;3 with count!=3. Predict the result before checking the explanation. What remains the same?</w:t>
-      </w:r>
-    </w:p>
-    <w:p>
-      <w:pPr>
-        <w:pStyle w:val="Heading1"/>
-      </w:pPr>
-      <w:r>
-        <w:t>07. Find and repair a mistake</w:t>
-      </w:r>
-    </w:p>
-    <w:p>
-      <w:r>
-        <w:t>Find the unsupported step in the Loops and Stopping claim and explain a repair using the supplied evidence.</w:t>
-      </w:r>
-    </w:p>
-    <w:p>
-      <w:pPr>
-        <w:pStyle w:val="Heading3"/>
-      </w:pPr>
-      <w:r>
-        <w:t>Find the first error</w:t>
-      </w:r>
-    </w:p>
-    <w:p>
-      <w:pPr>
-        <w:spacing w:line="336" w:lineRule="auto" w:after="180"/>
-        <w:shd w:fill="FFF5E6"/>
       </w:pPr>
       <w:r>
         <w:rPr>
@@ -3214,7 +3200,7 @@
         <w:drawing>
           <wp:inline xmlns:a="http://schemas.openxmlformats.org/drawingml/2006/main" xmlns:pic="http://schemas.openxmlformats.org/drawingml/2006/picture">
             <wp:extent cx="5486400" cy="1901952"/>
-            <wp:docPr id="16" name="Picture 16" descr="Misconception diagnosis for Loops and Stopping"/>
+            <wp:docPr id="18" name="Picture 18" descr="Misconception diagnosis for Loops and Stopping"/>
             <wp:cNvGraphicFramePr>
               <a:graphicFrameLocks noChangeAspect="1"/>
             </wp:cNvGraphicFramePr>
@@ -3226,7 +3212,7 @@
                     <pic:cNvPicPr/>
                   </pic:nvPicPr>
                   <pic:blipFill>
-                    <a:blip r:embed="rId23"/>
+                    <a:blip r:embed="rId21"/>
                     <a:stretch>
                       <a:fillRect/>
                     </a:stretch>
@@ -3457,14 +3443,104 @@
     </w:tbl>
     <w:p>
       <w:pPr>
+        <w:pStyle w:val="Heading3"/>
+      </w:pPr>
+      <w:r>
+        <w:t>A closer explanation</w:t>
+      </w:r>
+    </w:p>
+    <w:p>
+      <w:pPr>
         <w:spacing w:line="336" w:lineRule="auto" w:after="180"/>
-        <w:shd w:fill="F5F1FB"/>
       </w:pPr>
       <w:r>
         <w:rPr>
           <w:b w:val="0"/>
         </w:rPr>
-        <w:t>Repair one cause. Why is this repair better than changing several things?</w:t>
+        <w:t xml:space="preserve">Write the expected range values and </w:t>
+      </w:r>
+      <w:r>
+        <w:rPr>
+          <w:b/>
+        </w:rPr>
+        <w:t>trace table</w:t>
+      </w:r>
+      <w:r>
+        <w:rPr>
+          <w:b w:val="0"/>
+        </w:rPr>
+        <w:t xml:space="preserve"> before running. Keep predicted and observed </w:t>
+      </w:r>
+      <w:r>
+        <w:rPr>
+          <w:b/>
+        </w:rPr>
+        <w:t>output</w:t>
+      </w:r>
+      <w:r>
+        <w:rPr>
+          <w:b w:val="0"/>
+        </w:rPr>
+        <w:t xml:space="preserve"> separate, then explain the first row where they differ.</w:t>
+      </w:r>
+    </w:p>
+    <w:p>
+      <w:pPr>
+        <w:spacing w:line="336" w:lineRule="auto" w:after="180"/>
+      </w:pPr>
+      <w:r>
+        <w:rPr>
+          <w:b w:val="0"/>
+        </w:rPr>
+        <w:t xml:space="preserve">For a </w:t>
+      </w:r>
+      <w:r>
+        <w:rPr>
+          <w:b/>
+        </w:rPr>
+        <w:t>loop</w:t>
+      </w:r>
+      <w:r>
+        <w:rPr>
+          <w:b w:val="0"/>
+        </w:rPr>
+        <w:t xml:space="preserve"> that should add a fixed amount repeatedly, zero </w:t>
+      </w:r>
+      <w:r>
+        <w:rPr>
+          <w:b/>
+        </w:rPr>
+        <w:t>iteration</w:t>
+      </w:r>
+      <w:r>
+        <w:rPr>
+          <w:b w:val="0"/>
+        </w:rPr>
+        <w:t xml:space="preserve">s should preserve the initial amount. One </w:t>
+      </w:r>
+      <w:r>
+        <w:rPr>
+          <w:b/>
+        </w:rPr>
+        <w:t>iteration</w:t>
+      </w:r>
+      <w:r>
+        <w:rPr>
+          <w:b w:val="0"/>
+        </w:rPr>
+        <w:t xml:space="preserve"> checks one </w:t>
+      </w:r>
+      <w:r>
+        <w:rPr>
+          <w:b/>
+        </w:rPr>
+        <w:t>update</w:t>
+      </w:r>
+      <w:r>
+        <w:rPr>
+          <w:b w:val="0"/>
+        </w:rPr>
+        <w:t>; several check accumulation.</w:t>
       </w:r>
     </w:p>
     <w:p>
@@ -3472,7 +3548,7 @@
         <w:pStyle w:val="Heading3"/>
       </w:pPr>
       <w:r>
-        <w:t>Write or draw your reasoning and evidence.</w:t>
+        <w:t>A learner checks the reset bug using only range(1, 2) and sees the expected answer 1. Explain why this does not establish correctness, and give a revealing test with its expected correct output.</w:t>
       </w:r>
     </w:p>
     <w:p>
@@ -3502,169 +3578,72 @@
     </w:p>
     <w:p>
       <w:pPr>
-        <w:pStyle w:val="Heading3"/>
-      </w:pPr>
-      <w:r>
-        <w:t>A closer explanation</w:t>
-      </w:r>
-    </w:p>
-    <w:p>
-      <w:pPr>
-        <w:pStyle w:val="Heading3"/>
-      </w:pPr>
-      <w:r>
-        <w:t>Check the claim against the facts</w:t>
+        <w:pStyle w:val="Heading1"/>
+      </w:pPr>
+      <w:r>
+        <w:t>08. Practise zero, one and several while updates</w:t>
+      </w:r>
+    </w:p>
+    <w:p>
+      <w:r>
+        <w:t>Check the final false condition as well as the body.</w:t>
+      </w:r>
+    </w:p>
+    <w:p>
+      <w:pPr>
+        <w:pStyle w:val="Heading2"/>
+      </w:pPr>
+      <w:r>
+        <w:t>The supported while test plan</w:t>
+      </w:r>
+    </w:p>
+    <w:p>
+      <w:pPr>
+        <w:pStyle w:val="ListNumber"/>
+      </w:pPr>
+      <w:r>
+        <w:t>Predict fresh runs of the correct main script with initial count 3,4,12. Record each tested count, condition result, updated count and final output. Then inspect the no-update and !=3 variants using finite paper traces. Restore only the faulty step and rerun the terminating cases; keep old and new records separately labelled.</w:t>
+      </w:r>
+    </w:p>
+    <w:p>
+      <w:pPr>
+        <w:pStyle w:val="Heading2"/>
+      </w:pPr>
+      <w:r>
+        <w:t>Return to the boundary-crossing explanation</w:t>
+      </w:r>
+    </w:p>
+    <w:p>
+      <w:pPr>
+        <w:pStyle w:val="ListBullet"/>
+      </w:pPr>
+      <w:r>
+        <w:t>Why is report 0 correct for the original loop, and why is equality-only stopping risky here?</w:t>
+      </w:r>
+    </w:p>
+    <w:p>
+      <w:pPr>
+        <w:pStyle w:val="ListBullet"/>
+      </w:pPr>
+      <w:r>
+        <w:t>This is supported practice. Keep the separately named independent case for an attempt before feedback.</w:t>
+      </w:r>
+    </w:p>
+    <w:p>
+      <w:pPr>
+        <w:pStyle w:val="Heading2"/>
+      </w:pPr>
+      <w:r>
+        <w:t>Earlier wording, alternatives and picture transcripts · reference / check after trying</w:t>
       </w:r>
     </w:p>
     <w:p>
       <w:pPr>
         <w:spacing w:line="336" w:lineRule="auto" w:after="180"/>
-        <w:shd w:fill="FFF5E6"/>
       </w:pPr>
       <w:r>
         <w:rPr>
           <w:b w:val="0"/>
-        </w:rPr>
-        <w:t xml:space="preserve">Write the expected range values and </w:t>
-      </w:r>
-      <w:r>
-        <w:rPr>
-          <w:b/>
-        </w:rPr>
-        <w:t>trace table</w:t>
-      </w:r>
-      <w:r>
-        <w:rPr>
-          <w:b w:val="0"/>
-        </w:rPr>
-        <w:t xml:space="preserve"> before running. Keep predicted and observed </w:t>
-      </w:r>
-      <w:r>
-        <w:rPr>
-          <w:b/>
-        </w:rPr>
-        <w:t>output</w:t>
-      </w:r>
-      <w:r>
-        <w:rPr>
-          <w:b w:val="0"/>
-        </w:rPr>
-        <w:t xml:space="preserve"> separate, then explain the first row where they differ.</w:t>
-      </w:r>
-    </w:p>
-    <w:p>
-      <w:pPr>
-        <w:spacing w:line="336" w:lineRule="auto" w:after="180"/>
-        <w:shd w:fill="FFF5E6"/>
-      </w:pPr>
-      <w:r>
-        <w:rPr>
-          <w:b w:val="0"/>
-        </w:rPr>
-        <w:t xml:space="preserve">For a </w:t>
-      </w:r>
-      <w:r>
-        <w:rPr>
-          <w:b/>
-        </w:rPr>
-        <w:t>loop</w:t>
-      </w:r>
-      <w:r>
-        <w:rPr>
-          <w:b w:val="0"/>
-        </w:rPr>
-        <w:t xml:space="preserve"> that should add a fixed amount repeatedly, zero </w:t>
-      </w:r>
-      <w:r>
-        <w:rPr>
-          <w:b/>
-        </w:rPr>
-        <w:t>iteration</w:t>
-      </w:r>
-      <w:r>
-        <w:rPr>
-          <w:b w:val="0"/>
-        </w:rPr>
-        <w:t xml:space="preserve">s should preserve the initial amount. One </w:t>
-      </w:r>
-      <w:r>
-        <w:rPr>
-          <w:b/>
-        </w:rPr>
-        <w:t>iteration</w:t>
-      </w:r>
-      <w:r>
-        <w:rPr>
-          <w:b w:val="0"/>
-        </w:rPr>
-        <w:t xml:space="preserve"> checks one </w:t>
-      </w:r>
-      <w:r>
-        <w:rPr>
-          <w:b/>
-        </w:rPr>
-        <w:t>update</w:t>
-      </w:r>
-      <w:r>
-        <w:rPr>
-          <w:b w:val="0"/>
-        </w:rPr>
-        <w:t>; several check accumulation.</w:t>
-      </w:r>
-    </w:p>
-    <w:p>
-      <w:pPr>
-        <w:pStyle w:val="Heading3"/>
-      </w:pPr>
-      <w:r>
-        <w:t>A learner checks the reset bug using only range(1, 2) and sees the expected answer 1. Explain why this does not establish correctness, and give a revealing test with its expected correct output.</w:t>
-      </w:r>
-    </w:p>
-    <w:p>
-      <w:r>
-        <w:t>________________________________________________________________</w:t>
-      </w:r>
-    </w:p>
-    <w:p>
-      <w:r>
-        <w:t>________________________________________________________________</w:t>
-      </w:r>
-    </w:p>
-    <w:p>
-      <w:r>
-        <w:t>________________________________________________________________</w:t>
-      </w:r>
-    </w:p>
-    <w:p>
-      <w:r>
-        <w:t>________________________________________________________________</w:t>
-      </w:r>
-    </w:p>
-    <w:p>
-      <w:r>
-        <w:t>________________________________________________________________</w:t>
-      </w:r>
-    </w:p>
-    <w:p>
-      <w:pPr>
-        <w:pStyle w:val="Heading1"/>
-      </w:pPr>
-      <w:r>
-        <w:t>08. Practise together</w:t>
-      </w:r>
-    </w:p>
-    <w:p>
-      <w:r>
-        <w:t>Practise Loops and Stopping with support, then explain the deciding step in your own words.</w:t>
-      </w:r>
-    </w:p>
-    <w:p>
-      <w:pPr>
-        <w:spacing w:line="336" w:lineRule="auto" w:after="180"/>
-      </w:pPr>
-      <w:r>
-        <w:rPr>
-          <w:b/>
         </w:rPr>
         <w:t>LOGIC STUDIO</w:t>
       </w:r>
@@ -3696,7 +3675,7 @@
         <w:drawing>
           <wp:inline xmlns:a="http://schemas.openxmlformats.org/drawingml/2006/main" xmlns:pic="http://schemas.openxmlformats.org/drawingml/2006/picture">
             <wp:extent cx="5486400" cy="1901952"/>
-            <wp:docPr id="17" name="Picture 17" descr="Logic tracing graphic for Loops and Stopping"/>
+            <wp:docPr id="19" name="Picture 19" descr="Logic tracing graphic for Loops and Stopping"/>
             <wp:cNvGraphicFramePr>
               <a:graphicFrameLocks noChangeAspect="1"/>
             </wp:cNvGraphicFramePr>
@@ -3708,7 +3687,7 @@
                     <pic:cNvPicPr/>
                   </pic:nvPicPr>
                   <pic:blipFill>
-                    <a:blip r:embed="rId24"/>
+                    <a:blip r:embed="rId22"/>
                     <a:stretch>
                       <a:fillRect/>
                     </a:stretch>
@@ -3763,7 +3742,6 @@
     <w:p>
       <w:pPr>
         <w:spacing w:line="336" w:lineRule="auto" w:after="180"/>
-        <w:shd w:fill="F5F1FB"/>
       </w:pPr>
       <w:r>
         <w:rPr>
@@ -4191,30 +4169,6 @@
     </w:p>
     <w:p>
       <w:pPr>
-        <w:spacing w:line="336" w:lineRule="auto" w:after="180"/>
-        <w:shd w:fill="F5F1FB"/>
-      </w:pPr>
-      <w:r>
-        <w:rPr>
-          <w:b w:val="0"/>
-        </w:rPr>
-        <w:t xml:space="preserve">Why is report 0 correct for the original </w:t>
-      </w:r>
-      <w:r>
-        <w:rPr>
-          <w:b/>
-        </w:rPr>
-        <w:t>loop</w:t>
-      </w:r>
-      <w:r>
-        <w:rPr>
-          <w:b w:val="0"/>
-        </w:rPr>
-        <w:t>, and why is equality-only stopping risky here?</w:t>
-      </w:r>
-    </w:p>
-    <w:p>
-      <w:pPr>
         <w:pStyle w:val="Heading3"/>
       </w:pPr>
       <w:r>
@@ -4243,148 +4197,39 @@
     </w:p>
     <w:p>
       <w:pPr>
-        <w:spacing w:line="336" w:lineRule="auto" w:after="180"/>
-      </w:pPr>
-      <w:r>
-        <w:rPr>
-          <w:b w:val="0"/>
-        </w:rPr>
-        <w:t>This is supported practice. Keep the separately named independent case for an attempt before feedback.</w:t>
-      </w:r>
-    </w:p>
-    <w:p>
-      <w:pPr>
         <w:pStyle w:val="Heading1"/>
       </w:pPr>
       <w:r>
-        <w:t>09. Run the investigation</w:t>
-      </w:r>
-    </w:p>
-    <w:p>
-      <w:r>
-        <w:t>Investigate Loops and Stopping. Record the prediction, actual observation or labelled paper trace, explanation and next test separately.</w:t>
-      </w:r>
-    </w:p>
-    <w:p>
-      <w:pPr>
-        <w:spacing w:line="336" w:lineRule="auto" w:after="180"/>
-      </w:pPr>
-      <w:r>
-        <w:rPr>
-          <w:b/>
-        </w:rPr>
-        <w:t>EVIDENCE</w:t>
-      </w:r>
-      <w:r>
-        <w:rPr>
-          <w:b/>
-        </w:rPr>
-        <w:t xml:space="preserve"> LAB</w:t>
-      </w:r>
-    </w:p>
-    <w:p>
-      <w:pPr>
-        <w:spacing w:line="336" w:lineRule="auto" w:after="180"/>
-      </w:pPr>
-      <w:r>
-        <w:rPr>
-          <w:b w:val="0"/>
-        </w:rPr>
-        <w:t>Predict → Test → Record → Explain</w:t>
-      </w:r>
-    </w:p>
-    <w:p>
-      <w:pPr>
-        <w:spacing w:line="336" w:lineRule="auto" w:after="180"/>
-      </w:pPr>
-      <w:r>
-        <w:rPr>
-          <w:b w:val="0"/>
-        </w:rPr>
-        <w:t>Keep expected and actual results separate. Surprises are useful data when recorded honestly.</w:t>
-      </w:r>
-    </w:p>
-    <w:p>
-      <w:r>
-        <w:drawing>
-          <wp:inline xmlns:a="http://schemas.openxmlformats.org/drawingml/2006/main" xmlns:pic="http://schemas.openxmlformats.org/drawingml/2006/picture">
-            <wp:extent cx="5486400" cy="1901952"/>
-            <wp:docPr id="18" name="Picture 18" descr="Evidence lab graphic for Loops and Stopping"/>
-            <wp:cNvGraphicFramePr>
-              <a:graphicFrameLocks noChangeAspect="1"/>
-            </wp:cNvGraphicFramePr>
-            <a:graphic>
-              <a:graphicData uri="http://schemas.openxmlformats.org/drawingml/2006/picture">
-                <pic:pic>
-                  <pic:nvPicPr>
-                    <pic:cNvPr id="0" name="87c28687eaa945412ea540a3896d5d18b3d28b02d12cbc8eb36bed9fb03db860.png"/>
-                    <pic:cNvPicPr/>
-                  </pic:nvPicPr>
-                  <pic:blipFill>
-                    <a:blip r:embed="rId25"/>
-                    <a:stretch>
-                      <a:fillRect/>
-                    </a:stretch>
-                  </pic:blipFill>
-                  <pic:spPr>
-                    <a:xfrm>
-                      <a:off x="0" y="0"/>
-                      <a:ext cx="5486400" cy="1901952"/>
-                    </a:xfrm>
-                    <a:prstGeom prst="rect"/>
-                  </pic:spPr>
-                </pic:pic>
-              </a:graphicData>
-            </a:graphic>
-          </wp:inline>
-        </w:drawing>
-      </w:r>
-    </w:p>
-    <w:p>
-      <w:pPr>
-        <w:spacing w:line="336" w:lineRule="auto" w:after="180"/>
-      </w:pPr>
-      <w:r>
-        <w:rPr>
-          <w:b w:val="0"/>
-        </w:rPr>
-        <w:t xml:space="preserve">Walk a robot around a four-card </w:t>
-      </w:r>
-      <w:r>
-        <w:rPr>
-          <w:b/>
-        </w:rPr>
-        <w:t>loop</w:t>
-      </w:r>
-      <w:r>
-        <w:rPr>
-          <w:b w:val="0"/>
-        </w:rPr>
-        <w:t xml:space="preserve">. Record the </w:t>
-      </w:r>
-      <w:r>
-        <w:rPr>
-          <w:b/>
-        </w:rPr>
-        <w:t>update</w:t>
-      </w:r>
-      <w:r>
-        <w:rPr>
-          <w:b w:val="0"/>
-        </w:rPr>
-        <w:t xml:space="preserve"> each time; remove the </w:t>
-      </w:r>
-      <w:r>
-        <w:rPr>
-          <w:b/>
-        </w:rPr>
-        <w:t>update</w:t>
-      </w:r>
-      <w:r>
-        <w:rPr>
-          <w:b w:val="0"/>
-        </w:rPr>
-        <w:t xml:space="preserve"> to observe the failure; restore it and retest.</w:t>
+        <w:t>09. Investigate the update that makes stopping possible</w:t>
+      </w:r>
+    </w:p>
+    <w:p>
+      <w:r>
+        <w:t>Use a bounded paper inspection for faulty non-progress cases.</w:t>
+      </w:r>
+    </w:p>
+    <w:p>
+      <w:pPr>
+        <w:pStyle w:val="Heading2"/>
+      </w:pPr>
+      <w:r>
+        <w:t>The supplied paper and code stations</w:t>
+      </w:r>
+    </w:p>
+    <w:p>
+      <w:pPr>
+        <w:pStyle w:val="ListNumber"/>
+      </w:pPr>
+      <w:r>
+        <w:t>Use numbered paper cards to simulate count=0; while count&lt;4, display a card and add one. Record tested counts before updates and displayed cards separately. Stop after the first false check. Remove the update only for a finite three-step paper inspection, then restore it. Next run the complete decreasing-count Python script with starts 3,4,12 and retain expected versus actual results. Use paper prefixes for intentionally nonterminating variants; never fill observations from worked predictions.</w:t>
+      </w:r>
+    </w:p>
+    <w:p>
+      <w:pPr>
+        <w:pStyle w:val="Heading2"/>
+      </w:pPr>
+      <w:r>
+        <w:t>Keep predictions, actual results and reasons</w:t>
       </w:r>
     </w:p>
     <w:tbl>
@@ -4634,14 +4479,189 @@
     </w:tbl>
     <w:p>
       <w:pPr>
+        <w:pStyle w:val="Heading2"/>
+      </w:pPr>
+      <w:r>
+        <w:t>Explain what the revealing test established</w:t>
+      </w:r>
+    </w:p>
+    <w:p>
+      <w:pPr>
+        <w:pStyle w:val="ListBullet"/>
+      </w:pPr>
+      <w:r>
+        <w:t>What did the hardest test teach you that the normal test did not?</w:t>
+      </w:r>
+    </w:p>
+    <w:p>
+      <w:pPr>
+        <w:pStyle w:val="Heading3"/>
+      </w:pPr>
+      <w:r>
+        <w:t>Write or draw your reasoning and evidence.</w:t>
+      </w:r>
+    </w:p>
+    <w:p>
+      <w:r>
+        <w:t>________________________________________________________________</w:t>
+      </w:r>
+    </w:p>
+    <w:p>
+      <w:r>
+        <w:t>________________________________________________________________</w:t>
+      </w:r>
+    </w:p>
+    <w:p>
+      <w:r>
+        <w:t>________________________________________________________________</w:t>
+      </w:r>
+    </w:p>
+    <w:p>
+      <w:r>
+        <w:t>________________________________________________________________</w:t>
+      </w:r>
+    </w:p>
+    <w:p>
+      <w:r>
+        <w:t>________________________________________________________________</w:t>
+      </w:r>
+    </w:p>
+    <w:p>
+      <w:pPr>
+        <w:pStyle w:val="ListBullet"/>
+      </w:pPr>
+      <w:r>
+        <w:t>Before trying: what do I expect, and why? While trying: which step could first go wrong? Afterwards: what did I actually observe, and what should change? Keep “not run” if you only traced the procedure.</w:t>
+      </w:r>
+    </w:p>
+    <w:p>
+      <w:pPr>
+        <w:pStyle w:val="Heading2"/>
+      </w:pPr>
+      <w:r>
+        <w:t>Earlier wording, alternatives and picture transcripts · reference / check after trying</w:t>
+      </w:r>
+    </w:p>
+    <w:p>
+      <w:pPr>
         <w:spacing w:line="336" w:lineRule="auto" w:after="180"/>
-        <w:shd w:fill="F5F1FB"/>
-      </w:pPr>
+      </w:pPr>
+      <w:r>
+        <w:rPr>
+          <w:b/>
+        </w:rPr>
+        <w:t>EVIDENCE</w:t>
+      </w:r>
       <w:r>
         <w:rPr>
           <w:b w:val="0"/>
         </w:rPr>
-        <w:t>What did the hardest test teach you that the normal test did not?</w:t>
+        <w:t xml:space="preserve"> LAB</w:t>
+      </w:r>
+    </w:p>
+    <w:p>
+      <w:pPr>
+        <w:spacing w:line="336" w:lineRule="auto" w:after="180"/>
+      </w:pPr>
+      <w:r>
+        <w:rPr>
+          <w:b w:val="0"/>
+        </w:rPr>
+        <w:t>Predict → Test → Record → Explain</w:t>
+      </w:r>
+    </w:p>
+    <w:p>
+      <w:pPr>
+        <w:spacing w:line="336" w:lineRule="auto" w:after="180"/>
+      </w:pPr>
+      <w:r>
+        <w:rPr>
+          <w:b w:val="0"/>
+        </w:rPr>
+        <w:t>Keep expected and actual results separate. Surprises are useful data when recorded honestly.</w:t>
+      </w:r>
+    </w:p>
+    <w:p>
+      <w:r>
+        <w:drawing>
+          <wp:inline xmlns:a="http://schemas.openxmlformats.org/drawingml/2006/main" xmlns:pic="http://schemas.openxmlformats.org/drawingml/2006/picture">
+            <wp:extent cx="5486400" cy="1901952"/>
+            <wp:docPr id="20" name="Picture 20" descr="Evidence lab graphic for Loops and Stopping"/>
+            <wp:cNvGraphicFramePr>
+              <a:graphicFrameLocks noChangeAspect="1"/>
+            </wp:cNvGraphicFramePr>
+            <a:graphic>
+              <a:graphicData uri="http://schemas.openxmlformats.org/drawingml/2006/picture">
+                <pic:pic>
+                  <pic:nvPicPr>
+                    <pic:cNvPr id="0" name="87c28687eaa945412ea540a3896d5d18b3d28b02d12cbc8eb36bed9fb03db860.png"/>
+                    <pic:cNvPicPr/>
+                  </pic:nvPicPr>
+                  <pic:blipFill>
+                    <a:blip r:embed="rId23"/>
+                    <a:stretch>
+                      <a:fillRect/>
+                    </a:stretch>
+                  </pic:blipFill>
+                  <pic:spPr>
+                    <a:xfrm>
+                      <a:off x="0" y="0"/>
+                      <a:ext cx="5486400" cy="1901952"/>
+                    </a:xfrm>
+                    <a:prstGeom prst="rect"/>
+                  </pic:spPr>
+                </pic:pic>
+              </a:graphicData>
+            </a:graphic>
+          </wp:inline>
+        </w:drawing>
+      </w:r>
+    </w:p>
+    <w:p>
+      <w:pPr>
+        <w:spacing w:line="336" w:lineRule="auto" w:after="180"/>
+      </w:pPr>
+      <w:r>
+        <w:rPr>
+          <w:b w:val="0"/>
+        </w:rPr>
+        <w:t xml:space="preserve">Walk a robot around a four-card </w:t>
+      </w:r>
+      <w:r>
+        <w:rPr>
+          <w:b/>
+        </w:rPr>
+        <w:t>loop</w:t>
+      </w:r>
+      <w:r>
+        <w:rPr>
+          <w:b w:val="0"/>
+        </w:rPr>
+        <w:t xml:space="preserve">. Record the </w:t>
+      </w:r>
+      <w:r>
+        <w:rPr>
+          <w:b/>
+        </w:rPr>
+        <w:t>update</w:t>
+      </w:r>
+      <w:r>
+        <w:rPr>
+          <w:b w:val="0"/>
+        </w:rPr>
+        <w:t xml:space="preserve"> each time; remove the </w:t>
+      </w:r>
+      <w:r>
+        <w:rPr>
+          <w:b/>
+        </w:rPr>
+        <w:t>update</w:t>
+      </w:r>
+      <w:r>
+        <w:rPr>
+          <w:b w:val="0"/>
+        </w:rPr>
+        <w:t xml:space="preserve"> to observe the failure; restore it and retest.</w:t>
       </w:r>
     </w:p>
     <w:p>
@@ -4649,6 +4669,224 @@
         <w:pStyle w:val="Heading3"/>
       </w:pPr>
       <w:r>
+        <w:t>Plan → try → check</w:t>
+      </w:r>
+    </w:p>
+    <w:p>
+      <w:pPr>
+        <w:pStyle w:val="Heading1"/>
+      </w:pPr>
+      <w:r>
+        <w:t>14. Try alone: trace the different increasing loop</w:t>
+      </w:r>
+    </w:p>
+    <w:p>
+      <w:r>
+        <w:t>Use its start, step and boundary before feedback.</w:t>
+      </w:r>
+    </w:p>
+    <w:p>
+      <w:pPr>
+        <w:pStyle w:val="Heading2"/>
+      </w:pPr>
+      <w:r>
+        <w:t>The independent condition-and-update task</w:t>
+      </w:r>
+    </w:p>
+    <w:p>
+      <w:pPr>
+        <w:spacing w:line="336" w:lineRule="auto" w:after="180"/>
+      </w:pPr>
+      <w:r>
+        <w:rPr>
+          <w:b w:val="0"/>
+        </w:rPr>
+        <w:t>Start count at 1. While count &lt; 8, add 3. Trace the condition and values. What happens if the condition becomes count != 8?</w:t>
+      </w:r>
+    </w:p>
+    <w:p>
+      <w:pPr>
+        <w:pStyle w:val="Heading2"/>
+      </w:pPr>
+      <w:r>
+        <w:t>Keep your first attempt</w:t>
+      </w:r>
+    </w:p>
+    <w:p>
+      <w:pPr>
+        <w:pStyle w:val="Heading3"/>
+      </w:pPr>
+      <w:r>
+        <w:t>My independent explanation, trace and limits</w:t>
+      </w:r>
+    </w:p>
+    <w:p>
+      <w:r>
+        <w:t>________________________________________________________________</w:t>
+      </w:r>
+    </w:p>
+    <w:p>
+      <w:r>
+        <w:t>________________________________________________________________</w:t>
+      </w:r>
+    </w:p>
+    <w:p>
+      <w:r>
+        <w:t>________________________________________________________________</w:t>
+      </w:r>
+    </w:p>
+    <w:p>
+      <w:r>
+        <w:t>________________________________________________________________</w:t>
+      </w:r>
+    </w:p>
+    <w:p>
+      <w:r>
+        <w:t>________________________________________________________________</w:t>
+      </w:r>
+    </w:p>
+    <w:p>
+      <w:r>
+        <w:t>________________________________________________________________</w:t>
+      </w:r>
+    </w:p>
+    <w:p>
+      <w:r>
+        <w:t>________________________________________________________________</w:t>
+      </w:r>
+    </w:p>
+    <w:p>
+      <w:pPr>
+        <w:spacing w:line="336" w:lineRule="auto" w:after="180"/>
+      </w:pPr>
+      <w:r>
+        <w:rPr>
+          <w:b w:val="0"/>
+        </w:rPr>
+        <w:t>Attempt this case before feedback. Record any help. Earlier examples below are further practice; a case already practised with feedback cannot establish fresh transfer.</w:t>
+      </w:r>
+    </w:p>
+    <w:p>
+      <w:pPr>
+        <w:spacing w:line="336" w:lineRule="auto" w:after="180"/>
+      </w:pPr>
+      <w:r>
+        <w:rPr>
+          <w:b w:val="0"/>
+        </w:rPr>
+        <w:t xml:space="preserve">Your teacher has the independent answer and scoring criteria. Complete the matching workbook week to keep your practice </w:t>
+      </w:r>
+      <w:r>
+        <w:rPr>
+          <w:b/>
+        </w:rPr>
+        <w:t>evidence</w:t>
+      </w:r>
+      <w:r>
+        <w:rPr>
+          <w:b w:val="0"/>
+        </w:rPr>
+        <w:t xml:space="preserve"> together.</w:t>
+      </w:r>
+    </w:p>
+    <w:p>
+      <w:pPr>
+        <w:pStyle w:val="Heading2"/>
+      </w:pPr>
+      <w:r>
+        <w:t>Use feedback afterwards</w:t>
+      </w:r>
+    </w:p>
+    <w:p>
+      <w:pPr>
+        <w:spacing w:line="336" w:lineRule="auto" w:after="180"/>
+      </w:pPr>
+      <w:r>
+        <w:rPr>
+          <w:b w:val="0"/>
+        </w:rPr>
+        <w:t>Attempt the independent case before hints. Record whether you worked alone, used a hint or followed a model. After feedback, fix the first unsupported step and explain why it changed.</w:t>
+      </w:r>
+    </w:p>
+    <w:p>
+      <w:pPr>
+        <w:spacing w:line="336" w:lineRule="auto" w:after="180"/>
+      </w:pPr>
+      <w:r>
+        <w:rPr>
+          <w:b w:val="0"/>
+        </w:rPr>
+        <w:t>A later check uses a changed case, not a copied answer.</w:t>
+      </w:r>
+    </w:p>
+    <w:p>
+      <w:pPr>
+        <w:pStyle w:val="Heading2"/>
+      </w:pPr>
+      <w:r>
+        <w:t>Earlier wording, alternatives and picture transcripts · reference / check after trying</w:t>
+      </w:r>
+    </w:p>
+    <w:p>
+      <w:pPr>
+        <w:pStyle w:val="Heading3"/>
+      </w:pPr>
+      <w:r>
+        <w:t>Independent case: Changed independent case</w:t>
+      </w:r>
+    </w:p>
+    <w:p>
+      <w:pPr>
+        <w:pStyle w:val="Heading3"/>
+      </w:pPr>
+      <w:r>
+        <w:t>Week 5 Independent application</w:t>
+      </w:r>
+    </w:p>
+    <w:p>
+      <w:pPr>
+        <w:spacing w:line="336" w:lineRule="auto" w:after="180"/>
+      </w:pPr>
+      <w:r>
+        <w:rPr>
+          <w:b w:val="0"/>
+        </w:rPr>
+        <w:t>Close the worked explanation. Apply the idea to this different question without copying.</w:t>
+      </w:r>
+    </w:p>
+    <w:p>
+      <w:pPr>
+        <w:spacing w:line="336" w:lineRule="auto" w:after="180"/>
+      </w:pPr>
+      <w:r>
+        <w:rPr>
+          <w:b w:val="0"/>
+        </w:rPr>
+        <w:t>Start at count 0. While count is less than 3, add 1 and display count. List the displays and the stopping value.</w:t>
+      </w:r>
+    </w:p>
+    <w:p>
+      <w:pPr>
+        <w:spacing w:line="336" w:lineRule="auto" w:after="180"/>
+      </w:pPr>
+      <w:r>
+        <w:rPr>
+          <w:b w:val="0"/>
+        </w:rPr>
+        <w:t xml:space="preserve">My answer, with a trace, calculation or supporting </w:t>
+      </w:r>
+      <w:r>
+        <w:rPr>
+          <w:b/>
+        </w:rPr>
+        <w:t>evidence</w:t>
+      </w:r>
+    </w:p>
+    <w:p>
+      <w:pPr>
+        <w:pStyle w:val="Heading3"/>
+      </w:pPr>
+      <w:r>
         <w:t>Write or draw your reasoning and evidence.</w:t>
       </w:r>
     </w:p>
@@ -4682,7 +4920,7 @@
         <w:pStyle w:val="Heading3"/>
       </w:pPr>
       <w:r>
-        <w:t>Plan → try → check</w:t>
+        <w:t>Create and test</w:t>
       </w:r>
     </w:p>
     <w:p>
@@ -4693,7 +4931,226 @@
         <w:rPr>
           <w:b w:val="0"/>
         </w:rPr>
-        <w:t>Before trying: what do I expect, and why? While trying: which step could first go wrong? Afterwards: what did I actually observe, and what should change? Keep “not run” if you only traced the procedure.</w:t>
+        <w:t>Change one relevant detail. Predict the result before testing. Include a boundary or missing-information case when it helps reveal a limit.</w:t>
+      </w:r>
+    </w:p>
+    <w:p>
+      <w:pPr>
+        <w:spacing w:line="336" w:lineRule="auto" w:after="180"/>
+      </w:pPr>
+      <w:r>
+        <w:rPr>
+          <w:b w:val="0"/>
+        </w:rPr>
+        <w:t xml:space="preserve">My changed </w:t>
+      </w:r>
+      <w:r>
+        <w:rPr>
+          <w:b/>
+        </w:rPr>
+        <w:t>input</w:t>
+      </w:r>
+      <w:r>
+        <w:rPr>
+          <w:b w:val="0"/>
+        </w:rPr>
+        <w:t xml:space="preserve"> and expected result</w:t>
+      </w:r>
+    </w:p>
+    <w:p>
+      <w:pPr>
+        <w:pStyle w:val="Heading3"/>
+      </w:pPr>
+      <w:r>
+        <w:t>Write or draw your reasoning and evidence.</w:t>
+      </w:r>
+    </w:p>
+    <w:p>
+      <w:r>
+        <w:t>________________________________________________________________</w:t>
+      </w:r>
+    </w:p>
+    <w:p>
+      <w:r>
+        <w:t>________________________________________________________________</w:t>
+      </w:r>
+    </w:p>
+    <w:p>
+      <w:r>
+        <w:t>________________________________________________________________</w:t>
+      </w:r>
+    </w:p>
+    <w:p>
+      <w:r>
+        <w:t>________________________________________________________________</w:t>
+      </w:r>
+    </w:p>
+    <w:p>
+      <w:r>
+        <w:t>________________________________________________________________</w:t>
+      </w:r>
+    </w:p>
+    <w:p>
+      <w:pPr>
+        <w:pStyle w:val="Heading3"/>
+      </w:pPr>
+      <w:r>
+        <w:t>Connect to your project</w:t>
+      </w:r>
+    </w:p>
+    <w:p>
+      <w:pPr>
+        <w:spacing w:line="336" w:lineRule="auto" w:after="180"/>
+      </w:pPr>
+      <w:r>
+        <w:rPr>
+          <w:b/>
+        </w:rPr>
+        <w:t>Loop</w:t>
+      </w:r>
+      <w:r>
+        <w:rPr>
+          <w:b w:val="0"/>
+        </w:rPr>
+        <w:t xml:space="preserve"> through every candidate book, </w:t>
+      </w:r>
+      <w:r>
+        <w:rPr>
+          <w:b/>
+        </w:rPr>
+        <w:t>update</w:t>
+      </w:r>
+      <w:r>
+        <w:rPr>
+          <w:b w:val="0"/>
+        </w:rPr>
+        <w:t xml:space="preserve"> its score, then stop at the end of the list.</w:t>
+      </w:r>
+    </w:p>
+    <w:p>
+      <w:pPr>
+        <w:spacing w:line="336" w:lineRule="auto" w:after="180"/>
+      </w:pPr>
+      <w:r>
+        <w:rPr>
+          <w:b w:val="0"/>
+        </w:rPr>
+        <w:t xml:space="preserve">The </w:t>
+      </w:r>
+      <w:r>
+        <w:rPr>
+          <w:b/>
+        </w:rPr>
+        <w:t>evidence</w:t>
+      </w:r>
+      <w:r>
+        <w:rPr>
+          <w:b w:val="0"/>
+        </w:rPr>
+        <w:t xml:space="preserve"> I will keep</w:t>
+      </w:r>
+    </w:p>
+    <w:p>
+      <w:pPr>
+        <w:pStyle w:val="Heading3"/>
+      </w:pPr>
+      <w:r>
+        <w:t>Write or draw your reasoning and evidence.</w:t>
+      </w:r>
+    </w:p>
+    <w:p>
+      <w:r>
+        <w:t>________________________________________________________________</w:t>
+      </w:r>
+    </w:p>
+    <w:p>
+      <w:r>
+        <w:t>________________________________________________________________</w:t>
+      </w:r>
+    </w:p>
+    <w:p>
+      <w:r>
+        <w:t>________________________________________________________________</w:t>
+      </w:r>
+    </w:p>
+    <w:p>
+      <w:r>
+        <w:t>________________________________________________________________</w:t>
+      </w:r>
+    </w:p>
+    <w:p>
+      <w:r>
+        <w:t>________________________________________________________________</w:t>
+      </w:r>
+    </w:p>
+    <w:p>
+      <w:pPr>
+        <w:pStyle w:val="Heading3"/>
+      </w:pPr>
+      <w:r>
+        <w:t>Transfer practice from the original programme</w:t>
+      </w:r>
+    </w:p>
+    <w:p>
+      <w:pPr>
+        <w:spacing w:line="336" w:lineRule="auto" w:after="180"/>
+      </w:pPr>
+      <w:r>
+        <w:rPr>
+          <w:b w:val="0"/>
+        </w:rPr>
+        <w:t>Trace count=0; while count&lt;4: count=count+2. List values tested by the condition and final count. Would replacing &lt;4 with !=5 terminate?</w:t>
+      </w:r>
+    </w:p>
+    <w:p>
+      <w:pPr>
+        <w:pStyle w:val="Heading3"/>
+      </w:pPr>
+      <w:r>
+        <w:t>Explain the mechanism, evidence and one limit.</w:t>
+      </w:r>
+    </w:p>
+    <w:p>
+      <w:r>
+        <w:t>________________________________________________________________</w:t>
+      </w:r>
+    </w:p>
+    <w:p>
+      <w:r>
+        <w:t>________________________________________________________________</w:t>
+      </w:r>
+    </w:p>
+    <w:p>
+      <w:r>
+        <w:t>________________________________________________________________</w:t>
+      </w:r>
+    </w:p>
+    <w:p>
+      <w:r>
+        <w:t>________________________________________________________________</w:t>
+      </w:r>
+    </w:p>
+    <w:p>
+      <w:r>
+        <w:t>________________________________________________________________</w:t>
+      </w:r>
+    </w:p>
+    <w:p>
+      <w:r>
+        <w:t>________________________________________________________________</w:t>
+      </w:r>
+    </w:p>
+    <w:p>
+      <w:r>
+        <w:t>________________________________________________________________</w:t>
+      </w:r>
+    </w:p>
+    <w:p>
+      <w:pPr>
+        <w:pStyle w:val="Heading3"/>
+      </w:pPr>
+      <w:r>
+        <w:t>Use feedback to improve</w:t>
       </w:r>
     </w:p>
     <w:p>
@@ -4701,12 +5158,20 @@
         <w:pStyle w:val="Heading1"/>
       </w:pPr>
       <w:r>
-        <w:t>10. Build your understanding</w:t>
-      </w:r>
-    </w:p>
-    <w:p>
-      <w:r>
-        <w:t>Move from recall to tracing, diagnosis and transfer in Loops and Stopping. Explain why each step is justified.</w:t>
+        <w:t>11. Add a progress-and-stopping argument to the portfolio</w:t>
+      </w:r>
+    </w:p>
+    <w:p>
+      <w:r>
+        <w:t>Use explicit candidate state rather than an unexplained repeat arrow.</w:t>
+      </w:r>
+    </w:p>
+    <w:p>
+      <w:pPr>
+        <w:pStyle w:val="Heading2"/>
+      </w:pPr>
+      <w:r>
+        <w:t>Scope of this week’s contribution</w:t>
       </w:r>
     </w:p>
     <w:p>
@@ -4715,7 +5180,1090 @@
       </w:pPr>
       <w:r>
         <w:rPr>
+          <w:b w:val="0"/>
+        </w:rPr>
+        <w:t>For the Transparent Book Recommender, repeated processing needs a current item, progress to the next item and an explicit end. This week contributes a stopping argument using fictional records and declared rules; it does not supply a scoring formula or train a model. Keep zero, one and several-item tests and human choice visible.</w:t>
+      </w:r>
+    </w:p>
+    <w:p>
+      <w:pPr>
+        <w:pStyle w:val="Heading2"/>
+      </w:pPr>
+      <w:r>
+        <w:t>The checkpoint and system map</w:t>
+      </w:r>
+    </w:p>
+    <w:p>
+      <w:pPr>
+        <w:spacing w:line="336" w:lineRule="auto" w:after="180"/>
+      </w:pPr>
+      <w:r>
+        <w:rPr>
+          <w:b w:val="0"/>
+        </w:rPr>
+        <w:t xml:space="preserve">THIS WEEK’S CHECKPOINT  </w:t>
+      </w:r>
+      <w:r>
+        <w:rPr>
           <w:b/>
+        </w:rPr>
+        <w:t>Loop</w:t>
+      </w:r>
+      <w:r>
+        <w:rPr>
+          <w:b w:val="0"/>
+        </w:rPr>
+        <w:t xml:space="preserve"> through every candidate book, </w:t>
+      </w:r>
+      <w:r>
+        <w:rPr>
+          <w:b/>
+        </w:rPr>
+        <w:t>update</w:t>
+      </w:r>
+      <w:r>
+        <w:rPr>
+          <w:b w:val="0"/>
+        </w:rPr>
+        <w:t xml:space="preserve"> its score, then stop at the end of the list.</w:t>
+      </w:r>
+    </w:p>
+    <w:p>
+      <w:pPr>
+        <w:spacing w:line="336" w:lineRule="auto" w:after="180"/>
+      </w:pPr>
+      <w:r>
+        <w:rPr>
+          <w:b w:val="0"/>
+        </w:rPr>
+        <w:t xml:space="preserve">SYSTEM MAP  Reader need → allowed </w:t>
+      </w:r>
+      <w:r>
+        <w:rPr>
+          <w:b/>
+        </w:rPr>
+        <w:t>input</w:t>
+      </w:r>
+      <w:r>
+        <w:rPr>
+          <w:b w:val="0"/>
+        </w:rPr>
+        <w:t xml:space="preserve">s → transparent rule or score → ranked candidates → explanation → test record → </w:t>
+      </w:r>
+      <w:r>
+        <w:rPr>
+          <w:b/>
+        </w:rPr>
+        <w:t>human decision</w:t>
+      </w:r>
+    </w:p>
+    <w:p>
+      <w:pPr>
+        <w:spacing w:line="336" w:lineRule="auto" w:after="180"/>
+      </w:pPr>
+      <w:r>
+        <w:rPr>
+          <w:b w:val="0"/>
+        </w:rPr>
+        <w:t xml:space="preserve">Use progress and stopping arguments for any repeated recommender </w:t>
+      </w:r>
+      <w:r>
+        <w:rPr>
+          <w:b/>
+        </w:rPr>
+        <w:t>process</w:t>
+      </w:r>
+      <w:r>
+        <w:rPr>
+          <w:b w:val="0"/>
+        </w:rPr>
+        <w:t xml:space="preserve">; test </w:t>
+      </w:r>
+      <w:r>
+        <w:rPr>
+          <w:b/>
+        </w:rPr>
+        <w:t>input</w:t>
+      </w:r>
+      <w:r>
+        <w:rPr>
+          <w:b w:val="0"/>
+        </w:rPr>
+        <w:t xml:space="preserve">s that require zero, one and several </w:t>
+      </w:r>
+      <w:r>
+        <w:rPr>
+          <w:b/>
+        </w:rPr>
+        <w:t>update</w:t>
+      </w:r>
+      <w:r>
+        <w:rPr>
+          <w:b w:val="0"/>
+        </w:rPr>
+        <w:t>s.</w:t>
+      </w:r>
+    </w:p>
+    <w:p>
+      <w:pPr>
+        <w:pStyle w:val="Heading2"/>
+      </w:pPr>
+      <w:r>
+        <w:t>Record progress and human control</w:t>
+      </w:r>
+    </w:p>
+    <w:p>
+      <w:pPr>
+        <w:pStyle w:val="ListBullet"/>
+      </w:pPr>
+      <w:r>
+        <w:t>What will you add, change, or verify in the project this week?</w:t>
+      </w:r>
+    </w:p>
+    <w:p>
+      <w:pPr>
+        <w:pStyle w:val="Heading3"/>
+      </w:pPr>
+      <w:r>
+        <w:t>Write or draw your reasoning and evidence.</w:t>
+      </w:r>
+    </w:p>
+    <w:p>
+      <w:r>
+        <w:t>________________________________________________________________</w:t>
+      </w:r>
+    </w:p>
+    <w:p>
+      <w:r>
+        <w:t>________________________________________________________________</w:t>
+      </w:r>
+    </w:p>
+    <w:p>
+      <w:r>
+        <w:t>________________________________________________________________</w:t>
+      </w:r>
+    </w:p>
+    <w:p>
+      <w:r>
+        <w:t>________________________________________________________________</w:t>
+      </w:r>
+    </w:p>
+    <w:p>
+      <w:r>
+        <w:t>________________________________________________________________</w:t>
+      </w:r>
+    </w:p>
+    <w:p>
+      <w:pPr>
+        <w:pStyle w:val="ListBullet"/>
+      </w:pPr>
+      <w:r>
+        <w:t>What should remain under human control?</w:t>
+      </w:r>
+    </w:p>
+    <w:p>
+      <w:pPr>
+        <w:pStyle w:val="Heading3"/>
+      </w:pPr>
+      <w:r>
+        <w:t>Write or draw your reasoning and evidence.</w:t>
+      </w:r>
+    </w:p>
+    <w:p>
+      <w:r>
+        <w:t>________________________________________________________________</w:t>
+      </w:r>
+    </w:p>
+    <w:p>
+      <w:r>
+        <w:t>________________________________________________________________</w:t>
+      </w:r>
+    </w:p>
+    <w:p>
+      <w:r>
+        <w:t>________________________________________________________________</w:t>
+      </w:r>
+    </w:p>
+    <w:p>
+      <w:r>
+        <w:t>________________________________________________________________</w:t>
+      </w:r>
+    </w:p>
+    <w:p>
+      <w:r>
+        <w:t>________________________________________________________________</w:t>
+      </w:r>
+    </w:p>
+    <w:p>
+      <w:pPr>
+        <w:pStyle w:val="Heading2"/>
+      </w:pPr>
+      <w:r>
+        <w:t>Keep privacy and ranking limits</w:t>
+      </w:r>
+    </w:p>
+    <w:p>
+      <w:pPr>
+        <w:spacing w:line="336" w:lineRule="auto" w:after="180"/>
+      </w:pPr>
+      <w:r>
+        <w:rPr>
+          <w:b w:val="0"/>
+        </w:rPr>
+        <w:t>RESPONSIBLE DESIGN  Collect only necessary information. Show uncertainty and limits. Never confuse a ranking with a fact about a person.</w:t>
+      </w:r>
+    </w:p>
+    <w:p>
+      <w:pPr>
+        <w:pStyle w:val="Heading2"/>
+      </w:pPr>
+      <w:r>
+        <w:t>Earlier wording, alternatives and picture transcripts · reference / check after trying</w:t>
+      </w:r>
+    </w:p>
+    <w:p>
+      <w:pPr>
+        <w:spacing w:line="336" w:lineRule="auto" w:after="180"/>
+      </w:pPr>
+      <w:r>
+        <w:rPr>
+          <w:b w:val="0"/>
+        </w:rPr>
+        <w:t>CUMULATIVE PROJECT</w:t>
+      </w:r>
+    </w:p>
+    <w:p>
+      <w:pPr>
+        <w:spacing w:line="336" w:lineRule="auto" w:after="180"/>
+      </w:pPr>
+      <w:r>
+        <w:rPr>
+          <w:b w:val="0"/>
+        </w:rPr>
+        <w:t>Transparent Book Recommender</w:t>
+      </w:r>
+    </w:p>
+    <w:p>
+      <w:pPr>
+        <w:spacing w:line="336" w:lineRule="auto" w:after="180"/>
+      </w:pPr>
+      <w:r>
+        <w:rPr>
+          <w:b w:val="0"/>
+        </w:rPr>
+        <w:t>Every week adds one inspectable piece. The system must show how it reached a result.</w:t>
+      </w:r>
+    </w:p>
+    <w:p>
+      <w:r>
+        <w:drawing>
+          <wp:inline xmlns:a="http://schemas.openxmlformats.org/drawingml/2006/main" xmlns:pic="http://schemas.openxmlformats.org/drawingml/2006/picture">
+            <wp:extent cx="5486400" cy="1901952"/>
+            <wp:docPr id="21" name="Picture 21" descr="Book recommender connection for Loops and Stopping"/>
+            <wp:cNvGraphicFramePr>
+              <a:graphicFrameLocks noChangeAspect="1"/>
+            </wp:cNvGraphicFramePr>
+            <a:graphic>
+              <a:graphicData uri="http://schemas.openxmlformats.org/drawingml/2006/picture">
+                <pic:pic>
+                  <pic:nvPicPr>
+                    <pic:cNvPr id="0" name="db7f4fc4fe5bc2f573bae51f0164e228a8147da80b6398a7a5933550e74ff568.png"/>
+                    <pic:cNvPicPr/>
+                  </pic:nvPicPr>
+                  <pic:blipFill>
+                    <a:blip r:embed="rId24"/>
+                    <a:stretch>
+                      <a:fillRect/>
+                    </a:stretch>
+                  </pic:blipFill>
+                  <pic:spPr>
+                    <a:xfrm>
+                      <a:off x="0" y="0"/>
+                      <a:ext cx="5486400" cy="1901952"/>
+                    </a:xfrm>
+                    <a:prstGeom prst="rect"/>
+                  </pic:spPr>
+                </pic:pic>
+              </a:graphicData>
+            </a:graphic>
+          </wp:inline>
+        </w:drawing>
+      </w:r>
+    </w:p>
+    <w:p>
+      <w:pPr>
+        <w:pStyle w:val="Heading3"/>
+      </w:pPr>
+      <w:r>
+        <w:t>Evidence for your project</w:t>
+      </w:r>
+    </w:p>
+    <w:p>
+      <w:pPr>
+        <w:pStyle w:val="Heading1"/>
+      </w:pPr>
+      <w:r>
+        <w:t>16. Finish: justify termination from the condition and update</w:t>
+      </w:r>
+    </w:p>
+    <w:p>
+      <w:r>
+        <w:t>Close your notes and distinguish boundary crossing from exact equality.</w:t>
+      </w:r>
+    </w:p>
+    <w:p>
+      <w:pPr>
+        <w:pStyle w:val="Heading2"/>
+      </w:pPr>
+      <w:r>
+        <w:t>Your exit explanation</w:t>
+      </w:r>
+    </w:p>
+    <w:p>
+      <w:pPr>
+        <w:pStyle w:val="ListBullet"/>
+      </w:pPr>
+      <w:r>
+        <w:t>Close your notes. Explain this goal in your own words: Trace variable values before and after each loop iteration</w:t>
+      </w:r>
+    </w:p>
+    <w:p>
+      <w:pPr>
+        <w:pStyle w:val="Heading3"/>
+      </w:pPr>
+      <w:r>
+        <w:t>My deciding step, evidence and one remaining question</w:t>
+      </w:r>
+    </w:p>
+    <w:p>
+      <w:r>
+        <w:t>________________________________________________________________</w:t>
+      </w:r>
+    </w:p>
+    <w:p>
+      <w:r>
+        <w:t>________________________________________________________________</w:t>
+      </w:r>
+    </w:p>
+    <w:p>
+      <w:r>
+        <w:t>________________________________________________________________</w:t>
+      </w:r>
+    </w:p>
+    <w:p>
+      <w:r>
+        <w:t>________________________________________________________________</w:t>
+      </w:r>
+    </w:p>
+    <w:p>
+      <w:r>
+        <w:t>________________________________________________________________</w:t>
+      </w:r>
+    </w:p>
+    <w:p>
+      <w:pPr>
+        <w:pStyle w:val="Heading2"/>
+      </w:pPr>
+      <w:r>
+        <w:t>Choose a revealing start or update</w:t>
+      </w:r>
+    </w:p>
+    <w:p>
+      <w:pPr>
+        <w:spacing w:line="336" w:lineRule="auto" w:after="180"/>
+      </w:pPr>
+      <w:r>
+        <w:rPr>
+          <w:b w:val="0"/>
+        </w:rPr>
+        <w:t xml:space="preserve">If you are unsure, return to the worked picture and explain one arrow. If you are ready, change an </w:t>
+      </w:r>
+      <w:r>
+        <w:rPr>
+          <w:b/>
+        </w:rPr>
+        <w:t>input</w:t>
+      </w:r>
+      <w:r>
+        <w:rPr>
+          <w:b w:val="0"/>
+        </w:rPr>
+        <w:t xml:space="preserve"> or assumption and justify your </w:t>
+      </w:r>
+      <w:r>
+        <w:rPr>
+          <w:b/>
+        </w:rPr>
+        <w:t>prediction</w:t>
+      </w:r>
+      <w:r>
+        <w:rPr>
+          <w:b w:val="0"/>
+        </w:rPr>
+        <w:t>.</w:t>
+      </w:r>
+    </w:p>
+    <w:p>
+      <w:pPr>
+        <w:spacing w:line="336" w:lineRule="auto" w:after="180"/>
+      </w:pPr>
+      <w:r>
+        <w:rPr>
+          <w:b w:val="0"/>
+        </w:rPr>
+        <w:t xml:space="preserve">Save your workbook </w:t>
+      </w:r>
+      <w:r>
+        <w:rPr>
+          <w:b/>
+        </w:rPr>
+        <w:t>evidence</w:t>
+      </w:r>
+      <w:r>
+        <w:rPr>
+          <w:b w:val="0"/>
+        </w:rPr>
+        <w:t>. At the next review, try a different case before opening your old answer.</w:t>
+      </w:r>
+    </w:p>
+    <w:p>
+      <w:pPr>
+        <w:pStyle w:val="Heading1"/>
+      </w:pPr>
+      <w:r>
+        <w:t>Reference bank and extra practice</w:t>
+      </w:r>
+    </w:p>
+    <w:p>
+      <w:pPr>
+        <w:pStyle w:val="Heading1"/>
+      </w:pPr>
+      <w:r>
+        <w:t>05. Your quick word guide</w:t>
+      </w:r>
+    </w:p>
+    <w:p>
+      <w:r>
+        <w:t>Use the words to explain a particular step, record or limit.</w:t>
+      </w:r>
+    </w:p>
+    <w:p>
+      <w:pPr>
+        <w:pStyle w:val="Heading2"/>
+      </w:pPr>
+      <w:r>
+        <w:t>Core vocabulary</w:t>
+      </w:r>
+    </w:p>
+    <w:tbl>
+      <w:tblPr>
+        <w:tblStyle w:val="LightShading-Accent1"/>
+        <w:tblW w:type="auto" w:w="0"/>
+        <w:tblLook w:firstColumn="1" w:firstRow="1" w:lastColumn="0" w:lastRow="0" w:noHBand="0" w:noVBand="1" w:val="04A0"/>
+      </w:tblPr>
+      <w:tblGrid>
+        <w:gridCol w:w="3408"/>
+        <w:gridCol w:w="3408"/>
+        <w:gridCol w:w="3408"/>
+      </w:tblGrid>
+      <w:tr>
+        <w:trPr>
+          <w:tblHeader/>
+        </w:trPr>
+        <w:tc>
+          <w:tcPr>
+            <w:tcW w:type="dxa" w:w="3408"/>
+          </w:tcPr>
+          <w:p>
+            <w:r>
+              <w:t>Word</w:t>
+            </w:r>
+          </w:p>
+        </w:tc>
+        <w:tc>
+          <w:tcPr>
+            <w:tcW w:type="dxa" w:w="3408"/>
+          </w:tcPr>
+          <w:p>
+            <w:r>
+              <w:t>My own example</w:t>
+            </w:r>
+          </w:p>
+        </w:tc>
+        <w:tc>
+          <w:tcPr>
+            <w:tcW w:type="dxa" w:w="3408"/>
+          </w:tcPr>
+          <w:p>
+            <w:r>
+              <w:t>Not this / boundary</w:t>
+            </w:r>
+          </w:p>
+        </w:tc>
+      </w:tr>
+      <w:tr>
+        <w:tc>
+          <w:tcPr>
+            <w:tcW w:type="dxa" w:w="3408"/>
+          </w:tcPr>
+          <w:p>
+            <w:r>
+              <w:t>loop</w:t>
+            </w:r>
+          </w:p>
+        </w:tc>
+        <w:tc>
+          <w:tcPr>
+            <w:tcW w:type="dxa" w:w="3408"/>
+          </w:tcPr>
+          <w:p>
+            <w:r>
+              <w:t>A structure that repeats instructions according to a count or condition.</w:t>
+            </w:r>
+          </w:p>
+        </w:tc>
+        <w:tc>
+          <w:tcPr>
+            <w:tcW w:type="dxa" w:w="3408"/>
+          </w:tcPr>
+          <w:p>
+            <w:r/>
+          </w:p>
+        </w:tc>
+      </w:tr>
+      <w:tr>
+        <w:tc>
+          <w:tcPr>
+            <w:tcW w:type="dxa" w:w="3408"/>
+          </w:tcPr>
+          <w:p>
+            <w:r>
+              <w:t>update</w:t>
+            </w:r>
+          </w:p>
+        </w:tc>
+        <w:tc>
+          <w:tcPr>
+            <w:tcW w:type="dxa" w:w="3408"/>
+          </w:tcPr>
+          <w:p>
+            <w:r>
+              <w:t>Change a stored value or state according to a specified operation or new evidence.</w:t>
+            </w:r>
+          </w:p>
+        </w:tc>
+        <w:tc>
+          <w:tcPr>
+            <w:tcW w:type="dxa" w:w="3408"/>
+          </w:tcPr>
+          <w:p>
+            <w:r/>
+          </w:p>
+        </w:tc>
+      </w:tr>
+      <w:tr>
+        <w:tc>
+          <w:tcPr>
+            <w:tcW w:type="dxa" w:w="3408"/>
+          </w:tcPr>
+          <w:p>
+            <w:r>
+              <w:t>stopping rule</w:t>
+            </w:r>
+          </w:p>
+        </w:tc>
+        <w:tc>
+          <w:tcPr>
+            <w:tcW w:type="dxa" w:w="3408"/>
+          </w:tcPr>
+          <w:p>
+            <w:r>
+              <w:t>A specified condition that ends a repeated process.</w:t>
+            </w:r>
+          </w:p>
+        </w:tc>
+        <w:tc>
+          <w:tcPr>
+            <w:tcW w:type="dxa" w:w="3408"/>
+          </w:tcPr>
+          <w:p>
+            <w:r/>
+          </w:p>
+        </w:tc>
+      </w:tr>
+      <w:tr>
+        <w:tc>
+          <w:tcPr>
+            <w:tcW w:type="dxa" w:w="3408"/>
+          </w:tcPr>
+          <w:p>
+            <w:r>
+              <w:t>infinite loop</w:t>
+            </w:r>
+          </w:p>
+        </w:tc>
+        <w:tc>
+          <w:tcPr>
+            <w:tcW w:type="dxa" w:w="3408"/>
+          </w:tcPr>
+          <w:p>
+            <w:r>
+              <w:t>A loop that never reaches its stopping condition under the assumed execution model.</w:t>
+            </w:r>
+          </w:p>
+        </w:tc>
+        <w:tc>
+          <w:tcPr>
+            <w:tcW w:type="dxa" w:w="3408"/>
+          </w:tcPr>
+          <w:p>
+            <w:r/>
+          </w:p>
+        </w:tc>
+      </w:tr>
+    </w:tbl>
+    <w:p>
+      <w:pPr>
+        <w:pStyle w:val="Heading2"/>
+      </w:pPr>
+      <w:r>
+        <w:t>Terms for the connected explanation</w:t>
+      </w:r>
+    </w:p>
+    <w:tbl>
+      <w:tblPr>
+        <w:tblStyle w:val="LightShading-Accent1"/>
+        <w:tblW w:type="auto" w:w="0"/>
+        <w:tblLook w:firstColumn="1" w:firstRow="1" w:lastColumn="0" w:lastRow="0" w:noHBand="0" w:noVBand="1" w:val="04A0"/>
+      </w:tblPr>
+      <w:tblGrid>
+        <w:gridCol w:w="5112"/>
+        <w:gridCol w:w="5112"/>
+      </w:tblGrid>
+      <w:tr>
+        <w:trPr>
+          <w:tblHeader/>
+        </w:trPr>
+        <w:tc>
+          <w:tcPr>
+            <w:tcW w:type="dxa" w:w="5112"/>
+          </w:tcPr>
+          <w:p>
+            <w:r>
+              <w:t>Word</w:t>
+            </w:r>
+          </w:p>
+        </w:tc>
+        <w:tc>
+          <w:tcPr>
+            <w:tcW w:type="dxa" w:w="5112"/>
+          </w:tcPr>
+          <w:p>
+            <w:r>
+              <w:t>Meaning</w:t>
+            </w:r>
+          </w:p>
+        </w:tc>
+      </w:tr>
+      <w:tr>
+        <w:tc>
+          <w:tcPr>
+            <w:tcW w:type="dxa" w:w="5112"/>
+          </w:tcPr>
+          <w:p>
+            <w:r>
+              <w:t>Iteration</w:t>
+            </w:r>
+          </w:p>
+        </w:tc>
+        <w:tc>
+          <w:tcPr>
+            <w:tcW w:type="dxa" w:w="5112"/>
+          </w:tcPr>
+          <w:p>
+            <w:r>
+              <w:t>One execution of a loop body</w:t>
+            </w:r>
+          </w:p>
+        </w:tc>
+      </w:tr>
+      <w:tr>
+        <w:tc>
+          <w:tcPr>
+            <w:tcW w:type="dxa" w:w="5112"/>
+          </w:tcPr>
+          <w:p>
+            <w:r>
+              <w:t>Accumulator</w:t>
+            </w:r>
+          </w:p>
+        </w:tc>
+        <w:tc>
+          <w:tcPr>
+            <w:tcW w:type="dxa" w:w="5112"/>
+          </w:tcPr>
+          <w:p>
+            <w:r>
+              <w:t>A variable that keeps a running result</w:t>
+            </w:r>
+          </w:p>
+        </w:tc>
+      </w:tr>
+      <w:tr>
+        <w:tc>
+          <w:tcPr>
+            <w:tcW w:type="dxa" w:w="5112"/>
+          </w:tcPr>
+          <w:p>
+            <w:r>
+              <w:t>Initialization</w:t>
+            </w:r>
+          </w:p>
+        </w:tc>
+        <w:tc>
+          <w:tcPr>
+            <w:tcW w:type="dxa" w:w="5112"/>
+          </w:tcPr>
+          <w:p>
+            <w:r>
+              <w:t>Giving a variable its starting value</w:t>
+            </w:r>
+          </w:p>
+        </w:tc>
+      </w:tr>
+      <w:tr>
+        <w:tc>
+          <w:tcPr>
+            <w:tcW w:type="dxa" w:w="5112"/>
+          </w:tcPr>
+          <w:p>
+            <w:r>
+              <w:t>Trace table</w:t>
+            </w:r>
+          </w:p>
+        </w:tc>
+        <w:tc>
+          <w:tcPr>
+            <w:tcW w:type="dxa" w:w="5112"/>
+          </w:tcPr>
+          <w:p>
+            <w:r>
+              <w:t>A record of variable values as instructions execute</w:t>
+            </w:r>
+          </w:p>
+        </w:tc>
+      </w:tr>
+    </w:tbl>
+    <w:p>
+      <w:pPr>
+        <w:pStyle w:val="Heading2"/>
+      </w:pPr>
+      <w:r>
+        <w:t>Earlier wording, alternatives and picture transcripts · reference / check after trying</w:t>
+      </w:r>
+    </w:p>
+    <w:p>
+      <w:pPr>
+        <w:spacing w:line="336" w:lineRule="auto" w:after="180"/>
+      </w:pPr>
+      <w:r>
+        <w:rPr>
+          <w:b w:val="0"/>
+        </w:rPr>
+        <w:t>VOCABULARY LAB</w:t>
+      </w:r>
+    </w:p>
+    <w:p>
+      <w:pPr>
+        <w:spacing w:line="336" w:lineRule="auto" w:after="180"/>
+      </w:pPr>
+      <w:r>
+        <w:rPr>
+          <w:b w:val="0"/>
+        </w:rPr>
+        <w:t>Words You Can Use to Reason</w:t>
+      </w:r>
+    </w:p>
+    <w:p>
+      <w:pPr>
+        <w:spacing w:line="336" w:lineRule="auto" w:after="180"/>
+      </w:pPr>
+      <w:r>
+        <w:rPr>
+          <w:b w:val="0"/>
+        </w:rPr>
+        <w:t>A definition matters when you can recognize the idea, use it, and contrast it with a near-miss.</w:t>
+      </w:r>
+    </w:p>
+    <w:p>
+      <w:r>
+        <w:drawing>
+          <wp:inline xmlns:a="http://schemas.openxmlformats.org/drawingml/2006/main" xmlns:pic="http://schemas.openxmlformats.org/drawingml/2006/picture">
+            <wp:extent cx="5486400" cy="3200400"/>
+            <wp:docPr id="22" name="Picture 22" descr="Vocabulary badge: loop"/>
+            <wp:cNvGraphicFramePr>
+              <a:graphicFrameLocks noChangeAspect="1"/>
+            </wp:cNvGraphicFramePr>
+            <a:graphic>
+              <a:graphicData uri="http://schemas.openxmlformats.org/drawingml/2006/picture">
+                <pic:pic>
+                  <pic:nvPicPr>
+                    <pic:cNvPr id="0" name="8fe9990d43187b66fb60d8387fa47e47e8301dae8f198a099c45a6692b775ac2.png"/>
+                    <pic:cNvPicPr/>
+                  </pic:nvPicPr>
+                  <pic:blipFill>
+                    <a:blip r:embed="rId25"/>
+                    <a:stretch>
+                      <a:fillRect/>
+                    </a:stretch>
+                  </pic:blipFill>
+                  <pic:spPr>
+                    <a:xfrm>
+                      <a:off x="0" y="0"/>
+                      <a:ext cx="5486400" cy="3200400"/>
+                    </a:xfrm>
+                    <a:prstGeom prst="rect"/>
+                  </pic:spPr>
+                </pic:pic>
+              </a:graphicData>
+            </a:graphic>
+          </wp:inline>
+        </w:drawing>
+      </w:r>
+    </w:p>
+    <w:p>
+      <w:r>
+        <w:drawing>
+          <wp:inline xmlns:a="http://schemas.openxmlformats.org/drawingml/2006/main" xmlns:pic="http://schemas.openxmlformats.org/drawingml/2006/picture">
+            <wp:extent cx="5486400" cy="3200400"/>
+            <wp:docPr id="23" name="Picture 23" descr="Vocabulary badge: update"/>
+            <wp:cNvGraphicFramePr>
+              <a:graphicFrameLocks noChangeAspect="1"/>
+            </wp:cNvGraphicFramePr>
+            <a:graphic>
+              <a:graphicData uri="http://schemas.openxmlformats.org/drawingml/2006/picture">
+                <pic:pic>
+                  <pic:nvPicPr>
+                    <pic:cNvPr id="0" name="009e6315e30e4568eb2fbc93530d8083d7fbf234e73948876f25091fe63ff387.png"/>
+                    <pic:cNvPicPr/>
+                  </pic:nvPicPr>
+                  <pic:blipFill>
+                    <a:blip r:embed="rId26"/>
+                    <a:stretch>
+                      <a:fillRect/>
+                    </a:stretch>
+                  </pic:blipFill>
+                  <pic:spPr>
+                    <a:xfrm>
+                      <a:off x="0" y="0"/>
+                      <a:ext cx="5486400" cy="3200400"/>
+                    </a:xfrm>
+                    <a:prstGeom prst="rect"/>
+                  </pic:spPr>
+                </pic:pic>
+              </a:graphicData>
+            </a:graphic>
+          </wp:inline>
+        </w:drawing>
+      </w:r>
+    </w:p>
+    <w:p>
+      <w:r>
+        <w:drawing>
+          <wp:inline xmlns:a="http://schemas.openxmlformats.org/drawingml/2006/main" xmlns:pic="http://schemas.openxmlformats.org/drawingml/2006/picture">
+            <wp:extent cx="5486400" cy="3200400"/>
+            <wp:docPr id="24" name="Picture 24" descr="Vocabulary badge: stopping rule"/>
+            <wp:cNvGraphicFramePr>
+              <a:graphicFrameLocks noChangeAspect="1"/>
+            </wp:cNvGraphicFramePr>
+            <a:graphic>
+              <a:graphicData uri="http://schemas.openxmlformats.org/drawingml/2006/picture">
+                <pic:pic>
+                  <pic:nvPicPr>
+                    <pic:cNvPr id="0" name="1e3a866cda1260715ab5718ae8c26daf6cbe209c62977693ab001cfbfc8b63f2.png"/>
+                    <pic:cNvPicPr/>
+                  </pic:nvPicPr>
+                  <pic:blipFill>
+                    <a:blip r:embed="rId27"/>
+                    <a:stretch>
+                      <a:fillRect/>
+                    </a:stretch>
+                  </pic:blipFill>
+                  <pic:spPr>
+                    <a:xfrm>
+                      <a:off x="0" y="0"/>
+                      <a:ext cx="5486400" cy="3200400"/>
+                    </a:xfrm>
+                    <a:prstGeom prst="rect"/>
+                  </pic:spPr>
+                </pic:pic>
+              </a:graphicData>
+            </a:graphic>
+          </wp:inline>
+        </w:drawing>
+      </w:r>
+    </w:p>
+    <w:p>
+      <w:r>
+        <w:drawing>
+          <wp:inline xmlns:a="http://schemas.openxmlformats.org/drawingml/2006/main" xmlns:pic="http://schemas.openxmlformats.org/drawingml/2006/picture">
+            <wp:extent cx="5486400" cy="3200400"/>
+            <wp:docPr id="25" name="Picture 25" descr="Vocabulary badge: infinite loop"/>
+            <wp:cNvGraphicFramePr>
+              <a:graphicFrameLocks noChangeAspect="1"/>
+            </wp:cNvGraphicFramePr>
+            <a:graphic>
+              <a:graphicData uri="http://schemas.openxmlformats.org/drawingml/2006/picture">
+                <pic:pic>
+                  <pic:nvPicPr>
+                    <pic:cNvPr id="0" name="1694c6626559cc6a689c7b9a71aa574f8d13972533029c4ca71cdcc783a79d0f.png"/>
+                    <pic:cNvPicPr/>
+                  </pic:nvPicPr>
+                  <pic:blipFill>
+                    <a:blip r:embed="rId28"/>
+                    <a:stretch>
+                      <a:fillRect/>
+                    </a:stretch>
+                  </pic:blipFill>
+                  <pic:spPr>
+                    <a:xfrm>
+                      <a:off x="0" y="0"/>
+                      <a:ext cx="5486400" cy="3200400"/>
+                    </a:xfrm>
+                    <a:prstGeom prst="rect"/>
+                  </pic:spPr>
+                </pic:pic>
+              </a:graphicData>
+            </a:graphic>
+          </wp:inline>
+        </w:drawing>
+      </w:r>
+    </w:p>
+    <w:p>
+      <w:pPr>
+        <w:pStyle w:val="Heading3"/>
+      </w:pPr>
+      <w:r>
+        <w:t>Words used in the closer explanation</w:t>
+      </w:r>
+    </w:p>
+    <w:p>
+      <w:pPr>
+        <w:pStyle w:val="Heading1"/>
+      </w:pPr>
+      <w:r>
+        <w:t>10. Choose a stronger thinking challenge</w:t>
+      </w:r>
+    </w:p>
+    <w:p>
+      <w:r>
+        <w:t>Choose the next useful challenge rather than treating the whole ladder as compulsory.</w:t>
+      </w:r>
+    </w:p>
+    <w:p>
+      <w:pPr>
+        <w:pStyle w:val="Heading2"/>
+      </w:pPr>
+      <w:r>
+        <w:t>Pick your next step</w:t>
+      </w:r>
+    </w:p>
+    <w:p>
+      <w:pPr>
+        <w:pStyle w:val="ListBullet"/>
+      </w:pPr>
+      <w:r>
+        <w:t>1 • NAME: Define the concept without repeating the textbook.</w:t>
+      </w:r>
+    </w:p>
+    <w:p>
+      <w:pPr>
+        <w:pStyle w:val="ListBullet"/>
+      </w:pPr>
+      <w:r>
+        <w:t>2 • TRACE: Show the information, state, branch, calculation, or evidence path.</w:t>
+      </w:r>
+    </w:p>
+    <w:p>
+      <w:pPr>
+        <w:pStyle w:val="ListBullet"/>
+      </w:pPr>
+      <w:r>
+        <w:t>3 • APPLY: Solve a different example independently.</w:t>
+      </w:r>
+    </w:p>
+    <w:p>
+      <w:pPr>
+        <w:pStyle w:val="ListBullet"/>
+      </w:pPr>
+      <w:r>
+        <w:t>4 • CHALLENGE: Find a boundary case, counterexample, or unfair outcome.</w:t>
+      </w:r>
+    </w:p>
+    <w:p>
+      <w:pPr>
+        <w:pStyle w:val="ListBullet"/>
+      </w:pPr>
+      <w:r>
+        <w:t>5 • EXPLAIN LIMITS: Say when the result should not be trusted or used alone.</w:t>
+      </w:r>
+    </w:p>
+    <w:p>
+      <w:pPr>
+        <w:pStyle w:val="ListBullet"/>
+      </w:pPr>
+      <w:r>
+        <w:t>My strongest evidence of independent understanding:</w:t>
+      </w:r>
+    </w:p>
+    <w:p>
+      <w:pPr>
+        <w:pStyle w:val="Heading3"/>
+      </w:pPr>
+      <w:r>
+        <w:t>Write or draw your reasoning and evidence.</w:t>
+      </w:r>
+    </w:p>
+    <w:p>
+      <w:r>
+        <w:t>________________________________________________________________</w:t>
+      </w:r>
+    </w:p>
+    <w:p>
+      <w:r>
+        <w:t>________________________________________________________________</w:t>
+      </w:r>
+    </w:p>
+    <w:p>
+      <w:r>
+        <w:t>________________________________________________________________</w:t>
+      </w:r>
+    </w:p>
+    <w:p>
+      <w:r>
+        <w:t>________________________________________________________________</w:t>
+      </w:r>
+    </w:p>
+    <w:p>
+      <w:r>
+        <w:t>________________________________________________________________</w:t>
+      </w:r>
+    </w:p>
+    <w:p>
+      <w:pPr>
+        <w:pStyle w:val="Heading2"/>
+      </w:pPr>
+      <w:r>
+        <w:t>Earlier wording, alternatives and picture transcripts · reference / check after trying</w:t>
+      </w:r>
+    </w:p>
+    <w:p>
+      <w:pPr>
+        <w:spacing w:line="336" w:lineRule="auto" w:after="180"/>
+      </w:pPr>
+      <w:r>
+        <w:rPr>
+          <w:b w:val="0"/>
         </w:rPr>
         <w:t>MASTERY</w:t>
       </w:r>
@@ -4759,7 +6307,7 @@
         <w:drawing>
           <wp:inline xmlns:a="http://schemas.openxmlformats.org/drawingml/2006/main" xmlns:pic="http://schemas.openxmlformats.org/drawingml/2006/picture">
             <wp:extent cx="5486400" cy="1719072"/>
-            <wp:docPr id="19" name="Picture 19" descr="Mastery ladder for Loops and Stopping"/>
+            <wp:docPr id="26" name="Picture 26" descr="Mastery ladder for Loops and Stopping"/>
             <wp:cNvGraphicFramePr>
               <a:graphicFrameLocks noChangeAspect="1"/>
             </wp:cNvGraphicFramePr>
@@ -4771,7 +6319,7 @@
                     <pic:cNvPicPr/>
                   </pic:nvPicPr>
                   <pic:blipFill>
-                    <a:blip r:embed="rId26"/>
+                    <a:blip r:embed="rId29"/>
                     <a:stretch>
                       <a:fillRect/>
                     </a:stretch>
@@ -4792,13 +6340,164 @@
     </w:p>
     <w:p>
       <w:pPr>
+        <w:pStyle w:val="Heading1"/>
+      </w:pPr>
+      <w:r>
+        <w:t>12. Reference: check your explanation</w:t>
+      </w:r>
+    </w:p>
+    <w:p>
+      <w:r>
+        <w:t>Use after practice. Changed independent case is the selected independent case.</w:t>
+      </w:r>
+    </w:p>
+    <w:p>
+      <w:pPr>
+        <w:pStyle w:val="Heading2"/>
+      </w:pPr>
+      <w:r>
+        <w:t>Check the evidence and its limit</w:t>
+      </w:r>
+    </w:p>
+    <w:p>
+      <w:pPr>
+        <w:pStyle w:val="ListBullet"/>
+      </w:pPr>
+      <w:r>
+        <w:t>1. My fresh example, trace, calculation, or design:</w:t>
+      </w:r>
+    </w:p>
+    <w:p>
+      <w:pPr>
+        <w:pStyle w:val="Heading3"/>
+      </w:pPr>
+      <w:r>
+        <w:t>Write or draw your reasoning and evidence.</w:t>
+      </w:r>
+    </w:p>
+    <w:p>
+      <w:r>
+        <w:t>________________________________________________________________</w:t>
+      </w:r>
+    </w:p>
+    <w:p>
+      <w:r>
+        <w:t>________________________________________________________________</w:t>
+      </w:r>
+    </w:p>
+    <w:p>
+      <w:r>
+        <w:t>________________________________________________________________</w:t>
+      </w:r>
+    </w:p>
+    <w:p>
+      <w:r>
+        <w:t>________________________________________________________________</w:t>
+      </w:r>
+    </w:p>
+    <w:p>
+      <w:r>
+        <w:t>________________________________________________________________</w:t>
+      </w:r>
+    </w:p>
+    <w:p>
+      <w:pPr>
+        <w:pStyle w:val="ListBullet"/>
+      </w:pPr>
+      <w:r>
+        <w:t>2. My evidence that it works (include a boundary or missing-data case):</w:t>
+      </w:r>
+    </w:p>
+    <w:p>
+      <w:pPr>
+        <w:pStyle w:val="Heading3"/>
+      </w:pPr>
+      <w:r>
+        <w:t>Write or draw your reasoning and evidence.</w:t>
+      </w:r>
+    </w:p>
+    <w:p>
+      <w:r>
+        <w:t>________________________________________________________________</w:t>
+      </w:r>
+    </w:p>
+    <w:p>
+      <w:r>
+        <w:t>________________________________________________________________</w:t>
+      </w:r>
+    </w:p>
+    <w:p>
+      <w:r>
+        <w:t>________________________________________________________________</w:t>
+      </w:r>
+    </w:p>
+    <w:p>
+      <w:r>
+        <w:t>________________________________________________________________</w:t>
+      </w:r>
+    </w:p>
+    <w:p>
+      <w:r>
+        <w:t>________________________________________________________________</w:t>
+      </w:r>
+    </w:p>
+    <w:p>
+      <w:pPr>
+        <w:pStyle w:val="ListBullet"/>
+      </w:pPr>
+      <w:r>
+        <w:t>3. One limitation, fairness concern, or situation needing human review:</w:t>
+      </w:r>
+    </w:p>
+    <w:p>
+      <w:pPr>
+        <w:pStyle w:val="Heading2"/>
+      </w:pPr>
+      <w:r>
+        <w:t>Self-check and record</w:t>
+      </w:r>
+    </w:p>
+    <w:p>
+      <w:pPr>
         <w:spacing w:line="336" w:lineRule="auto" w:after="180"/>
       </w:pPr>
       <w:r>
         <w:rPr>
           <w:b w:val="0"/>
         </w:rPr>
-        <w:t>1 • NAME: Define the concept without repeating the textbook.</w:t>
+        <w:t xml:space="preserve">SELF-CHECK  □ I explained the </w:t>
+      </w:r>
+      <w:r>
+        <w:rPr>
+          <w:b/>
+        </w:rPr>
+        <w:t>mechanism</w:t>
+      </w:r>
+      <w:r>
+        <w:rPr>
+          <w:b w:val="0"/>
+        </w:rPr>
+        <w:t xml:space="preserve">  □ I used </w:t>
+      </w:r>
+      <w:r>
+        <w:rPr>
+          <w:b/>
+        </w:rPr>
+        <w:t>evidence</w:t>
+      </w:r>
+      <w:r>
+        <w:rPr>
+          <w:b w:val="0"/>
+        </w:rPr>
+        <w:t xml:space="preserve">  □ I tested a fresh case  □ I named a limitation  □ I can answer ‘why?’</w:t>
+      </w:r>
+    </w:p>
+    <w:p>
+      <w:pPr>
+        <w:pStyle w:val="Heading2"/>
+      </w:pPr>
+      <w:r>
+        <w:t>Earlier wording, alternatives and picture transcripts · reference / check after trying</w:t>
       </w:r>
     </w:p>
     <w:p>
@@ -4809,19 +6508,18 @@
         <w:rPr>
           <w:b w:val="0"/>
         </w:rPr>
-        <w:t xml:space="preserve">2 • TRACE: Show the information, state, branch, calculation, or </w:t>
-      </w:r>
-      <w:r>
-        <w:rPr>
-          <w:b/>
-        </w:rPr>
-        <w:t>evidence</w:t>
-      </w:r>
+        <w:t>INDEPENDENT MASTERY PROOF</w:t>
+      </w:r>
+    </w:p>
+    <w:p>
+      <w:pPr>
+        <w:spacing w:line="336" w:lineRule="auto" w:after="180"/>
+      </w:pPr>
       <w:r>
         <w:rPr>
           <w:b w:val="0"/>
         </w:rPr>
-        <w:t xml:space="preserve"> path.</w:t>
+        <w:t>Checklist for explaining this week’s idea</w:t>
       </w:r>
     </w:p>
     <w:p>
@@ -4832,131 +6530,7 @@
         <w:rPr>
           <w:b w:val="0"/>
         </w:rPr>
-        <w:t>3 • APPLY: Solve a different example independently.</w:t>
-      </w:r>
-    </w:p>
-    <w:p>
-      <w:pPr>
-        <w:spacing w:line="336" w:lineRule="auto" w:after="180"/>
-      </w:pPr>
-      <w:r>
-        <w:rPr>
-          <w:b w:val="0"/>
-        </w:rPr>
-        <w:t>4 • CHALLENGE: Find a boundary case, counterexample, or unfair outcome.</w:t>
-      </w:r>
-    </w:p>
-    <w:p>
-      <w:pPr>
-        <w:spacing w:line="336" w:lineRule="auto" w:after="180"/>
-      </w:pPr>
-      <w:r>
-        <w:rPr>
-          <w:b w:val="0"/>
-        </w:rPr>
-        <w:t>5 • EXPLAIN LIMITS: Say when the result should not be trusted or used alone.</w:t>
-      </w:r>
-    </w:p>
-    <w:p>
-      <w:pPr>
-        <w:spacing w:line="336" w:lineRule="auto" w:after="180"/>
-      </w:pPr>
-      <w:r>
-        <w:rPr>
-          <w:b w:val="0"/>
-        </w:rPr>
-        <w:t xml:space="preserve">My strongest </w:t>
-      </w:r>
-      <w:r>
-        <w:rPr>
-          <w:b/>
-        </w:rPr>
-        <w:t>evidence</w:t>
-      </w:r>
-      <w:r>
-        <w:rPr>
-          <w:b w:val="0"/>
-        </w:rPr>
-        <w:t xml:space="preserve"> of independent understanding:</w:t>
-      </w:r>
-    </w:p>
-    <w:p>
-      <w:pPr>
-        <w:pStyle w:val="Heading3"/>
-      </w:pPr>
-      <w:r>
-        <w:t>Write or draw your reasoning and evidence.</w:t>
-      </w:r>
-    </w:p>
-    <w:p>
-      <w:r>
-        <w:t>________________________________________________________________</w:t>
-      </w:r>
-    </w:p>
-    <w:p>
-      <w:r>
-        <w:t>________________________________________________________________</w:t>
-      </w:r>
-    </w:p>
-    <w:p>
-      <w:r>
-        <w:t>________________________________________________________________</w:t>
-      </w:r>
-    </w:p>
-    <w:p>
-      <w:r>
-        <w:t>________________________________________________________________</w:t>
-      </w:r>
-    </w:p>
-    <w:p>
-      <w:r>
-        <w:t>________________________________________________________________</w:t>
-      </w:r>
-    </w:p>
-    <w:p>
-      <w:pPr>
-        <w:pStyle w:val="Heading1"/>
-      </w:pPr>
-      <w:r>
-        <w:t>11. Connect your project</w:t>
-      </w:r>
-    </w:p>
-    <w:p>
-      <w:r>
-        <w:t>Apply this week’s idea to Transparent Book Recommender. Keep an annotated decision and the evidence supporting it.</w:t>
-      </w:r>
-    </w:p>
-    <w:p>
-      <w:pPr>
-        <w:spacing w:line="336" w:lineRule="auto" w:after="180"/>
-      </w:pPr>
-      <w:r>
-        <w:rPr>
-          <w:b/>
-        </w:rPr>
-        <w:t>CUMULATIVE PROJECT</w:t>
-      </w:r>
-    </w:p>
-    <w:p>
-      <w:pPr>
-        <w:spacing w:line="336" w:lineRule="auto" w:after="180"/>
-      </w:pPr>
-      <w:r>
-        <w:rPr>
-          <w:b w:val="0"/>
-        </w:rPr>
-        <w:t>Transparent Book Recommender</w:t>
-      </w:r>
-    </w:p>
-    <w:p>
-      <w:pPr>
-        <w:spacing w:line="336" w:lineRule="auto" w:after="180"/>
-      </w:pPr>
-      <w:r>
-        <w:rPr>
-          <w:b w:val="0"/>
-        </w:rPr>
-        <w:t>Every week adds one inspectable piece. The system must show how it reached a result.</w:t>
+        <w:t>Use after practice. Changed independent case is the selected independent case.</w:t>
       </w:r>
     </w:p>
     <w:p>
@@ -4964,7 +6538,7 @@
         <w:drawing>
           <wp:inline xmlns:a="http://schemas.openxmlformats.org/drawingml/2006/main" xmlns:pic="http://schemas.openxmlformats.org/drawingml/2006/picture">
             <wp:extent cx="5486400" cy="1901952"/>
-            <wp:docPr id="20" name="Picture 20" descr="Book recommender connection for Loops and Stopping"/>
+            <wp:docPr id="27" name="Picture 27" descr="Independent proof graphic for Loops and Stopping"/>
             <wp:cNvGraphicFramePr>
               <a:graphicFrameLocks noChangeAspect="1"/>
             </wp:cNvGraphicFramePr>
@@ -4972,11 +6546,11 @@
               <a:graphicData uri="http://schemas.openxmlformats.org/drawingml/2006/picture">
                 <pic:pic>
                   <pic:nvPicPr>
-                    <pic:cNvPr id="0" name="db7f4fc4fe5bc2f573bae51f0164e228a8147da80b6398a7a5933550e74ff568.png"/>
+                    <pic:cNvPr id="0" name="a29816205a69cae7708ff09f5dd1d27b49d7fe1d37cbaacb28bfa2b0e21d1faf.png"/>
                     <pic:cNvPicPr/>
                   </pic:nvPicPr>
                   <pic:blipFill>
-                    <a:blip r:embed="rId27"/>
+                    <a:blip r:embed="rId30"/>
                     <a:stretch>
                       <a:fillRect/>
                     </a:stretch>
@@ -5003,742 +6577,163 @@
         <w:rPr>
           <w:b w:val="0"/>
         </w:rPr>
-        <w:t xml:space="preserve">THIS WEEK’S CHECKPOINT  </w:t>
+        <w:t>EXPLANATION CHECK  Trace the pre-update condition, explain progress and boundary crossing, and inspect nonterminating variants using finite prefixes.</w:t>
+      </w:r>
+    </w:p>
+    <w:p>
+      <w:pPr>
+        <w:pStyle w:val="Heading3"/>
+      </w:pPr>
+      <w:r>
+        <w:t>Write or draw your reasoning and evidence.</w:t>
+      </w:r>
+    </w:p>
+    <w:p>
+      <w:r>
+        <w:t>________________________________________________________________</w:t>
+      </w:r>
+    </w:p>
+    <w:p>
+      <w:r>
+        <w:t>________________________________________________________________</w:t>
+      </w:r>
+    </w:p>
+    <w:p>
+      <w:r>
+        <w:t>________________________________________________________________</w:t>
+      </w:r>
+    </w:p>
+    <w:p>
+      <w:r>
+        <w:t>________________________________________________________________</w:t>
+      </w:r>
+    </w:p>
+    <w:p>
+      <w:r>
+        <w:t>________________________________________________________________</w:t>
+      </w:r>
+    </w:p>
+    <w:p>
+      <w:pPr>
+        <w:pStyle w:val="Heading1"/>
+      </w:pPr>
+      <w:r>
+        <w:t>13. Extra practice: A loop must progress toward stopping</w:t>
+      </w:r>
+    </w:p>
+    <w:p>
+      <w:r>
+        <w:t>Try the question before opening its worked explanation.</w:t>
+      </w:r>
+    </w:p>
+    <w:p>
+      <w:pPr>
+        <w:pStyle w:val="Heading2"/>
+      </w:pPr>
+      <w:r>
+        <w:t>Read the supplied case and question</w:t>
+      </w:r>
+    </w:p>
+    <w:p>
+      <w:pPr>
+        <w:spacing w:line="336" w:lineRule="auto" w:after="180"/>
+      </w:pPr>
+      <w:r>
+        <w:rPr>
+          <w:b w:val="0"/>
+        </w:rPr>
+        <w:t>Start n=0; while n&lt;3, add 1 and record n.</w:t>
+      </w:r>
+    </w:p>
+    <w:p>
+      <w:pPr>
+        <w:spacing w:line="336" w:lineRule="auto" w:after="180"/>
+      </w:pPr>
+      <w:r>
+        <w:rPr>
+          <w:b w:val="0"/>
+        </w:rPr>
+        <w:t>List records and stopping condition.</w:t>
+      </w:r>
+    </w:p>
+    <w:p>
+      <w:pPr>
+        <w:pStyle w:val="Heading2"/>
+      </w:pPr>
+      <w:r>
+        <w:t>Your explanation</w:t>
+      </w:r>
+    </w:p>
+    <w:p>
+      <w:pPr>
+        <w:pStyle w:val="ListBullet"/>
+      </w:pPr>
+      <w:r>
+        <w:t>Which detail supports the answer, and why does it matter?</w:t>
+      </w:r>
+    </w:p>
+    <w:p>
+      <w:pPr>
+        <w:pStyle w:val="Heading3"/>
+      </w:pPr>
+      <w:r>
+        <w:t>Write or draw your reasoning and evidence.</w:t>
+      </w:r>
+    </w:p>
+    <w:p>
+      <w:r>
+        <w:t>________________________________________________________________</w:t>
+      </w:r>
+    </w:p>
+    <w:p>
+      <w:r>
+        <w:t>________________________________________________________________</w:t>
+      </w:r>
+    </w:p>
+    <w:p>
+      <w:r>
+        <w:t>________________________________________________________________</w:t>
+      </w:r>
+    </w:p>
+    <w:p>
+      <w:r>
+        <w:t>________________________________________________________________</w:t>
+      </w:r>
+    </w:p>
+    <w:p>
+      <w:r>
+        <w:t>________________________________________________________________</w:t>
+      </w:r>
+    </w:p>
+    <w:p>
+      <w:pPr>
+        <w:pStyle w:val="Heading2"/>
+      </w:pPr>
+      <w:r>
+        <w:t>Check after trying · reference / check after trying</w:t>
+      </w:r>
+    </w:p>
+    <w:p>
+      <w:pPr>
+        <w:spacing w:line="336" w:lineRule="auto" w:after="180"/>
+      </w:pPr>
+      <w:r>
+        <w:rPr>
+          <w:b w:val="0"/>
+        </w:rPr>
+        <w:t xml:space="preserve">1,2,3. The next comparison is false. The </w:t>
       </w:r>
       <w:r>
         <w:rPr>
           <w:b/>
         </w:rPr>
-        <w:t>Loop</w:t>
+        <w:t>update</w:t>
       </w:r>
       <w:r>
         <w:rPr>
           <w:b w:val="0"/>
         </w:rPr>
-        <w:t xml:space="preserve"> through every candidate book, </w:t>
-      </w:r>
-      <w:r>
-        <w:rPr>
-          <w:b/>
-        </w:rPr>
-        <w:t>update</w:t>
-      </w:r>
-      <w:r>
-        <w:rPr>
-          <w:b w:val="0"/>
-        </w:rPr>
-        <w:t xml:space="preserve"> its score, then stop at the end of the list.</w:t>
-      </w:r>
-    </w:p>
-    <w:p>
-      <w:pPr>
-        <w:pStyle w:val="Heading3"/>
-      </w:pPr>
-      <w:r>
-        <w:t>Trace the system</w:t>
-      </w:r>
-    </w:p>
-    <w:p>
-      <w:pPr>
-        <w:spacing w:line="336" w:lineRule="auto" w:after="180"/>
-        <w:shd w:fill="EDF7F3"/>
-      </w:pPr>
-      <w:r>
-        <w:rPr>
-          <w:b w:val="0"/>
-        </w:rPr>
-        <w:t xml:space="preserve">SYSTEM MAP  Reader need → allowed </w:t>
-      </w:r>
-      <w:r>
-        <w:rPr>
-          <w:b/>
-        </w:rPr>
-        <w:t>input</w:t>
-      </w:r>
-      <w:r>
-        <w:rPr>
-          <w:b w:val="0"/>
-        </w:rPr>
-        <w:t xml:space="preserve">s → transparent rule or score → ranked candidates → explanation → test record → </w:t>
-      </w:r>
-      <w:r>
-        <w:rPr>
-          <w:b/>
-        </w:rPr>
-        <w:t>human decision</w:t>
-      </w:r>
-    </w:p>
-    <w:p>
-      <w:pPr>
-        <w:spacing w:line="336" w:lineRule="auto" w:after="180"/>
-        <w:shd w:fill="F5F1FB"/>
-      </w:pPr>
-      <w:r>
-        <w:rPr>
-          <w:b w:val="0"/>
-        </w:rPr>
-        <w:t>What will you add, change, or verify in the project this week?</w:t>
-      </w:r>
-    </w:p>
-    <w:p>
-      <w:pPr>
-        <w:pStyle w:val="Heading3"/>
-      </w:pPr>
-      <w:r>
-        <w:t>Write or draw your reasoning and evidence.</w:t>
-      </w:r>
-    </w:p>
-    <w:p>
-      <w:r>
-        <w:t>________________________________________________________________</w:t>
-      </w:r>
-    </w:p>
-    <w:p>
-      <w:r>
-        <w:t>________________________________________________________________</w:t>
-      </w:r>
-    </w:p>
-    <w:p>
-      <w:r>
-        <w:t>________________________________________________________________</w:t>
-      </w:r>
-    </w:p>
-    <w:p>
-      <w:r>
-        <w:t>________________________________________________________________</w:t>
-      </w:r>
-    </w:p>
-    <w:p>
-      <w:r>
-        <w:t>________________________________________________________________</w:t>
-      </w:r>
-    </w:p>
-    <w:p>
-      <w:pPr>
-        <w:spacing w:line="336" w:lineRule="auto" w:after="180"/>
-        <w:shd w:fill="F5F1FB"/>
-      </w:pPr>
-      <w:r>
-        <w:rPr>
-          <w:b w:val="0"/>
-        </w:rPr>
-        <w:t xml:space="preserve">What should remain under </w:t>
-      </w:r>
-      <w:r>
-        <w:rPr>
-          <w:b/>
-        </w:rPr>
-        <w:t>human control</w:t>
-      </w:r>
-      <w:r>
-        <w:rPr>
-          <w:b w:val="0"/>
-        </w:rPr>
-        <w:t>?</w:t>
-      </w:r>
-    </w:p>
-    <w:p>
-      <w:pPr>
-        <w:pStyle w:val="Heading3"/>
-      </w:pPr>
-      <w:r>
-        <w:t>Write or draw your reasoning and evidence.</w:t>
-      </w:r>
-    </w:p>
-    <w:p>
-      <w:r>
-        <w:t>________________________________________________________________</w:t>
-      </w:r>
-    </w:p>
-    <w:p>
-      <w:r>
-        <w:t>________________________________________________________________</w:t>
-      </w:r>
-    </w:p>
-    <w:p>
-      <w:r>
-        <w:t>________________________________________________________________</w:t>
-      </w:r>
-    </w:p>
-    <w:p>
-      <w:r>
-        <w:t>________________________________________________________________</w:t>
-      </w:r>
-    </w:p>
-    <w:p>
-      <w:r>
-        <w:t>________________________________________________________________</w:t>
-      </w:r>
-    </w:p>
-    <w:p>
-      <w:pPr>
-        <w:pStyle w:val="Heading3"/>
-      </w:pPr>
-      <w:r>
-        <w:t>Responsible design</w:t>
-      </w:r>
-    </w:p>
-    <w:p>
-      <w:pPr>
-        <w:spacing w:line="336" w:lineRule="auto" w:after="180"/>
-        <w:shd w:fill="FFF5E6"/>
-      </w:pPr>
-      <w:r>
-        <w:rPr>
-          <w:b w:val="0"/>
-        </w:rPr>
-        <w:t>RESPONSIBLE DESIGN  Collect only necessary information. Show uncertainty and limits. Never confuse a ranking with a fact about a person.</w:t>
-      </w:r>
-    </w:p>
-    <w:p>
-      <w:pPr>
-        <w:pStyle w:val="Heading3"/>
-      </w:pPr>
-      <w:r>
-        <w:t>Evidence for your project</w:t>
-      </w:r>
-    </w:p>
-    <w:p>
-      <w:pPr>
-        <w:spacing w:line="336" w:lineRule="auto" w:after="180"/>
-      </w:pPr>
-      <w:r>
-        <w:rPr>
-          <w:b w:val="0"/>
-        </w:rPr>
-        <w:t xml:space="preserve">Use progress and stopping arguments for any repeated recommender </w:t>
-      </w:r>
-      <w:r>
-        <w:rPr>
-          <w:b/>
-        </w:rPr>
-        <w:t>process</w:t>
-      </w:r>
-      <w:r>
-        <w:rPr>
-          <w:b w:val="0"/>
-        </w:rPr>
-        <w:t xml:space="preserve">; test </w:t>
-      </w:r>
-      <w:r>
-        <w:rPr>
-          <w:b/>
-        </w:rPr>
-        <w:t>input</w:t>
-      </w:r>
-      <w:r>
-        <w:rPr>
-          <w:b w:val="0"/>
-        </w:rPr>
-        <w:t xml:space="preserve">s that require zero, one and several </w:t>
-      </w:r>
-      <w:r>
-        <w:rPr>
-          <w:b/>
-        </w:rPr>
-        <w:t>update</w:t>
-      </w:r>
-      <w:r>
-        <w:rPr>
-          <w:b w:val="0"/>
-        </w:rPr>
-        <w:t>s.</w:t>
-      </w:r>
-    </w:p>
-    <w:p>
-      <w:pPr>
-        <w:pStyle w:val="Heading1"/>
-      </w:pPr>
-      <w:r>
-        <w:t>12. Show what you know</w:t>
-      </w:r>
-    </w:p>
-    <w:p>
-      <w:r>
-        <w:t>Use a genuinely new case for independent evidence. Previously discussed examples remain practice; use the separately named independent case before feedback.</w:t>
-      </w:r>
-    </w:p>
-    <w:p>
-      <w:pPr>
-        <w:pStyle w:val="Heading3"/>
-      </w:pPr>
-      <w:r>
-        <w:t>Independent evidence</w:t>
-      </w:r>
-    </w:p>
-    <w:p>
-      <w:pPr>
-        <w:spacing w:line="336" w:lineRule="auto" w:after="180"/>
-        <w:shd w:fill="FFF5E6"/>
-      </w:pPr>
-      <w:r>
-        <w:rPr>
-          <w:b w:val="0"/>
-        </w:rPr>
-        <w:t>INDEPENDENT MASTERY PROOF</w:t>
-      </w:r>
-    </w:p>
-    <w:p>
-      <w:pPr>
-        <w:spacing w:line="336" w:lineRule="auto" w:after="180"/>
-      </w:pPr>
-      <w:r>
-        <w:rPr>
-          <w:b w:val="0"/>
-        </w:rPr>
-        <w:t>Explain • Transfer • Test • Defend</w:t>
-      </w:r>
-    </w:p>
-    <w:p>
-      <w:pPr>
-        <w:spacing w:line="336" w:lineRule="auto" w:after="180"/>
-      </w:pPr>
-      <w:r>
-        <w:rPr>
-          <w:b w:val="0"/>
-        </w:rPr>
-        <w:t>Complete this page without copying the worked example. Your reasoning matters more than decoration.</w:t>
-      </w:r>
-    </w:p>
-    <w:p>
-      <w:r>
-        <w:drawing>
-          <wp:inline xmlns:a="http://schemas.openxmlformats.org/drawingml/2006/main" xmlns:pic="http://schemas.openxmlformats.org/drawingml/2006/picture">
-            <wp:extent cx="5486400" cy="1901952"/>
-            <wp:docPr id="21" name="Picture 21" descr="Independent proof graphic for Loops and Stopping"/>
-            <wp:cNvGraphicFramePr>
-              <a:graphicFrameLocks noChangeAspect="1"/>
-            </wp:cNvGraphicFramePr>
-            <a:graphic>
-              <a:graphicData uri="http://schemas.openxmlformats.org/drawingml/2006/picture">
-                <pic:pic>
-                  <pic:nvPicPr>
-                    <pic:cNvPr id="0" name="a29816205a69cae7708ff09f5dd1d27b49d7fe1d37cbaacb28bfa2b0e21d1faf.png"/>
-                    <pic:cNvPicPr/>
-                  </pic:nvPicPr>
-                  <pic:blipFill>
-                    <a:blip r:embed="rId28"/>
-                    <a:stretch>
-                      <a:fillRect/>
-                    </a:stretch>
-                  </pic:blipFill>
-                  <pic:spPr>
-                    <a:xfrm>
-                      <a:off x="0" y="0"/>
-                      <a:ext cx="5486400" cy="1901952"/>
-                    </a:xfrm>
-                    <a:prstGeom prst="rect"/>
-                  </pic:spPr>
-                </pic:pic>
-              </a:graphicData>
-            </a:graphic>
-          </wp:inline>
-        </w:drawing>
-      </w:r>
-    </w:p>
-    <w:p>
-      <w:pPr>
-        <w:pStyle w:val="Heading3"/>
-      </w:pPr>
-      <w:r>
-        <w:t>Try a more demanding case</w:t>
-      </w:r>
-    </w:p>
-    <w:p>
-      <w:pPr>
-        <w:spacing w:line="336" w:lineRule="auto" w:after="180"/>
-        <w:shd w:fill="F5F1FB"/>
-      </w:pPr>
-      <w:r>
-        <w:rPr>
-          <w:b w:val="0"/>
-        </w:rPr>
-        <w:t xml:space="preserve">CHALLENGE  Predict </w:t>
-      </w:r>
-      <w:r>
-        <w:rPr>
-          <w:b/>
-        </w:rPr>
-        <w:t>loop</w:t>
-      </w:r>
-      <w:r>
-        <w:rPr>
-          <w:b w:val="0"/>
-        </w:rPr>
-        <w:t xml:space="preserve"> counts; repair one </w:t>
-      </w:r>
-      <w:r>
-        <w:rPr>
-          <w:b/>
-        </w:rPr>
-        <w:t>infinite loop</w:t>
-      </w:r>
-      <w:r>
-        <w:rPr>
-          <w:b w:val="0"/>
-        </w:rPr>
-        <w:t>.</w:t>
-      </w:r>
-    </w:p>
-    <w:p>
-      <w:pPr>
-        <w:spacing w:line="336" w:lineRule="auto" w:after="180"/>
-        <w:shd w:fill="F4F9FC"/>
-      </w:pPr>
-      <w:r>
-        <w:rPr>
-          <w:b w:val="0"/>
-        </w:rPr>
-        <w:t>1. My fresh example, trace, calculation, or design:</w:t>
-      </w:r>
-    </w:p>
-    <w:p>
-      <w:pPr>
-        <w:pStyle w:val="Heading3"/>
-      </w:pPr>
-      <w:r>
-        <w:t>Write or draw your reasoning and evidence.</w:t>
-      </w:r>
-    </w:p>
-    <w:p>
-      <w:r>
-        <w:t>________________________________________________________________</w:t>
-      </w:r>
-    </w:p>
-    <w:p>
-      <w:r>
-        <w:t>________________________________________________________________</w:t>
-      </w:r>
-    </w:p>
-    <w:p>
-      <w:r>
-        <w:t>________________________________________________________________</w:t>
-      </w:r>
-    </w:p>
-    <w:p>
-      <w:r>
-        <w:t>________________________________________________________________</w:t>
-      </w:r>
-    </w:p>
-    <w:p>
-      <w:r>
-        <w:t>________________________________________________________________</w:t>
-      </w:r>
-    </w:p>
-    <w:p>
-      <w:pPr>
-        <w:spacing w:line="336" w:lineRule="auto" w:after="180"/>
-        <w:shd w:fill="F4F9FC"/>
-      </w:pPr>
-      <w:r>
-        <w:rPr>
-          <w:b w:val="0"/>
-        </w:rPr>
-        <w:t xml:space="preserve">2. My </w:t>
-      </w:r>
-      <w:r>
-        <w:rPr>
-          <w:b/>
-        </w:rPr>
-        <w:t>evidence</w:t>
-      </w:r>
-      <w:r>
-        <w:rPr>
-          <w:b w:val="0"/>
-        </w:rPr>
-        <w:t xml:space="preserve"> that it works (include a boundary or missing-data case):</w:t>
-      </w:r>
-    </w:p>
-    <w:p>
-      <w:pPr>
-        <w:pStyle w:val="Heading3"/>
-      </w:pPr>
-      <w:r>
-        <w:t>Write or draw your reasoning and evidence.</w:t>
-      </w:r>
-    </w:p>
-    <w:p>
-      <w:r>
-        <w:t>________________________________________________________________</w:t>
-      </w:r>
-    </w:p>
-    <w:p>
-      <w:r>
-        <w:t>________________________________________________________________</w:t>
-      </w:r>
-    </w:p>
-    <w:p>
-      <w:r>
-        <w:t>________________________________________________________________</w:t>
-      </w:r>
-    </w:p>
-    <w:p>
-      <w:r>
-        <w:t>________________________________________________________________</w:t>
-      </w:r>
-    </w:p>
-    <w:p>
-      <w:r>
-        <w:t>________________________________________________________________</w:t>
-      </w:r>
-    </w:p>
-    <w:p>
-      <w:pPr>
-        <w:spacing w:line="336" w:lineRule="auto" w:after="180"/>
-        <w:shd w:fill="F4F9FC"/>
-      </w:pPr>
-      <w:r>
-        <w:rPr>
-          <w:b w:val="0"/>
-        </w:rPr>
-        <w:t>3. One limitation, fairness concern, or situation needing human review:</w:t>
-      </w:r>
-    </w:p>
-    <w:p>
-      <w:pPr>
-        <w:pStyle w:val="Heading3"/>
-      </w:pPr>
-      <w:r>
-        <w:t>Write or draw your reasoning and evidence.</w:t>
-      </w:r>
-    </w:p>
-    <w:p>
-      <w:r>
-        <w:t>________________________________________________________________</w:t>
-      </w:r>
-    </w:p>
-    <w:p>
-      <w:r>
-        <w:t>________________________________________________________________</w:t>
-      </w:r>
-    </w:p>
-    <w:p>
-      <w:r>
-        <w:t>________________________________________________________________</w:t>
-      </w:r>
-    </w:p>
-    <w:p>
-      <w:r>
-        <w:t>________________________________________________________________</w:t>
-      </w:r>
-    </w:p>
-    <w:p>
-      <w:r>
-        <w:t>________________________________________________________________</w:t>
-      </w:r>
-    </w:p>
-    <w:p>
-      <w:pPr>
-        <w:pStyle w:val="Heading3"/>
-      </w:pPr>
-      <w:r>
-        <w:t>Check your explanation</w:t>
-      </w:r>
-    </w:p>
-    <w:p>
-      <w:pPr>
-        <w:spacing w:line="336" w:lineRule="auto" w:after="180"/>
-        <w:shd w:fill="F5F1FB"/>
-      </w:pPr>
-      <w:r>
-        <w:rPr>
-          <w:b w:val="0"/>
-        </w:rPr>
-        <w:t xml:space="preserve">SELF-CHECK  □ I explained the </w:t>
-      </w:r>
-      <w:r>
-        <w:rPr>
-          <w:b/>
-        </w:rPr>
-        <w:t>mechanism</w:t>
-      </w:r>
-      <w:r>
-        <w:rPr>
-          <w:b w:val="0"/>
-        </w:rPr>
-        <w:t xml:space="preserve">  □ I used </w:t>
-      </w:r>
-      <w:r>
-        <w:rPr>
-          <w:b/>
-        </w:rPr>
-        <w:t>evidence</w:t>
-      </w:r>
-      <w:r>
-        <w:rPr>
-          <w:b w:val="0"/>
-        </w:rPr>
-        <w:t xml:space="preserve">  □ I tested a fresh case  □ I named a limitation  □ I can answer ‘why?’</w:t>
-      </w:r>
-    </w:p>
-    <w:p>
-      <w:pPr>
-        <w:pStyle w:val="Heading1"/>
-      </w:pPr>
-      <w:r>
-        <w:t>13. Study a complete case</w:t>
-      </w:r>
-    </w:p>
-    <w:p>
-      <w:r>
-        <w:t>Revisit the complete Loops and Stopping case for supported practice. Repeated examples do not become fresh assessments.</w:t>
-      </w:r>
-    </w:p>
-    <w:p>
-      <w:pPr>
-        <w:pStyle w:val="Heading3"/>
-      </w:pPr>
-      <w:r>
-        <w:t>Week 5 Worked case</w:t>
-      </w:r>
-    </w:p>
-    <w:p>
-      <w:pPr>
-        <w:spacing w:line="336" w:lineRule="auto" w:after="180"/>
-      </w:pPr>
-      <w:r>
-        <w:rPr>
-          <w:b w:val="0"/>
-        </w:rPr>
-        <w:t>Use the supplied details to practise the weekly concept before attempting the independent question. This case extends the illustrated lesson.</w:t>
-      </w:r>
-    </w:p>
-    <w:p>
-      <w:pPr>
-        <w:pStyle w:val="Heading3"/>
-      </w:pPr>
-      <w:r>
-        <w:t>The situation</w:t>
-      </w:r>
-    </w:p>
-    <w:p>
-      <w:pPr>
-        <w:spacing w:line="336" w:lineRule="auto" w:after="180"/>
-      </w:pPr>
-      <w:r>
-        <w:rPr>
-          <w:b w:val="0"/>
-        </w:rPr>
-        <w:t>Start n=0; while n&lt;3, add 1 and record n.</w:t>
-      </w:r>
-    </w:p>
-    <w:p>
-      <w:pPr>
-        <w:pStyle w:val="Heading3"/>
-      </w:pPr>
-      <w:r>
-        <w:t>The question</w:t>
-      </w:r>
-    </w:p>
-    <w:p>
-      <w:pPr>
-        <w:spacing w:line="336" w:lineRule="auto" w:after="180"/>
-      </w:pPr>
-      <w:r>
-        <w:rPr>
-          <w:b w:val="0"/>
-        </w:rPr>
-        <w:t>List records and stopping condition.</w:t>
-      </w:r>
-    </w:p>
-    <w:p>
-      <w:pPr>
-        <w:pStyle w:val="Heading3"/>
-      </w:pPr>
-      <w:r>
-        <w:t>Worked explanation</w:t>
-      </w:r>
-    </w:p>
-    <w:p>
-      <w:pPr>
-        <w:spacing w:line="336" w:lineRule="auto" w:after="180"/>
-      </w:pPr>
-      <w:r>
-        <w:rPr>
-          <w:b w:val="0"/>
-        </w:rPr>
-        <w:t xml:space="preserve">1,2,3. The next comparison is false. The </w:t>
-      </w:r>
-      <w:r>
-        <w:rPr>
-          <w:b/>
-        </w:rPr>
-        <w:t>update</w:t>
-      </w:r>
-      <w:r>
-        <w:rPr>
-          <w:b w:val="0"/>
-        </w:rPr>
         <w:t xml:space="preserve"> makes progress toward termination.</w:t>
-      </w:r>
-    </w:p>
-    <w:p>
-      <w:pPr>
-        <w:pStyle w:val="Heading3"/>
-      </w:pPr>
-      <w:r>
-        <w:t>Explain it in your own words</w:t>
-      </w:r>
-    </w:p>
-    <w:p>
-      <w:pPr>
-        <w:spacing w:line="336" w:lineRule="auto" w:after="180"/>
-        <w:shd w:fill="F5F1FB"/>
-      </w:pPr>
-      <w:r>
-        <w:rPr>
-          <w:b w:val="0"/>
-        </w:rPr>
-        <w:t>Which detail supports the answer, and why does it matter?</w:t>
-      </w:r>
-    </w:p>
-    <w:p>
-      <w:pPr>
-        <w:pStyle w:val="Heading3"/>
-      </w:pPr>
-      <w:r>
-        <w:t>Write or draw your reasoning and evidence.</w:t>
-      </w:r>
-    </w:p>
-    <w:p>
-      <w:r>
-        <w:t>________________________________________________________________</w:t>
-      </w:r>
-    </w:p>
-    <w:p>
-      <w:r>
-        <w:t>________________________________________________________________</w:t>
-      </w:r>
-    </w:p>
-    <w:p>
-      <w:r>
-        <w:t>________________________________________________________________</w:t>
-      </w:r>
-    </w:p>
-    <w:p>
-      <w:r>
-        <w:t>________________________________________________________________</w:t>
-      </w:r>
-    </w:p>
-    <w:p>
-      <w:r>
-        <w:t>________________________________________________________________</w:t>
-      </w:r>
-    </w:p>
-    <w:p>
-      <w:pPr>
-        <w:pStyle w:val="Heading3"/>
-      </w:pPr>
-      <w:r>
-        <w:t>Trace the supplied case visually</w:t>
-      </w:r>
-    </w:p>
-    <w:p>
-      <w:pPr>
-        <w:pStyle w:val="Heading3"/>
-      </w:pPr>
-      <w:r>
-        <w:t>A loop must progress toward stopping</w:t>
       </w:r>
     </w:p>
     <w:tbl>
@@ -5889,12 +6884,87 @@
     </w:tbl>
     <w:p>
       <w:pPr>
+        <w:pStyle w:val="Heading2"/>
+      </w:pPr>
+      <w:r>
+        <w:t>Earlier wording, alternatives and picture transcripts · reference / check after trying</w:t>
+      </w:r>
+    </w:p>
+    <w:p>
+      <w:pPr>
+        <w:pStyle w:val="Heading3"/>
+      </w:pPr>
+      <w:r>
+        <w:t>Week 5 Worked case</w:t>
+      </w:r>
+    </w:p>
+    <w:p>
+      <w:pPr>
         <w:spacing w:line="336" w:lineRule="auto" w:after="180"/>
       </w:pPr>
       <w:r>
         <w:rPr>
           <w:b w:val="0"/>
         </w:rPr>
+        <w:t>Use the supplied details to practise the weekly concept before attempting the independent question. This case extends the illustrated lesson.</w:t>
+      </w:r>
+    </w:p>
+    <w:p>
+      <w:pPr>
+        <w:pStyle w:val="Heading3"/>
+      </w:pPr>
+      <w:r>
+        <w:t>The situation</w:t>
+      </w:r>
+    </w:p>
+    <w:p>
+      <w:pPr>
+        <w:pStyle w:val="Heading3"/>
+      </w:pPr>
+      <w:r>
+        <w:t>The question</w:t>
+      </w:r>
+    </w:p>
+    <w:p>
+      <w:pPr>
+        <w:pStyle w:val="Heading3"/>
+      </w:pPr>
+      <w:r>
+        <w:t>Worked explanation</w:t>
+      </w:r>
+    </w:p>
+    <w:p>
+      <w:pPr>
+        <w:pStyle w:val="Heading3"/>
+      </w:pPr>
+      <w:r>
+        <w:t>Explain it in your own words</w:t>
+      </w:r>
+    </w:p>
+    <w:p>
+      <w:pPr>
+        <w:pStyle w:val="Heading3"/>
+      </w:pPr>
+      <w:r>
+        <w:t>Trace the supplied case visually</w:t>
+      </w:r>
+    </w:p>
+    <w:p>
+      <w:pPr>
+        <w:pStyle w:val="Heading3"/>
+      </w:pPr>
+      <w:r>
+        <w:t>A loop must progress toward stopping</w:t>
+      </w:r>
+    </w:p>
+    <w:p>
+      <w:pPr>
+        <w:spacing w:line="336" w:lineRule="auto" w:after="180"/>
+      </w:pPr>
+      <w:r>
+        <w:rPr>
+          <w:b w:val="0"/>
+        </w:rPr>
         <w:t>Start n=0; while n&lt;3, add 1 and record n.</w:t>
       </w:r>
     </w:p>
@@ -5937,474 +7007,20 @@
         <w:pStyle w:val="Heading1"/>
       </w:pPr>
       <w:r>
-        <w:t>14. Try a new case independently</w:t>
-      </w:r>
-    </w:p>
-    <w:p>
-      <w:r>
-        <w:t>Attempt the reserved new case before feedback. Record support; the earlier examples below remain additional practice.</w:t>
-      </w:r>
-    </w:p>
-    <w:p>
-      <w:pPr>
-        <w:pStyle w:val="Heading3"/>
-      </w:pPr>
-      <w:r>
-        <w:t>Independent case: Changed independent case</w:t>
-      </w:r>
-    </w:p>
-    <w:p>
-      <w:pPr>
-        <w:spacing w:line="336" w:lineRule="auto" w:after="180"/>
-        <w:shd w:fill="F5F1FB"/>
-      </w:pPr>
-      <w:r>
-        <w:rPr>
-          <w:b w:val="0"/>
-        </w:rPr>
-        <w:t>Start count at 1. While count &lt; 8, add 3. Trace the condition and values. What happens if the condition becomes count != 8?</w:t>
-      </w:r>
-    </w:p>
-    <w:p>
-      <w:pPr>
-        <w:pStyle w:val="Heading3"/>
-      </w:pPr>
-      <w:r>
-        <w:t>My independent explanation, trace and limits</w:t>
-      </w:r>
-    </w:p>
-    <w:p>
-      <w:r>
-        <w:t>________________________________________________________________</w:t>
-      </w:r>
-    </w:p>
-    <w:p>
-      <w:r>
-        <w:t>________________________________________________________________</w:t>
-      </w:r>
-    </w:p>
-    <w:p>
-      <w:r>
-        <w:t>________________________________________________________________</w:t>
-      </w:r>
-    </w:p>
-    <w:p>
-      <w:r>
-        <w:t>________________________________________________________________</w:t>
-      </w:r>
-    </w:p>
-    <w:p>
-      <w:r>
-        <w:t>________________________________________________________________</w:t>
-      </w:r>
-    </w:p>
-    <w:p>
-      <w:r>
-        <w:t>________________________________________________________________</w:t>
-      </w:r>
-    </w:p>
-    <w:p>
-      <w:r>
-        <w:t>________________________________________________________________</w:t>
-      </w:r>
-    </w:p>
-    <w:p>
-      <w:pPr>
-        <w:spacing w:line="336" w:lineRule="auto" w:after="180"/>
-      </w:pPr>
-      <w:r>
-        <w:rPr>
-          <w:b w:val="0"/>
-        </w:rPr>
-        <w:t>Attempt this case before feedback. Record any help. Earlier examples below are further practice; a case already practised with feedback cannot establish fresh transfer.</w:t>
-      </w:r>
-    </w:p>
-    <w:p>
-      <w:pPr>
-        <w:pStyle w:val="Heading3"/>
-      </w:pPr>
-      <w:r>
-        <w:t>Week 5 Independent application</w:t>
-      </w:r>
-    </w:p>
-    <w:p>
-      <w:pPr>
-        <w:spacing w:line="336" w:lineRule="auto" w:after="180"/>
-      </w:pPr>
-      <w:r>
-        <w:rPr>
-          <w:b w:val="0"/>
-        </w:rPr>
-        <w:t>Close the worked explanation. Apply the idea to this different question without copying.</w:t>
-      </w:r>
-    </w:p>
-    <w:p>
-      <w:pPr>
-        <w:spacing w:line="336" w:lineRule="auto" w:after="180"/>
-      </w:pPr>
-      <w:r>
-        <w:rPr>
-          <w:b w:val="0"/>
-        </w:rPr>
-        <w:t>Start at count 0. While count is less than 3, add 1 and display count. List the displays and the stopping value.</w:t>
-      </w:r>
-    </w:p>
-    <w:p>
-      <w:pPr>
-        <w:spacing w:line="336" w:lineRule="auto" w:after="180"/>
-      </w:pPr>
-      <w:r>
-        <w:rPr>
-          <w:b w:val="0"/>
-        </w:rPr>
-        <w:t xml:space="preserve">My answer, with a trace, calculation or supporting </w:t>
-      </w:r>
-      <w:r>
-        <w:rPr>
-          <w:b/>
-        </w:rPr>
-        <w:t>evidence</w:t>
-      </w:r>
-    </w:p>
-    <w:p>
-      <w:pPr>
-        <w:pStyle w:val="Heading3"/>
-      </w:pPr>
-      <w:r>
-        <w:t>Write or draw your reasoning and evidence.</w:t>
-      </w:r>
-    </w:p>
-    <w:p>
-      <w:r>
-        <w:t>________________________________________________________________</w:t>
-      </w:r>
-    </w:p>
-    <w:p>
-      <w:r>
-        <w:t>________________________________________________________________</w:t>
-      </w:r>
-    </w:p>
-    <w:p>
-      <w:r>
-        <w:t>________________________________________________________________</w:t>
-      </w:r>
-    </w:p>
-    <w:p>
-      <w:r>
-        <w:t>________________________________________________________________</w:t>
-      </w:r>
-    </w:p>
-    <w:p>
-      <w:r>
-        <w:t>________________________________________________________________</w:t>
-      </w:r>
-    </w:p>
-    <w:p>
-      <w:pPr>
-        <w:pStyle w:val="Heading3"/>
-      </w:pPr>
-      <w:r>
-        <w:t>Create and test</w:t>
-      </w:r>
-    </w:p>
-    <w:p>
-      <w:pPr>
-        <w:spacing w:line="336" w:lineRule="auto" w:after="180"/>
-      </w:pPr>
-      <w:r>
-        <w:rPr>
-          <w:b w:val="0"/>
-        </w:rPr>
-        <w:t>Change one relevant detail. Predict the result before testing. Include a boundary or missing-information case when it helps reveal a limit.</w:t>
-      </w:r>
-    </w:p>
-    <w:p>
-      <w:pPr>
-        <w:spacing w:line="336" w:lineRule="auto" w:after="180"/>
-      </w:pPr>
-      <w:r>
-        <w:rPr>
-          <w:b w:val="0"/>
-        </w:rPr>
-        <w:t xml:space="preserve">My changed </w:t>
-      </w:r>
-      <w:r>
-        <w:rPr>
-          <w:b/>
-        </w:rPr>
-        <w:t>input</w:t>
-      </w:r>
-      <w:r>
-        <w:rPr>
-          <w:b w:val="0"/>
-        </w:rPr>
-        <w:t xml:space="preserve"> and expected result</w:t>
-      </w:r>
-    </w:p>
-    <w:p>
-      <w:pPr>
-        <w:pStyle w:val="Heading3"/>
-      </w:pPr>
-      <w:r>
-        <w:t>Write or draw your reasoning and evidence.</w:t>
-      </w:r>
-    </w:p>
-    <w:p>
-      <w:r>
-        <w:t>________________________________________________________________</w:t>
-      </w:r>
-    </w:p>
-    <w:p>
-      <w:r>
-        <w:t>________________________________________________________________</w:t>
-      </w:r>
-    </w:p>
-    <w:p>
-      <w:r>
-        <w:t>________________________________________________________________</w:t>
-      </w:r>
-    </w:p>
-    <w:p>
-      <w:r>
-        <w:t>________________________________________________________________</w:t>
-      </w:r>
-    </w:p>
-    <w:p>
-      <w:r>
-        <w:t>________________________________________________________________</w:t>
-      </w:r>
-    </w:p>
-    <w:p>
-      <w:pPr>
-        <w:pStyle w:val="Heading3"/>
-      </w:pPr>
-      <w:r>
-        <w:t>Connect to your project</w:t>
-      </w:r>
-    </w:p>
-    <w:p>
-      <w:pPr>
-        <w:spacing w:line="336" w:lineRule="auto" w:after="180"/>
-      </w:pPr>
-      <w:r>
-        <w:rPr>
-          <w:b/>
-        </w:rPr>
-        <w:t>Loop</w:t>
-      </w:r>
-      <w:r>
-        <w:rPr>
-          <w:b w:val="0"/>
-        </w:rPr>
-        <w:t xml:space="preserve"> through every candidate book, </w:t>
-      </w:r>
-      <w:r>
-        <w:rPr>
-          <w:b/>
-        </w:rPr>
-        <w:t>update</w:t>
-      </w:r>
-      <w:r>
-        <w:rPr>
-          <w:b w:val="0"/>
-        </w:rPr>
-        <w:t xml:space="preserve"> its score, then stop at the end of the list.</w:t>
-      </w:r>
-    </w:p>
-    <w:p>
-      <w:pPr>
-        <w:spacing w:line="336" w:lineRule="auto" w:after="180"/>
-      </w:pPr>
-      <w:r>
-        <w:rPr>
-          <w:b w:val="0"/>
-        </w:rPr>
-        <w:t xml:space="preserve">The </w:t>
-      </w:r>
-      <w:r>
-        <w:rPr>
-          <w:b/>
-        </w:rPr>
-        <w:t>evidence</w:t>
-      </w:r>
-      <w:r>
-        <w:rPr>
-          <w:b w:val="0"/>
-        </w:rPr>
-        <w:t xml:space="preserve"> I will keep</w:t>
-      </w:r>
-    </w:p>
-    <w:p>
-      <w:pPr>
-        <w:pStyle w:val="Heading3"/>
-      </w:pPr>
-      <w:r>
-        <w:t>Write or draw your reasoning and evidence.</w:t>
-      </w:r>
-    </w:p>
-    <w:p>
-      <w:r>
-        <w:t>________________________________________________________________</w:t>
-      </w:r>
-    </w:p>
-    <w:p>
-      <w:r>
-        <w:t>________________________________________________________________</w:t>
-      </w:r>
-    </w:p>
-    <w:p>
-      <w:r>
-        <w:t>________________________________________________________________</w:t>
-      </w:r>
-    </w:p>
-    <w:p>
-      <w:r>
-        <w:t>________________________________________________________________</w:t>
-      </w:r>
-    </w:p>
-    <w:p>
-      <w:r>
-        <w:t>________________________________________________________________</w:t>
-      </w:r>
-    </w:p>
-    <w:p>
-      <w:pPr>
-        <w:spacing w:line="336" w:lineRule="auto" w:after="180"/>
-      </w:pPr>
-      <w:r>
-        <w:rPr>
-          <w:b w:val="0"/>
-        </w:rPr>
-        <w:t xml:space="preserve">Your teacher has the independent answer and scoring criteria. Complete the matching workbook week to keep your practice </w:t>
-      </w:r>
-      <w:r>
-        <w:rPr>
-          <w:b/>
-        </w:rPr>
-        <w:t>evidence</w:t>
-      </w:r>
-      <w:r>
-        <w:rPr>
-          <w:b w:val="0"/>
-        </w:rPr>
-        <w:t xml:space="preserve"> together.</w:t>
-      </w:r>
-    </w:p>
-    <w:p>
-      <w:pPr>
-        <w:pStyle w:val="Heading3"/>
-      </w:pPr>
-      <w:r>
-        <w:t>Transfer practice from the original programme</w:t>
-      </w:r>
-    </w:p>
-    <w:p>
-      <w:pPr>
-        <w:spacing w:line="336" w:lineRule="auto" w:after="180"/>
-        <w:shd w:fill="F5F1FB"/>
-      </w:pPr>
-      <w:r>
-        <w:rPr>
-          <w:b w:val="0"/>
-        </w:rPr>
-        <w:t>Trace count=0; while count&lt;4: count=count+2. List values tested by the condition and final count. Would replacing &lt;4 with !=5 terminate?</w:t>
-      </w:r>
-    </w:p>
-    <w:p>
-      <w:pPr>
-        <w:pStyle w:val="Heading3"/>
-      </w:pPr>
-      <w:r>
-        <w:t>Explain the mechanism, evidence and one limit.</w:t>
-      </w:r>
-    </w:p>
-    <w:p>
-      <w:r>
-        <w:t>________________________________________________________________</w:t>
-      </w:r>
-    </w:p>
-    <w:p>
-      <w:r>
-        <w:t>________________________________________________________________</w:t>
-      </w:r>
-    </w:p>
-    <w:p>
-      <w:r>
-        <w:t>________________________________________________________________</w:t>
-      </w:r>
-    </w:p>
-    <w:p>
-      <w:r>
-        <w:t>________________________________________________________________</w:t>
-      </w:r>
-    </w:p>
-    <w:p>
-      <w:r>
-        <w:t>________________________________________________________________</w:t>
-      </w:r>
-    </w:p>
-    <w:p>
-      <w:r>
-        <w:t>________________________________________________________________</w:t>
-      </w:r>
-    </w:p>
-    <w:p>
-      <w:r>
-        <w:t>________________________________________________________________</w:t>
-      </w:r>
-    </w:p>
-    <w:p>
-      <w:pPr>
-        <w:pStyle w:val="Heading3"/>
-      </w:pPr>
-      <w:r>
-        <w:t>Use feedback to improve</w:t>
-      </w:r>
-    </w:p>
-    <w:p>
-      <w:pPr>
-        <w:spacing w:line="336" w:lineRule="auto" w:after="180"/>
-      </w:pPr>
-      <w:r>
-        <w:rPr>
-          <w:b w:val="0"/>
-        </w:rPr>
-        <w:t>Attempt the independent case before hints. Record whether you worked alone, used a hint or followed a model. After feedback, fix the first unsupported step and explain why it changed.</w:t>
-      </w:r>
-    </w:p>
-    <w:p>
-      <w:pPr>
-        <w:spacing w:line="336" w:lineRule="auto" w:after="180"/>
-      </w:pPr>
-      <w:r>
-        <w:rPr>
-          <w:b w:val="0"/>
-        </w:rPr>
-        <w:t>A later check uses a changed case, not a copied answer.</w:t>
-      </w:r>
-    </w:p>
-    <w:p>
-      <w:pPr>
-        <w:pStyle w:val="Heading1"/>
-      </w:pPr>
-      <w:r>
-        <w:t>15. Your lesson route</w:t>
-      </w:r>
-    </w:p>
-    <w:p>
-      <w:r>
-        <w:t>Use this map to navigate Loops and Stopping, connect the goals to tasks and keep one evidence record for each attempt.</w:t>
-      </w:r>
-    </w:p>
-    <w:p>
-      <w:pPr>
-        <w:spacing w:line="336" w:lineRule="auto" w:after="180"/>
-      </w:pPr>
-      <w:r>
-        <w:rPr>
-          <w:b w:val="0"/>
-        </w:rPr>
-        <w:t>Start with this question: A fictional counter starts at 12 and decreases while above a boundary.</w:t>
+        <w:t>15. Reference: original lesson checklist</w:t>
+      </w:r>
+    </w:p>
+    <w:p>
+      <w:r>
+        <w:t>Use an additional checklist when it helps inspect your explanation.</w:t>
+      </w:r>
+    </w:p>
+    <w:p>
+      <w:pPr>
+        <w:pStyle w:val="Heading2"/>
+      </w:pPr>
+      <w:r>
+        <w:t>Targets and evidence</w:t>
       </w:r>
     </w:p>
     <w:tbl>
@@ -6511,6 +7127,14 @@
     </w:tbl>
     <w:p>
       <w:pPr>
+        <w:pStyle w:val="Heading2"/>
+      </w:pPr>
+      <w:r>
+        <w:t>Keep your route and first prediction</w:t>
+      </w:r>
+    </w:p>
+    <w:p>
+      <w:pPr>
         <w:spacing w:line="336" w:lineRule="auto" w:after="180"/>
       </w:pPr>
       <w:r>
@@ -6569,15 +7193,147 @@
     </w:p>
     <w:p>
       <w:pPr>
+        <w:pStyle w:val="Heading2"/>
+      </w:pPr>
+      <w:r>
+        <w:t>Earlier wording, alternatives and picture transcripts · reference / check after trying</w:t>
+      </w:r>
+    </w:p>
+    <w:p>
+      <w:pPr>
+        <w:spacing w:line="336" w:lineRule="auto" w:after="180"/>
+      </w:pPr>
+      <w:r>
+        <w:rPr>
+          <w:b w:val="0"/>
+        </w:rPr>
+        <w:t>Start with this question: A fictional counter starts at 12 and decreases while above a boundary.</w:t>
+      </w:r>
+    </w:p>
+    <w:p>
+      <w:pPr>
         <w:pStyle w:val="Heading1"/>
       </w:pPr>
       <w:r>
-        <w:t>16. Finish and return</w:t>
-      </w:r>
-    </w:p>
-    <w:p>
-      <w:r>
-        <w:t>Explain Loops and Stopping without notes, identify a remaining question and plan a later check with a changed case.</w:t>
+        <w:t>17. Extra practice: pictures, repair and feedback</w:t>
+      </w:r>
+    </w:p>
+    <w:p>
+      <w:r>
+        <w:t>Attempt each question before opening its explanation. Use one browser or paper copy.</w:t>
+      </w:r>
+    </w:p>
+    <w:p>
+      <w:pPr>
+        <w:pStyle w:val="Heading2"/>
+      </w:pPr>
+      <w:r>
+        <w:t>First supported question</w:t>
+      </w:r>
+    </w:p>
+    <w:p>
+      <w:pPr>
+        <w:pStyle w:val="ListBullet"/>
+      </w:pPr>
+      <w:r>
+        <w:t>A fictional counter starts at 12 and decreases while above a boundary.</w:t>
+      </w:r>
+    </w:p>
+    <w:p>
+      <w:pPr>
+        <w:pStyle w:val="Heading3"/>
+      </w:pPr>
+      <w:r>
+        <w:t>Practice 1: explain the deciding evidence</w:t>
+      </w:r>
+    </w:p>
+    <w:p>
+      <w:pPr>
+        <w:pStyle w:val="ListBullet"/>
+      </w:pPr>
+      <w:r>
+        <w:t>Which labelled step matches this detail? 0&gt;3 is false; report 0 after three updates.</w:t>
+      </w:r>
+    </w:p>
+    <w:p>
+      <w:pPr>
+        <w:pStyle w:val="ListBullet"/>
+      </w:pPr>
+      <w:r>
+        <w:t>1. Next check</w:t>
+      </w:r>
+    </w:p>
+    <w:p>
+      <w:pPr>
+        <w:pStyle w:val="ListBullet"/>
+      </w:pPr>
+      <w:r>
+        <w:t>2. Final update</w:t>
+      </w:r>
+    </w:p>
+    <w:p>
+      <w:pPr>
+        <w:pStyle w:val="ListBullet"/>
+      </w:pPr>
+      <w:r>
+        <w:t>3. Stop</w:t>
+      </w:r>
+    </w:p>
+    <w:p>
+      <w:pPr>
+        <w:pStyle w:val="ListBullet"/>
+      </w:pPr>
+      <w:r>
+        <w:t>4. Initial check</w:t>
+      </w:r>
+    </w:p>
+    <w:p>
+      <w:pPr>
+        <w:pStyle w:val="Heading3"/>
+      </w:pPr>
+      <w:r>
+        <w:t>My selected conclusion, deciding fact and explanation</w:t>
+      </w:r>
+    </w:p>
+    <w:p>
+      <w:r>
+        <w:t>________________________________________________________________</w:t>
+      </w:r>
+    </w:p>
+    <w:p>
+      <w:r>
+        <w:t>________________________________________________________________</w:t>
+      </w:r>
+    </w:p>
+    <w:p>
+      <w:r>
+        <w:t>________________________________________________________________</w:t>
+      </w:r>
+    </w:p>
+    <w:p>
+      <w:r>
+        <w:t>________________________________________________________________</w:t>
+      </w:r>
+    </w:p>
+    <w:p>
+      <w:r>
+        <w:t>________________________________________________________________</w:t>
+      </w:r>
+    </w:p>
+    <w:p>
+      <w:pPr>
+        <w:pStyle w:val="ListBullet"/>
+      </w:pPr>
+      <w:r>
+        <w:t>Hint if needed: Read the steps in the pictorial case. Match the supplied detail to the stage that performs or records it.</w:t>
+      </w:r>
+    </w:p>
+    <w:p>
+      <w:pPr>
+        <w:pStyle w:val="Heading2"/>
+      </w:pPr>
+      <w:r>
+        <w:t>Check the first explanation · reference / check after trying</w:t>
       </w:r>
     </w:p>
     <w:p>
@@ -6588,18 +7344,204 @@
         <w:rPr>
           <w:b w:val="0"/>
         </w:rPr>
-        <w:t xml:space="preserve">Close your notes. Explain this goal in your own words: Trace variable values before and after each </w:t>
+        <w:t xml:space="preserve">After your attempt, compare with the supported explanation: Stop 0&gt;3 is false; report 0 after three </w:t>
       </w:r>
       <w:r>
         <w:rPr>
           <w:b/>
         </w:rPr>
+        <w:t>update</w:t>
+      </w:r>
+      <w:r>
+        <w:rPr>
+          <w:b w:val="0"/>
+        </w:rPr>
+        <w:t>s. The condition does not promise the counter ends exactly at 3. Subtractions can cross the boundary.</w:t>
+      </w:r>
+    </w:p>
+    <w:p>
+      <w:pPr>
+        <w:spacing w:line="336" w:lineRule="auto" w:after="180"/>
+      </w:pPr>
+      <w:r>
+        <w:rPr>
+          <w:b w:val="0"/>
+        </w:rPr>
+        <w:t xml:space="preserve">The count strictly decreases, so the below-or-equal stopping region is eventually reached from this start. A condition requiring exact equality can be unsafe when repeated </w:t>
+      </w:r>
+      <w:r>
+        <w:rPr>
+          <w:b/>
+        </w:rPr>
+        <w:t>update</w:t>
+      </w:r>
+      <w:r>
+        <w:rPr>
+          <w:b w:val="0"/>
+        </w:rPr>
+        <w:t>s skip that value.</w:t>
+      </w:r>
+    </w:p>
+    <w:p>
+      <w:pPr>
+        <w:pStyle w:val="Heading2"/>
+      </w:pPr>
+      <w:r>
+        <w:t>Changed-case question</w:t>
+      </w:r>
+    </w:p>
+    <w:p>
+      <w:pPr>
+        <w:pStyle w:val="Heading3"/>
+      </w:pPr>
+      <w:r>
+        <w:t>Practice 2: explain the deciding evidence</w:t>
+      </w:r>
+    </w:p>
+    <w:p>
+      <w:pPr>
+        <w:pStyle w:val="ListBullet"/>
+      </w:pPr>
+      <w:r>
+        <w:t>Changed-case practice: Replace count&gt;3 with count!=3. Which conclusion is supported by the supplied facts?</w:t>
+      </w:r>
+    </w:p>
+    <w:p>
+      <w:pPr>
+        <w:pStyle w:val="ListBullet"/>
+      </w:pPr>
+      <w:r>
+        <w:t>1. We can decide the result without examining the changed input or the procedure.</w:t>
+      </w:r>
+    </w:p>
+    <w:p>
+      <w:pPr>
+        <w:pStyle w:val="ListBullet"/>
+      </w:pPr>
+      <w:r>
+        <w:t>2. From 12, the loop never reaches 3 and does not terminate in this toy model.</w:t>
+      </w:r>
+    </w:p>
+    <w:p>
+      <w:pPr>
+        <w:pStyle w:val="ListBullet"/>
+      </w:pPr>
+      <w:r>
+        <w:t>3. This one example guarantees correct results for every future input.</w:t>
+      </w:r>
+    </w:p>
+    <w:p>
+      <w:pPr>
+        <w:pStyle w:val="Heading3"/>
+      </w:pPr>
+      <w:r>
+        <w:t>My selected conclusion, deciding fact and explanation</w:t>
+      </w:r>
+    </w:p>
+    <w:p>
+      <w:r>
+        <w:t>________________________________________________________________</w:t>
+      </w:r>
+    </w:p>
+    <w:p>
+      <w:r>
+        <w:t>________________________________________________________________</w:t>
+      </w:r>
+    </w:p>
+    <w:p>
+      <w:r>
+        <w:t>________________________________________________________________</w:t>
+      </w:r>
+    </w:p>
+    <w:p>
+      <w:r>
+        <w:t>________________________________________________________________</w:t>
+      </w:r>
+    </w:p>
+    <w:p>
+      <w:r>
+        <w:t>________________________________________________________________</w:t>
+      </w:r>
+    </w:p>
+    <w:p>
+      <w:pPr>
+        <w:pStyle w:val="ListBullet"/>
+      </w:pPr>
+      <w:r>
+        <w:t>Hint if needed: Use the changed condition and the deciding step in the pictorial trace. The answer must say what follows from those facts.</w:t>
+      </w:r>
+    </w:p>
+    <w:p>
+      <w:pPr>
+        <w:pStyle w:val="Heading2"/>
+      </w:pPr>
+      <w:r>
+        <w:t>Check the changed case · reference / check after trying</w:t>
+      </w:r>
+    </w:p>
+    <w:p>
+      <w:pPr>
+        <w:spacing w:line="336" w:lineRule="auto" w:after="180"/>
+      </w:pPr>
+      <w:r>
+        <w:rPr>
+          <w:b w:val="0"/>
+        </w:rPr>
+        <w:t xml:space="preserve">After your attempt, compare with the supported explanation: From 12, the </w:t>
+      </w:r>
+      <w:r>
+        <w:rPr>
+          <w:b/>
+        </w:rPr>
         <w:t>loop</w:t>
       </w:r>
       <w:r>
         <w:rPr>
           <w:b w:val="0"/>
         </w:rPr>
+        <w:t xml:space="preserve"> never reaches 3 and does not terminate in this toy model. 12,8,4,0,−4,… are multiples of 4; none equals 3.</w:t>
+      </w:r>
+    </w:p>
+    <w:p>
+      <w:pPr>
+        <w:pStyle w:val="Heading2"/>
+      </w:pPr>
+      <w:r>
+        <w:t>Repair and save your work</w:t>
+      </w:r>
+    </w:p>
+    <w:p>
+      <w:pPr>
+        <w:spacing w:line="336" w:lineRule="auto" w:after="180"/>
+      </w:pPr>
+      <w:r>
+        <w:rPr>
+          <w:b w:val="0"/>
+        </w:rPr>
+        <w:t xml:space="preserve">Review </w:t>
+      </w:r>
+      <w:r>
+        <w:rPr>
+          <w:b/>
+        </w:rPr>
+        <w:t>Trace Table</w:t>
+      </w:r>
+      <w:r>
+        <w:rPr>
+          <w:b w:val="0"/>
+        </w:rPr>
+        <w:t xml:space="preserve">s (ai-2/4). Goal: Trace variable values before and after each </w:t>
+      </w:r>
+      <w:r>
+        <w:rPr>
+          <w:b/>
+        </w:rPr>
+        <w:t>loop</w:t>
+      </w:r>
+      <w:r>
+        <w:rPr>
+          <w:b w:val="0"/>
+        </w:rPr>
         <w:t xml:space="preserve"> </w:t>
       </w:r>
       <w:r>
@@ -6608,96 +7550,191 @@
         </w:rPr>
         <w:t>iteration</w:t>
       </w:r>
+      <w:r>
+        <w:rPr>
+          <w:b w:val="0"/>
+        </w:rPr>
+        <w:t xml:space="preserve">. Short practice: Move print inside the original </w:t>
+      </w:r>
+      <w:r>
+        <w:rPr>
+          <w:b/>
+        </w:rPr>
+        <w:t>loop</w:t>
+      </w:r>
+      <w:r>
+        <w:rPr>
+          <w:b w:val="0"/>
+        </w:rPr>
+        <w:t>. What sequence is displayed?.</w:t>
+      </w:r>
+    </w:p>
+    <w:p>
+      <w:pPr>
+        <w:spacing w:line="336" w:lineRule="auto" w:after="180"/>
+      </w:pPr>
+      <w:r>
+        <w:rPr>
+          <w:b w:val="0"/>
+        </w:rPr>
+        <w:t>Return to this week and explain what you changed.</w:t>
+      </w:r>
+    </w:p>
+    <w:p>
+      <w:pPr>
+        <w:spacing w:line="336" w:lineRule="auto" w:after="180"/>
+      </w:pPr>
+      <w:r>
+        <w:rPr>
+          <w:b w:val="0"/>
+        </w:rPr>
+        <w:t>Review Decompose a Goal (ai-2/2). Goal: Distinguish a function definition from a function call. Short practice: What happens visibly if the caller stores needed but omits print(needed)?.</w:t>
+      </w:r>
+    </w:p>
+    <w:p>
+      <w:pPr>
+        <w:spacing w:line="336" w:lineRule="auto" w:after="180"/>
+      </w:pPr>
+      <w:r>
+        <w:rPr>
+          <w:b w:val="0"/>
+        </w:rPr>
+        <w:t>Return to this week and explain what you changed.</w:t>
+      </w:r>
+    </w:p>
+    <w:p>
+      <w:pPr>
+        <w:spacing w:line="336" w:lineRule="auto" w:after="180"/>
+      </w:pPr>
+      <w:r>
+        <w:rPr>
+          <w:b w:val="0"/>
+        </w:rPr>
+        <w:t xml:space="preserve">The browser lab lets you edit the supported Python examples already included in this lesson. Predict first, run, inspect the actual </w:t>
+      </w:r>
+      <w:r>
+        <w:rPr>
+          <w:b/>
+        </w:rPr>
+        <w:t>output</w:t>
+      </w:r>
+      <w:r>
+        <w:rPr>
+          <w:b w:val="0"/>
+        </w:rPr>
+        <w:t xml:space="preserve"> or error, change one </w:t>
+      </w:r>
+      <w:r>
+        <w:rPr>
+          <w:b/>
+        </w:rPr>
+        <w:t>input</w:t>
+      </w:r>
+      <w:r>
+        <w:rPr>
+          <w:b w:val="0"/>
+        </w:rPr>
+        <w:t>, then run again.</w:t>
+      </w:r>
+    </w:p>
+    <w:p>
+      <w:pPr>
+        <w:spacing w:line="336" w:lineRule="auto" w:after="180"/>
+      </w:pPr>
+      <w:r>
+        <w:rPr>
+          <w:b w:val="0"/>
+        </w:rPr>
+        <w:t xml:space="preserve">Keep code, </w:t>
+      </w:r>
+      <w:r>
+        <w:rPr>
+          <w:b/>
+        </w:rPr>
+        <w:t>prediction</w:t>
+      </w:r>
+      <w:r>
+        <w:rPr>
+          <w:b w:val="0"/>
+        </w:rPr>
+        <w:t>s, actual results and a reasoned revision together. On paper, label your result as a trace rather than an execution.</w:t>
+      </w:r>
+    </w:p>
+    <w:p>
+      <w:pPr>
+        <w:spacing w:line="336" w:lineRule="auto" w:after="180"/>
+      </w:pPr>
+      <w:r>
+        <w:rPr>
+          <w:b w:val="0"/>
+        </w:rPr>
+        <w:t xml:space="preserve">Use Download completed work in the hosted lesson to export your answers, reflections, practice feedback and code-run </w:t>
+      </w:r>
+      <w:r>
+        <w:rPr>
+          <w:b/>
+        </w:rPr>
+        <w:t>evidence</w:t>
+      </w:r>
+      <w:r>
+        <w:rPr>
+          <w:b w:val="0"/>
+        </w:rPr>
+        <w:t>. Open the HTML copy to read or print it.</w:t>
+      </w:r>
+    </w:p>
+    <w:p>
+      <w:pPr>
+        <w:spacing w:line="336" w:lineRule="auto" w:after="180"/>
+      </w:pPr>
+      <w:r>
+        <w:rPr>
+          <w:b w:val="0"/>
+        </w:rPr>
+        <w:t>Drafts stay in this browser when storage is available; clear drafts on a shared device.</w:t>
+      </w:r>
+    </w:p>
+    <w:p>
+      <w:pPr>
+        <w:pStyle w:val="Heading2"/>
+      </w:pPr>
+      <w:r>
+        <w:t>Earlier wording, alternatives and picture transcripts · reference / check after trying</w:t>
+      </w:r>
+    </w:p>
+    <w:p>
+      <w:pPr>
+        <w:spacing w:line="336" w:lineRule="auto" w:after="180"/>
+      </w:pPr>
+      <w:r>
+        <w:rPr>
+          <w:b w:val="0"/>
+        </w:rPr>
+        <w:t>Use this supported practice once, in the browser or on paper. Keep the reserved independent assessment for a separate first attempt before teacher feedback.</w:t>
+      </w:r>
     </w:p>
     <w:p>
       <w:pPr>
         <w:pStyle w:val="Heading3"/>
       </w:pPr>
       <w:r>
-        <w:t>My deciding step, evidence and one remaining question</w:t>
-      </w:r>
-    </w:p>
-    <w:p>
-      <w:r>
-        <w:t>________________________________________________________________</w:t>
-      </w:r>
-    </w:p>
-    <w:p>
-      <w:r>
-        <w:t>________________________________________________________________</w:t>
-      </w:r>
-    </w:p>
-    <w:p>
-      <w:r>
-        <w:t>________________________________________________________________</w:t>
-      </w:r>
-    </w:p>
-    <w:p>
-      <w:r>
-        <w:t>________________________________________________________________</w:t>
-      </w:r>
-    </w:p>
-    <w:p>
-      <w:r>
-        <w:t>________________________________________________________________</w:t>
-      </w:r>
-    </w:p>
-    <w:p>
-      <w:pPr>
-        <w:spacing w:line="336" w:lineRule="auto" w:after="180"/>
-      </w:pPr>
-      <w:r>
-        <w:rPr>
-          <w:b w:val="0"/>
-        </w:rPr>
-        <w:t xml:space="preserve">If you are unsure, return to the worked picture and explain one arrow. If you are ready, change an </w:t>
-      </w:r>
-      <w:r>
-        <w:rPr>
-          <w:b/>
-        </w:rPr>
-        <w:t>input</w:t>
-      </w:r>
-      <w:r>
-        <w:rPr>
-          <w:b w:val="0"/>
-        </w:rPr>
-        <w:t xml:space="preserve"> or assumption and justify your </w:t>
-      </w:r>
-      <w:r>
-        <w:rPr>
-          <w:b/>
-        </w:rPr>
-        <w:t>prediction</w:t>
-      </w:r>
-      <w:r>
-        <w:rPr>
-          <w:b w:val="0"/>
-        </w:rPr>
-        <w:t>.</w:t>
-      </w:r>
-    </w:p>
-    <w:p>
-      <w:pPr>
-        <w:spacing w:line="336" w:lineRule="auto" w:after="180"/>
-      </w:pPr>
-      <w:r>
-        <w:rPr>
-          <w:b w:val="0"/>
-        </w:rPr>
-        <w:t xml:space="preserve">Save your workbook </w:t>
-      </w:r>
-      <w:r>
-        <w:rPr>
-          <w:b/>
-        </w:rPr>
-        <w:t>evidence</w:t>
-      </w:r>
-      <w:r>
-        <w:rPr>
-          <w:b w:val="0"/>
-        </w:rPr>
-        <w:t>. At the next review, try a different case before opening your old answer.</w:t>
+        <w:t>Repair a missing building block</w:t>
+      </w:r>
+    </w:p>
+    <w:p>
+      <w:pPr>
+        <w:pStyle w:val="Heading3"/>
+      </w:pPr>
+      <w:r>
+        <w:t>Predict, run and debug</w:t>
+      </w:r>
+    </w:p>
+    <w:p>
+      <w:pPr>
+        <w:pStyle w:val="Heading3"/>
+      </w:pPr>
+      <w:r>
+        <w:t>Keep your completed work</w:t>
       </w:r>
     </w:p>
     <w:p>
@@ -6705,639 +7742,17 @@
         <w:pStyle w:val="Heading1"/>
       </w:pPr>
       <w:r>
-        <w:t>17. Supported practice, repair and portfolio</w:t>
-      </w:r>
-    </w:p>
-    <w:p>
-      <w:r>
-        <w:t>Attempt supported questions before using hints or feedback. Review a missing building block, then keep the completed work.</w:t>
-      </w:r>
-    </w:p>
-    <w:p>
-      <w:pPr>
-        <w:spacing w:line="336" w:lineRule="auto" w:after="180"/>
-      </w:pPr>
-      <w:r>
-        <w:rPr>
-          <w:b w:val="0"/>
-        </w:rPr>
-        <w:t>Use this supported practice once, in the browser or on paper. Keep the reserved independent assessment for a separate first attempt before teacher feedback.</w:t>
-      </w:r>
-    </w:p>
-    <w:p>
-      <w:pPr>
-        <w:spacing w:line="336" w:lineRule="auto" w:after="180"/>
-      </w:pPr>
-      <w:r>
-        <w:rPr>
-          <w:b w:val="0"/>
-        </w:rPr>
-        <w:t>A fictional counter starts at 12 and decreases while above a boundary.</w:t>
-      </w:r>
-    </w:p>
-    <w:p>
-      <w:pPr>
-        <w:pStyle w:val="Heading3"/>
-      </w:pPr>
-      <w:r>
-        <w:t>Practice 1: explain the deciding evidence</w:t>
-      </w:r>
-    </w:p>
-    <w:p>
-      <w:pPr>
-        <w:spacing w:line="336" w:lineRule="auto" w:after="180"/>
-      </w:pPr>
-      <w:r>
-        <w:rPr>
-          <w:b w:val="0"/>
-        </w:rPr>
-        <w:t xml:space="preserve">Which labelled step matches this detail? 0&gt;3 is false; report 0 after three </w:t>
-      </w:r>
-      <w:r>
-        <w:rPr>
-          <w:b/>
-        </w:rPr>
-        <w:t>update</w:t>
-      </w:r>
-      <w:r>
-        <w:rPr>
-          <w:b w:val="0"/>
-        </w:rPr>
-        <w:t>s.</w:t>
-      </w:r>
-    </w:p>
-    <w:p>
-      <w:pPr>
-        <w:spacing w:line="336" w:lineRule="auto" w:after="180"/>
-        <w:shd w:fill="F4F9FC"/>
-      </w:pPr>
-      <w:r>
-        <w:rPr>
-          <w:b w:val="0"/>
-        </w:rPr>
-        <w:t>1. Next check</w:t>
-      </w:r>
-    </w:p>
-    <w:p>
-      <w:pPr>
-        <w:spacing w:line="336" w:lineRule="auto" w:after="180"/>
-        <w:shd w:fill="F4F9FC"/>
-      </w:pPr>
-      <w:r>
-        <w:rPr>
-          <w:b w:val="0"/>
-        </w:rPr>
-        <w:t xml:space="preserve">2. Final </w:t>
-      </w:r>
-      <w:r>
-        <w:rPr>
-          <w:b/>
-        </w:rPr>
-        <w:t>update</w:t>
-      </w:r>
-    </w:p>
-    <w:p>
-      <w:pPr>
-        <w:spacing w:line="336" w:lineRule="auto" w:after="180"/>
-        <w:shd w:fill="F4F9FC"/>
-      </w:pPr>
-      <w:r>
-        <w:rPr>
-          <w:b w:val="0"/>
-        </w:rPr>
-        <w:t>3. Stop</w:t>
-      </w:r>
-    </w:p>
-    <w:p>
-      <w:pPr>
-        <w:spacing w:line="336" w:lineRule="auto" w:after="180"/>
-        <w:shd w:fill="F4F9FC"/>
-      </w:pPr>
-      <w:r>
-        <w:rPr>
-          <w:b w:val="0"/>
-        </w:rPr>
-        <w:t>4. Initial check</w:t>
-      </w:r>
-    </w:p>
-    <w:p>
-      <w:pPr>
-        <w:pStyle w:val="Heading3"/>
-      </w:pPr>
-      <w:r>
-        <w:t>My selected conclusion, deciding fact and explanation</w:t>
-      </w:r>
-    </w:p>
-    <w:p>
-      <w:r>
-        <w:t>________________________________________________________________</w:t>
-      </w:r>
-    </w:p>
-    <w:p>
-      <w:r>
-        <w:t>________________________________________________________________</w:t>
-      </w:r>
-    </w:p>
-    <w:p>
-      <w:r>
-        <w:t>________________________________________________________________</w:t>
-      </w:r>
-    </w:p>
-    <w:p>
-      <w:r>
-        <w:t>________________________________________________________________</w:t>
-      </w:r>
-    </w:p>
-    <w:p>
-      <w:r>
-        <w:t>________________________________________________________________</w:t>
-      </w:r>
-    </w:p>
-    <w:p>
-      <w:pPr>
-        <w:pStyle w:val="Heading3"/>
-      </w:pPr>
-      <w:r>
-        <w:t>Hint · try first</w:t>
-      </w:r>
-    </w:p>
-    <w:p>
-      <w:pPr>
-        <w:spacing w:line="336" w:lineRule="auto" w:after="180"/>
-        <w:shd w:fill="F1F6F8"/>
-      </w:pPr>
-      <w:r>
-        <w:rPr>
-          <w:b w:val="0"/>
-        </w:rPr>
-        <w:t>Hint if needed: Read the steps in the pictorial case. Match the supplied detail to the stage that performs or records it.</w:t>
-      </w:r>
-    </w:p>
-    <w:p>
-      <w:pPr>
-        <w:pStyle w:val="Heading3"/>
-      </w:pPr>
-      <w:r>
-        <w:t>Feedback · compare after trying</w:t>
-      </w:r>
-    </w:p>
-    <w:p>
-      <w:pPr>
-        <w:spacing w:line="336" w:lineRule="auto" w:after="180"/>
-        <w:shd w:fill="F1F6FC"/>
-      </w:pPr>
-      <w:r>
-        <w:rPr>
-          <w:b w:val="0"/>
-        </w:rPr>
-        <w:t xml:space="preserve">After your attempt, compare with the supported explanation: Stop 0&gt;3 is false; report 0 after three </w:t>
-      </w:r>
-      <w:r>
-        <w:rPr>
-          <w:b/>
-        </w:rPr>
-        <w:t>update</w:t>
-      </w:r>
-      <w:r>
-        <w:rPr>
-          <w:b w:val="0"/>
-        </w:rPr>
-        <w:t>s. The condition does not promise the counter ends exactly at 3. Subtractions can cross the boundary.</w:t>
-      </w:r>
-    </w:p>
-    <w:p>
-      <w:pPr>
-        <w:spacing w:line="336" w:lineRule="auto" w:after="180"/>
-        <w:shd w:fill="F1F6FC"/>
-      </w:pPr>
-      <w:r>
-        <w:rPr>
-          <w:b w:val="0"/>
-        </w:rPr>
-        <w:t xml:space="preserve">The count strictly decreases, so the below-or-equal stopping region is eventually reached from this start. A condition requiring exact equality can be unsafe when repeated </w:t>
-      </w:r>
-      <w:r>
-        <w:rPr>
-          <w:b/>
-        </w:rPr>
-        <w:t>update</w:t>
-      </w:r>
-      <w:r>
-        <w:rPr>
-          <w:b w:val="0"/>
-        </w:rPr>
-        <w:t>s skip that value.</w:t>
-      </w:r>
-    </w:p>
-    <w:p>
-      <w:pPr>
-        <w:pStyle w:val="Heading3"/>
-      </w:pPr>
-      <w:r>
-        <w:t>Practice 2: explain the deciding evidence</w:t>
-      </w:r>
-    </w:p>
-    <w:p>
-      <w:pPr>
-        <w:pStyle w:val="Heading3"/>
-      </w:pPr>
-      <w:r>
-        <w:t>Changed case · predict first</w:t>
-      </w:r>
-    </w:p>
-    <w:p>
-      <w:pPr>
-        <w:spacing w:line="336" w:lineRule="auto" w:after="180"/>
-        <w:shd w:fill="F5F1FB"/>
-      </w:pPr>
-      <w:r>
-        <w:rPr>
-          <w:b w:val="0"/>
-        </w:rPr>
-        <w:t>Changed-case practice: Replace count&gt;3 with count!=3. Which conclusion is supported by the supplied facts?</w:t>
-      </w:r>
-    </w:p>
-    <w:p>
-      <w:pPr>
-        <w:spacing w:line="336" w:lineRule="auto" w:after="180"/>
-        <w:shd w:fill="F4F9FC"/>
-      </w:pPr>
-      <w:r>
-        <w:rPr>
-          <w:b w:val="0"/>
-        </w:rPr>
-        <w:t xml:space="preserve">1. We can decide the result without examining the changed </w:t>
-      </w:r>
-      <w:r>
-        <w:rPr>
-          <w:b/>
-        </w:rPr>
-        <w:t>input</w:t>
-      </w:r>
-      <w:r>
-        <w:rPr>
-          <w:b w:val="0"/>
-        </w:rPr>
-        <w:t xml:space="preserve"> or the procedure.</w:t>
-      </w:r>
-    </w:p>
-    <w:p>
-      <w:pPr>
-        <w:spacing w:line="336" w:lineRule="auto" w:after="180"/>
-        <w:shd w:fill="F4F9FC"/>
-      </w:pPr>
-      <w:r>
-        <w:rPr>
-          <w:b w:val="0"/>
-        </w:rPr>
-        <w:t xml:space="preserve">2. From 12, the </w:t>
-      </w:r>
-      <w:r>
-        <w:rPr>
-          <w:b/>
-        </w:rPr>
-        <w:t>loop</w:t>
-      </w:r>
-      <w:r>
-        <w:rPr>
-          <w:b w:val="0"/>
-        </w:rPr>
-        <w:t xml:space="preserve"> never reaches 3 and does not terminate in this toy model.</w:t>
-      </w:r>
-    </w:p>
-    <w:p>
-      <w:pPr>
-        <w:spacing w:line="336" w:lineRule="auto" w:after="180"/>
-        <w:shd w:fill="F4F9FC"/>
-      </w:pPr>
-      <w:r>
-        <w:rPr>
-          <w:b w:val="0"/>
-        </w:rPr>
-        <w:t xml:space="preserve">3. This one example guarantees correct results for every future </w:t>
-      </w:r>
-      <w:r>
-        <w:rPr>
-          <w:b/>
-        </w:rPr>
-        <w:t>input</w:t>
-      </w:r>
-      <w:r>
-        <w:rPr>
-          <w:b w:val="0"/>
-        </w:rPr>
-        <w:t>.</w:t>
-      </w:r>
-    </w:p>
-    <w:p>
-      <w:pPr>
-        <w:pStyle w:val="Heading3"/>
-      </w:pPr>
-      <w:r>
-        <w:t>My selected conclusion, deciding fact and explanation</w:t>
-      </w:r>
-    </w:p>
-    <w:p>
-      <w:r>
-        <w:t>________________________________________________________________</w:t>
-      </w:r>
-    </w:p>
-    <w:p>
-      <w:r>
-        <w:t>________________________________________________________________</w:t>
-      </w:r>
-    </w:p>
-    <w:p>
-      <w:r>
-        <w:t>________________________________________________________________</w:t>
-      </w:r>
-    </w:p>
-    <w:p>
-      <w:r>
-        <w:t>________________________________________________________________</w:t>
-      </w:r>
-    </w:p>
-    <w:p>
-      <w:r>
-        <w:t>________________________________________________________________</w:t>
-      </w:r>
-    </w:p>
-    <w:p>
-      <w:pPr>
-        <w:pStyle w:val="Heading3"/>
-      </w:pPr>
-      <w:r>
-        <w:t>Hint · try first</w:t>
-      </w:r>
-    </w:p>
-    <w:p>
-      <w:pPr>
-        <w:spacing w:line="336" w:lineRule="auto" w:after="180"/>
-        <w:shd w:fill="F1F6F8"/>
-      </w:pPr>
-      <w:r>
-        <w:rPr>
-          <w:b w:val="0"/>
-        </w:rPr>
-        <w:t>Hint if needed: Use the changed condition and the deciding step in the pictorial trace. The answer must say what follows from those facts.</w:t>
-      </w:r>
-    </w:p>
-    <w:p>
-      <w:pPr>
-        <w:pStyle w:val="Heading3"/>
-      </w:pPr>
-      <w:r>
-        <w:t>Feedback · compare after trying</w:t>
-      </w:r>
-    </w:p>
-    <w:p>
-      <w:pPr>
-        <w:spacing w:line="336" w:lineRule="auto" w:after="180"/>
-        <w:shd w:fill="F1F6FC"/>
-      </w:pPr>
-      <w:r>
-        <w:rPr>
-          <w:b w:val="0"/>
-        </w:rPr>
-        <w:t xml:space="preserve">After your attempt, compare with the supported explanation: From 12, the </w:t>
-      </w:r>
-      <w:r>
-        <w:rPr>
-          <w:b/>
-        </w:rPr>
-        <w:t>loop</w:t>
-      </w:r>
-      <w:r>
-        <w:rPr>
-          <w:b w:val="0"/>
-        </w:rPr>
-        <w:t xml:space="preserve"> never reaches 3 and does not terminate in this toy model. 12,8,4,0,−4,… are multiples of 4; none equals 3.</w:t>
-      </w:r>
-    </w:p>
-    <w:p>
-      <w:pPr>
-        <w:pStyle w:val="Heading3"/>
-      </w:pPr>
-      <w:r>
-        <w:t>Repair a missing building block</w:t>
-      </w:r>
-    </w:p>
-    <w:p>
-      <w:pPr>
-        <w:spacing w:line="336" w:lineRule="auto" w:after="180"/>
-      </w:pPr>
-      <w:r>
-        <w:rPr>
-          <w:b w:val="0"/>
-        </w:rPr>
-        <w:t xml:space="preserve">Review </w:t>
-      </w:r>
-      <w:r>
-        <w:rPr>
-          <w:b/>
-        </w:rPr>
-        <w:t>Trace Table</w:t>
-      </w:r>
-      <w:r>
-        <w:rPr>
-          <w:b w:val="0"/>
-        </w:rPr>
-        <w:t xml:space="preserve">s (ai-2/4). Goal: Trace variable values before and after each </w:t>
-      </w:r>
-      <w:r>
-        <w:rPr>
-          <w:b/>
-        </w:rPr>
-        <w:t>loop</w:t>
-      </w:r>
-      <w:r>
-        <w:rPr>
-          <w:b w:val="0"/>
-        </w:rPr>
-        <w:t xml:space="preserve"> </w:t>
-      </w:r>
-      <w:r>
-        <w:rPr>
-          <w:b/>
-        </w:rPr>
-        <w:t>iteration</w:t>
-      </w:r>
-      <w:r>
-        <w:rPr>
-          <w:b w:val="0"/>
-        </w:rPr>
-        <w:t xml:space="preserve">. Short practice: Move print inside the original </w:t>
-      </w:r>
-      <w:r>
-        <w:rPr>
-          <w:b/>
-        </w:rPr>
-        <w:t>loop</w:t>
-      </w:r>
-      <w:r>
-        <w:rPr>
-          <w:b w:val="0"/>
-        </w:rPr>
-        <w:t>. What sequence is displayed?.</w:t>
-      </w:r>
-    </w:p>
-    <w:p>
-      <w:pPr>
-        <w:spacing w:line="336" w:lineRule="auto" w:after="180"/>
-      </w:pPr>
-      <w:r>
-        <w:rPr>
-          <w:b w:val="0"/>
-        </w:rPr>
-        <w:t>Return to this week and explain what you changed.</w:t>
-      </w:r>
-    </w:p>
-    <w:p>
-      <w:pPr>
-        <w:spacing w:line="336" w:lineRule="auto" w:after="180"/>
-      </w:pPr>
-      <w:r>
-        <w:rPr>
-          <w:b w:val="0"/>
-        </w:rPr>
-        <w:t>Review Decompose a Goal (ai-2/2). Goal: Distinguish a function definition from a function call. Short practice: What happens visibly if the caller stores needed but omits print(needed)?.</w:t>
-      </w:r>
-    </w:p>
-    <w:p>
-      <w:pPr>
-        <w:spacing w:line="336" w:lineRule="auto" w:after="180"/>
-      </w:pPr>
-      <w:r>
-        <w:rPr>
-          <w:b w:val="0"/>
-        </w:rPr>
-        <w:t>Return to this week and explain what you changed.</w:t>
-      </w:r>
-    </w:p>
-    <w:p>
-      <w:pPr>
-        <w:pStyle w:val="Heading3"/>
-      </w:pPr>
-      <w:r>
-        <w:t>Predict, run and debug</w:t>
-      </w:r>
-    </w:p>
-    <w:p>
-      <w:pPr>
-        <w:spacing w:line="336" w:lineRule="auto" w:after="180"/>
-      </w:pPr>
-      <w:r>
-        <w:rPr>
-          <w:b w:val="0"/>
-        </w:rPr>
-        <w:t xml:space="preserve">The browser lab lets you edit the supported Python examples already included in this lesson. Predict first, run, inspect the actual </w:t>
-      </w:r>
-      <w:r>
-        <w:rPr>
-          <w:b/>
-        </w:rPr>
-        <w:t>output</w:t>
-      </w:r>
-      <w:r>
-        <w:rPr>
-          <w:b w:val="0"/>
-        </w:rPr>
-        <w:t xml:space="preserve"> or error, change one </w:t>
-      </w:r>
-      <w:r>
-        <w:rPr>
-          <w:b/>
-        </w:rPr>
-        <w:t>input</w:t>
-      </w:r>
-      <w:r>
-        <w:rPr>
-          <w:b w:val="0"/>
-        </w:rPr>
-        <w:t>, then run again.</w:t>
-      </w:r>
-    </w:p>
-    <w:p>
-      <w:pPr>
-        <w:spacing w:line="336" w:lineRule="auto" w:after="180"/>
-      </w:pPr>
-      <w:r>
-        <w:rPr>
-          <w:b w:val="0"/>
-        </w:rPr>
-        <w:t xml:space="preserve">Keep code, </w:t>
-      </w:r>
-      <w:r>
-        <w:rPr>
-          <w:b/>
-        </w:rPr>
-        <w:t>prediction</w:t>
-      </w:r>
-      <w:r>
-        <w:rPr>
-          <w:b w:val="0"/>
-        </w:rPr>
-        <w:t>s, actual results and a reasoned revision together. On paper, label your result as a trace rather than an execution.</w:t>
-      </w:r>
-    </w:p>
-    <w:p>
-      <w:pPr>
-        <w:pStyle w:val="Heading3"/>
-      </w:pPr>
-      <w:r>
-        <w:t>Keep your completed work</w:t>
-      </w:r>
-    </w:p>
-    <w:p>
-      <w:pPr>
-        <w:spacing w:line="336" w:lineRule="auto" w:after="180"/>
-      </w:pPr>
-      <w:r>
-        <w:rPr>
-          <w:b w:val="0"/>
-        </w:rPr>
-        <w:t xml:space="preserve">Use Download completed work in the hosted lesson to export your answers, reflections, practice feedback and code-run </w:t>
-      </w:r>
-      <w:r>
-        <w:rPr>
-          <w:b/>
-        </w:rPr>
-        <w:t>evidence</w:t>
-      </w:r>
-      <w:r>
-        <w:rPr>
-          <w:b w:val="0"/>
-        </w:rPr>
-        <w:t>. Open the HTML copy to read or print it.</w:t>
-      </w:r>
-    </w:p>
-    <w:p>
-      <w:pPr>
-        <w:spacing w:line="336" w:lineRule="auto" w:after="180"/>
-      </w:pPr>
-      <w:r>
-        <w:rPr>
-          <w:b w:val="0"/>
-        </w:rPr>
-        <w:t>Drafts stay in this browser when storage is available; clear drafts on a shared device.</w:t>
-      </w:r>
-    </w:p>
-    <w:p>
-      <w:pPr>
-        <w:pStyle w:val="Heading1"/>
-      </w:pPr>
-      <w:r>
-        <w:t>18. Visual concept journey</w:t>
-      </w:r>
-    </w:p>
-    <w:p>
-      <w:r>
-        <w:t>Explain each Loops and Stopping graphic using its labels, deciding evidence and relevant limitation.</w:t>
-      </w:r>
-    </w:p>
-    <w:p>
-      <w:pPr>
-        <w:pStyle w:val="Heading3"/>
+        <w:t>18. Reference: the six-picture journey</w:t>
+      </w:r>
+    </w:p>
+    <w:p>
+      <w:r>
+        <w:t>Revisit the picture that serves the current question; key diagrams already sit beside the main explanation.</w:t>
+      </w:r>
+    </w:p>
+    <w:p>
+      <w:pPr>
+        <w:pStyle w:val="Heading2"/>
       </w:pPr>
       <w:r>
         <w:t>01. Loops and Stopping: the case</w:t>
@@ -7348,7 +7763,7 @@
         <w:drawing>
           <wp:inline xmlns:a="http://schemas.openxmlformats.org/drawingml/2006/main" xmlns:pic="http://schemas.openxmlformats.org/drawingml/2006/picture">
             <wp:extent cx="5486400" cy="2843784"/>
-            <wp:docPr id="22" name="Picture 22" descr="A fictional counter starts at 12 and decreases while above a boundary. Supplied facts: Python: count=12; while count&gt;3: count=count-4; print after the loop. The condition is checked before each subtraction."/>
+            <wp:docPr id="28" name="Picture 28" descr="A fictional counter starts at 12 and decreases while above a boundary. Supplied facts: Python: count=12; while count&gt;3: count=count-4; print after the loop. The condition is checked before each subtraction."/>
             <wp:cNvGraphicFramePr>
               <a:graphicFrameLocks noChangeAspect="1"/>
             </wp:cNvGraphicFramePr>
@@ -7360,7 +7775,7 @@
                     <pic:cNvPicPr/>
                   </pic:nvPicPr>
                   <pic:blipFill>
-                    <a:blip r:embed="rId29"/>
+                    <a:blip r:embed="rId31"/>
                     <a:stretch>
                       <a:fillRect/>
                     </a:stretch>
@@ -7405,7 +7820,6 @@
     <w:p>
       <w:pPr>
         <w:spacing w:line="336" w:lineRule="auto" w:after="180"/>
-        <w:shd w:fill="F5F1FB"/>
       </w:pPr>
       <w:r>
         <w:rPr>
@@ -7416,7 +7830,7 @@
     </w:p>
     <w:p>
       <w:pPr>
-        <w:pStyle w:val="Heading3"/>
+        <w:pStyle w:val="Heading2"/>
       </w:pPr>
       <w:r>
         <w:t>02. Follow the deciding steps</w:t>
@@ -7427,7 +7841,7 @@
         <w:drawing>
           <wp:inline xmlns:a="http://schemas.openxmlformats.org/drawingml/2006/main" xmlns:pic="http://schemas.openxmlformats.org/drawingml/2006/picture">
             <wp:extent cx="5486400" cy="4005072"/>
-            <wp:docPr id="23" name="Picture 23" descr="Initial check: 12&gt;3: true; subtract 4 to get 8. → Next check: 8&gt;3: true; subtract 4 to get 4. → Final update: 4&gt;3: true; subtract 4 to get 0. → Stop: 0&gt;3 is false; report 0 after three updates."/>
+            <wp:docPr id="29" name="Picture 29" descr="Initial check: 12&gt;3: true; subtract 4 to get 8. → Next check: 8&gt;3: true; subtract 4 to get 4. → Final update: 4&gt;3: true; subtract 4 to get 0. → Stop: 0&gt;3 is false; report 0 after three updates."/>
             <wp:cNvGraphicFramePr>
               <a:graphicFrameLocks noChangeAspect="1"/>
             </wp:cNvGraphicFramePr>
@@ -7439,7 +7853,7 @@
                     <pic:cNvPicPr/>
                   </pic:nvPicPr>
                   <pic:blipFill>
-                    <a:blip r:embed="rId30"/>
+                    <a:blip r:embed="rId17"/>
                     <a:stretch>
                       <a:fillRect/>
                     </a:stretch>
@@ -7496,7 +7910,6 @@
     <w:p>
       <w:pPr>
         <w:spacing w:line="336" w:lineRule="auto" w:after="180"/>
-        <w:shd w:fill="F5F1FB"/>
       </w:pPr>
       <w:r>
         <w:rPr>
@@ -7519,7 +7932,7 @@
     </w:p>
     <w:p>
       <w:pPr>
-        <w:pStyle w:val="Heading3"/>
+        <w:pStyle w:val="Heading2"/>
       </w:pPr>
       <w:r>
         <w:t>03. State after each addition</w:t>
@@ -7530,7 +7943,7 @@
         <w:drawing>
           <wp:inline xmlns:a="http://schemas.openxmlformats.org/drawingml/2006/main" xmlns:pic="http://schemas.openxmlformats.org/drawingml/2006/picture">
             <wp:extent cx="5486400" cy="2834640"/>
-            <wp:docPr id="24" name="Picture 24" descr="State after each addition. 1 | 0 | 1. 2 | 1 | 3. 3 | 3 | 6"/>
+            <wp:docPr id="30" name="Picture 30" descr="State after each addition. 1 | 0 | 1. 2 | 1 | 3. 3 | 3 | 6"/>
             <wp:cNvGraphicFramePr>
               <a:graphicFrameLocks noChangeAspect="1"/>
             </wp:cNvGraphicFramePr>
@@ -7542,7 +7955,7 @@
                     <pic:cNvPicPr/>
                   </pic:nvPicPr>
                   <pic:blipFill>
-                    <a:blip r:embed="rId31"/>
+                    <a:blip r:embed="rId32"/>
                     <a:stretch>
                       <a:fillRect/>
                     </a:stretch>
@@ -7575,7 +7988,6 @@
     <w:p>
       <w:pPr>
         <w:spacing w:line="336" w:lineRule="auto" w:after="180"/>
-        <w:shd w:fill="F5F1FB"/>
       </w:pPr>
       <w:r>
         <w:rPr>
@@ -7586,7 +7998,7 @@
     </w:p>
     <w:p>
       <w:pPr>
-        <w:pStyle w:val="Heading3"/>
+        <w:pStyle w:val="Heading2"/>
       </w:pPr>
       <w:r>
         <w:t>04. Change one thing. Trace what follows.</w:t>
@@ -7597,7 +8009,7 @@
         <w:drawing>
           <wp:inline xmlns:a="http://schemas.openxmlformats.org/drawingml/2006/main" xmlns:pic="http://schemas.openxmlformats.org/drawingml/2006/picture">
             <wp:extent cx="5486400" cy="3026664"/>
-            <wp:docPr id="25" name="Picture 25" descr="Original case: 0&gt;3 is false; report 0 after three updates. Changed condition: Replace count&gt;3 with count!=3. Expected result: From 12, the loop never reaches 3 and does not terminate in this toy model. Reason: 12,8,4,0,−4,… are multiples of 4; none equals 3."/>
+            <wp:docPr id="31" name="Picture 31" descr="Original case: 0&gt;3 is false; report 0 after three updates. Changed condition: Replace count&gt;3 with count!=3. Expected result: From 12, the loop never reaches 3 and does not terminate in this toy model. Reason: 12,8,4,0,−4,… are multiples of 4; none equals 3."/>
             <wp:cNvGraphicFramePr>
               <a:graphicFrameLocks noChangeAspect="1"/>
             </wp:cNvGraphicFramePr>
@@ -7609,7 +8021,7 @@
                     <pic:cNvPicPr/>
                   </pic:nvPicPr>
                   <pic:blipFill>
-                    <a:blip r:embed="rId32"/>
+                    <a:blip r:embed="rId18"/>
                     <a:stretch>
                       <a:fillRect/>
                     </a:stretch>
@@ -7677,7 +8089,6 @@
     <w:p>
       <w:pPr>
         <w:spacing w:line="336" w:lineRule="auto" w:after="180"/>
-        <w:shd w:fill="F5F1FB"/>
       </w:pPr>
       <w:r>
         <w:rPr>
@@ -7688,7 +8099,7 @@
     </w:p>
     <w:p>
       <w:pPr>
-        <w:pStyle w:val="Heading3"/>
+        <w:pStyle w:val="Heading2"/>
       </w:pPr>
       <w:r>
         <w:t>05. Connect the explanation to its limit</w:t>
@@ -7699,7 +8110,7 @@
         <w:drawing>
           <wp:inline xmlns:a="http://schemas.openxmlformats.org/drawingml/2006/main" xmlns:pic="http://schemas.openxmlformats.org/drawingml/2006/picture">
             <wp:extent cx="5486400" cy="2834640"/>
-            <wp:docPr id="26" name="Picture 26" descr="The condition does not promise the counter ends exactly at 3. Subtractions can cross the boundary. The count strictly decreases, so the below-or-equal stopping region is eventually reached from this start. A condition requiring exact equality can be unsafe when repeated updates skip that value. Limit: Do not run an intentionally unbounded loop in class; trace a finite prefix to inspect the defect safely."/>
+            <wp:docPr id="32" name="Picture 32" descr="The condition does not promise the counter ends exactly at 3. Subtractions can cross the boundary. The count strictly decreases, so the below-or-equal stopping region is eventually reached from this start. A condition requiring exact equality can be unsafe when repeated updates skip that value. Limit: Do not run an intentionally unbounded loop in class; trace a finite prefix to inspect the defect safely."/>
             <wp:cNvGraphicFramePr>
               <a:graphicFrameLocks noChangeAspect="1"/>
             </wp:cNvGraphicFramePr>
@@ -7779,7 +8190,6 @@
     <w:p>
       <w:pPr>
         <w:spacing w:line="336" w:lineRule="auto" w:after="180"/>
-        <w:shd w:fill="F5F1FB"/>
       </w:pPr>
       <w:r>
         <w:rPr>
@@ -7790,7 +8200,7 @@
     </w:p>
     <w:p>
       <w:pPr>
-        <w:pStyle w:val="Heading3"/>
+        <w:pStyle w:val="Heading2"/>
       </w:pPr>
       <w:r>
         <w:t>06. Make the idea visible in your project</w:t>
@@ -7801,7 +8211,7 @@
         <w:drawing>
           <wp:inline xmlns:a="http://schemas.openxmlformats.org/drawingml/2006/main" xmlns:pic="http://schemas.openxmlformats.org/drawingml/2006/picture">
             <wp:extent cx="5486400" cy="3380232"/>
-            <wp:docPr id="27" name="Picture 27" descr="Use progress and stopping arguments for any repeated recommender process; test inputs that require zero, one and several updates. Draw your input, deciding step, result and limit. Supported question: Why is report 0 correct for the original loop, and why is equality-only stopping risky here?"/>
+            <wp:docPr id="33" name="Picture 33" descr="Use progress and stopping arguments for any repeated recommender process; test inputs that require zero, one and several updates. Draw your input, deciding step, result and limit. Supported question: Why is report 0 correct for the original loop, and why is equality-only stopping risky here?"/>
             <wp:cNvGraphicFramePr>
               <a:graphicFrameLocks noChangeAspect="1"/>
             </wp:cNvGraphicFramePr>
@@ -7917,7 +8327,6 @@
     <w:p>
       <w:pPr>
         <w:spacing w:line="336" w:lineRule="auto" w:after="180"/>
-        <w:shd w:fill="F5F1FB"/>
       </w:pPr>
       <w:r>
         <w:rPr>
@@ -7936,6 +8345,62 @@
           <w:b w:val="0"/>
         </w:rPr>
         <w:t>.</w:t>
+      </w:r>
+    </w:p>
+    <w:p>
+      <w:pPr>
+        <w:pStyle w:val="Heading2"/>
+      </w:pPr>
+      <w:r>
+        <w:t>Earlier wording, alternatives and picture transcripts · reference / check after trying</w:t>
+      </w:r>
+    </w:p>
+    <w:p>
+      <w:pPr>
+        <w:pStyle w:val="Heading3"/>
+      </w:pPr>
+      <w:r>
+        <w:t>01. Loops and Stopping: the case</w:t>
+      </w:r>
+    </w:p>
+    <w:p>
+      <w:pPr>
+        <w:pStyle w:val="Heading3"/>
+      </w:pPr>
+      <w:r>
+        <w:t>02. Follow the deciding steps</w:t>
+      </w:r>
+    </w:p>
+    <w:p>
+      <w:pPr>
+        <w:pStyle w:val="Heading3"/>
+      </w:pPr>
+      <w:r>
+        <w:t>03. State after each addition</w:t>
+      </w:r>
+    </w:p>
+    <w:p>
+      <w:pPr>
+        <w:pStyle w:val="Heading3"/>
+      </w:pPr>
+      <w:r>
+        <w:t>04. Change one thing. Trace what follows.</w:t>
+      </w:r>
+    </w:p>
+    <w:p>
+      <w:pPr>
+        <w:pStyle w:val="Heading3"/>
+      </w:pPr>
+      <w:r>
+        <w:t>05. Connect the explanation to its limit</w:t>
+      </w:r>
+    </w:p>
+    <w:p>
+      <w:pPr>
+        <w:pStyle w:val="Heading3"/>
+      </w:pPr>
+      <w:r>
+        <w:t>06. Make the idea visible in your project</w:t>
       </w:r>
     </w:p>
     <w:sectPr>
